--- a/Project/Shashroy_Bazar_Final_Report.docx
+++ b/Project/Shashroy_Bazar_Final_Report.docx
@@ -1355,162 +1355,39 @@
       </w:r>
     </w:p>
     <w:p>
-      <w:pPr>
-        <w:pStyle w:val="ListParagraph"/>
-        <w:numPr>
-          <w:ilvl w:val="0"/>
-          <w:numId w:val="9"/>
-        </w:numPr>
-        <w:rPr>
-          <w:rFonts w:ascii="Times New Roman" w:hAnsi="Times New Roman" w:cs="Times New Roman"/>
-          <w:iCs/>
-        </w:rPr>
-      </w:pPr>
-      <w:r>
-        <w:rPr>
-          <w:rFonts w:ascii="Times New Roman" w:hAnsi="Times New Roman" w:cs="Times New Roman"/>
-          <w:iCs/>
-        </w:rPr>
-        <w:t>W</w:t>
-      </w:r>
-      <w:r>
-        <w:rPr>
-          <w:rFonts w:ascii="Times New Roman" w:hAnsi="Times New Roman" w:cs="Times New Roman"/>
-          <w:iCs/>
-        </w:rPr>
-        <w:t>hat are the solutions you are going to propose to deal with the</w:t>
-      </w:r>
-      <w:r>
-        <w:rPr>
-          <w:rFonts w:ascii="Times New Roman" w:hAnsi="Times New Roman" w:cs="Times New Roman"/>
-          <w:iCs/>
-        </w:rPr>
-        <w:t xml:space="preserve"> problem? why is this </w:t>
-      </w:r>
-      <w:r>
-        <w:rPr>
-          <w:rFonts w:ascii="Times New Roman" w:hAnsi="Times New Roman" w:cs="Times New Roman"/>
-          <w:iCs/>
-        </w:rPr>
-        <w:br/>
-      </w:r>
-      <w:r>
-        <w:rPr>
-          <w:rFonts w:ascii="Times New Roman" w:hAnsi="Times New Roman" w:cs="Times New Roman"/>
-          <w:iCs/>
-        </w:rPr>
-        <w:t xml:space="preserve">solution is </w:t>
-      </w:r>
-      <w:r>
-        <w:rPr>
-          <w:rFonts w:ascii="Times New Roman" w:hAnsi="Times New Roman" w:cs="Times New Roman"/>
-          <w:iCs/>
-        </w:rPr>
-        <w:t xml:space="preserve">particularly </w:t>
-      </w:r>
-      <w:r>
-        <w:rPr>
-          <w:rFonts w:ascii="Times New Roman" w:hAnsi="Times New Roman" w:cs="Times New Roman"/>
-          <w:iCs/>
-        </w:rPr>
-        <w:t>appropriate to solve the problem?</w:t>
-      </w:r>
-      <w:r>
-        <w:rPr>
-          <w:rFonts w:ascii="Times New Roman" w:hAnsi="Times New Roman" w:cs="Times New Roman"/>
-          <w:iCs/>
-        </w:rPr>
-        <w:t xml:space="preserve"> Is the solution feasible to the </w:t>
-      </w:r>
-      <w:r>
-        <w:rPr>
-          <w:rFonts w:ascii="Times New Roman" w:hAnsi="Times New Roman" w:cs="Times New Roman"/>
-          <w:iCs/>
-        </w:rPr>
-        <w:br/>
-      </w:r>
-      <w:r>
-        <w:rPr>
-          <w:rFonts w:ascii="Times New Roman" w:hAnsi="Times New Roman" w:cs="Times New Roman"/>
-          <w:iCs/>
-        </w:rPr>
-        <w:t xml:space="preserve">meet the </w:t>
-      </w:r>
-      <w:r>
-        <w:rPr>
-          <w:rFonts w:ascii="Times New Roman" w:hAnsi="Times New Roman" w:cs="Times New Roman"/>
-          <w:iCs/>
-        </w:rPr>
-        <w:t>business objective</w:t>
-      </w:r>
-      <w:r>
-        <w:rPr>
-          <w:rFonts w:ascii="Times New Roman" w:hAnsi="Times New Roman" w:cs="Times New Roman"/>
-          <w:iCs/>
-        </w:rPr>
-        <w:t>?</w:t>
-      </w:r>
-    </w:p>
-    <w:p>
-      <w:pPr>
-        <w:pStyle w:val="ListParagraph"/>
-        <w:numPr>
-          <w:ilvl w:val="0"/>
-          <w:numId w:val="9"/>
-        </w:numPr>
-        <w:rPr>
-          <w:rFonts w:ascii="Times New Roman" w:hAnsi="Times New Roman" w:cs="Times New Roman"/>
-          <w:iCs/>
-        </w:rPr>
-      </w:pPr>
-      <w:r>
-        <w:rPr>
-          <w:rFonts w:ascii="Times New Roman" w:hAnsi="Times New Roman" w:cs="Times New Roman"/>
-          <w:iCs/>
-        </w:rPr>
-        <w:t>Provide a short description of the software being specified and its purpose, including relevant benefits, objectives, and goals</w:t>
-      </w:r>
-    </w:p>
-    <w:p>
-      <w:pPr>
-        <w:pStyle w:val="ListParagraph"/>
-        <w:numPr>
-          <w:ilvl w:val="0"/>
-          <w:numId w:val="9"/>
-        </w:numPr>
-        <w:rPr>
-          <w:rFonts w:ascii="Times New Roman" w:hAnsi="Times New Roman" w:cs="Times New Roman"/>
-          <w:iCs/>
-        </w:rPr>
-      </w:pPr>
-      <w:r>
-        <w:rPr>
-          <w:rFonts w:ascii="Times New Roman" w:hAnsi="Times New Roman" w:cs="Times New Roman"/>
-          <w:iCs/>
-        </w:rPr>
-        <w:t xml:space="preserve">Existing studies presented in the problem area. What are the existing software solutions   </w:t>
-      </w:r>
-      <w:r>
-        <w:rPr>
-          <w:rFonts w:ascii="Times New Roman" w:hAnsi="Times New Roman" w:cs="Times New Roman"/>
-          <w:iCs/>
-        </w:rPr>
-        <w:br/>
-        <w:t xml:space="preserve">  are available to solve the </w:t>
-      </w:r>
-      <w:r>
-        <w:rPr>
-          <w:rFonts w:ascii="Times New Roman" w:hAnsi="Times New Roman" w:cs="Times New Roman"/>
-          <w:iCs/>
-        </w:rPr>
-        <w:t>problem</w:t>
-      </w:r>
-      <w:r>
-        <w:rPr>
-          <w:rFonts w:ascii="Times New Roman" w:hAnsi="Times New Roman" w:cs="Times New Roman"/>
-          <w:iCs/>
-        </w:rPr>
-        <w:t>?</w:t>
+      <w:r>
+        <w:rPr>
+          <w:rFonts w:ascii="Times New Roman" w:hAnsi="Times New Roman"/>
+          <w:sz w:val="24"/>
+        </w:rPr>
+        <w:t>Shashroy Bazar (সাশ্রয় বাজার) is proposed as a zone-based surplus food and medicine marketplace and redistribution platform that connects verified sellers of near-expiry, safe-to-consume surplus stock with two groups of buyers: price-conscious customers who purchase the surplus at a steep, system-controlled discount, and NGOs, shelters and low-income households who receive eligible surplus as verified donations. Every user and merchant completes mobile-OTP and eKYC identity verification before they can transact, and every listing carries a mandatory expiry-date photograph, so that both sides of a transaction can trust who they are dealing with and what condition the product is in — the two guarantees that informal donation and clearance channels (word-of-mouth networks, unmoderated social media groups, ad hoc merchant clearance sales) cannot currently offer.</w:t>
+      </w:r>
+    </w:p>
+    <w:p>
+      <w:r>
+        <w:rPr>
+          <w:rFonts w:ascii="Times New Roman" w:hAnsi="Times New Roman"/>
+          <w:sz w:val="24"/>
+        </w:rPr>
+        <w:t>The solution is deliberately scoped to be zone-based rather than city-wide: a customer only sees listings available within their own selected zone, which keeps pickup and delivery practical (no delivery fee is charged to the customer) and lets the platform launch and prove itself in a single pilot area before expanding. Pricing is not left to individual merchants — the system benchmarks every discounted listing against a market-price reference and enforces a configured discount band, so the core promise of a trustworthy discount is a platform guarantee rather than a merchant's marketing claim. To prevent the platform from being emptied by bulk buyers rather than the households it is meant to serve, purchase quantities are capped and monitored per user.</w:t>
+      </w:r>
+    </w:p>
+    <w:p>
+      <w:r>
+        <w:rPr>
+          <w:rFonts w:ascii="Times New Roman" w:hAnsi="Times New Roman"/>
+          <w:sz w:val="24"/>
+        </w:rPr>
+        <w:t>This solution is feasible within the constraints of a small, 7-person, 8-month build (see Section 4, Development Plan) because it is built largely on integration rather than invention: identity verification, OTP/SMS, and payment (bKash/Nagad) are provided by established third-party services behind a swappable interface, and engineering effort is concentrated on what is genuinely specific to this problem — the expiry-aware listing and pricing rules, the zone-scoped catalog, and the donation-allocation workflow. Revenue comes from advertising by verified NGOs and organizations rather than a customer-facing service fee, keeping the "save money or give safely" promise to customers and donors intact.</w:t>
+      </w:r>
+    </w:p>
+    <w:p>
+      <w:r>
+        <w:rPr>
+          <w:rFonts w:ascii="Times New Roman" w:hAnsi="Times New Roman"/>
+          <w:sz w:val="24"/>
+        </w:rPr>
+        <w:t>Existing efforts in this space are largely informal: individual restaurants posting last-minute discounts on social media, NGO donation drives coordinated by phone and word of mouth, and general-purpose marketplace or classifieds apps that carry no notion of expiry, no identity verification, and no donation-specific workflow at all. None of these existing channels combine verified identity, an expiry-aware listing model, system-enforced discount pricing, and a first-class donation path in one product — which is the specific gap Shashroy Bazar is designed to fill.</w:t>
       </w:r>
     </w:p>
     <w:p>
@@ -1582,30 +1459,728 @@
       </w:r>
     </w:p>
     <w:p>
-      <w:pPr>
-        <w:pStyle w:val="ListParagraph"/>
-        <w:numPr>
-          <w:ilvl w:val="0"/>
-          <w:numId w:val="1"/>
-        </w:numPr>
-        <w:rPr>
-          <w:rFonts w:ascii="Times New Roman" w:hAnsi="Times New Roman" w:cs="Times New Roman"/>
-          <w:bCs/>
-        </w:rPr>
-      </w:pPr>
-      <w:r>
-        <w:rPr>
-          <w:rFonts w:ascii="Times New Roman" w:hAnsi="Times New Roman" w:cs="Times New Roman"/>
-          <w:bCs/>
-        </w:rPr>
-        <w:t>List down the system functional requirements and quality attributes in each system feature that is necessary for the software</w:t>
-      </w:r>
-      <w:r>
-        <w:rPr>
-          <w:rFonts w:ascii="Times New Roman" w:hAnsi="Times New Roman" w:cs="Times New Roman"/>
-          <w:bCs/>
-        </w:rPr>
-        <w:t>.</w:t>
+      <w:r>
+        <w:rPr>
+          <w:rFonts w:ascii="Times New Roman" w:hAnsi="Times New Roman"/>
+          <w:sz w:val="24"/>
+        </w:rPr>
+        <w:t>The full functional specification lives in the project's Software Requirements Specification (SRS v1.0, FR-01–FR-73). The features below condense that specification into the fourteen functional areas it defines; each area cites its FR range for traceability back to the full SRS.</w:t>
+      </w:r>
+    </w:p>
+    <w:p>
+      <w:r>
+        <w:rPr>
+          <w:rFonts w:ascii="Times New Roman" w:hAnsi="Times New Roman"/>
+          <w:b/>
+          <w:sz w:val="24"/>
+        </w:rPr>
+        <w:t>Registration, Authentication and eKYC (FR-01–FR-05)</w:t>
+      </w:r>
+    </w:p>
+    <w:p>
+      <w:pPr>
+        <w:pStyle w:val="ListParagraph"/>
+        <w:numPr>
+          <w:ilvl w:val="0"/>
+          <w:numId w:val="8"/>
+        </w:numPr>
+      </w:pPr>
+      <w:r>
+        <w:rPr>
+          <w:rFonts w:ascii="Times New Roman" w:hAnsi="Times New Roman"/>
+          <w:sz w:val="24"/>
+        </w:rPr>
+        <w:t>Users register and verify their identity via mobile OTP and eKYC (NID-based document verification), including duplicate-identity checks and manual review where needed.</w:t>
+      </w:r>
+    </w:p>
+    <w:p>
+      <w:pPr>
+        <w:pStyle w:val="ListParagraph"/>
+        <w:numPr>
+          <w:ilvl w:val="0"/>
+          <w:numId w:val="8"/>
+        </w:numPr>
+      </w:pPr>
+      <w:r>
+        <w:rPr>
+          <w:rFonts w:ascii="Times New Roman" w:hAnsi="Times New Roman"/>
+          <w:sz w:val="24"/>
+        </w:rPr>
+        <w:t>Verification status is tracked and shown to the applicant throughout the review process.</w:t>
+      </w:r>
+    </w:p>
+    <w:p>
+      <w:pPr>
+        <w:pStyle w:val="ListParagraph"/>
+        <w:numPr>
+          <w:ilvl w:val="0"/>
+          <w:numId w:val="8"/>
+        </w:numPr>
+      </w:pPr>
+      <w:r>
+        <w:rPr>
+          <w:rFonts w:ascii="Times New Roman" w:hAnsi="Times New Roman"/>
+          <w:sz w:val="24"/>
+        </w:rPr>
+        <w:t>Secure login and session authentication is required for every verified account.</w:t>
+      </w:r>
+    </w:p>
+    <w:p>
+      <w:r>
+        <w:rPr>
+          <w:rFonts w:ascii="Times New Roman" w:hAnsi="Times New Roman"/>
+          <w:b/>
+          <w:sz w:val="24"/>
+        </w:rPr>
+        <w:t>Zone-Based Access (FR-06–FR-09)</w:t>
+      </w:r>
+    </w:p>
+    <w:p>
+      <w:pPr>
+        <w:pStyle w:val="ListParagraph"/>
+        <w:numPr>
+          <w:ilvl w:val="0"/>
+          <w:numId w:val="8"/>
+        </w:numPr>
+      </w:pPr>
+      <w:r>
+        <w:rPr>
+          <w:rFonts w:ascii="Times New Roman" w:hAnsi="Times New Roman"/>
+          <w:sz w:val="24"/>
+        </w:rPr>
+        <w:t>Users select a home zone during onboarding and see only products available within that zone.</w:t>
+      </w:r>
+    </w:p>
+    <w:p>
+      <w:pPr>
+        <w:pStyle w:val="ListParagraph"/>
+        <w:numPr>
+          <w:ilvl w:val="0"/>
+          <w:numId w:val="8"/>
+        </w:numPr>
+      </w:pPr>
+      <w:r>
+        <w:rPr>
+          <w:rFonts w:ascii="Times New Roman" w:hAnsi="Times New Roman"/>
+          <w:sz w:val="24"/>
+        </w:rPr>
+        <w:t>Administrators manage zone definitions and boundaries.</w:t>
+      </w:r>
+    </w:p>
+    <w:p>
+      <w:pPr>
+        <w:pStyle w:val="ListParagraph"/>
+        <w:numPr>
+          <w:ilvl w:val="0"/>
+          <w:numId w:val="8"/>
+        </w:numPr>
+      </w:pPr>
+      <w:r>
+        <w:rPr>
+          <w:rFonts w:ascii="Times New Roman" w:hAnsi="Times New Roman"/>
+          <w:sz w:val="24"/>
+        </w:rPr>
+        <w:t>Every product listing is explicitly tied to the zone it is sold in.</w:t>
+      </w:r>
+    </w:p>
+    <w:p>
+      <w:r>
+        <w:rPr>
+          <w:rFonts w:ascii="Times New Roman" w:hAnsi="Times New Roman"/>
+          <w:b/>
+          <w:sz w:val="24"/>
+        </w:rPr>
+        <w:t>Merchant Registration and Verification (FR-10–FR-13)</w:t>
+      </w:r>
+    </w:p>
+    <w:p>
+      <w:pPr>
+        <w:pStyle w:val="ListParagraph"/>
+        <w:numPr>
+          <w:ilvl w:val="0"/>
+          <w:numId w:val="8"/>
+        </w:numPr>
+      </w:pPr>
+      <w:r>
+        <w:rPr>
+          <w:rFonts w:ascii="Times New Roman" w:hAnsi="Times New Roman"/>
+          <w:sz w:val="24"/>
+        </w:rPr>
+        <w:t>Merchants register and submit business credentials for verification.</w:t>
+      </w:r>
+    </w:p>
+    <w:p>
+      <w:pPr>
+        <w:pStyle w:val="ListParagraph"/>
+        <w:numPr>
+          <w:ilvl w:val="0"/>
+          <w:numId w:val="8"/>
+        </w:numPr>
+      </w:pPr>
+      <w:r>
+        <w:rPr>
+          <w:rFonts w:ascii="Times New Roman" w:hAnsi="Times New Roman"/>
+          <w:sz w:val="24"/>
+        </w:rPr>
+        <w:t>Administrators approve or reject merchant applications.</w:t>
+      </w:r>
+    </w:p>
+    <w:p>
+      <w:pPr>
+        <w:pStyle w:val="ListParagraph"/>
+        <w:numPr>
+          <w:ilvl w:val="0"/>
+          <w:numId w:val="8"/>
+        </w:numPr>
+      </w:pPr>
+      <w:r>
+        <w:rPr>
+          <w:rFonts w:ascii="Times New Roman" w:hAnsi="Times New Roman"/>
+          <w:sz w:val="24"/>
+        </w:rPr>
+        <w:t>Approved merchants receive scoped access to listing and inventory tools.</w:t>
+      </w:r>
+    </w:p>
+    <w:p>
+      <w:r>
+        <w:rPr>
+          <w:rFonts w:ascii="Times New Roman" w:hAnsi="Times New Roman"/>
+          <w:b/>
+          <w:sz w:val="24"/>
+        </w:rPr>
+        <w:t>Product Listing and Inventory (FR-14–FR-18)</w:t>
+      </w:r>
+    </w:p>
+    <w:p>
+      <w:pPr>
+        <w:pStyle w:val="ListParagraph"/>
+        <w:numPr>
+          <w:ilvl w:val="0"/>
+          <w:numId w:val="8"/>
+        </w:numPr>
+      </w:pPr>
+      <w:r>
+        <w:rPr>
+          <w:rFonts w:ascii="Times New Roman" w:hAnsi="Times New Roman"/>
+          <w:sz w:val="24"/>
+        </w:rPr>
+        <w:t>Merchants list surplus products with a mandatory expiry-date photograph and expiry metadata.</w:t>
+      </w:r>
+    </w:p>
+    <w:p>
+      <w:pPr>
+        <w:pStyle w:val="ListParagraph"/>
+        <w:numPr>
+          <w:ilvl w:val="0"/>
+          <w:numId w:val="8"/>
+        </w:numPr>
+      </w:pPr>
+      <w:r>
+        <w:rPr>
+          <w:rFonts w:ascii="Times New Roman" w:hAnsi="Times New Roman"/>
+          <w:sz w:val="24"/>
+        </w:rPr>
+        <w:t>Every listing goes through a review step before it becomes visible to customers.</w:t>
+      </w:r>
+    </w:p>
+    <w:p>
+      <w:pPr>
+        <w:pStyle w:val="ListParagraph"/>
+        <w:numPr>
+          <w:ilvl w:val="0"/>
+          <w:numId w:val="8"/>
+        </w:numPr>
+      </w:pPr>
+      <w:r>
+        <w:rPr>
+          <w:rFonts w:ascii="Times New Roman" w:hAnsi="Times New Roman"/>
+          <w:sz w:val="24"/>
+        </w:rPr>
+        <w:t>Inventory quantities are tracked per listing as stock is sold or reserved.</w:t>
+      </w:r>
+    </w:p>
+    <w:p>
+      <w:r>
+        <w:rPr>
+          <w:rFonts w:ascii="Times New Roman" w:hAnsi="Times New Roman"/>
+          <w:b/>
+          <w:sz w:val="24"/>
+        </w:rPr>
+        <w:t>Expiry Management (FR-19–FR-22)</w:t>
+      </w:r>
+    </w:p>
+    <w:p>
+      <w:pPr>
+        <w:pStyle w:val="ListParagraph"/>
+        <w:numPr>
+          <w:ilvl w:val="0"/>
+          <w:numId w:val="8"/>
+        </w:numPr>
+      </w:pPr>
+      <w:r>
+        <w:rPr>
+          <w:rFonts w:ascii="Times New Roman" w:hAnsi="Times New Roman"/>
+          <w:sz w:val="24"/>
+        </w:rPr>
+        <w:t>The system continuously monitors listings for approaching expiry.</w:t>
+      </w:r>
+    </w:p>
+    <w:p>
+      <w:pPr>
+        <w:pStyle w:val="ListParagraph"/>
+        <w:numPr>
+          <w:ilvl w:val="0"/>
+          <w:numId w:val="8"/>
+        </w:numPr>
+      </w:pPr>
+      <w:r>
+        <w:rPr>
+          <w:rFonts w:ascii="Times New Roman" w:hAnsi="Times New Roman"/>
+          <w:sz w:val="24"/>
+        </w:rPr>
+        <w:t>Listings are automatically removed a configured number of days before expiry, with the removal logged.</w:t>
+      </w:r>
+    </w:p>
+    <w:p>
+      <w:pPr>
+        <w:pStyle w:val="ListParagraph"/>
+        <w:numPr>
+          <w:ilvl w:val="0"/>
+          <w:numId w:val="8"/>
+        </w:numPr>
+      </w:pPr>
+      <w:r>
+        <w:rPr>
+          <w:rFonts w:ascii="Times New Roman" w:hAnsi="Times New Roman"/>
+          <w:sz w:val="24"/>
+        </w:rPr>
+        <w:t>Merchants are notified as their listings approach expiry.</w:t>
+      </w:r>
+    </w:p>
+    <w:p>
+      <w:r>
+        <w:rPr>
+          <w:rFonts w:ascii="Times New Roman" w:hAnsi="Times New Roman"/>
+          <w:b/>
+          <w:sz w:val="24"/>
+        </w:rPr>
+        <w:t>Pricing and Discount Management (FR-23–FR-28)</w:t>
+      </w:r>
+    </w:p>
+    <w:p>
+      <w:pPr>
+        <w:pStyle w:val="ListParagraph"/>
+        <w:numPr>
+          <w:ilvl w:val="0"/>
+          <w:numId w:val="8"/>
+        </w:numPr>
+      </w:pPr>
+      <w:r>
+        <w:rPr>
+          <w:rFonts w:ascii="Times New Roman" w:hAnsi="Times New Roman"/>
+          <w:sz w:val="24"/>
+        </w:rPr>
+        <w:t>Prices are benchmarked against a market-price reference and discounted within a system-controlled range — merchants cannot set arbitrary prices.</w:t>
+      </w:r>
+    </w:p>
+    <w:p>
+      <w:pPr>
+        <w:pStyle w:val="ListParagraph"/>
+        <w:numPr>
+          <w:ilvl w:val="0"/>
+          <w:numId w:val="8"/>
+        </w:numPr>
+      </w:pPr>
+      <w:r>
+        <w:rPr>
+          <w:rFonts w:ascii="Times New Roman" w:hAnsi="Times New Roman"/>
+          <w:sz w:val="24"/>
+        </w:rPr>
+        <w:t>Merchants can bundle multiple surplus items into "food bundles" with bundle-level pricing.</w:t>
+      </w:r>
+    </w:p>
+    <w:p>
+      <w:r>
+        <w:rPr>
+          <w:rFonts w:ascii="Times New Roman" w:hAnsi="Times New Roman"/>
+          <w:b/>
+          <w:sz w:val="24"/>
+        </w:rPr>
+        <w:t>Product Discovery and Purchase (FR-29–FR-35)</w:t>
+      </w:r>
+    </w:p>
+    <w:p>
+      <w:pPr>
+        <w:pStyle w:val="ListParagraph"/>
+        <w:numPr>
+          <w:ilvl w:val="0"/>
+          <w:numId w:val="8"/>
+        </w:numPr>
+      </w:pPr>
+      <w:r>
+        <w:rPr>
+          <w:rFonts w:ascii="Times New Roman" w:hAnsi="Times New Roman"/>
+          <w:sz w:val="24"/>
+        </w:rPr>
+        <w:t>Customers browse, search and filter listings within their zone and view full product details.</w:t>
+      </w:r>
+    </w:p>
+    <w:p>
+      <w:pPr>
+        <w:pStyle w:val="ListParagraph"/>
+        <w:numPr>
+          <w:ilvl w:val="0"/>
+          <w:numId w:val="8"/>
+        </w:numPr>
+      </w:pPr>
+      <w:r>
+        <w:rPr>
+          <w:rFonts w:ascii="Times New Roman" w:hAnsi="Times New Roman"/>
+          <w:sz w:val="24"/>
+        </w:rPr>
+        <w:t>Adding an item to cart places a short-lived inventory reservation to prevent overselling.</w:t>
+      </w:r>
+    </w:p>
+    <w:p>
+      <w:pPr>
+        <w:pStyle w:val="ListParagraph"/>
+        <w:numPr>
+          <w:ilvl w:val="0"/>
+          <w:numId w:val="8"/>
+        </w:numPr>
+      </w:pPr>
+      <w:r>
+        <w:rPr>
+          <w:rFonts w:ascii="Times New Roman" w:hAnsi="Times New Roman"/>
+          <w:sz w:val="24"/>
+        </w:rPr>
+        <w:t>Per-user purchase limits are enforced and monitored to discourage hoarding.</w:t>
+      </w:r>
+    </w:p>
+    <w:p>
+      <w:r>
+        <w:rPr>
+          <w:rFonts w:ascii="Times New Roman" w:hAnsi="Times New Roman"/>
+          <w:b/>
+          <w:sz w:val="24"/>
+        </w:rPr>
+        <w:t>Donation (FR-36–FR-41)</w:t>
+      </w:r>
+    </w:p>
+    <w:p>
+      <w:pPr>
+        <w:pStyle w:val="ListParagraph"/>
+        <w:numPr>
+          <w:ilvl w:val="0"/>
+          <w:numId w:val="8"/>
+        </w:numPr>
+      </w:pPr>
+      <w:r>
+        <w:rPr>
+          <w:rFonts w:ascii="Times New Roman" w:hAnsi="Times New Roman"/>
+          <w:sz w:val="24"/>
+        </w:rPr>
+        <w:t>Both individual users and merchants can donate eligible products instead of selling them.</w:t>
+      </w:r>
+    </w:p>
+    <w:p>
+      <w:pPr>
+        <w:pStyle w:val="ListParagraph"/>
+        <w:numPr>
+          <w:ilvl w:val="0"/>
+          <w:numId w:val="8"/>
+        </w:numPr>
+      </w:pPr>
+      <w:r>
+        <w:rPr>
+          <w:rFonts w:ascii="Times New Roman" w:hAnsi="Times New Roman"/>
+          <w:sz w:val="24"/>
+        </w:rPr>
+        <w:t>Donated items are checked against eligibility rules before acceptance.</w:t>
+      </w:r>
+    </w:p>
+    <w:p>
+      <w:pPr>
+        <w:pStyle w:val="ListParagraph"/>
+        <w:numPr>
+          <w:ilvl w:val="0"/>
+          <w:numId w:val="8"/>
+        </w:numPr>
+      </w:pPr>
+      <w:r>
+        <w:rPr>
+          <w:rFonts w:ascii="Times New Roman" w:hAnsi="Times New Roman"/>
+          <w:sz w:val="24"/>
+        </w:rPr>
+        <w:t>Eligible donations are allocated to verified NGOs or recipients, with full custody tracking end to end.</w:t>
+      </w:r>
+    </w:p>
+    <w:p>
+      <w:r>
+        <w:rPr>
+          <w:rFonts w:ascii="Times New Roman" w:hAnsi="Times New Roman"/>
+          <w:b/>
+          <w:sz w:val="24"/>
+        </w:rPr>
+        <w:t>Pickup and Delivery (FR-42–FR-47)</w:t>
+      </w:r>
+    </w:p>
+    <w:p>
+      <w:pPr>
+        <w:pStyle w:val="ListParagraph"/>
+        <w:numPr>
+          <w:ilvl w:val="0"/>
+          <w:numId w:val="8"/>
+        </w:numPr>
+      </w:pPr>
+      <w:r>
+        <w:rPr>
+          <w:rFonts w:ascii="Times New Roman" w:hAnsi="Times New Roman"/>
+          <w:sz w:val="24"/>
+        </w:rPr>
+        <w:t>Customers choose pickup or delivery at checkout, with pickup location and time details shown.</w:t>
+      </w:r>
+    </w:p>
+    <w:p>
+      <w:pPr>
+        <w:pStyle w:val="ListParagraph"/>
+        <w:numPr>
+          <w:ilvl w:val="0"/>
+          <w:numId w:val="8"/>
+        </w:numPr>
+      </w:pPr>
+      <w:r>
+        <w:rPr>
+          <w:rFonts w:ascii="Times New Roman" w:hAnsi="Times New Roman"/>
+          <w:sz w:val="24"/>
+        </w:rPr>
+        <w:t>Delivery orders are assigned to a delivery employee and tracked through to completion, with no separate delivery fee charged to the customer.</w:t>
+      </w:r>
+    </w:p>
+    <w:p>
+      <w:r>
+        <w:rPr>
+          <w:rFonts w:ascii="Times New Roman" w:hAnsi="Times New Roman"/>
+          <w:b/>
+          <w:sz w:val="24"/>
+        </w:rPr>
+        <w:t>Payment (FR-48–FR-54)</w:t>
+      </w:r>
+    </w:p>
+    <w:p>
+      <w:pPr>
+        <w:pStyle w:val="ListParagraph"/>
+        <w:numPr>
+          <w:ilvl w:val="0"/>
+          <w:numId w:val="8"/>
+        </w:numPr>
+      </w:pPr>
+      <w:r>
+        <w:rPr>
+          <w:rFonts w:ascii="Times New Roman" w:hAnsi="Times New Roman"/>
+          <w:sz w:val="24"/>
+        </w:rPr>
+        <w:t>Customers pay digitally through supported methods (e.g. bKash/Nagad), with payment confirmed and recorded as a transaction.</w:t>
+      </w:r>
+    </w:p>
+    <w:p>
+      <w:pPr>
+        <w:pStyle w:val="ListParagraph"/>
+        <w:numPr>
+          <w:ilvl w:val="0"/>
+          <w:numId w:val="8"/>
+        </w:numPr>
+      </w:pPr>
+      <w:r>
+        <w:rPr>
+          <w:rFonts w:ascii="Times New Roman" w:hAnsi="Times New Roman"/>
+          <w:sz w:val="24"/>
+        </w:rPr>
+        <w:t>Failed payments and refunds are handled explicitly, and customers are never charged beyond the product/order price.</w:t>
+      </w:r>
+    </w:p>
+    <w:p>
+      <w:r>
+        <w:rPr>
+          <w:rFonts w:ascii="Times New Roman" w:hAnsi="Times New Roman"/>
+          <w:b/>
+          <w:sz w:val="24"/>
+        </w:rPr>
+        <w:t>Advertising and Revenue (FR-55–FR-60)</w:t>
+      </w:r>
+    </w:p>
+    <w:p>
+      <w:pPr>
+        <w:pStyle w:val="ListParagraph"/>
+        <w:numPr>
+          <w:ilvl w:val="0"/>
+          <w:numId w:val="8"/>
+        </w:numPr>
+      </w:pPr>
+      <w:r>
+        <w:rPr>
+          <w:rFonts w:ascii="Times New Roman" w:hAnsi="Times New Roman"/>
+          <w:sz w:val="24"/>
+        </w:rPr>
+        <w:t>NGOs and organizations register and are verified before they can advertise on the platform.</w:t>
+      </w:r>
+    </w:p>
+    <w:p>
+      <w:pPr>
+        <w:pStyle w:val="ListParagraph"/>
+        <w:numPr>
+          <w:ilvl w:val="0"/>
+          <w:numId w:val="8"/>
+        </w:numPr>
+      </w:pPr>
+      <w:r>
+        <w:rPr>
+          <w:rFonts w:ascii="Times New Roman" w:hAnsi="Times New Roman"/>
+          <w:sz w:val="24"/>
+        </w:rPr>
+        <w:t>Verified advertisers submit campaigns for administrator approval and manage them within an approved window.</w:t>
+      </w:r>
+    </w:p>
+    <w:p>
+      <w:pPr>
+        <w:pStyle w:val="ListParagraph"/>
+        <w:numPr>
+          <w:ilvl w:val="0"/>
+          <w:numId w:val="8"/>
+        </w:numPr>
+      </w:pPr>
+      <w:r>
+        <w:rPr>
+          <w:rFonts w:ascii="Times New Roman" w:hAnsi="Times New Roman"/>
+          <w:sz w:val="24"/>
+        </w:rPr>
+        <w:t>Advertising activity is recorded as the platform's primary revenue stream.</w:t>
+      </w:r>
+    </w:p>
+    <w:p>
+      <w:r>
+        <w:rPr>
+          <w:rFonts w:ascii="Times New Roman" w:hAnsi="Times New Roman"/>
+          <w:b/>
+          <w:sz w:val="24"/>
+        </w:rPr>
+        <w:t>Complaints and Customer Support (FR-61–FR-63)</w:t>
+      </w:r>
+    </w:p>
+    <w:p>
+      <w:pPr>
+        <w:pStyle w:val="ListParagraph"/>
+        <w:numPr>
+          <w:ilvl w:val="0"/>
+          <w:numId w:val="8"/>
+        </w:numPr>
+      </w:pPr>
+      <w:r>
+        <w:rPr>
+          <w:rFonts w:ascii="Times New Roman" w:hAnsi="Times New Roman"/>
+          <w:sz w:val="24"/>
+        </w:rPr>
+        <w:t>Users can submit complaints about orders, listings, or service issues.</w:t>
+      </w:r>
+    </w:p>
+    <w:p>
+      <w:pPr>
+        <w:pStyle w:val="ListParagraph"/>
+        <w:numPr>
+          <w:ilvl w:val="0"/>
+          <w:numId w:val="8"/>
+        </w:numPr>
+      </w:pPr>
+      <w:r>
+        <w:rPr>
+          <w:rFonts w:ascii="Times New Roman" w:hAnsi="Times New Roman"/>
+          <w:sz w:val="24"/>
+        </w:rPr>
+        <w:t>Administrators triage and manage complaints through to resolution, with status visible to the user who raised it.</w:t>
+      </w:r>
+    </w:p>
+    <w:p>
+      <w:r>
+        <w:rPr>
+          <w:rFonts w:ascii="Times New Roman" w:hAnsi="Times New Roman"/>
+          <w:b/>
+          <w:sz w:val="24"/>
+        </w:rPr>
+        <w:t>Administration and Monitoring (FR-64–FR-70)</w:t>
+      </w:r>
+    </w:p>
+    <w:p>
+      <w:pPr>
+        <w:pStyle w:val="ListParagraph"/>
+        <w:numPr>
+          <w:ilvl w:val="0"/>
+          <w:numId w:val="8"/>
+        </w:numPr>
+      </w:pPr>
+      <w:r>
+        <w:rPr>
+          <w:rFonts w:ascii="Times New Roman" w:hAnsi="Times New Roman"/>
+          <w:sz w:val="24"/>
+        </w:rPr>
+        <w:t>Administrators manage users, merchants, and product moderation from a central console.</w:t>
+      </w:r>
+    </w:p>
+    <w:p>
+      <w:pPr>
+        <w:pStyle w:val="ListParagraph"/>
+        <w:numPr>
+          <w:ilvl w:val="0"/>
+          <w:numId w:val="8"/>
+        </w:numPr>
+      </w:pPr>
+      <w:r>
+        <w:rPr>
+          <w:rFonts w:ascii="Times New Roman" w:hAnsi="Times New Roman"/>
+          <w:sz w:val="24"/>
+        </w:rPr>
+        <w:t>Payment activity and payment-gateway health are monitored.</w:t>
+      </w:r>
+    </w:p>
+    <w:p>
+      <w:pPr>
+        <w:pStyle w:val="ListParagraph"/>
+        <w:numPr>
+          <w:ilvl w:val="0"/>
+          <w:numId w:val="8"/>
+        </w:numPr>
+      </w:pPr>
+      <w:r>
+        <w:rPr>
+          <w:rFonts w:ascii="Times New Roman" w:hAnsi="Times New Roman"/>
+          <w:sz w:val="24"/>
+        </w:rPr>
+        <w:t>Delivery operations are managed and reporting is available across the platform.</w:t>
+      </w:r>
+    </w:p>
+    <w:p>
+      <w:r>
+        <w:rPr>
+          <w:rFonts w:ascii="Times New Roman" w:hAnsi="Times New Roman"/>
+          <w:b/>
+          <w:sz w:val="24"/>
+        </w:rPr>
+        <w:t>Notifications (FR-71–FR-73)</w:t>
+      </w:r>
+    </w:p>
+    <w:p>
+      <w:pPr>
+        <w:pStyle w:val="ListParagraph"/>
+        <w:numPr>
+          <w:ilvl w:val="0"/>
+          <w:numId w:val="8"/>
+        </w:numPr>
+      </w:pPr>
+      <w:r>
+        <w:rPr>
+          <w:rFonts w:ascii="Times New Roman" w:hAnsi="Times New Roman"/>
+          <w:sz w:val="24"/>
+        </w:rPr>
+        <w:t>Users receive notifications for account, order, and expiry-related events.</w:t>
       </w:r>
     </w:p>
     <w:p>

--- a/Project/Shashroy_Bazar_Final_Report.docx
+++ b/Project/Shashroy_Bazar_Final_Report.docx
@@ -1063,6 +1063,30 @@
       </w:pPr>
     </w:p>
     <w:p>
+      <w:r>
+        <w:rPr>
+          <w:rFonts w:ascii="Times New Roman" w:hAnsi="Times New Roman"/>
+          <w:b/>
+          <w:sz w:val="28"/>
+        </w:rPr>
+        <w:t>Table of Contents</w:t>
+      </w:r>
+    </w:p>
+    <w:p>
+      <w:r>
+        <w:fldChar w:fldCharType="begin"/>
+        <w:instrText xml:space="preserve">TOC \o "1-2" \h \z \u</w:instrText>
+        <w:fldChar w:fldCharType="separate"/>
+        <w:t xml:space="preserve">Right-click here and choose “Update Field” (or press Ctrl+A then F9) to generate the Table of Contents.</w:t>
+        <w:fldChar w:fldCharType="end"/>
+      </w:r>
+    </w:p>
+    <w:p>
+      <w:r>
+        <w:br w:type="page"/>
+      </w:r>
+    </w:p>
+    <w:p>
       <w:pPr>
         <w:pStyle w:val="ListParagraph"/>
         <w:numPr>
@@ -1075,6 +1099,7 @@
           <w:sz w:val="28"/>
           <w:szCs w:val="28"/>
         </w:rPr>
+        <w:outlineLvl w:val="0"/>
       </w:pPr>
       <w:r>
         <w:rPr>
@@ -1108,6 +1133,7 @@
           <w:sz w:val="24"/>
           <w:szCs w:val="24"/>
         </w:rPr>
+        <w:outlineLvl w:val="1"/>
       </w:pPr>
       <w:r>
         <w:rPr>
@@ -1343,6 +1369,7 @@
           <w:sz w:val="24"/>
           <w:szCs w:val="24"/>
         </w:rPr>
+        <w:outlineLvl w:val="1"/>
       </w:pPr>
       <w:r>
         <w:rPr>
@@ -1412,6 +1439,7 @@
           <w:sz w:val="24"/>
           <w:szCs w:val="24"/>
         </w:rPr>
+        <w:outlineLvl w:val="0"/>
       </w:pPr>
       <w:r>
         <w:rPr>
@@ -1447,6 +1475,7 @@
           <w:sz w:val="24"/>
           <w:szCs w:val="24"/>
         </w:rPr>
+        <w:outlineLvl w:val="1"/>
       </w:pPr>
       <w:r>
         <w:rPr>
@@ -2207,6 +2236,7 @@
           <w:sz w:val="24"/>
           <w:szCs w:val="24"/>
         </w:rPr>
+        <w:outlineLvl w:val="1"/>
       </w:pPr>
       <w:r>
         <w:rPr>
@@ -2564,6 +2594,7 @@
           <w:sz w:val="28"/>
           <w:szCs w:val="28"/>
         </w:rPr>
+        <w:outlineLvl w:val="0"/>
       </w:pPr>
       <w:r>
         <w:rPr>
@@ -2576,6 +2607,33 @@
       </w:r>
     </w:p>
     <w:p>
+      <w:r>
+        <w:rPr>
+          <w:rFonts w:ascii="Times New Roman" w:hAnsi="Times New Roman"/>
+          <w:sz w:val="24"/>
+        </w:rPr>
+        <w:t>Shashroy Bazar's social impact centers on turning food and medicine that would otherwise be discarded into a verified resource for people who need it. By giving merchants a legitimate, trackable channel to donate near-expiry stock — recorded end-to-end from a merchant's donation listing through eligibility screening to allocation and confirmed receipt by a verified NGO or recipient — the platform gives businesses a reason to donate rather than simply discard surplus, and gives NGOs and shelters a more predictable, verifiable supply of donated goods than the informal, word-of-mouth channels they currently rely on.</w:t>
+      </w:r>
+    </w:p>
+    <w:p>
+      <w:r>
+        <w:rPr>
+          <w:rFonts w:ascii="Times New Roman" w:hAnsi="Times New Roman"/>
+          <w:sz w:val="24"/>
+        </w:rPr>
+        <w:t>For price-conscious households, students and low-income communities — including underprivileged groups such as slum residents named explicitly in the platform's problem statement — the discounted marketplace side of the platform provides a second, complementary benefit: legitimate access to safe, still-usable food and medicine at a steep, system-verified discount, rather than at whatever price an informal reseller chooses to charge.</w:t>
+      </w:r>
+    </w:p>
+    <w:p>
+      <w:r>
+        <w:rPr>
+          <w:rFonts w:ascii="Times New Roman" w:hAnsi="Times New Roman"/>
+          <w:sz w:val="24"/>
+        </w:rPr>
+        <w:t>Because every donation and every discounted sale is logged against a verified identity and a specific listing, the platform can measure its own social impact directly — units of food and medicine redirected from waste, weight of surplus redistributed, and number of beneficiaries served — rather than relying on the anecdotal estimates that informal donation drives are limited to today. That measurement is what lets the platform demonstrate, to NGOs, to investors and to the community it serves, that the model is actually reducing waste and reaching the people it is meant to reach, and where it needs to improve zone by zone as it expands beyond the pilot area.</w:t>
+      </w:r>
+    </w:p>
+    <w:p>
       <w:pPr>
         <w:pStyle w:val="ListParagraph"/>
         <w:ind w:left="360"/>
@@ -2586,21 +2644,6 @@
           <w:szCs w:val="24"/>
         </w:rPr>
       </w:pPr>
-    </w:p>
-    <w:p>
-      <w:pPr>
-        <w:pStyle w:val="ListParagraph"/>
-        <w:ind w:left="360"/>
-        <w:rPr>
-          <w:rFonts w:ascii="Times New Roman" w:hAnsi="Times New Roman" w:cs="Times New Roman"/>
-        </w:rPr>
-      </w:pPr>
-      <w:r>
-        <w:rPr>
-          <w:rFonts w:ascii="Times New Roman" w:hAnsi="Times New Roman" w:cs="Times New Roman"/>
-        </w:rPr>
-        <w:t>How society will be benefitted from your project idea.</w:t>
-      </w:r>
     </w:p>
     <w:p>
       <w:pPr>
@@ -2625,6 +2668,7 @@
           <w:sz w:val="28"/>
           <w:szCs w:val="28"/>
         </w:rPr>
+        <w:outlineLvl w:val="0"/>
       </w:pPr>
       <w:r>
         <w:rPr>
@@ -2646,6 +2690,3906 @@
       </w:r>
     </w:p>
     <w:p>
+      <w:r>
+        <w:rPr>
+          <w:rFonts w:ascii="Times New Roman" w:hAnsi="Times New Roman"/>
+          <w:b/>
+          <w:sz w:val="26"/>
+        </w:rPr>
+        <w:t>2.1 Development Methodology</w:t>
+      </w:r>
+    </w:p>
+    <w:p>
+      <w:r>
+        <w:rPr>
+          <w:rFonts w:ascii="Times New Roman" w:hAnsi="Times New Roman"/>
+          <w:b w:val="0"/>
+          <w:sz w:val="24"/>
+        </w:rPr>
+        <w:t>Given the team size (5–8 people), evolving business rules (pricing, discount bands, purchase limits — see SRS Section 8), and the need to show working increments to stakeholders and prospective investors, an Agile/Scrum approach with two-week sprints is recommended over a strict Waterfall model. Each SDLC phase below is still performed in full, but requirements, design, and testing are revisited each sprint rather than completed once at the start.</w:t>
+      </w:r>
+    </w:p>
+    <w:p>
+      <w:pPr>
+        <w:pStyle w:val="ListParagraph"/>
+        <w:numPr>
+          <w:ilvl w:val="0"/>
+          <w:numId w:val="8"/>
+        </w:numPr>
+      </w:pPr>
+      <w:r>
+        <w:rPr>
+          <w:rFonts w:ascii="Times New Roman" w:hAnsi="Times New Roman"/>
+          <w:sz w:val="24"/>
+        </w:rPr>
+        <w:t>Sprint length: 2 weeks (≈16–17 sprints across an 8-month build).</w:t>
+      </w:r>
+    </w:p>
+    <w:p>
+      <w:pPr>
+        <w:pStyle w:val="ListParagraph"/>
+        <w:numPr>
+          <w:ilvl w:val="0"/>
+          <w:numId w:val="8"/>
+        </w:numPr>
+      </w:pPr>
+      <w:r>
+        <w:rPr>
+          <w:rFonts w:ascii="Times New Roman" w:hAnsi="Times New Roman"/>
+          <w:sz w:val="24"/>
+        </w:rPr>
+        <w:t>A thin vertical slice (registration → one purchase flow) is targeted by Sprint 4 to de-risk integrations (OTP, eKYC, payment) early.</w:t>
+      </w:r>
+    </w:p>
+    <w:p>
+      <w:pPr>
+        <w:pStyle w:val="ListParagraph"/>
+        <w:numPr>
+          <w:ilvl w:val="0"/>
+          <w:numId w:val="8"/>
+        </w:numPr>
+      </w:pPr>
+      <w:r>
+        <w:rPr>
+          <w:rFonts w:ascii="Times New Roman" w:hAnsi="Times New Roman"/>
+          <w:sz w:val="24"/>
+        </w:rPr>
+        <w:t>A releasable MVP (core FRs from SRS Sections 6.1–6.10) is targeted by the end of Month 7, leaving Month 8 for hardening, security review, and launch preparation.</w:t>
+      </w:r>
+    </w:p>
+    <w:p>
+      <w:r>
+        <w:rPr>
+          <w:rFonts w:ascii="Times New Roman" w:hAnsi="Times New Roman"/>
+          <w:b/>
+          <w:sz w:val="26"/>
+        </w:rPr>
+        <w:t>2.2 SDLC Phases and Activities</w:t>
+      </w:r>
+    </w:p>
+    <w:tbl>
+      <w:tblPr>
+        <w:tblW w:type="dxa" w:w="9000"/>
+        <w:tblBorders>
+          <w:top w:val="single" w:color="auto" w:sz="4"/>
+          <w:left w:val="single" w:color="auto" w:sz="4"/>
+          <w:bottom w:val="single" w:color="auto" w:sz="4"/>
+          <w:right w:val="single" w:color="auto" w:sz="4"/>
+          <w:insideH w:val="single" w:color="auto" w:sz="4"/>
+          <w:insideV w:val="single" w:color="auto" w:sz="4"/>
+        </w:tblBorders>
+      </w:tblPr>
+      <w:tblGrid>
+        <w:gridCol w:w="1600"/>
+        <w:gridCol w:w="3300"/>
+        <w:gridCol w:w="2900"/>
+        <w:gridCol w:w="1500"/>
+      </w:tblGrid>
+      <w:tr>
+        <w:trPr>
+          <w:tblHeader/>
+        </w:trPr>
+        <w:tc>
+          <w:tcPr>
+            <w:tcW w:type="dxa" w:w="1600"/>
+            <w:shd w:fill="1F3864" w:val="clear"/>
+            <w:tcMar>
+              <w:top w:type="dxa" w:w="60"/>
+              <w:left w:type="dxa" w:w="100"/>
+              <w:bottom w:type="dxa" w:w="60"/>
+              <w:right w:type="dxa" w:w="100"/>
+            </w:tcMar>
+          </w:tcPr>
+          <w:p>
+            <w:r>
+              <w:rPr>
+                <w:b/>
+                <w:bCs/>
+                <w:color w:val="FFFFFF"/>
+                <w:sz w:val="19"/>
+                <w:szCs w:val="19"/>
+              </w:rPr>
+              <w:t xml:space="preserve">SDLC Phase</w:t>
+            </w:r>
+          </w:p>
+        </w:tc>
+        <w:tc>
+          <w:tcPr>
+            <w:tcW w:type="dxa" w:w="3300"/>
+            <w:shd w:fill="1F3864" w:val="clear"/>
+            <w:tcMar>
+              <w:top w:type="dxa" w:w="60"/>
+              <w:left w:type="dxa" w:w="100"/>
+              <w:bottom w:type="dxa" w:w="60"/>
+              <w:right w:type="dxa" w:w="100"/>
+            </w:tcMar>
+          </w:tcPr>
+          <w:p>
+            <w:r>
+              <w:rPr>
+                <w:b/>
+                <w:bCs/>
+                <w:color w:val="FFFFFF"/>
+                <w:sz w:val="19"/>
+                <w:szCs w:val="19"/>
+              </w:rPr>
+              <w:t xml:space="preserve">Key Activities</w:t>
+            </w:r>
+          </w:p>
+        </w:tc>
+        <w:tc>
+          <w:tcPr>
+            <w:tcW w:type="dxa" w:w="2900"/>
+            <w:shd w:fill="1F3864" w:val="clear"/>
+            <w:tcMar>
+              <w:top w:type="dxa" w:w="60"/>
+              <w:left w:type="dxa" w:w="100"/>
+              <w:bottom w:type="dxa" w:w="60"/>
+              <w:right w:type="dxa" w:w="100"/>
+            </w:tcMar>
+          </w:tcPr>
+          <w:p>
+            <w:r>
+              <w:rPr>
+                <w:b/>
+                <w:bCs/>
+                <w:color w:val="FFFFFF"/>
+                <w:sz w:val="19"/>
+                <w:szCs w:val="19"/>
+              </w:rPr>
+              <w:t xml:space="preserve">Primary Deliverables</w:t>
+            </w:r>
+          </w:p>
+        </w:tc>
+        <w:tc>
+          <w:tcPr>
+            <w:tcW w:type="dxa" w:w="1500"/>
+            <w:shd w:fill="1F3864" w:val="clear"/>
+            <w:tcMar>
+              <w:top w:type="dxa" w:w="60"/>
+              <w:left w:type="dxa" w:w="100"/>
+              <w:bottom w:type="dxa" w:w="60"/>
+              <w:right w:type="dxa" w:w="100"/>
+            </w:tcMar>
+          </w:tcPr>
+          <w:p>
+            <w:r>
+              <w:rPr>
+                <w:b/>
+                <w:bCs/>
+                <w:color w:val="FFFFFF"/>
+                <w:sz w:val="19"/>
+                <w:szCs w:val="19"/>
+              </w:rPr>
+              <w:t xml:space="preserve">Duration</w:t>
+            </w:r>
+          </w:p>
+        </w:tc>
+      </w:tr>
+      <w:tr>
+        <w:tc>
+          <w:tcPr>
+            <w:tcW w:type="dxa" w:w="1600"/>
+            <w:tcMar>
+              <w:top w:type="dxa" w:w="60"/>
+              <w:left w:type="dxa" w:w="100"/>
+              <w:bottom w:type="dxa" w:w="60"/>
+              <w:right w:type="dxa" w:w="100"/>
+            </w:tcMar>
+          </w:tcPr>
+          <w:p>
+            <w:r>
+              <w:rPr>
+                <w:b w:val="false"/>
+                <w:bCs w:val="false"/>
+                <w:sz w:val="19"/>
+                <w:szCs w:val="19"/>
+              </w:rPr>
+              <w:t xml:space="preserve">Requirements</w:t>
+            </w:r>
+          </w:p>
+        </w:tc>
+        <w:tc>
+          <w:tcPr>
+            <w:tcW w:type="dxa" w:w="3300"/>
+            <w:tcMar>
+              <w:top w:type="dxa" w:w="60"/>
+              <w:left w:type="dxa" w:w="100"/>
+              <w:bottom w:type="dxa" w:w="60"/>
+              <w:right w:type="dxa" w:w="100"/>
+            </w:tcMar>
+          </w:tcPr>
+          <w:p>
+            <w:r>
+              <w:rPr>
+                <w:b w:val="false"/>
+                <w:bCs w:val="false"/>
+                <w:sz w:val="19"/>
+                <w:szCs w:val="19"/>
+              </w:rPr>
+              <w:t xml:space="preserve">Refine SRS v1.0 into sprint-ready user stories; resolve D-01–D-11 decisions with the PM/stakeholders; prioritize backlog</w:t>
+            </w:r>
+          </w:p>
+        </w:tc>
+        <w:tc>
+          <w:tcPr>
+            <w:tcW w:type="dxa" w:w="2900"/>
+            <w:tcMar>
+              <w:top w:type="dxa" w:w="60"/>
+              <w:left w:type="dxa" w:w="100"/>
+              <w:bottom w:type="dxa" w:w="60"/>
+              <w:right w:type="dxa" w:w="100"/>
+            </w:tcMar>
+          </w:tcPr>
+          <w:p>
+            <w:r>
+              <w:rPr>
+                <w:b w:val="false"/>
+                <w:bCs w:val="false"/>
+                <w:sz w:val="19"/>
+                <w:szCs w:val="19"/>
+              </w:rPr>
+              <w:t xml:space="preserve">Product backlog, resolved decision log, acceptance criteria per story</w:t>
+            </w:r>
+          </w:p>
+        </w:tc>
+        <w:tc>
+          <w:tcPr>
+            <w:tcW w:type="dxa" w:w="1500"/>
+            <w:tcMar>
+              <w:top w:type="dxa" w:w="60"/>
+              <w:left w:type="dxa" w:w="100"/>
+              <w:bottom w:type="dxa" w:w="60"/>
+              <w:right w:type="dxa" w:w="100"/>
+            </w:tcMar>
+          </w:tcPr>
+          <w:p>
+            <w:r>
+              <w:rPr>
+                <w:b w:val="false"/>
+                <w:bCs w:val="false"/>
+                <w:sz w:val="19"/>
+                <w:szCs w:val="19"/>
+              </w:rPr>
+              <w:t xml:space="preserve">Weeks 1–3 (overlaps with Design)</w:t>
+            </w:r>
+          </w:p>
+        </w:tc>
+      </w:tr>
+      <w:tr>
+        <w:tc>
+          <w:tcPr>
+            <w:tcW w:type="dxa" w:w="1600"/>
+            <w:tcMar>
+              <w:top w:type="dxa" w:w="60"/>
+              <w:left w:type="dxa" w:w="100"/>
+              <w:bottom w:type="dxa" w:w="60"/>
+              <w:right w:type="dxa" w:w="100"/>
+            </w:tcMar>
+          </w:tcPr>
+          <w:p>
+            <w:r>
+              <w:rPr>
+                <w:b w:val="false"/>
+                <w:bCs w:val="false"/>
+                <w:sz w:val="19"/>
+                <w:szCs w:val="19"/>
+              </w:rPr>
+              <w:t xml:space="preserve">Design</w:t>
+            </w:r>
+          </w:p>
+        </w:tc>
+        <w:tc>
+          <w:tcPr>
+            <w:tcW w:type="dxa" w:w="3300"/>
+            <w:tcMar>
+              <w:top w:type="dxa" w:w="60"/>
+              <w:left w:type="dxa" w:w="100"/>
+              <w:bottom w:type="dxa" w:w="60"/>
+              <w:right w:type="dxa" w:w="100"/>
+            </w:tcMar>
+          </w:tcPr>
+          <w:p>
+            <w:r>
+              <w:rPr>
+                <w:b w:val="false"/>
+                <w:bCs w:val="false"/>
+                <w:sz w:val="19"/>
+                <w:szCs w:val="19"/>
+              </w:rPr>
+              <w:t xml:space="preserve">System architecture, data model, API contracts, UI/UX wireframes and prototypes, third-party integration design (OTP, eKYC/NID, payment gateways, notifications)</w:t>
+            </w:r>
+          </w:p>
+        </w:tc>
+        <w:tc>
+          <w:tcPr>
+            <w:tcW w:type="dxa" w:w="2900"/>
+            <w:tcMar>
+              <w:top w:type="dxa" w:w="60"/>
+              <w:left w:type="dxa" w:w="100"/>
+              <w:bottom w:type="dxa" w:w="60"/>
+              <w:right w:type="dxa" w:w="100"/>
+            </w:tcMar>
+          </w:tcPr>
+          <w:p>
+            <w:r>
+              <w:rPr>
+                <w:b w:val="false"/>
+                <w:bCs w:val="false"/>
+                <w:sz w:val="19"/>
+                <w:szCs w:val="19"/>
+              </w:rPr>
+              <w:t xml:space="preserve">Architecture document, ER diagram, API spec, clickable prototype</w:t>
+            </w:r>
+          </w:p>
+        </w:tc>
+        <w:tc>
+          <w:tcPr>
+            <w:tcW w:type="dxa" w:w="1500"/>
+            <w:tcMar>
+              <w:top w:type="dxa" w:w="60"/>
+              <w:left w:type="dxa" w:w="100"/>
+              <w:bottom w:type="dxa" w:w="60"/>
+              <w:right w:type="dxa" w:w="100"/>
+            </w:tcMar>
+          </w:tcPr>
+          <w:p>
+            <w:r>
+              <w:rPr>
+                <w:b w:val="false"/>
+                <w:bCs w:val="false"/>
+                <w:sz w:val="19"/>
+                <w:szCs w:val="19"/>
+              </w:rPr>
+              <w:t xml:space="preserve">Weeks 2–5</w:t>
+            </w:r>
+          </w:p>
+        </w:tc>
+      </w:tr>
+      <w:tr>
+        <w:tc>
+          <w:tcPr>
+            <w:tcW w:type="dxa" w:w="1600"/>
+            <w:tcMar>
+              <w:top w:type="dxa" w:w="60"/>
+              <w:left w:type="dxa" w:w="100"/>
+              <w:bottom w:type="dxa" w:w="60"/>
+              <w:right w:type="dxa" w:w="100"/>
+            </w:tcMar>
+          </w:tcPr>
+          <w:p>
+            <w:r>
+              <w:rPr>
+                <w:b w:val="false"/>
+                <w:bCs w:val="false"/>
+                <w:sz w:val="19"/>
+                <w:szCs w:val="19"/>
+              </w:rPr>
+              <w:t xml:space="preserve">Implementation</w:t>
+            </w:r>
+          </w:p>
+        </w:tc>
+        <w:tc>
+          <w:tcPr>
+            <w:tcW w:type="dxa" w:w="3300"/>
+            <w:tcMar>
+              <w:top w:type="dxa" w:w="60"/>
+              <w:left w:type="dxa" w:w="100"/>
+              <w:bottom w:type="dxa" w:w="60"/>
+              <w:right w:type="dxa" w:w="100"/>
+            </w:tcMar>
+          </w:tcPr>
+          <w:p>
+            <w:r>
+              <w:rPr>
+                <w:b w:val="false"/>
+                <w:bCs w:val="false"/>
+                <w:sz w:val="19"/>
+                <w:szCs w:val="19"/>
+              </w:rPr>
+              <w:t xml:space="preserve">Sprint-based development of registration/eKYC, zones, merchant/listing, pricing engine, discovery/purchase, donation, delivery, payment, advertising, complaints, admin, notifications</w:t>
+            </w:r>
+          </w:p>
+        </w:tc>
+        <w:tc>
+          <w:tcPr>
+            <w:tcW w:type="dxa" w:w="2900"/>
+            <w:tcMar>
+              <w:top w:type="dxa" w:w="60"/>
+              <w:left w:type="dxa" w:w="100"/>
+              <w:bottom w:type="dxa" w:w="60"/>
+              <w:right w:type="dxa" w:w="100"/>
+            </w:tcMar>
+          </w:tcPr>
+          <w:p>
+            <w:r>
+              <w:rPr>
+                <w:b w:val="false"/>
+                <w:bCs w:val="false"/>
+                <w:sz w:val="19"/>
+                <w:szCs w:val="19"/>
+              </w:rPr>
+              <w:t xml:space="preserve">Working, demoable increments each sprint; code merged to main branch with CI checks passing</w:t>
+            </w:r>
+          </w:p>
+        </w:tc>
+        <w:tc>
+          <w:tcPr>
+            <w:tcW w:type="dxa" w:w="1500"/>
+            <w:tcMar>
+              <w:top w:type="dxa" w:w="60"/>
+              <w:left w:type="dxa" w:w="100"/>
+              <w:bottom w:type="dxa" w:w="60"/>
+              <w:right w:type="dxa" w:w="100"/>
+            </w:tcMar>
+          </w:tcPr>
+          <w:p>
+            <w:r>
+              <w:rPr>
+                <w:b w:val="false"/>
+                <w:bCs w:val="false"/>
+                <w:sz w:val="19"/>
+                <w:szCs w:val="19"/>
+              </w:rPr>
+              <w:t xml:space="preserve">Weeks 4–28 (Months 2–7)</w:t>
+            </w:r>
+          </w:p>
+        </w:tc>
+      </w:tr>
+      <w:tr>
+        <w:tc>
+          <w:tcPr>
+            <w:tcW w:type="dxa" w:w="1600"/>
+            <w:tcMar>
+              <w:top w:type="dxa" w:w="60"/>
+              <w:left w:type="dxa" w:w="100"/>
+              <w:bottom w:type="dxa" w:w="60"/>
+              <w:right w:type="dxa" w:w="100"/>
+            </w:tcMar>
+          </w:tcPr>
+          <w:p>
+            <w:r>
+              <w:rPr>
+                <w:b w:val="false"/>
+                <w:bCs w:val="false"/>
+                <w:sz w:val="19"/>
+                <w:szCs w:val="19"/>
+              </w:rPr>
+              <w:t xml:space="preserve">Testing</w:t>
+            </w:r>
+          </w:p>
+        </w:tc>
+        <w:tc>
+          <w:tcPr>
+            <w:tcW w:type="dxa" w:w="3300"/>
+            <w:tcMar>
+              <w:top w:type="dxa" w:w="60"/>
+              <w:left w:type="dxa" w:w="100"/>
+              <w:bottom w:type="dxa" w:w="60"/>
+              <w:right w:type="dxa" w:w="100"/>
+            </w:tcMar>
+          </w:tcPr>
+          <w:p>
+            <w:r>
+              <w:rPr>
+                <w:b w:val="false"/>
+                <w:bCs w:val="false"/>
+                <w:sz w:val="19"/>
+                <w:szCs w:val="19"/>
+              </w:rPr>
+              <w:t xml:space="preserve">Unit and integration testing each sprint; end-to-end QA pass per module against SRS acceptance criteria; UAT with a pilot merchant/NGO group; security and payment-flow testing</w:t>
+            </w:r>
+          </w:p>
+        </w:tc>
+        <w:tc>
+          <w:tcPr>
+            <w:tcW w:type="dxa" w:w="2900"/>
+            <w:tcMar>
+              <w:top w:type="dxa" w:w="60"/>
+              <w:left w:type="dxa" w:w="100"/>
+              <w:bottom w:type="dxa" w:w="60"/>
+              <w:right w:type="dxa" w:w="100"/>
+            </w:tcMar>
+          </w:tcPr>
+          <w:p>
+            <w:r>
+              <w:rPr>
+                <w:b w:val="false"/>
+                <w:bCs w:val="false"/>
+                <w:sz w:val="19"/>
+                <w:szCs w:val="19"/>
+              </w:rPr>
+              <w:t xml:space="preserve">Test cases mapped to SRS acceptance criteria, defect log, UAT sign-off</w:t>
+            </w:r>
+          </w:p>
+        </w:tc>
+        <w:tc>
+          <w:tcPr>
+            <w:tcW w:type="dxa" w:w="1500"/>
+            <w:tcMar>
+              <w:top w:type="dxa" w:w="60"/>
+              <w:left w:type="dxa" w:w="100"/>
+              <w:bottom w:type="dxa" w:w="60"/>
+              <w:right w:type="dxa" w:w="100"/>
+            </w:tcMar>
+          </w:tcPr>
+          <w:p>
+            <w:r>
+              <w:rPr>
+                <w:b w:val="false"/>
+                <w:bCs w:val="false"/>
+                <w:sz w:val="19"/>
+                <w:szCs w:val="19"/>
+              </w:rPr>
+              <w:t xml:space="preserve">Continuous from Week 6; dedicated QA hardening in Month 8</w:t>
+            </w:r>
+          </w:p>
+        </w:tc>
+      </w:tr>
+      <w:tr>
+        <w:tc>
+          <w:tcPr>
+            <w:tcW w:type="dxa" w:w="1600"/>
+            <w:tcMar>
+              <w:top w:type="dxa" w:w="60"/>
+              <w:left w:type="dxa" w:w="100"/>
+              <w:bottom w:type="dxa" w:w="60"/>
+              <w:right w:type="dxa" w:w="100"/>
+            </w:tcMar>
+          </w:tcPr>
+          <w:p>
+            <w:r>
+              <w:rPr>
+                <w:b w:val="false"/>
+                <w:bCs w:val="false"/>
+                <w:sz w:val="19"/>
+                <w:szCs w:val="19"/>
+              </w:rPr>
+              <w:t xml:space="preserve">Deployment</w:t>
+            </w:r>
+          </w:p>
+        </w:tc>
+        <w:tc>
+          <w:tcPr>
+            <w:tcW w:type="dxa" w:w="3300"/>
+            <w:tcMar>
+              <w:top w:type="dxa" w:w="60"/>
+              <w:left w:type="dxa" w:w="100"/>
+              <w:bottom w:type="dxa" w:w="60"/>
+              <w:right w:type="dxa" w:w="100"/>
+            </w:tcMar>
+          </w:tcPr>
+          <w:p>
+            <w:r>
+              <w:rPr>
+                <w:b w:val="false"/>
+                <w:bCs w:val="false"/>
+                <w:sz w:val="19"/>
+                <w:szCs w:val="19"/>
+              </w:rPr>
+              <w:t xml:space="preserve">Staging environment rollout, production environment setup, phased launch in one pilot zone, app store submission</w:t>
+            </w:r>
+          </w:p>
+        </w:tc>
+        <w:tc>
+          <w:tcPr>
+            <w:tcW w:type="dxa" w:w="2900"/>
+            <w:tcMar>
+              <w:top w:type="dxa" w:w="60"/>
+              <w:left w:type="dxa" w:w="100"/>
+              <w:bottom w:type="dxa" w:w="60"/>
+              <w:right w:type="dxa" w:w="100"/>
+            </w:tcMar>
+          </w:tcPr>
+          <w:p>
+            <w:r>
+              <w:rPr>
+                <w:b w:val="false"/>
+                <w:bCs w:val="false"/>
+                <w:sz w:val="19"/>
+                <w:szCs w:val="19"/>
+              </w:rPr>
+              <w:t xml:space="preserve">Deployed staging build, production runbook, pilot-zone go-live</w:t>
+            </w:r>
+          </w:p>
+        </w:tc>
+        <w:tc>
+          <w:tcPr>
+            <w:tcW w:type="dxa" w:w="1500"/>
+            <w:tcMar>
+              <w:top w:type="dxa" w:w="60"/>
+              <w:left w:type="dxa" w:w="100"/>
+              <w:bottom w:type="dxa" w:w="60"/>
+              <w:right w:type="dxa" w:w="100"/>
+            </w:tcMar>
+          </w:tcPr>
+          <w:p>
+            <w:r>
+              <w:rPr>
+                <w:b w:val="false"/>
+                <w:bCs w:val="false"/>
+                <w:sz w:val="19"/>
+                <w:szCs w:val="19"/>
+              </w:rPr>
+              <w:t xml:space="preserve">Month 8</w:t>
+            </w:r>
+          </w:p>
+        </w:tc>
+      </w:tr>
+      <w:tr>
+        <w:tc>
+          <w:tcPr>
+            <w:tcW w:type="dxa" w:w="1600"/>
+            <w:tcMar>
+              <w:top w:type="dxa" w:w="60"/>
+              <w:left w:type="dxa" w:w="100"/>
+              <w:bottom w:type="dxa" w:w="60"/>
+              <w:right w:type="dxa" w:w="100"/>
+            </w:tcMar>
+          </w:tcPr>
+          <w:p>
+            <w:r>
+              <w:rPr>
+                <w:b w:val="false"/>
+                <w:bCs w:val="false"/>
+                <w:sz w:val="19"/>
+                <w:szCs w:val="19"/>
+              </w:rPr>
+              <w:t xml:space="preserve">Maintenance</w:t>
+            </w:r>
+          </w:p>
+        </w:tc>
+        <w:tc>
+          <w:tcPr>
+            <w:tcW w:type="dxa" w:w="3300"/>
+            <w:tcMar>
+              <w:top w:type="dxa" w:w="60"/>
+              <w:left w:type="dxa" w:w="100"/>
+              <w:bottom w:type="dxa" w:w="60"/>
+              <w:right w:type="dxa" w:w="100"/>
+            </w:tcMar>
+          </w:tcPr>
+          <w:p>
+            <w:r>
+              <w:rPr>
+                <w:b w:val="false"/>
+                <w:bCs w:val="false"/>
+                <w:sz w:val="19"/>
+                <w:szCs w:val="19"/>
+              </w:rPr>
+              <w:t xml:space="preserve">Bug fixes, monitoring, incremental feature rollout by zone, quarterly business-rule tuning (discount bands, purchase limits, expiry threshold)</w:t>
+            </w:r>
+          </w:p>
+        </w:tc>
+        <w:tc>
+          <w:tcPr>
+            <w:tcW w:type="dxa" w:w="2900"/>
+            <w:tcMar>
+              <w:top w:type="dxa" w:w="60"/>
+              <w:left w:type="dxa" w:w="100"/>
+              <w:bottom w:type="dxa" w:w="60"/>
+              <w:right w:type="dxa" w:w="100"/>
+            </w:tcMar>
+          </w:tcPr>
+          <w:p>
+            <w:r>
+              <w:rPr>
+                <w:b w:val="false"/>
+                <w:bCs w:val="false"/>
+                <w:sz w:val="19"/>
+                <w:szCs w:val="19"/>
+              </w:rPr>
+              <w:t xml:space="preserve">Release notes, monitoring dashboards, quarterly review reports</w:t>
+            </w:r>
+          </w:p>
+        </w:tc>
+        <w:tc>
+          <w:tcPr>
+            <w:tcW w:type="dxa" w:w="1500"/>
+            <w:tcMar>
+              <w:top w:type="dxa" w:w="60"/>
+              <w:left w:type="dxa" w:w="100"/>
+              <w:bottom w:type="dxa" w:w="60"/>
+              <w:right w:type="dxa" w:w="100"/>
+            </w:tcMar>
+          </w:tcPr>
+          <w:p>
+            <w:r>
+              <w:rPr>
+                <w:b w:val="false"/>
+                <w:bCs w:val="false"/>
+                <w:sz w:val="19"/>
+                <w:szCs w:val="19"/>
+              </w:rPr>
+              <w:t xml:space="preserve">Month 9 onward (ongoing)</w:t>
+            </w:r>
+          </w:p>
+        </w:tc>
+      </w:tr>
+    </w:tbl>
+    <w:p/>
+    <w:p/>
+    <w:p>
+      <w:r>
+        <w:rPr>
+          <w:rFonts w:ascii="Times New Roman" w:hAnsi="Times New Roman"/>
+          <w:b/>
+          <w:sz w:val="26"/>
+        </w:rPr>
+        <w:t>2.3 Project Team Structure</w:t>
+      </w:r>
+    </w:p>
+    <w:tbl>
+      <w:tblPr>
+        <w:tblW w:type="dxa" w:w="9000"/>
+        <w:tblBorders>
+          <w:top w:val="single" w:color="auto" w:sz="4"/>
+          <w:left w:val="single" w:color="auto" w:sz="4"/>
+          <w:bottom w:val="single" w:color="auto" w:sz="4"/>
+          <w:right w:val="single" w:color="auto" w:sz="4"/>
+          <w:insideH w:val="single" w:color="auto" w:sz="4"/>
+          <w:insideV w:val="single" w:color="auto" w:sz="4"/>
+        </w:tblBorders>
+      </w:tblPr>
+      <w:tblGrid>
+        <w:gridCol w:w="3000"/>
+        <w:gridCol w:w="1300"/>
+        <w:gridCol w:w="5000"/>
+      </w:tblGrid>
+      <w:tr>
+        <w:trPr>
+          <w:tblHeader/>
+        </w:trPr>
+        <w:tc>
+          <w:tcPr>
+            <w:tcW w:type="dxa" w:w="3000"/>
+            <w:shd w:fill="1F3864" w:val="clear"/>
+            <w:tcMar>
+              <w:top w:type="dxa" w:w="60"/>
+              <w:left w:type="dxa" w:w="100"/>
+              <w:bottom w:type="dxa" w:w="60"/>
+              <w:right w:type="dxa" w:w="100"/>
+            </w:tcMar>
+          </w:tcPr>
+          <w:p>
+            <w:r>
+              <w:rPr>
+                <w:b/>
+                <w:bCs/>
+                <w:color w:val="FFFFFF"/>
+                <w:sz w:val="19"/>
+                <w:szCs w:val="19"/>
+              </w:rPr>
+              <w:t xml:space="preserve">Role</w:t>
+            </w:r>
+          </w:p>
+        </w:tc>
+        <w:tc>
+          <w:tcPr>
+            <w:tcW w:type="dxa" w:w="1300"/>
+            <w:shd w:fill="1F3864" w:val="clear"/>
+            <w:tcMar>
+              <w:top w:type="dxa" w:w="60"/>
+              <w:left w:type="dxa" w:w="100"/>
+              <w:bottom w:type="dxa" w:w="60"/>
+              <w:right w:type="dxa" w:w="100"/>
+            </w:tcMar>
+          </w:tcPr>
+          <w:p>
+            <w:r>
+              <w:rPr>
+                <w:b/>
+                <w:bCs/>
+                <w:color w:val="FFFFFF"/>
+                <w:sz w:val="19"/>
+                <w:szCs w:val="19"/>
+              </w:rPr>
+              <w:t xml:space="preserve">Count</w:t>
+            </w:r>
+          </w:p>
+        </w:tc>
+        <w:tc>
+          <w:tcPr>
+            <w:tcW w:type="dxa" w:w="5000"/>
+            <w:shd w:fill="1F3864" w:val="clear"/>
+            <w:tcMar>
+              <w:top w:type="dxa" w:w="60"/>
+              <w:left w:type="dxa" w:w="100"/>
+              <w:bottom w:type="dxa" w:w="60"/>
+              <w:right w:type="dxa" w:w="100"/>
+            </w:tcMar>
+          </w:tcPr>
+          <w:p>
+            <w:r>
+              <w:rPr>
+                <w:b/>
+                <w:bCs/>
+                <w:color w:val="FFFFFF"/>
+                <w:sz w:val="19"/>
+                <w:szCs w:val="19"/>
+              </w:rPr>
+              <w:t xml:space="preserve">Primary Responsibility</w:t>
+            </w:r>
+          </w:p>
+        </w:tc>
+      </w:tr>
+      <w:tr>
+        <w:tc>
+          <w:tcPr>
+            <w:tcW w:type="dxa" w:w="3000"/>
+            <w:tcMar>
+              <w:top w:type="dxa" w:w="60"/>
+              <w:left w:type="dxa" w:w="100"/>
+              <w:bottom w:type="dxa" w:w="60"/>
+              <w:right w:type="dxa" w:w="100"/>
+            </w:tcMar>
+          </w:tcPr>
+          <w:p>
+            <w:r>
+              <w:rPr>
+                <w:b w:val="false"/>
+                <w:bCs w:val="false"/>
+                <w:sz w:val="19"/>
+                <w:szCs w:val="19"/>
+              </w:rPr>
+              <w:t xml:space="preserve">Project Manager / Product Owner</w:t>
+            </w:r>
+          </w:p>
+        </w:tc>
+        <w:tc>
+          <w:tcPr>
+            <w:tcW w:type="dxa" w:w="1300"/>
+            <w:tcMar>
+              <w:top w:type="dxa" w:w="60"/>
+              <w:left w:type="dxa" w:w="100"/>
+              <w:bottom w:type="dxa" w:w="60"/>
+              <w:right w:type="dxa" w:w="100"/>
+            </w:tcMar>
+          </w:tcPr>
+          <w:p>
+            <w:r>
+              <w:rPr>
+                <w:b w:val="false"/>
+                <w:bCs w:val="false"/>
+                <w:sz w:val="19"/>
+                <w:szCs w:val="19"/>
+              </w:rPr>
+              <w:t xml:space="preserve">1</w:t>
+            </w:r>
+          </w:p>
+        </w:tc>
+        <w:tc>
+          <w:tcPr>
+            <w:tcW w:type="dxa" w:w="5000"/>
+            <w:tcMar>
+              <w:top w:type="dxa" w:w="60"/>
+              <w:left w:type="dxa" w:w="100"/>
+              <w:bottom w:type="dxa" w:w="60"/>
+              <w:right w:type="dxa" w:w="100"/>
+            </w:tcMar>
+          </w:tcPr>
+          <w:p>
+            <w:r>
+              <w:rPr>
+                <w:b w:val="false"/>
+                <w:bCs w:val="false"/>
+                <w:sz w:val="19"/>
+                <w:szCs w:val="19"/>
+              </w:rPr>
+              <w:t xml:space="preserve">Backlog ownership, stakeholder/PM liaison, sprint planning, scope and decision tracking (D-01–D-11)</w:t>
+            </w:r>
+          </w:p>
+        </w:tc>
+      </w:tr>
+      <w:tr>
+        <w:tc>
+          <w:tcPr>
+            <w:tcW w:type="dxa" w:w="3000"/>
+            <w:tcMar>
+              <w:top w:type="dxa" w:w="60"/>
+              <w:left w:type="dxa" w:w="100"/>
+              <w:bottom w:type="dxa" w:w="60"/>
+              <w:right w:type="dxa" w:w="100"/>
+            </w:tcMar>
+          </w:tcPr>
+          <w:p>
+            <w:r>
+              <w:rPr>
+                <w:b w:val="false"/>
+                <w:bCs w:val="false"/>
+                <w:sz w:val="19"/>
+                <w:szCs w:val="19"/>
+              </w:rPr>
+              <w:t xml:space="preserve">Backend Developer</w:t>
+            </w:r>
+          </w:p>
+        </w:tc>
+        <w:tc>
+          <w:tcPr>
+            <w:tcW w:type="dxa" w:w="1300"/>
+            <w:tcMar>
+              <w:top w:type="dxa" w:w="60"/>
+              <w:left w:type="dxa" w:w="100"/>
+              <w:bottom w:type="dxa" w:w="60"/>
+              <w:right w:type="dxa" w:w="100"/>
+            </w:tcMar>
+          </w:tcPr>
+          <w:p>
+            <w:r>
+              <w:rPr>
+                <w:b w:val="false"/>
+                <w:bCs w:val="false"/>
+                <w:sz w:val="19"/>
+                <w:szCs w:val="19"/>
+              </w:rPr>
+              <w:t xml:space="preserve">2</w:t>
+            </w:r>
+          </w:p>
+        </w:tc>
+        <w:tc>
+          <w:tcPr>
+            <w:tcW w:type="dxa" w:w="5000"/>
+            <w:tcMar>
+              <w:top w:type="dxa" w:w="60"/>
+              <w:left w:type="dxa" w:w="100"/>
+              <w:bottom w:type="dxa" w:w="60"/>
+              <w:right w:type="dxa" w:w="100"/>
+            </w:tcMar>
+          </w:tcPr>
+          <w:p>
+            <w:r>
+              <w:rPr>
+                <w:b w:val="false"/>
+                <w:bCs w:val="false"/>
+                <w:sz w:val="19"/>
+                <w:szCs w:val="19"/>
+              </w:rPr>
+              <w:t xml:space="preserve">Core services: registration/eKYC, pricing engine, inventory, payment and donation logic, admin/reporting APIs</w:t>
+            </w:r>
+          </w:p>
+        </w:tc>
+      </w:tr>
+      <w:tr>
+        <w:tc>
+          <w:tcPr>
+            <w:tcW w:type="dxa" w:w="3000"/>
+            <w:tcMar>
+              <w:top w:type="dxa" w:w="60"/>
+              <w:left w:type="dxa" w:w="100"/>
+              <w:bottom w:type="dxa" w:w="60"/>
+              <w:right w:type="dxa" w:w="100"/>
+            </w:tcMar>
+          </w:tcPr>
+          <w:p>
+            <w:r>
+              <w:rPr>
+                <w:b w:val="false"/>
+                <w:bCs w:val="false"/>
+                <w:sz w:val="19"/>
+                <w:szCs w:val="19"/>
+              </w:rPr>
+              <w:t xml:space="preserve">Frontend / Mobile Developer</w:t>
+            </w:r>
+          </w:p>
+        </w:tc>
+        <w:tc>
+          <w:tcPr>
+            <w:tcW w:type="dxa" w:w="1300"/>
+            <w:tcMar>
+              <w:top w:type="dxa" w:w="60"/>
+              <w:left w:type="dxa" w:w="100"/>
+              <w:bottom w:type="dxa" w:w="60"/>
+              <w:right w:type="dxa" w:w="100"/>
+            </w:tcMar>
+          </w:tcPr>
+          <w:p>
+            <w:r>
+              <w:rPr>
+                <w:b w:val="false"/>
+                <w:bCs w:val="false"/>
+                <w:sz w:val="19"/>
+                <w:szCs w:val="19"/>
+              </w:rPr>
+              <w:t xml:space="preserve">2</w:t>
+            </w:r>
+          </w:p>
+        </w:tc>
+        <w:tc>
+          <w:tcPr>
+            <w:tcW w:type="dxa" w:w="5000"/>
+            <w:tcMar>
+              <w:top w:type="dxa" w:w="60"/>
+              <w:left w:type="dxa" w:w="100"/>
+              <w:bottom w:type="dxa" w:w="60"/>
+              <w:right w:type="dxa" w:w="100"/>
+            </w:tcMar>
+          </w:tcPr>
+          <w:p>
+            <w:r>
+              <w:rPr>
+                <w:b w:val="false"/>
+                <w:bCs w:val="false"/>
+                <w:sz w:val="19"/>
+                <w:szCs w:val="19"/>
+              </w:rPr>
+              <w:t xml:space="preserve">Customer, merchant, and admin-facing interfaces; zone-based browsing and checkout flows</w:t>
+            </w:r>
+          </w:p>
+        </w:tc>
+      </w:tr>
+      <w:tr>
+        <w:tc>
+          <w:tcPr>
+            <w:tcW w:type="dxa" w:w="3000"/>
+            <w:tcMar>
+              <w:top w:type="dxa" w:w="60"/>
+              <w:left w:type="dxa" w:w="100"/>
+              <w:bottom w:type="dxa" w:w="60"/>
+              <w:right w:type="dxa" w:w="100"/>
+            </w:tcMar>
+          </w:tcPr>
+          <w:p>
+            <w:r>
+              <w:rPr>
+                <w:b w:val="false"/>
+                <w:bCs w:val="false"/>
+                <w:sz w:val="19"/>
+                <w:szCs w:val="19"/>
+              </w:rPr>
+              <w:t xml:space="preserve">QA Engineer</w:t>
+            </w:r>
+          </w:p>
+        </w:tc>
+        <w:tc>
+          <w:tcPr>
+            <w:tcW w:type="dxa" w:w="1300"/>
+            <w:tcMar>
+              <w:top w:type="dxa" w:w="60"/>
+              <w:left w:type="dxa" w:w="100"/>
+              <w:bottom w:type="dxa" w:w="60"/>
+              <w:right w:type="dxa" w:w="100"/>
+            </w:tcMar>
+          </w:tcPr>
+          <w:p>
+            <w:r>
+              <w:rPr>
+                <w:b w:val="false"/>
+                <w:bCs w:val="false"/>
+                <w:sz w:val="19"/>
+                <w:szCs w:val="19"/>
+              </w:rPr>
+              <w:t xml:space="preserve">1</w:t>
+            </w:r>
+          </w:p>
+        </w:tc>
+        <w:tc>
+          <w:tcPr>
+            <w:tcW w:type="dxa" w:w="5000"/>
+            <w:tcMar>
+              <w:top w:type="dxa" w:w="60"/>
+              <w:left w:type="dxa" w:w="100"/>
+              <w:bottom w:type="dxa" w:w="60"/>
+              <w:right w:type="dxa" w:w="100"/>
+            </w:tcMar>
+          </w:tcPr>
+          <w:p>
+            <w:r>
+              <w:rPr>
+                <w:b w:val="false"/>
+                <w:bCs w:val="false"/>
+                <w:sz w:val="19"/>
+                <w:szCs w:val="19"/>
+              </w:rPr>
+              <w:t xml:space="preserve">Test-case design against SRS acceptance criteria, regression and UAT coordination, defect management</w:t>
+            </w:r>
+          </w:p>
+        </w:tc>
+      </w:tr>
+      <w:tr>
+        <w:tc>
+          <w:tcPr>
+            <w:tcW w:type="dxa" w:w="3000"/>
+            <w:tcMar>
+              <w:top w:type="dxa" w:w="60"/>
+              <w:left w:type="dxa" w:w="100"/>
+              <w:bottom w:type="dxa" w:w="60"/>
+              <w:right w:type="dxa" w:w="100"/>
+            </w:tcMar>
+          </w:tcPr>
+          <w:p>
+            <w:r>
+              <w:rPr>
+                <w:b w:val="false"/>
+                <w:bCs w:val="false"/>
+                <w:sz w:val="19"/>
+                <w:szCs w:val="19"/>
+              </w:rPr>
+              <w:t xml:space="preserve">UI/UX Designer (part-time)</w:t>
+            </w:r>
+          </w:p>
+        </w:tc>
+        <w:tc>
+          <w:tcPr>
+            <w:tcW w:type="dxa" w:w="1300"/>
+            <w:tcMar>
+              <w:top w:type="dxa" w:w="60"/>
+              <w:left w:type="dxa" w:w="100"/>
+              <w:bottom w:type="dxa" w:w="60"/>
+              <w:right w:type="dxa" w:w="100"/>
+            </w:tcMar>
+          </w:tcPr>
+          <w:p>
+            <w:r>
+              <w:rPr>
+                <w:b w:val="false"/>
+                <w:bCs w:val="false"/>
+                <w:sz w:val="19"/>
+                <w:szCs w:val="19"/>
+              </w:rPr>
+              <w:t xml:space="preserve">1 (50%)</w:t>
+            </w:r>
+          </w:p>
+        </w:tc>
+        <w:tc>
+          <w:tcPr>
+            <w:tcW w:type="dxa" w:w="5000"/>
+            <w:tcMar>
+              <w:top w:type="dxa" w:w="60"/>
+              <w:left w:type="dxa" w:w="100"/>
+              <w:bottom w:type="dxa" w:w="60"/>
+              <w:right w:type="dxa" w:w="100"/>
+            </w:tcMar>
+          </w:tcPr>
+          <w:p>
+            <w:r>
+              <w:rPr>
+                <w:b w:val="false"/>
+                <w:bCs w:val="false"/>
+                <w:sz w:val="19"/>
+                <w:szCs w:val="19"/>
+              </w:rPr>
+              <w:t xml:space="preserve">Wireframes, prototypes, Bangla/English UI content, accessibility review (NFR-16)</w:t>
+            </w:r>
+          </w:p>
+        </w:tc>
+      </w:tr>
+    </w:tbl>
+    <w:p/>
+    <w:p/>
+    <w:p>
+      <w:r>
+        <w:rPr>
+          <w:rFonts w:ascii="Times New Roman" w:hAnsi="Times New Roman"/>
+          <w:b/>
+          <w:sz w:val="26"/>
+        </w:rPr>
+        <w:t>2.4 Illustrative Technology Stack</w:t>
+      </w:r>
+    </w:p>
+    <w:p>
+      <w:r>
+        <w:rPr>
+          <w:rFonts w:ascii="Times New Roman" w:hAnsi="Times New Roman"/>
+          <w:b w:val="0"/>
+          <w:sz w:val="24"/>
+        </w:rPr>
+        <w:t>Consistent with the SRS's approach of not prescribing technology, the stack below is illustrative for planning and costing purposes only and remains subject to the development team's feasibility review.</w:t>
+      </w:r>
+    </w:p>
+    <w:p>
+      <w:pPr>
+        <w:pStyle w:val="ListParagraph"/>
+        <w:numPr>
+          <w:ilvl w:val="0"/>
+          <w:numId w:val="8"/>
+        </w:numPr>
+      </w:pPr>
+      <w:r>
+        <w:rPr>
+          <w:rFonts w:ascii="Times New Roman" w:hAnsi="Times New Roman"/>
+          <w:sz w:val="24"/>
+        </w:rPr>
+        <w:t>Backend: a mainstream web framework with REST APIs (e.g., Node.js/Express or Django) and a relational database for transactional integrity (NFR-08, NFR-09).</w:t>
+      </w:r>
+    </w:p>
+    <w:p>
+      <w:pPr>
+        <w:pStyle w:val="ListParagraph"/>
+        <w:numPr>
+          <w:ilvl w:val="0"/>
+          <w:numId w:val="8"/>
+        </w:numPr>
+      </w:pPr>
+      <w:r>
+        <w:rPr>
+          <w:rFonts w:ascii="Times New Roman" w:hAnsi="Times New Roman"/>
+          <w:sz w:val="24"/>
+        </w:rPr>
+        <w:t>Frontend/Mobile: a cross-platform mobile framework (e.g., Flutter or React Native) to cover both smartphone users economically, plus a lightweight admin web console.</w:t>
+      </w:r>
+    </w:p>
+    <w:p>
+      <w:pPr>
+        <w:pStyle w:val="ListParagraph"/>
+        <w:numPr>
+          <w:ilvl w:val="0"/>
+          <w:numId w:val="8"/>
+        </w:numPr>
+      </w:pPr>
+      <w:r>
+        <w:rPr>
+          <w:rFonts w:ascii="Times New Roman" w:hAnsi="Times New Roman"/>
+          <w:sz w:val="24"/>
+        </w:rPr>
+        <w:t>Integrations: SMS/OTP gateway, an approved eKYC/NID verification provider, bKash/Nagad/bank-transfer payment gateways, and a push/SMS notification service.</w:t>
+      </w:r>
+    </w:p>
+    <w:p>
+      <w:pPr>
+        <w:pStyle w:val="ListParagraph"/>
+        <w:numPr>
+          <w:ilvl w:val="0"/>
+          <w:numId w:val="8"/>
+        </w:numPr>
+      </w:pPr>
+      <w:r>
+        <w:rPr>
+          <w:rFonts w:ascii="Times New Roman" w:hAnsi="Times New Roman"/>
+          <w:sz w:val="24"/>
+        </w:rPr>
+        <w:t>Infrastructure: cloud hosting with managed database and backups, in line with NFR-04, NFR-11, and NFR-18.</w:t>
+      </w:r>
+    </w:p>
+    <w:p>
+      <w:r>
+        <w:rPr>
+          <w:rFonts w:ascii="Times New Roman" w:hAnsi="Times New Roman"/>
+          <w:b/>
+          <w:sz w:val="26"/>
+        </w:rPr>
+        <w:t>2.5 Project Schedule (8-Month Plan to MVP Launch)</w:t>
+      </w:r>
+    </w:p>
+    <w:p>
+      <w:r>
+        <w:rPr>
+          <w:rFonts w:ascii="Times New Roman" w:hAnsi="Times New Roman"/>
+          <w:b w:val="0"/>
+          <w:sz w:val="24"/>
+        </w:rPr>
+        <w:t>The table below shows each phase's active months (M1–M8). A shaded cell indicates the phase is active in that month.</w:t>
+      </w:r>
+    </w:p>
+    <w:tbl>
+      <w:tblPr>
+        <w:tblW w:type="dxa" w:w="9000"/>
+        <w:tblBorders>
+          <w:top w:val="single" w:color="auto" w:sz="4"/>
+          <w:left w:val="single" w:color="auto" w:sz="4"/>
+          <w:bottom w:val="single" w:color="auto" w:sz="4"/>
+          <w:right w:val="single" w:color="auto" w:sz="4"/>
+          <w:insideH w:val="single" w:color="auto" w:sz="4"/>
+          <w:insideV w:val="single" w:color="auto" w:sz="4"/>
+        </w:tblBorders>
+      </w:tblPr>
+      <w:tblGrid>
+        <w:gridCol w:w="2600"/>
+        <w:gridCol w:w="800"/>
+        <w:gridCol w:w="800"/>
+        <w:gridCol w:w="800"/>
+        <w:gridCol w:w="800"/>
+        <w:gridCol w:w="800"/>
+        <w:gridCol w:w="800"/>
+        <w:gridCol w:w="800"/>
+        <w:gridCol w:w="800"/>
+      </w:tblGrid>
+      <w:tr>
+        <w:trPr>
+          <w:tblHeader/>
+        </w:trPr>
+        <w:tc>
+          <w:tcPr>
+            <w:tcW w:type="dxa" w:w="2600"/>
+            <w:shd w:fill="1F3864" w:val="clear"/>
+            <w:tcMar>
+              <w:top w:type="dxa" w:w="60"/>
+              <w:left w:type="dxa" w:w="100"/>
+              <w:bottom w:type="dxa" w:w="60"/>
+              <w:right w:type="dxa" w:w="100"/>
+            </w:tcMar>
+          </w:tcPr>
+          <w:p>
+            <w:r>
+              <w:rPr>
+                <w:b/>
+                <w:bCs/>
+                <w:color w:val="FFFFFF"/>
+                <w:sz w:val="19"/>
+                <w:szCs w:val="19"/>
+              </w:rPr>
+              <w:t xml:space="preserve">Phase</w:t>
+            </w:r>
+          </w:p>
+        </w:tc>
+        <w:tc>
+          <w:tcPr>
+            <w:tcW w:type="dxa" w:w="800"/>
+            <w:shd w:fill="1F3864" w:val="clear"/>
+            <w:tcMar>
+              <w:top w:type="dxa" w:w="60"/>
+              <w:left w:type="dxa" w:w="100"/>
+              <w:bottom w:type="dxa" w:w="60"/>
+              <w:right w:type="dxa" w:w="100"/>
+            </w:tcMar>
+          </w:tcPr>
+          <w:p>
+            <w:pPr>
+              <w:jc w:val="center"/>
+            </w:pPr>
+            <w:r>
+              <w:rPr>
+                <w:b/>
+                <w:bCs/>
+                <w:color w:val="FFFFFF"/>
+                <w:sz w:val="19"/>
+                <w:szCs w:val="19"/>
+              </w:rPr>
+              <w:t xml:space="preserve">M1</w:t>
+            </w:r>
+          </w:p>
+        </w:tc>
+        <w:tc>
+          <w:tcPr>
+            <w:tcW w:type="dxa" w:w="800"/>
+            <w:shd w:fill="1F3864" w:val="clear"/>
+            <w:tcMar>
+              <w:top w:type="dxa" w:w="60"/>
+              <w:left w:type="dxa" w:w="100"/>
+              <w:bottom w:type="dxa" w:w="60"/>
+              <w:right w:type="dxa" w:w="100"/>
+            </w:tcMar>
+          </w:tcPr>
+          <w:p>
+            <w:pPr>
+              <w:jc w:val="center"/>
+            </w:pPr>
+            <w:r>
+              <w:rPr>
+                <w:b/>
+                <w:bCs/>
+                <w:color w:val="FFFFFF"/>
+                <w:sz w:val="19"/>
+                <w:szCs w:val="19"/>
+              </w:rPr>
+              <w:t xml:space="preserve">M2</w:t>
+            </w:r>
+          </w:p>
+        </w:tc>
+        <w:tc>
+          <w:tcPr>
+            <w:tcW w:type="dxa" w:w="800"/>
+            <w:shd w:fill="1F3864" w:val="clear"/>
+            <w:tcMar>
+              <w:top w:type="dxa" w:w="60"/>
+              <w:left w:type="dxa" w:w="100"/>
+              <w:bottom w:type="dxa" w:w="60"/>
+              <w:right w:type="dxa" w:w="100"/>
+            </w:tcMar>
+          </w:tcPr>
+          <w:p>
+            <w:pPr>
+              <w:jc w:val="center"/>
+            </w:pPr>
+            <w:r>
+              <w:rPr>
+                <w:b/>
+                <w:bCs/>
+                <w:color w:val="FFFFFF"/>
+                <w:sz w:val="19"/>
+                <w:szCs w:val="19"/>
+              </w:rPr>
+              <w:t xml:space="preserve">M3</w:t>
+            </w:r>
+          </w:p>
+        </w:tc>
+        <w:tc>
+          <w:tcPr>
+            <w:tcW w:type="dxa" w:w="800"/>
+            <w:shd w:fill="1F3864" w:val="clear"/>
+            <w:tcMar>
+              <w:top w:type="dxa" w:w="60"/>
+              <w:left w:type="dxa" w:w="100"/>
+              <w:bottom w:type="dxa" w:w="60"/>
+              <w:right w:type="dxa" w:w="100"/>
+            </w:tcMar>
+          </w:tcPr>
+          <w:p>
+            <w:pPr>
+              <w:jc w:val="center"/>
+            </w:pPr>
+            <w:r>
+              <w:rPr>
+                <w:b/>
+                <w:bCs/>
+                <w:color w:val="FFFFFF"/>
+                <w:sz w:val="19"/>
+                <w:szCs w:val="19"/>
+              </w:rPr>
+              <w:t xml:space="preserve">M4</w:t>
+            </w:r>
+          </w:p>
+        </w:tc>
+        <w:tc>
+          <w:tcPr>
+            <w:tcW w:type="dxa" w:w="800"/>
+            <w:shd w:fill="1F3864" w:val="clear"/>
+            <w:tcMar>
+              <w:top w:type="dxa" w:w="60"/>
+              <w:left w:type="dxa" w:w="100"/>
+              <w:bottom w:type="dxa" w:w="60"/>
+              <w:right w:type="dxa" w:w="100"/>
+            </w:tcMar>
+          </w:tcPr>
+          <w:p>
+            <w:pPr>
+              <w:jc w:val="center"/>
+            </w:pPr>
+            <w:r>
+              <w:rPr>
+                <w:b/>
+                <w:bCs/>
+                <w:color w:val="FFFFFF"/>
+                <w:sz w:val="19"/>
+                <w:szCs w:val="19"/>
+              </w:rPr>
+              <w:t xml:space="preserve">M5</w:t>
+            </w:r>
+          </w:p>
+        </w:tc>
+        <w:tc>
+          <w:tcPr>
+            <w:tcW w:type="dxa" w:w="800"/>
+            <w:shd w:fill="1F3864" w:val="clear"/>
+            <w:tcMar>
+              <w:top w:type="dxa" w:w="60"/>
+              <w:left w:type="dxa" w:w="100"/>
+              <w:bottom w:type="dxa" w:w="60"/>
+              <w:right w:type="dxa" w:w="100"/>
+            </w:tcMar>
+          </w:tcPr>
+          <w:p>
+            <w:pPr>
+              <w:jc w:val="center"/>
+            </w:pPr>
+            <w:r>
+              <w:rPr>
+                <w:b/>
+                <w:bCs/>
+                <w:color w:val="FFFFFF"/>
+                <w:sz w:val="19"/>
+                <w:szCs w:val="19"/>
+              </w:rPr>
+              <w:t xml:space="preserve">M6</w:t>
+            </w:r>
+          </w:p>
+        </w:tc>
+        <w:tc>
+          <w:tcPr>
+            <w:tcW w:type="dxa" w:w="800"/>
+            <w:shd w:fill="1F3864" w:val="clear"/>
+            <w:tcMar>
+              <w:top w:type="dxa" w:w="60"/>
+              <w:left w:type="dxa" w:w="100"/>
+              <w:bottom w:type="dxa" w:w="60"/>
+              <w:right w:type="dxa" w:w="100"/>
+            </w:tcMar>
+          </w:tcPr>
+          <w:p>
+            <w:pPr>
+              <w:jc w:val="center"/>
+            </w:pPr>
+            <w:r>
+              <w:rPr>
+                <w:b/>
+                <w:bCs/>
+                <w:color w:val="FFFFFF"/>
+                <w:sz w:val="19"/>
+                <w:szCs w:val="19"/>
+              </w:rPr>
+              <w:t xml:space="preserve">M7</w:t>
+            </w:r>
+          </w:p>
+        </w:tc>
+        <w:tc>
+          <w:tcPr>
+            <w:tcW w:type="dxa" w:w="800"/>
+            <w:shd w:fill="1F3864" w:val="clear"/>
+            <w:tcMar>
+              <w:top w:type="dxa" w:w="60"/>
+              <w:left w:type="dxa" w:w="100"/>
+              <w:bottom w:type="dxa" w:w="60"/>
+              <w:right w:type="dxa" w:w="100"/>
+            </w:tcMar>
+          </w:tcPr>
+          <w:p>
+            <w:pPr>
+              <w:jc w:val="center"/>
+            </w:pPr>
+            <w:r>
+              <w:rPr>
+                <w:b/>
+                <w:bCs/>
+                <w:color w:val="FFFFFF"/>
+                <w:sz w:val="19"/>
+                <w:szCs w:val="19"/>
+              </w:rPr>
+              <w:t xml:space="preserve">M8</w:t>
+            </w:r>
+          </w:p>
+        </w:tc>
+      </w:tr>
+      <w:tr>
+        <w:tc>
+          <w:tcPr>
+            <w:tcW w:type="dxa" w:w="2600"/>
+            <w:tcMar>
+              <w:top w:type="dxa" w:w="60"/>
+              <w:left w:type="dxa" w:w="100"/>
+              <w:bottom w:type="dxa" w:w="60"/>
+              <w:right w:type="dxa" w:w="100"/>
+            </w:tcMar>
+          </w:tcPr>
+          <w:p>
+            <w:r>
+              <w:rPr>
+                <w:sz w:val="19"/>
+                <w:szCs w:val="19"/>
+              </w:rPr>
+              <w:t xml:space="preserve">Requirements</w:t>
+            </w:r>
+          </w:p>
+        </w:tc>
+        <w:tc>
+          <w:tcPr>
+            <w:tcW w:type="dxa" w:w="800"/>
+            <w:shd w:fill="9DC3E6" w:val="clear"/>
+            <w:tcMar>
+              <w:top w:type="dxa" w:w="60"/>
+              <w:left w:type="dxa" w:w="100"/>
+              <w:bottom w:type="dxa" w:w="60"/>
+              <w:right w:type="dxa" w:w="100"/>
+            </w:tcMar>
+          </w:tcPr>
+          <w:p>
+            <w:pPr>
+              <w:jc w:val="center"/>
+            </w:pPr>
+            <w:r>
+              <w:rPr>
+                <w:sz w:val="19"/>
+                <w:szCs w:val="19"/>
+              </w:rPr>
+              <w:t xml:space="preserve">■</w:t>
+            </w:r>
+          </w:p>
+        </w:tc>
+        <w:tc>
+          <w:tcPr>
+            <w:tcW w:type="dxa" w:w="800"/>
+            <w:tcMar>
+              <w:top w:type="dxa" w:w="60"/>
+              <w:left w:type="dxa" w:w="100"/>
+              <w:bottom w:type="dxa" w:w="60"/>
+              <w:right w:type="dxa" w:w="100"/>
+            </w:tcMar>
+          </w:tcPr>
+          <w:p>
+            <w:pPr>
+              <w:jc w:val="center"/>
+            </w:pPr>
+            <w:r>
+              <w:rPr>
+                <w:sz w:val="19"/>
+                <w:szCs w:val="19"/>
+              </w:rPr>
+              <w:t xml:space="preserve"/>
+            </w:r>
+          </w:p>
+        </w:tc>
+        <w:tc>
+          <w:tcPr>
+            <w:tcW w:type="dxa" w:w="800"/>
+            <w:tcMar>
+              <w:top w:type="dxa" w:w="60"/>
+              <w:left w:type="dxa" w:w="100"/>
+              <w:bottom w:type="dxa" w:w="60"/>
+              <w:right w:type="dxa" w:w="100"/>
+            </w:tcMar>
+          </w:tcPr>
+          <w:p>
+            <w:pPr>
+              <w:jc w:val="center"/>
+            </w:pPr>
+            <w:r>
+              <w:rPr>
+                <w:sz w:val="19"/>
+                <w:szCs w:val="19"/>
+              </w:rPr>
+              <w:t xml:space="preserve"/>
+            </w:r>
+          </w:p>
+        </w:tc>
+        <w:tc>
+          <w:tcPr>
+            <w:tcW w:type="dxa" w:w="800"/>
+            <w:tcMar>
+              <w:top w:type="dxa" w:w="60"/>
+              <w:left w:type="dxa" w:w="100"/>
+              <w:bottom w:type="dxa" w:w="60"/>
+              <w:right w:type="dxa" w:w="100"/>
+            </w:tcMar>
+          </w:tcPr>
+          <w:p>
+            <w:pPr>
+              <w:jc w:val="center"/>
+            </w:pPr>
+            <w:r>
+              <w:rPr>
+                <w:sz w:val="19"/>
+                <w:szCs w:val="19"/>
+              </w:rPr>
+              <w:t xml:space="preserve"/>
+            </w:r>
+          </w:p>
+        </w:tc>
+        <w:tc>
+          <w:tcPr>
+            <w:tcW w:type="dxa" w:w="800"/>
+            <w:tcMar>
+              <w:top w:type="dxa" w:w="60"/>
+              <w:left w:type="dxa" w:w="100"/>
+              <w:bottom w:type="dxa" w:w="60"/>
+              <w:right w:type="dxa" w:w="100"/>
+            </w:tcMar>
+          </w:tcPr>
+          <w:p>
+            <w:pPr>
+              <w:jc w:val="center"/>
+            </w:pPr>
+            <w:r>
+              <w:rPr>
+                <w:sz w:val="19"/>
+                <w:szCs w:val="19"/>
+              </w:rPr>
+              <w:t xml:space="preserve"/>
+            </w:r>
+          </w:p>
+        </w:tc>
+        <w:tc>
+          <w:tcPr>
+            <w:tcW w:type="dxa" w:w="800"/>
+            <w:tcMar>
+              <w:top w:type="dxa" w:w="60"/>
+              <w:left w:type="dxa" w:w="100"/>
+              <w:bottom w:type="dxa" w:w="60"/>
+              <w:right w:type="dxa" w:w="100"/>
+            </w:tcMar>
+          </w:tcPr>
+          <w:p>
+            <w:pPr>
+              <w:jc w:val="center"/>
+            </w:pPr>
+            <w:r>
+              <w:rPr>
+                <w:sz w:val="19"/>
+                <w:szCs w:val="19"/>
+              </w:rPr>
+              <w:t xml:space="preserve"/>
+            </w:r>
+          </w:p>
+        </w:tc>
+        <w:tc>
+          <w:tcPr>
+            <w:tcW w:type="dxa" w:w="800"/>
+            <w:tcMar>
+              <w:top w:type="dxa" w:w="60"/>
+              <w:left w:type="dxa" w:w="100"/>
+              <w:bottom w:type="dxa" w:w="60"/>
+              <w:right w:type="dxa" w:w="100"/>
+            </w:tcMar>
+          </w:tcPr>
+          <w:p>
+            <w:pPr>
+              <w:jc w:val="center"/>
+            </w:pPr>
+            <w:r>
+              <w:rPr>
+                <w:sz w:val="19"/>
+                <w:szCs w:val="19"/>
+              </w:rPr>
+              <w:t xml:space="preserve"/>
+            </w:r>
+          </w:p>
+        </w:tc>
+        <w:tc>
+          <w:tcPr>
+            <w:tcW w:type="dxa" w:w="800"/>
+            <w:tcMar>
+              <w:top w:type="dxa" w:w="60"/>
+              <w:left w:type="dxa" w:w="100"/>
+              <w:bottom w:type="dxa" w:w="60"/>
+              <w:right w:type="dxa" w:w="100"/>
+            </w:tcMar>
+          </w:tcPr>
+          <w:p>
+            <w:pPr>
+              <w:jc w:val="center"/>
+            </w:pPr>
+            <w:r>
+              <w:rPr>
+                <w:sz w:val="19"/>
+                <w:szCs w:val="19"/>
+              </w:rPr>
+              <w:t xml:space="preserve"/>
+            </w:r>
+          </w:p>
+        </w:tc>
+      </w:tr>
+      <w:tr>
+        <w:tc>
+          <w:tcPr>
+            <w:tcW w:type="dxa" w:w="2600"/>
+            <w:tcMar>
+              <w:top w:type="dxa" w:w="60"/>
+              <w:left w:type="dxa" w:w="100"/>
+              <w:bottom w:type="dxa" w:w="60"/>
+              <w:right w:type="dxa" w:w="100"/>
+            </w:tcMar>
+          </w:tcPr>
+          <w:p>
+            <w:r>
+              <w:rPr>
+                <w:sz w:val="19"/>
+                <w:szCs w:val="19"/>
+              </w:rPr>
+              <w:t xml:space="preserve">Design</w:t>
+            </w:r>
+          </w:p>
+        </w:tc>
+        <w:tc>
+          <w:tcPr>
+            <w:tcW w:type="dxa" w:w="800"/>
+            <w:shd w:fill="9DC3E6" w:val="clear"/>
+            <w:tcMar>
+              <w:top w:type="dxa" w:w="60"/>
+              <w:left w:type="dxa" w:w="100"/>
+              <w:bottom w:type="dxa" w:w="60"/>
+              <w:right w:type="dxa" w:w="100"/>
+            </w:tcMar>
+          </w:tcPr>
+          <w:p>
+            <w:pPr>
+              <w:jc w:val="center"/>
+            </w:pPr>
+            <w:r>
+              <w:rPr>
+                <w:sz w:val="19"/>
+                <w:szCs w:val="19"/>
+              </w:rPr>
+              <w:t xml:space="preserve">■</w:t>
+            </w:r>
+          </w:p>
+        </w:tc>
+        <w:tc>
+          <w:tcPr>
+            <w:tcW w:type="dxa" w:w="800"/>
+            <w:shd w:fill="9DC3E6" w:val="clear"/>
+            <w:tcMar>
+              <w:top w:type="dxa" w:w="60"/>
+              <w:left w:type="dxa" w:w="100"/>
+              <w:bottom w:type="dxa" w:w="60"/>
+              <w:right w:type="dxa" w:w="100"/>
+            </w:tcMar>
+          </w:tcPr>
+          <w:p>
+            <w:pPr>
+              <w:jc w:val="center"/>
+            </w:pPr>
+            <w:r>
+              <w:rPr>
+                <w:sz w:val="19"/>
+                <w:szCs w:val="19"/>
+              </w:rPr>
+              <w:t xml:space="preserve">■</w:t>
+            </w:r>
+          </w:p>
+        </w:tc>
+        <w:tc>
+          <w:tcPr>
+            <w:tcW w:type="dxa" w:w="800"/>
+            <w:tcMar>
+              <w:top w:type="dxa" w:w="60"/>
+              <w:left w:type="dxa" w:w="100"/>
+              <w:bottom w:type="dxa" w:w="60"/>
+              <w:right w:type="dxa" w:w="100"/>
+            </w:tcMar>
+          </w:tcPr>
+          <w:p>
+            <w:pPr>
+              <w:jc w:val="center"/>
+            </w:pPr>
+            <w:r>
+              <w:rPr>
+                <w:sz w:val="19"/>
+                <w:szCs w:val="19"/>
+              </w:rPr>
+              <w:t xml:space="preserve"/>
+            </w:r>
+          </w:p>
+        </w:tc>
+        <w:tc>
+          <w:tcPr>
+            <w:tcW w:type="dxa" w:w="800"/>
+            <w:tcMar>
+              <w:top w:type="dxa" w:w="60"/>
+              <w:left w:type="dxa" w:w="100"/>
+              <w:bottom w:type="dxa" w:w="60"/>
+              <w:right w:type="dxa" w:w="100"/>
+            </w:tcMar>
+          </w:tcPr>
+          <w:p>
+            <w:pPr>
+              <w:jc w:val="center"/>
+            </w:pPr>
+            <w:r>
+              <w:rPr>
+                <w:sz w:val="19"/>
+                <w:szCs w:val="19"/>
+              </w:rPr>
+              <w:t xml:space="preserve"/>
+            </w:r>
+          </w:p>
+        </w:tc>
+        <w:tc>
+          <w:tcPr>
+            <w:tcW w:type="dxa" w:w="800"/>
+            <w:tcMar>
+              <w:top w:type="dxa" w:w="60"/>
+              <w:left w:type="dxa" w:w="100"/>
+              <w:bottom w:type="dxa" w:w="60"/>
+              <w:right w:type="dxa" w:w="100"/>
+            </w:tcMar>
+          </w:tcPr>
+          <w:p>
+            <w:pPr>
+              <w:jc w:val="center"/>
+            </w:pPr>
+            <w:r>
+              <w:rPr>
+                <w:sz w:val="19"/>
+                <w:szCs w:val="19"/>
+              </w:rPr>
+              <w:t xml:space="preserve"/>
+            </w:r>
+          </w:p>
+        </w:tc>
+        <w:tc>
+          <w:tcPr>
+            <w:tcW w:type="dxa" w:w="800"/>
+            <w:tcMar>
+              <w:top w:type="dxa" w:w="60"/>
+              <w:left w:type="dxa" w:w="100"/>
+              <w:bottom w:type="dxa" w:w="60"/>
+              <w:right w:type="dxa" w:w="100"/>
+            </w:tcMar>
+          </w:tcPr>
+          <w:p>
+            <w:pPr>
+              <w:jc w:val="center"/>
+            </w:pPr>
+            <w:r>
+              <w:rPr>
+                <w:sz w:val="19"/>
+                <w:szCs w:val="19"/>
+              </w:rPr>
+              <w:t xml:space="preserve"/>
+            </w:r>
+          </w:p>
+        </w:tc>
+        <w:tc>
+          <w:tcPr>
+            <w:tcW w:type="dxa" w:w="800"/>
+            <w:tcMar>
+              <w:top w:type="dxa" w:w="60"/>
+              <w:left w:type="dxa" w:w="100"/>
+              <w:bottom w:type="dxa" w:w="60"/>
+              <w:right w:type="dxa" w:w="100"/>
+            </w:tcMar>
+          </w:tcPr>
+          <w:p>
+            <w:pPr>
+              <w:jc w:val="center"/>
+            </w:pPr>
+            <w:r>
+              <w:rPr>
+                <w:sz w:val="19"/>
+                <w:szCs w:val="19"/>
+              </w:rPr>
+              <w:t xml:space="preserve"/>
+            </w:r>
+          </w:p>
+        </w:tc>
+        <w:tc>
+          <w:tcPr>
+            <w:tcW w:type="dxa" w:w="800"/>
+            <w:tcMar>
+              <w:top w:type="dxa" w:w="60"/>
+              <w:left w:type="dxa" w:w="100"/>
+              <w:bottom w:type="dxa" w:w="60"/>
+              <w:right w:type="dxa" w:w="100"/>
+            </w:tcMar>
+          </w:tcPr>
+          <w:p>
+            <w:pPr>
+              <w:jc w:val="center"/>
+            </w:pPr>
+            <w:r>
+              <w:rPr>
+                <w:sz w:val="19"/>
+                <w:szCs w:val="19"/>
+              </w:rPr>
+              <w:t xml:space="preserve"/>
+            </w:r>
+          </w:p>
+        </w:tc>
+      </w:tr>
+      <w:tr>
+        <w:tc>
+          <w:tcPr>
+            <w:tcW w:type="dxa" w:w="2600"/>
+            <w:tcMar>
+              <w:top w:type="dxa" w:w="60"/>
+              <w:left w:type="dxa" w:w="100"/>
+              <w:bottom w:type="dxa" w:w="60"/>
+              <w:right w:type="dxa" w:w="100"/>
+            </w:tcMar>
+          </w:tcPr>
+          <w:p>
+            <w:r>
+              <w:rPr>
+                <w:sz w:val="19"/>
+                <w:szCs w:val="19"/>
+              </w:rPr>
+              <w:t xml:space="preserve">Implementation</w:t>
+            </w:r>
+          </w:p>
+        </w:tc>
+        <w:tc>
+          <w:tcPr>
+            <w:tcW w:type="dxa" w:w="800"/>
+            <w:tcMar>
+              <w:top w:type="dxa" w:w="60"/>
+              <w:left w:type="dxa" w:w="100"/>
+              <w:bottom w:type="dxa" w:w="60"/>
+              <w:right w:type="dxa" w:w="100"/>
+            </w:tcMar>
+          </w:tcPr>
+          <w:p>
+            <w:pPr>
+              <w:jc w:val="center"/>
+            </w:pPr>
+            <w:r>
+              <w:rPr>
+                <w:sz w:val="19"/>
+                <w:szCs w:val="19"/>
+              </w:rPr>
+              <w:t xml:space="preserve"/>
+            </w:r>
+          </w:p>
+        </w:tc>
+        <w:tc>
+          <w:tcPr>
+            <w:tcW w:type="dxa" w:w="800"/>
+            <w:shd w:fill="9DC3E6" w:val="clear"/>
+            <w:tcMar>
+              <w:top w:type="dxa" w:w="60"/>
+              <w:left w:type="dxa" w:w="100"/>
+              <w:bottom w:type="dxa" w:w="60"/>
+              <w:right w:type="dxa" w:w="100"/>
+            </w:tcMar>
+          </w:tcPr>
+          <w:p>
+            <w:pPr>
+              <w:jc w:val="center"/>
+            </w:pPr>
+            <w:r>
+              <w:rPr>
+                <w:sz w:val="19"/>
+                <w:szCs w:val="19"/>
+              </w:rPr>
+              <w:t xml:space="preserve">■</w:t>
+            </w:r>
+          </w:p>
+        </w:tc>
+        <w:tc>
+          <w:tcPr>
+            <w:tcW w:type="dxa" w:w="800"/>
+            <w:shd w:fill="9DC3E6" w:val="clear"/>
+            <w:tcMar>
+              <w:top w:type="dxa" w:w="60"/>
+              <w:left w:type="dxa" w:w="100"/>
+              <w:bottom w:type="dxa" w:w="60"/>
+              <w:right w:type="dxa" w:w="100"/>
+            </w:tcMar>
+          </w:tcPr>
+          <w:p>
+            <w:pPr>
+              <w:jc w:val="center"/>
+            </w:pPr>
+            <w:r>
+              <w:rPr>
+                <w:sz w:val="19"/>
+                <w:szCs w:val="19"/>
+              </w:rPr>
+              <w:t xml:space="preserve">■</w:t>
+            </w:r>
+          </w:p>
+        </w:tc>
+        <w:tc>
+          <w:tcPr>
+            <w:tcW w:type="dxa" w:w="800"/>
+            <w:shd w:fill="9DC3E6" w:val="clear"/>
+            <w:tcMar>
+              <w:top w:type="dxa" w:w="60"/>
+              <w:left w:type="dxa" w:w="100"/>
+              <w:bottom w:type="dxa" w:w="60"/>
+              <w:right w:type="dxa" w:w="100"/>
+            </w:tcMar>
+          </w:tcPr>
+          <w:p>
+            <w:pPr>
+              <w:jc w:val="center"/>
+            </w:pPr>
+            <w:r>
+              <w:rPr>
+                <w:sz w:val="19"/>
+                <w:szCs w:val="19"/>
+              </w:rPr>
+              <w:t xml:space="preserve">■</w:t>
+            </w:r>
+          </w:p>
+        </w:tc>
+        <w:tc>
+          <w:tcPr>
+            <w:tcW w:type="dxa" w:w="800"/>
+            <w:shd w:fill="9DC3E6" w:val="clear"/>
+            <w:tcMar>
+              <w:top w:type="dxa" w:w="60"/>
+              <w:left w:type="dxa" w:w="100"/>
+              <w:bottom w:type="dxa" w:w="60"/>
+              <w:right w:type="dxa" w:w="100"/>
+            </w:tcMar>
+          </w:tcPr>
+          <w:p>
+            <w:pPr>
+              <w:jc w:val="center"/>
+            </w:pPr>
+            <w:r>
+              <w:rPr>
+                <w:sz w:val="19"/>
+                <w:szCs w:val="19"/>
+              </w:rPr>
+              <w:t xml:space="preserve">■</w:t>
+            </w:r>
+          </w:p>
+        </w:tc>
+        <w:tc>
+          <w:tcPr>
+            <w:tcW w:type="dxa" w:w="800"/>
+            <w:shd w:fill="9DC3E6" w:val="clear"/>
+            <w:tcMar>
+              <w:top w:type="dxa" w:w="60"/>
+              <w:left w:type="dxa" w:w="100"/>
+              <w:bottom w:type="dxa" w:w="60"/>
+              <w:right w:type="dxa" w:w="100"/>
+            </w:tcMar>
+          </w:tcPr>
+          <w:p>
+            <w:pPr>
+              <w:jc w:val="center"/>
+            </w:pPr>
+            <w:r>
+              <w:rPr>
+                <w:sz w:val="19"/>
+                <w:szCs w:val="19"/>
+              </w:rPr>
+              <w:t xml:space="preserve">■</w:t>
+            </w:r>
+          </w:p>
+        </w:tc>
+        <w:tc>
+          <w:tcPr>
+            <w:tcW w:type="dxa" w:w="800"/>
+            <w:shd w:fill="9DC3E6" w:val="clear"/>
+            <w:tcMar>
+              <w:top w:type="dxa" w:w="60"/>
+              <w:left w:type="dxa" w:w="100"/>
+              <w:bottom w:type="dxa" w:w="60"/>
+              <w:right w:type="dxa" w:w="100"/>
+            </w:tcMar>
+          </w:tcPr>
+          <w:p>
+            <w:pPr>
+              <w:jc w:val="center"/>
+            </w:pPr>
+            <w:r>
+              <w:rPr>
+                <w:sz w:val="19"/>
+                <w:szCs w:val="19"/>
+              </w:rPr>
+              <w:t xml:space="preserve">■</w:t>
+            </w:r>
+          </w:p>
+        </w:tc>
+        <w:tc>
+          <w:tcPr>
+            <w:tcW w:type="dxa" w:w="800"/>
+            <w:tcMar>
+              <w:top w:type="dxa" w:w="60"/>
+              <w:left w:type="dxa" w:w="100"/>
+              <w:bottom w:type="dxa" w:w="60"/>
+              <w:right w:type="dxa" w:w="100"/>
+            </w:tcMar>
+          </w:tcPr>
+          <w:p>
+            <w:pPr>
+              <w:jc w:val="center"/>
+            </w:pPr>
+            <w:r>
+              <w:rPr>
+                <w:sz w:val="19"/>
+                <w:szCs w:val="19"/>
+              </w:rPr>
+              <w:t xml:space="preserve"/>
+            </w:r>
+          </w:p>
+        </w:tc>
+      </w:tr>
+      <w:tr>
+        <w:tc>
+          <w:tcPr>
+            <w:tcW w:type="dxa" w:w="2600"/>
+            <w:tcMar>
+              <w:top w:type="dxa" w:w="60"/>
+              <w:left w:type="dxa" w:w="100"/>
+              <w:bottom w:type="dxa" w:w="60"/>
+              <w:right w:type="dxa" w:w="100"/>
+            </w:tcMar>
+          </w:tcPr>
+          <w:p>
+            <w:r>
+              <w:rPr>
+                <w:sz w:val="19"/>
+                <w:szCs w:val="19"/>
+              </w:rPr>
+              <w:t xml:space="preserve">Testing / QA</w:t>
+            </w:r>
+          </w:p>
+        </w:tc>
+        <w:tc>
+          <w:tcPr>
+            <w:tcW w:type="dxa" w:w="800"/>
+            <w:tcMar>
+              <w:top w:type="dxa" w:w="60"/>
+              <w:left w:type="dxa" w:w="100"/>
+              <w:bottom w:type="dxa" w:w="60"/>
+              <w:right w:type="dxa" w:w="100"/>
+            </w:tcMar>
+          </w:tcPr>
+          <w:p>
+            <w:pPr>
+              <w:jc w:val="center"/>
+            </w:pPr>
+            <w:r>
+              <w:rPr>
+                <w:sz w:val="19"/>
+                <w:szCs w:val="19"/>
+              </w:rPr>
+              <w:t xml:space="preserve"/>
+            </w:r>
+          </w:p>
+        </w:tc>
+        <w:tc>
+          <w:tcPr>
+            <w:tcW w:type="dxa" w:w="800"/>
+            <w:tcMar>
+              <w:top w:type="dxa" w:w="60"/>
+              <w:left w:type="dxa" w:w="100"/>
+              <w:bottom w:type="dxa" w:w="60"/>
+              <w:right w:type="dxa" w:w="100"/>
+            </w:tcMar>
+          </w:tcPr>
+          <w:p>
+            <w:pPr>
+              <w:jc w:val="center"/>
+            </w:pPr>
+            <w:r>
+              <w:rPr>
+                <w:sz w:val="19"/>
+                <w:szCs w:val="19"/>
+              </w:rPr>
+              <w:t xml:space="preserve"/>
+            </w:r>
+          </w:p>
+        </w:tc>
+        <w:tc>
+          <w:tcPr>
+            <w:tcW w:type="dxa" w:w="800"/>
+            <w:shd w:fill="9DC3E6" w:val="clear"/>
+            <w:tcMar>
+              <w:top w:type="dxa" w:w="60"/>
+              <w:left w:type="dxa" w:w="100"/>
+              <w:bottom w:type="dxa" w:w="60"/>
+              <w:right w:type="dxa" w:w="100"/>
+            </w:tcMar>
+          </w:tcPr>
+          <w:p>
+            <w:pPr>
+              <w:jc w:val="center"/>
+            </w:pPr>
+            <w:r>
+              <w:rPr>
+                <w:sz w:val="19"/>
+                <w:szCs w:val="19"/>
+              </w:rPr>
+              <w:t xml:space="preserve">■</w:t>
+            </w:r>
+          </w:p>
+        </w:tc>
+        <w:tc>
+          <w:tcPr>
+            <w:tcW w:type="dxa" w:w="800"/>
+            <w:shd w:fill="9DC3E6" w:val="clear"/>
+            <w:tcMar>
+              <w:top w:type="dxa" w:w="60"/>
+              <w:left w:type="dxa" w:w="100"/>
+              <w:bottom w:type="dxa" w:w="60"/>
+              <w:right w:type="dxa" w:w="100"/>
+            </w:tcMar>
+          </w:tcPr>
+          <w:p>
+            <w:pPr>
+              <w:jc w:val="center"/>
+            </w:pPr>
+            <w:r>
+              <w:rPr>
+                <w:sz w:val="19"/>
+                <w:szCs w:val="19"/>
+              </w:rPr>
+              <w:t xml:space="preserve">■</w:t>
+            </w:r>
+          </w:p>
+        </w:tc>
+        <w:tc>
+          <w:tcPr>
+            <w:tcW w:type="dxa" w:w="800"/>
+            <w:shd w:fill="9DC3E6" w:val="clear"/>
+            <w:tcMar>
+              <w:top w:type="dxa" w:w="60"/>
+              <w:left w:type="dxa" w:w="100"/>
+              <w:bottom w:type="dxa" w:w="60"/>
+              <w:right w:type="dxa" w:w="100"/>
+            </w:tcMar>
+          </w:tcPr>
+          <w:p>
+            <w:pPr>
+              <w:jc w:val="center"/>
+            </w:pPr>
+            <w:r>
+              <w:rPr>
+                <w:sz w:val="19"/>
+                <w:szCs w:val="19"/>
+              </w:rPr>
+              <w:t xml:space="preserve">■</w:t>
+            </w:r>
+          </w:p>
+        </w:tc>
+        <w:tc>
+          <w:tcPr>
+            <w:tcW w:type="dxa" w:w="800"/>
+            <w:shd w:fill="9DC3E6" w:val="clear"/>
+            <w:tcMar>
+              <w:top w:type="dxa" w:w="60"/>
+              <w:left w:type="dxa" w:w="100"/>
+              <w:bottom w:type="dxa" w:w="60"/>
+              <w:right w:type="dxa" w:w="100"/>
+            </w:tcMar>
+          </w:tcPr>
+          <w:p>
+            <w:pPr>
+              <w:jc w:val="center"/>
+            </w:pPr>
+            <w:r>
+              <w:rPr>
+                <w:sz w:val="19"/>
+                <w:szCs w:val="19"/>
+              </w:rPr>
+              <w:t xml:space="preserve">■</w:t>
+            </w:r>
+          </w:p>
+        </w:tc>
+        <w:tc>
+          <w:tcPr>
+            <w:tcW w:type="dxa" w:w="800"/>
+            <w:shd w:fill="9DC3E6" w:val="clear"/>
+            <w:tcMar>
+              <w:top w:type="dxa" w:w="60"/>
+              <w:left w:type="dxa" w:w="100"/>
+              <w:bottom w:type="dxa" w:w="60"/>
+              <w:right w:type="dxa" w:w="100"/>
+            </w:tcMar>
+          </w:tcPr>
+          <w:p>
+            <w:pPr>
+              <w:jc w:val="center"/>
+            </w:pPr>
+            <w:r>
+              <w:rPr>
+                <w:sz w:val="19"/>
+                <w:szCs w:val="19"/>
+              </w:rPr>
+              <w:t xml:space="preserve">■</w:t>
+            </w:r>
+          </w:p>
+        </w:tc>
+        <w:tc>
+          <w:tcPr>
+            <w:tcW w:type="dxa" w:w="800"/>
+            <w:shd w:fill="9DC3E6" w:val="clear"/>
+            <w:tcMar>
+              <w:top w:type="dxa" w:w="60"/>
+              <w:left w:type="dxa" w:w="100"/>
+              <w:bottom w:type="dxa" w:w="60"/>
+              <w:right w:type="dxa" w:w="100"/>
+            </w:tcMar>
+          </w:tcPr>
+          <w:p>
+            <w:pPr>
+              <w:jc w:val="center"/>
+            </w:pPr>
+            <w:r>
+              <w:rPr>
+                <w:sz w:val="19"/>
+                <w:szCs w:val="19"/>
+              </w:rPr>
+              <w:t xml:space="preserve">■</w:t>
+            </w:r>
+          </w:p>
+        </w:tc>
+      </w:tr>
+      <w:tr>
+        <w:tc>
+          <w:tcPr>
+            <w:tcW w:type="dxa" w:w="2600"/>
+            <w:tcMar>
+              <w:top w:type="dxa" w:w="60"/>
+              <w:left w:type="dxa" w:w="100"/>
+              <w:bottom w:type="dxa" w:w="60"/>
+              <w:right w:type="dxa" w:w="100"/>
+            </w:tcMar>
+          </w:tcPr>
+          <w:p>
+            <w:r>
+              <w:rPr>
+                <w:sz w:val="19"/>
+                <w:szCs w:val="19"/>
+              </w:rPr>
+              <w:t xml:space="preserve">Deployment / Launch Prep</w:t>
+            </w:r>
+          </w:p>
+        </w:tc>
+        <w:tc>
+          <w:tcPr>
+            <w:tcW w:type="dxa" w:w="800"/>
+            <w:tcMar>
+              <w:top w:type="dxa" w:w="60"/>
+              <w:left w:type="dxa" w:w="100"/>
+              <w:bottom w:type="dxa" w:w="60"/>
+              <w:right w:type="dxa" w:w="100"/>
+            </w:tcMar>
+          </w:tcPr>
+          <w:p>
+            <w:pPr>
+              <w:jc w:val="center"/>
+            </w:pPr>
+            <w:r>
+              <w:rPr>
+                <w:sz w:val="19"/>
+                <w:szCs w:val="19"/>
+              </w:rPr>
+              <w:t xml:space="preserve"/>
+            </w:r>
+          </w:p>
+        </w:tc>
+        <w:tc>
+          <w:tcPr>
+            <w:tcW w:type="dxa" w:w="800"/>
+            <w:tcMar>
+              <w:top w:type="dxa" w:w="60"/>
+              <w:left w:type="dxa" w:w="100"/>
+              <w:bottom w:type="dxa" w:w="60"/>
+              <w:right w:type="dxa" w:w="100"/>
+            </w:tcMar>
+          </w:tcPr>
+          <w:p>
+            <w:pPr>
+              <w:jc w:val="center"/>
+            </w:pPr>
+            <w:r>
+              <w:rPr>
+                <w:sz w:val="19"/>
+                <w:szCs w:val="19"/>
+              </w:rPr>
+              <w:t xml:space="preserve"/>
+            </w:r>
+          </w:p>
+        </w:tc>
+        <w:tc>
+          <w:tcPr>
+            <w:tcW w:type="dxa" w:w="800"/>
+            <w:tcMar>
+              <w:top w:type="dxa" w:w="60"/>
+              <w:left w:type="dxa" w:w="100"/>
+              <w:bottom w:type="dxa" w:w="60"/>
+              <w:right w:type="dxa" w:w="100"/>
+            </w:tcMar>
+          </w:tcPr>
+          <w:p>
+            <w:pPr>
+              <w:jc w:val="center"/>
+            </w:pPr>
+            <w:r>
+              <w:rPr>
+                <w:sz w:val="19"/>
+                <w:szCs w:val="19"/>
+              </w:rPr>
+              <w:t xml:space="preserve"/>
+            </w:r>
+          </w:p>
+        </w:tc>
+        <w:tc>
+          <w:tcPr>
+            <w:tcW w:type="dxa" w:w="800"/>
+            <w:tcMar>
+              <w:top w:type="dxa" w:w="60"/>
+              <w:left w:type="dxa" w:w="100"/>
+              <w:bottom w:type="dxa" w:w="60"/>
+              <w:right w:type="dxa" w:w="100"/>
+            </w:tcMar>
+          </w:tcPr>
+          <w:p>
+            <w:pPr>
+              <w:jc w:val="center"/>
+            </w:pPr>
+            <w:r>
+              <w:rPr>
+                <w:sz w:val="19"/>
+                <w:szCs w:val="19"/>
+              </w:rPr>
+              <w:t xml:space="preserve"/>
+            </w:r>
+          </w:p>
+        </w:tc>
+        <w:tc>
+          <w:tcPr>
+            <w:tcW w:type="dxa" w:w="800"/>
+            <w:tcMar>
+              <w:top w:type="dxa" w:w="60"/>
+              <w:left w:type="dxa" w:w="100"/>
+              <w:bottom w:type="dxa" w:w="60"/>
+              <w:right w:type="dxa" w:w="100"/>
+            </w:tcMar>
+          </w:tcPr>
+          <w:p>
+            <w:pPr>
+              <w:jc w:val="center"/>
+            </w:pPr>
+            <w:r>
+              <w:rPr>
+                <w:sz w:val="19"/>
+                <w:szCs w:val="19"/>
+              </w:rPr>
+              <w:t xml:space="preserve"/>
+            </w:r>
+          </w:p>
+        </w:tc>
+        <w:tc>
+          <w:tcPr>
+            <w:tcW w:type="dxa" w:w="800"/>
+            <w:tcMar>
+              <w:top w:type="dxa" w:w="60"/>
+              <w:left w:type="dxa" w:w="100"/>
+              <w:bottom w:type="dxa" w:w="60"/>
+              <w:right w:type="dxa" w:w="100"/>
+            </w:tcMar>
+          </w:tcPr>
+          <w:p>
+            <w:pPr>
+              <w:jc w:val="center"/>
+            </w:pPr>
+            <w:r>
+              <w:rPr>
+                <w:sz w:val="19"/>
+                <w:szCs w:val="19"/>
+              </w:rPr>
+              <w:t xml:space="preserve"/>
+            </w:r>
+          </w:p>
+        </w:tc>
+        <w:tc>
+          <w:tcPr>
+            <w:tcW w:type="dxa" w:w="800"/>
+            <w:shd w:fill="9DC3E6" w:val="clear"/>
+            <w:tcMar>
+              <w:top w:type="dxa" w:w="60"/>
+              <w:left w:type="dxa" w:w="100"/>
+              <w:bottom w:type="dxa" w:w="60"/>
+              <w:right w:type="dxa" w:w="100"/>
+            </w:tcMar>
+          </w:tcPr>
+          <w:p>
+            <w:pPr>
+              <w:jc w:val="center"/>
+            </w:pPr>
+            <w:r>
+              <w:rPr>
+                <w:sz w:val="19"/>
+                <w:szCs w:val="19"/>
+              </w:rPr>
+              <w:t xml:space="preserve">■</w:t>
+            </w:r>
+          </w:p>
+        </w:tc>
+        <w:tc>
+          <w:tcPr>
+            <w:tcW w:type="dxa" w:w="800"/>
+            <w:shd w:fill="9DC3E6" w:val="clear"/>
+            <w:tcMar>
+              <w:top w:type="dxa" w:w="60"/>
+              <w:left w:type="dxa" w:w="100"/>
+              <w:bottom w:type="dxa" w:w="60"/>
+              <w:right w:type="dxa" w:w="100"/>
+            </w:tcMar>
+          </w:tcPr>
+          <w:p>
+            <w:pPr>
+              <w:jc w:val="center"/>
+            </w:pPr>
+            <w:r>
+              <w:rPr>
+                <w:sz w:val="19"/>
+                <w:szCs w:val="19"/>
+              </w:rPr>
+              <w:t xml:space="preserve">■</w:t>
+            </w:r>
+          </w:p>
+        </w:tc>
+      </w:tr>
+      <w:tr>
+        <w:tc>
+          <w:tcPr>
+            <w:tcW w:type="dxa" w:w="2600"/>
+            <w:tcMar>
+              <w:top w:type="dxa" w:w="60"/>
+              <w:left w:type="dxa" w:w="100"/>
+              <w:bottom w:type="dxa" w:w="60"/>
+              <w:right w:type="dxa" w:w="100"/>
+            </w:tcMar>
+          </w:tcPr>
+          <w:p>
+            <w:r>
+              <w:rPr>
+                <w:sz w:val="19"/>
+                <w:szCs w:val="19"/>
+              </w:rPr>
+              <w:t xml:space="preserve">Pilot-Zone Go-Live</w:t>
+            </w:r>
+          </w:p>
+        </w:tc>
+        <w:tc>
+          <w:tcPr>
+            <w:tcW w:type="dxa" w:w="800"/>
+            <w:tcMar>
+              <w:top w:type="dxa" w:w="60"/>
+              <w:left w:type="dxa" w:w="100"/>
+              <w:bottom w:type="dxa" w:w="60"/>
+              <w:right w:type="dxa" w:w="100"/>
+            </w:tcMar>
+          </w:tcPr>
+          <w:p>
+            <w:pPr>
+              <w:jc w:val="center"/>
+            </w:pPr>
+            <w:r>
+              <w:rPr>
+                <w:sz w:val="19"/>
+                <w:szCs w:val="19"/>
+              </w:rPr>
+              <w:t xml:space="preserve"/>
+            </w:r>
+          </w:p>
+        </w:tc>
+        <w:tc>
+          <w:tcPr>
+            <w:tcW w:type="dxa" w:w="800"/>
+            <w:tcMar>
+              <w:top w:type="dxa" w:w="60"/>
+              <w:left w:type="dxa" w:w="100"/>
+              <w:bottom w:type="dxa" w:w="60"/>
+              <w:right w:type="dxa" w:w="100"/>
+            </w:tcMar>
+          </w:tcPr>
+          <w:p>
+            <w:pPr>
+              <w:jc w:val="center"/>
+            </w:pPr>
+            <w:r>
+              <w:rPr>
+                <w:sz w:val="19"/>
+                <w:szCs w:val="19"/>
+              </w:rPr>
+              <w:t xml:space="preserve"/>
+            </w:r>
+          </w:p>
+        </w:tc>
+        <w:tc>
+          <w:tcPr>
+            <w:tcW w:type="dxa" w:w="800"/>
+            <w:tcMar>
+              <w:top w:type="dxa" w:w="60"/>
+              <w:left w:type="dxa" w:w="100"/>
+              <w:bottom w:type="dxa" w:w="60"/>
+              <w:right w:type="dxa" w:w="100"/>
+            </w:tcMar>
+          </w:tcPr>
+          <w:p>
+            <w:pPr>
+              <w:jc w:val="center"/>
+            </w:pPr>
+            <w:r>
+              <w:rPr>
+                <w:sz w:val="19"/>
+                <w:szCs w:val="19"/>
+              </w:rPr>
+              <w:t xml:space="preserve"/>
+            </w:r>
+          </w:p>
+        </w:tc>
+        <w:tc>
+          <w:tcPr>
+            <w:tcW w:type="dxa" w:w="800"/>
+            <w:tcMar>
+              <w:top w:type="dxa" w:w="60"/>
+              <w:left w:type="dxa" w:w="100"/>
+              <w:bottom w:type="dxa" w:w="60"/>
+              <w:right w:type="dxa" w:w="100"/>
+            </w:tcMar>
+          </w:tcPr>
+          <w:p>
+            <w:pPr>
+              <w:jc w:val="center"/>
+            </w:pPr>
+            <w:r>
+              <w:rPr>
+                <w:sz w:val="19"/>
+                <w:szCs w:val="19"/>
+              </w:rPr>
+              <w:t xml:space="preserve"/>
+            </w:r>
+          </w:p>
+        </w:tc>
+        <w:tc>
+          <w:tcPr>
+            <w:tcW w:type="dxa" w:w="800"/>
+            <w:tcMar>
+              <w:top w:type="dxa" w:w="60"/>
+              <w:left w:type="dxa" w:w="100"/>
+              <w:bottom w:type="dxa" w:w="60"/>
+              <w:right w:type="dxa" w:w="100"/>
+            </w:tcMar>
+          </w:tcPr>
+          <w:p>
+            <w:pPr>
+              <w:jc w:val="center"/>
+            </w:pPr>
+            <w:r>
+              <w:rPr>
+                <w:sz w:val="19"/>
+                <w:szCs w:val="19"/>
+              </w:rPr>
+              <w:t xml:space="preserve"/>
+            </w:r>
+          </w:p>
+        </w:tc>
+        <w:tc>
+          <w:tcPr>
+            <w:tcW w:type="dxa" w:w="800"/>
+            <w:tcMar>
+              <w:top w:type="dxa" w:w="60"/>
+              <w:left w:type="dxa" w:w="100"/>
+              <w:bottom w:type="dxa" w:w="60"/>
+              <w:right w:type="dxa" w:w="100"/>
+            </w:tcMar>
+          </w:tcPr>
+          <w:p>
+            <w:pPr>
+              <w:jc w:val="center"/>
+            </w:pPr>
+            <w:r>
+              <w:rPr>
+                <w:sz w:val="19"/>
+                <w:szCs w:val="19"/>
+              </w:rPr>
+              <w:t xml:space="preserve"/>
+            </w:r>
+          </w:p>
+        </w:tc>
+        <w:tc>
+          <w:tcPr>
+            <w:tcW w:type="dxa" w:w="800"/>
+            <w:tcMar>
+              <w:top w:type="dxa" w:w="60"/>
+              <w:left w:type="dxa" w:w="100"/>
+              <w:bottom w:type="dxa" w:w="60"/>
+              <w:right w:type="dxa" w:w="100"/>
+            </w:tcMar>
+          </w:tcPr>
+          <w:p>
+            <w:pPr>
+              <w:jc w:val="center"/>
+            </w:pPr>
+            <w:r>
+              <w:rPr>
+                <w:sz w:val="19"/>
+                <w:szCs w:val="19"/>
+              </w:rPr>
+              <w:t xml:space="preserve"/>
+            </w:r>
+          </w:p>
+        </w:tc>
+        <w:tc>
+          <w:tcPr>
+            <w:tcW w:type="dxa" w:w="800"/>
+            <w:shd w:fill="9DC3E6" w:val="clear"/>
+            <w:tcMar>
+              <w:top w:type="dxa" w:w="60"/>
+              <w:left w:type="dxa" w:w="100"/>
+              <w:bottom w:type="dxa" w:w="60"/>
+              <w:right w:type="dxa" w:w="100"/>
+            </w:tcMar>
+          </w:tcPr>
+          <w:p>
+            <w:pPr>
+              <w:jc w:val="center"/>
+            </w:pPr>
+            <w:r>
+              <w:rPr>
+                <w:sz w:val="19"/>
+                <w:szCs w:val="19"/>
+              </w:rPr>
+              <w:t xml:space="preserve">■</w:t>
+            </w:r>
+          </w:p>
+        </w:tc>
+      </w:tr>
+    </w:tbl>
+    <w:p/>
+    <w:p/>
+    <w:p>
+      <w:r>
+        <w:rPr>
+          <w:rFonts w:ascii="Times New Roman" w:hAnsi="Times New Roman"/>
+          <w:b/>
+          <w:sz w:val="24"/>
+        </w:rPr>
+        <w:t>Milestones</w:t>
+      </w:r>
+    </w:p>
+    <w:tbl>
+      <w:tblPr>
+        <w:tblW w:type="dxa" w:w="9000"/>
+        <w:tblBorders>
+          <w:top w:val="single" w:color="auto" w:sz="4"/>
+          <w:left w:val="single" w:color="auto" w:sz="4"/>
+          <w:bottom w:val="single" w:color="auto" w:sz="4"/>
+          <w:right w:val="single" w:color="auto" w:sz="4"/>
+          <w:insideH w:val="single" w:color="auto" w:sz="4"/>
+          <w:insideV w:val="single" w:color="auto" w:sz="4"/>
+        </w:tblBorders>
+      </w:tblPr>
+      <w:tblGrid>
+        <w:gridCol w:w="2600"/>
+        <w:gridCol w:w="2000"/>
+        <w:gridCol w:w="4400"/>
+      </w:tblGrid>
+      <w:tr>
+        <w:trPr>
+          <w:tblHeader/>
+        </w:trPr>
+        <w:tc>
+          <w:tcPr>
+            <w:tcW w:type="dxa" w:w="2600"/>
+            <w:shd w:fill="1F3864" w:val="clear"/>
+            <w:tcMar>
+              <w:top w:type="dxa" w:w="60"/>
+              <w:left w:type="dxa" w:w="100"/>
+              <w:bottom w:type="dxa" w:w="60"/>
+              <w:right w:type="dxa" w:w="100"/>
+            </w:tcMar>
+          </w:tcPr>
+          <w:p>
+            <w:r>
+              <w:rPr>
+                <w:b/>
+                <w:bCs/>
+                <w:color w:val="FFFFFF"/>
+                <w:sz w:val="19"/>
+                <w:szCs w:val="19"/>
+              </w:rPr>
+              <w:t xml:space="preserve">Milestone</w:t>
+            </w:r>
+          </w:p>
+        </w:tc>
+        <w:tc>
+          <w:tcPr>
+            <w:tcW w:type="dxa" w:w="2000"/>
+            <w:shd w:fill="1F3864" w:val="clear"/>
+            <w:tcMar>
+              <w:top w:type="dxa" w:w="60"/>
+              <w:left w:type="dxa" w:w="100"/>
+              <w:bottom w:type="dxa" w:w="60"/>
+              <w:right w:type="dxa" w:w="100"/>
+            </w:tcMar>
+          </w:tcPr>
+          <w:p>
+            <w:r>
+              <w:rPr>
+                <w:b/>
+                <w:bCs/>
+                <w:color w:val="FFFFFF"/>
+                <w:sz w:val="19"/>
+                <w:szCs w:val="19"/>
+              </w:rPr>
+              <w:t xml:space="preserve">Target</w:t>
+            </w:r>
+          </w:p>
+        </w:tc>
+        <w:tc>
+          <w:tcPr>
+            <w:tcW w:type="dxa" w:w="4400"/>
+            <w:shd w:fill="1F3864" w:val="clear"/>
+            <w:tcMar>
+              <w:top w:type="dxa" w:w="60"/>
+              <w:left w:type="dxa" w:w="100"/>
+              <w:bottom w:type="dxa" w:w="60"/>
+              <w:right w:type="dxa" w:w="100"/>
+            </w:tcMar>
+          </w:tcPr>
+          <w:p>
+            <w:r>
+              <w:rPr>
+                <w:b/>
+                <w:bCs/>
+                <w:color w:val="FFFFFF"/>
+                <w:sz w:val="19"/>
+                <w:szCs w:val="19"/>
+              </w:rPr>
+              <w:t xml:space="preserve">Exit Criteria</w:t>
+            </w:r>
+          </w:p>
+        </w:tc>
+      </w:tr>
+      <w:tr>
+        <w:tc>
+          <w:tcPr>
+            <w:tcW w:type="dxa" w:w="2600"/>
+            <w:tcMar>
+              <w:top w:type="dxa" w:w="60"/>
+              <w:left w:type="dxa" w:w="100"/>
+              <w:bottom w:type="dxa" w:w="60"/>
+              <w:right w:type="dxa" w:w="100"/>
+            </w:tcMar>
+          </w:tcPr>
+          <w:p>
+            <w:r>
+              <w:rPr>
+                <w:b w:val="false"/>
+                <w:bCs w:val="false"/>
+                <w:sz w:val="19"/>
+                <w:szCs w:val="19"/>
+              </w:rPr>
+              <w:t xml:space="preserve">M1 — Backlog &amp; Architecture Baseline</w:t>
+            </w:r>
+          </w:p>
+        </w:tc>
+        <w:tc>
+          <w:tcPr>
+            <w:tcW w:type="dxa" w:w="2000"/>
+            <w:tcMar>
+              <w:top w:type="dxa" w:w="60"/>
+              <w:left w:type="dxa" w:w="100"/>
+              <w:bottom w:type="dxa" w:w="60"/>
+              <w:right w:type="dxa" w:w="100"/>
+            </w:tcMar>
+          </w:tcPr>
+          <w:p>
+            <w:r>
+              <w:rPr>
+                <w:b w:val="false"/>
+                <w:bCs w:val="false"/>
+                <w:sz w:val="19"/>
+                <w:szCs w:val="19"/>
+              </w:rPr>
+              <w:t xml:space="preserve">End of Month 1</w:t>
+            </w:r>
+          </w:p>
+        </w:tc>
+        <w:tc>
+          <w:tcPr>
+            <w:tcW w:type="dxa" w:w="4400"/>
+            <w:tcMar>
+              <w:top w:type="dxa" w:w="60"/>
+              <w:left w:type="dxa" w:w="100"/>
+              <w:bottom w:type="dxa" w:w="60"/>
+              <w:right w:type="dxa" w:w="100"/>
+            </w:tcMar>
+          </w:tcPr>
+          <w:p>
+            <w:r>
+              <w:rPr>
+                <w:b w:val="false"/>
+                <w:bCs w:val="false"/>
+                <w:sz w:val="19"/>
+                <w:szCs w:val="19"/>
+              </w:rPr>
+              <w:t xml:space="preserve">Prioritized backlog; architecture and API contracts approved by PM</w:t>
+            </w:r>
+          </w:p>
+        </w:tc>
+      </w:tr>
+      <w:tr>
+        <w:tc>
+          <w:tcPr>
+            <w:tcW w:type="dxa" w:w="2600"/>
+            <w:tcMar>
+              <w:top w:type="dxa" w:w="60"/>
+              <w:left w:type="dxa" w:w="100"/>
+              <w:bottom w:type="dxa" w:w="60"/>
+              <w:right w:type="dxa" w:w="100"/>
+            </w:tcMar>
+          </w:tcPr>
+          <w:p>
+            <w:r>
+              <w:rPr>
+                <w:b w:val="false"/>
+                <w:bCs w:val="false"/>
+                <w:sz w:val="19"/>
+                <w:szCs w:val="19"/>
+              </w:rPr>
+              <w:t xml:space="preserve">M2 — Registration/eKYC + Zones Working</w:t>
+            </w:r>
+          </w:p>
+        </w:tc>
+        <w:tc>
+          <w:tcPr>
+            <w:tcW w:type="dxa" w:w="2000"/>
+            <w:tcMar>
+              <w:top w:type="dxa" w:w="60"/>
+              <w:left w:type="dxa" w:w="100"/>
+              <w:bottom w:type="dxa" w:w="60"/>
+              <w:right w:type="dxa" w:w="100"/>
+            </w:tcMar>
+          </w:tcPr>
+          <w:p>
+            <w:r>
+              <w:rPr>
+                <w:b w:val="false"/>
+                <w:bCs w:val="false"/>
+                <w:sz w:val="19"/>
+                <w:szCs w:val="19"/>
+              </w:rPr>
+              <w:t xml:space="preserve">End of Month 3</w:t>
+            </w:r>
+          </w:p>
+        </w:tc>
+        <w:tc>
+          <w:tcPr>
+            <w:tcW w:type="dxa" w:w="4400"/>
+            <w:tcMar>
+              <w:top w:type="dxa" w:w="60"/>
+              <w:left w:type="dxa" w:w="100"/>
+              <w:bottom w:type="dxa" w:w="60"/>
+              <w:right w:type="dxa" w:w="100"/>
+            </w:tcMar>
+          </w:tcPr>
+          <w:p>
+            <w:r>
+              <w:rPr>
+                <w:b w:val="false"/>
+                <w:bCs w:val="false"/>
+                <w:sz w:val="19"/>
+                <w:szCs w:val="19"/>
+              </w:rPr>
+              <w:t xml:space="preserve">A user can register, verify via eKYC, and browse zone-filtered listings in staging</w:t>
+            </w:r>
+          </w:p>
+        </w:tc>
+      </w:tr>
+      <w:tr>
+        <w:tc>
+          <w:tcPr>
+            <w:tcW w:type="dxa" w:w="2600"/>
+            <w:tcMar>
+              <w:top w:type="dxa" w:w="60"/>
+              <w:left w:type="dxa" w:w="100"/>
+              <w:bottom w:type="dxa" w:w="60"/>
+              <w:right w:type="dxa" w:w="100"/>
+            </w:tcMar>
+          </w:tcPr>
+          <w:p>
+            <w:r>
+              <w:rPr>
+                <w:b w:val="false"/>
+                <w:bCs w:val="false"/>
+                <w:sz w:val="19"/>
+                <w:szCs w:val="19"/>
+              </w:rPr>
+              <w:t xml:space="preserve">M3 — End-to-End Purchase Flow</w:t>
+            </w:r>
+          </w:p>
+        </w:tc>
+        <w:tc>
+          <w:tcPr>
+            <w:tcW w:type="dxa" w:w="2000"/>
+            <w:tcMar>
+              <w:top w:type="dxa" w:w="60"/>
+              <w:left w:type="dxa" w:w="100"/>
+              <w:bottom w:type="dxa" w:w="60"/>
+              <w:right w:type="dxa" w:w="100"/>
+            </w:tcMar>
+          </w:tcPr>
+          <w:p>
+            <w:r>
+              <w:rPr>
+                <w:b w:val="false"/>
+                <w:bCs w:val="false"/>
+                <w:sz w:val="19"/>
+                <w:szCs w:val="19"/>
+              </w:rPr>
+              <w:t xml:space="preserve">End of Month 5</w:t>
+            </w:r>
+          </w:p>
+        </w:tc>
+        <w:tc>
+          <w:tcPr>
+            <w:tcW w:type="dxa" w:w="4400"/>
+            <w:tcMar>
+              <w:top w:type="dxa" w:w="60"/>
+              <w:left w:type="dxa" w:w="100"/>
+              <w:bottom w:type="dxa" w:w="60"/>
+              <w:right w:type="dxa" w:w="100"/>
+            </w:tcMar>
+          </w:tcPr>
+          <w:p>
+            <w:r>
+              <w:rPr>
+                <w:b w:val="false"/>
+                <w:bCs w:val="false"/>
+                <w:sz w:val="19"/>
+                <w:szCs w:val="19"/>
+              </w:rPr>
+              <w:t xml:space="preserve">A user can browse, buy at a system-calculated price, pay, and select pickup/delivery</w:t>
+            </w:r>
+          </w:p>
+        </w:tc>
+      </w:tr>
+      <w:tr>
+        <w:tc>
+          <w:tcPr>
+            <w:tcW w:type="dxa" w:w="2600"/>
+            <w:tcMar>
+              <w:top w:type="dxa" w:w="60"/>
+              <w:left w:type="dxa" w:w="100"/>
+              <w:bottom w:type="dxa" w:w="60"/>
+              <w:right w:type="dxa" w:w="100"/>
+            </w:tcMar>
+          </w:tcPr>
+          <w:p>
+            <w:r>
+              <w:rPr>
+                <w:b w:val="false"/>
+                <w:bCs w:val="false"/>
+                <w:sz w:val="19"/>
+                <w:szCs w:val="19"/>
+              </w:rPr>
+              <w:t xml:space="preserve">M4 — Donation, Advertising, Admin Complete</w:t>
+            </w:r>
+          </w:p>
+        </w:tc>
+        <w:tc>
+          <w:tcPr>
+            <w:tcW w:type="dxa" w:w="2000"/>
+            <w:tcMar>
+              <w:top w:type="dxa" w:w="60"/>
+              <w:left w:type="dxa" w:w="100"/>
+              <w:bottom w:type="dxa" w:w="60"/>
+              <w:right w:type="dxa" w:w="100"/>
+            </w:tcMar>
+          </w:tcPr>
+          <w:p>
+            <w:r>
+              <w:rPr>
+                <w:b w:val="false"/>
+                <w:bCs w:val="false"/>
+                <w:sz w:val="19"/>
+                <w:szCs w:val="19"/>
+              </w:rPr>
+              <w:t xml:space="preserve">End of Month 7 (MVP feature-complete)</w:t>
+            </w:r>
+          </w:p>
+        </w:tc>
+        <w:tc>
+          <w:tcPr>
+            <w:tcW w:type="dxa" w:w="4400"/>
+            <w:tcMar>
+              <w:top w:type="dxa" w:w="60"/>
+              <w:left w:type="dxa" w:w="100"/>
+              <w:bottom w:type="dxa" w:w="60"/>
+              <w:right w:type="dxa" w:w="100"/>
+            </w:tcMar>
+          </w:tcPr>
+          <w:p>
+            <w:r>
+              <w:rPr>
+                <w:b w:val="false"/>
+                <w:bCs w:val="false"/>
+                <w:sz w:val="19"/>
+                <w:szCs w:val="19"/>
+              </w:rPr>
+              <w:t xml:space="preserve">All FR-01–FR-73 modules demoable; UAT begins</w:t>
+            </w:r>
+          </w:p>
+        </w:tc>
+      </w:tr>
+      <w:tr>
+        <w:tc>
+          <w:tcPr>
+            <w:tcW w:type="dxa" w:w="2600"/>
+            <w:tcMar>
+              <w:top w:type="dxa" w:w="60"/>
+              <w:left w:type="dxa" w:w="100"/>
+              <w:bottom w:type="dxa" w:w="60"/>
+              <w:right w:type="dxa" w:w="100"/>
+            </w:tcMar>
+          </w:tcPr>
+          <w:p>
+            <w:r>
+              <w:rPr>
+                <w:b w:val="false"/>
+                <w:bCs w:val="false"/>
+                <w:sz w:val="19"/>
+                <w:szCs w:val="19"/>
+              </w:rPr>
+              <w:t xml:space="preserve">M5 — Pilot Launch</w:t>
+            </w:r>
+          </w:p>
+        </w:tc>
+        <w:tc>
+          <w:tcPr>
+            <w:tcW w:type="dxa" w:w="2000"/>
+            <w:tcMar>
+              <w:top w:type="dxa" w:w="60"/>
+              <w:left w:type="dxa" w:w="100"/>
+              <w:bottom w:type="dxa" w:w="60"/>
+              <w:right w:type="dxa" w:w="100"/>
+            </w:tcMar>
+          </w:tcPr>
+          <w:p>
+            <w:r>
+              <w:rPr>
+                <w:b w:val="false"/>
+                <w:bCs w:val="false"/>
+                <w:sz w:val="19"/>
+                <w:szCs w:val="19"/>
+              </w:rPr>
+              <w:t xml:space="preserve">End of Month 8</w:t>
+            </w:r>
+          </w:p>
+        </w:tc>
+        <w:tc>
+          <w:tcPr>
+            <w:tcW w:type="dxa" w:w="4400"/>
+            <w:tcMar>
+              <w:top w:type="dxa" w:w="60"/>
+              <w:left w:type="dxa" w:w="100"/>
+              <w:bottom w:type="dxa" w:w="60"/>
+              <w:right w:type="dxa" w:w="100"/>
+            </w:tcMar>
+          </w:tcPr>
+          <w:p>
+            <w:r>
+              <w:rPr>
+                <w:b w:val="false"/>
+                <w:bCs w:val="false"/>
+                <w:sz w:val="19"/>
+                <w:szCs w:val="19"/>
+              </w:rPr>
+              <w:t xml:space="preserve">Security review passed; pilot zone live with real merchants and at least one NGO</w:t>
+            </w:r>
+          </w:p>
+        </w:tc>
+      </w:tr>
+    </w:tbl>
+    <w:p/>
+    <w:p/>
+    <w:p>
+      <w:r>
+        <w:rPr>
+          <w:rFonts w:ascii="Times New Roman" w:hAnsi="Times New Roman"/>
+          <w:b/>
+          <w:sz w:val="26"/>
+        </w:rPr>
+        <w:t>2.6 Risk Management</w:t>
+      </w:r>
+    </w:p>
+    <w:tbl>
+      <w:tblPr>
+        <w:tblW w:type="dxa" w:w="9000"/>
+        <w:tblBorders>
+          <w:top w:val="single" w:color="auto" w:sz="4"/>
+          <w:left w:val="single" w:color="auto" w:sz="4"/>
+          <w:bottom w:val="single" w:color="auto" w:sz="4"/>
+          <w:right w:val="single" w:color="auto" w:sz="4"/>
+          <w:insideH w:val="single" w:color="auto" w:sz="4"/>
+          <w:insideV w:val="single" w:color="auto" w:sz="4"/>
+        </w:tblBorders>
+      </w:tblPr>
+      <w:tblGrid>
+        <w:gridCol w:w="2600"/>
+        <w:gridCol w:w="1100"/>
+        <w:gridCol w:w="1100"/>
+        <w:gridCol w:w="4200"/>
+      </w:tblGrid>
+      <w:tr>
+        <w:trPr>
+          <w:tblHeader/>
+        </w:trPr>
+        <w:tc>
+          <w:tcPr>
+            <w:tcW w:type="dxa" w:w="2600"/>
+            <w:shd w:fill="1F3864" w:val="clear"/>
+            <w:tcMar>
+              <w:top w:type="dxa" w:w="60"/>
+              <w:left w:type="dxa" w:w="100"/>
+              <w:bottom w:type="dxa" w:w="60"/>
+              <w:right w:type="dxa" w:w="100"/>
+            </w:tcMar>
+          </w:tcPr>
+          <w:p>
+            <w:r>
+              <w:rPr>
+                <w:b/>
+                <w:bCs/>
+                <w:color w:val="FFFFFF"/>
+                <w:sz w:val="19"/>
+                <w:szCs w:val="19"/>
+              </w:rPr>
+              <w:t xml:space="preserve">Risk</w:t>
+            </w:r>
+          </w:p>
+        </w:tc>
+        <w:tc>
+          <w:tcPr>
+            <w:tcW w:type="dxa" w:w="1100"/>
+            <w:shd w:fill="1F3864" w:val="clear"/>
+            <w:tcMar>
+              <w:top w:type="dxa" w:w="60"/>
+              <w:left w:type="dxa" w:w="100"/>
+              <w:bottom w:type="dxa" w:w="60"/>
+              <w:right w:type="dxa" w:w="100"/>
+            </w:tcMar>
+          </w:tcPr>
+          <w:p>
+            <w:r>
+              <w:rPr>
+                <w:b/>
+                <w:bCs/>
+                <w:color w:val="FFFFFF"/>
+                <w:sz w:val="19"/>
+                <w:szCs w:val="19"/>
+              </w:rPr>
+              <w:t xml:space="preserve">Likelihood</w:t>
+            </w:r>
+          </w:p>
+        </w:tc>
+        <w:tc>
+          <w:tcPr>
+            <w:tcW w:type="dxa" w:w="1100"/>
+            <w:shd w:fill="1F3864" w:val="clear"/>
+            <w:tcMar>
+              <w:top w:type="dxa" w:w="60"/>
+              <w:left w:type="dxa" w:w="100"/>
+              <w:bottom w:type="dxa" w:w="60"/>
+              <w:right w:type="dxa" w:w="100"/>
+            </w:tcMar>
+          </w:tcPr>
+          <w:p>
+            <w:r>
+              <w:rPr>
+                <w:b/>
+                <w:bCs/>
+                <w:color w:val="FFFFFF"/>
+                <w:sz w:val="19"/>
+                <w:szCs w:val="19"/>
+              </w:rPr>
+              <w:t xml:space="preserve">Impact</w:t>
+            </w:r>
+          </w:p>
+        </w:tc>
+        <w:tc>
+          <w:tcPr>
+            <w:tcW w:type="dxa" w:w="4200"/>
+            <w:shd w:fill="1F3864" w:val="clear"/>
+            <w:tcMar>
+              <w:top w:type="dxa" w:w="60"/>
+              <w:left w:type="dxa" w:w="100"/>
+              <w:bottom w:type="dxa" w:w="60"/>
+              <w:right w:type="dxa" w:w="100"/>
+            </w:tcMar>
+          </w:tcPr>
+          <w:p>
+            <w:r>
+              <w:rPr>
+                <w:b/>
+                <w:bCs/>
+                <w:color w:val="FFFFFF"/>
+                <w:sz w:val="19"/>
+                <w:szCs w:val="19"/>
+              </w:rPr>
+              <w:t xml:space="preserve">Mitigation</w:t>
+            </w:r>
+          </w:p>
+        </w:tc>
+      </w:tr>
+      <w:tr>
+        <w:tc>
+          <w:tcPr>
+            <w:tcW w:type="dxa" w:w="2600"/>
+            <w:tcMar>
+              <w:top w:type="dxa" w:w="60"/>
+              <w:left w:type="dxa" w:w="100"/>
+              <w:bottom w:type="dxa" w:w="60"/>
+              <w:right w:type="dxa" w:w="100"/>
+            </w:tcMar>
+          </w:tcPr>
+          <w:p>
+            <w:r>
+              <w:rPr>
+                <w:b w:val="false"/>
+                <w:bCs w:val="false"/>
+                <w:sz w:val="19"/>
+                <w:szCs w:val="19"/>
+              </w:rPr>
+              <w:t xml:space="preserve">eKYC/NID verification provider integration delays</w:t>
+            </w:r>
+          </w:p>
+        </w:tc>
+        <w:tc>
+          <w:tcPr>
+            <w:tcW w:type="dxa" w:w="1100"/>
+            <w:tcMar>
+              <w:top w:type="dxa" w:w="60"/>
+              <w:left w:type="dxa" w:w="100"/>
+              <w:bottom w:type="dxa" w:w="60"/>
+              <w:right w:type="dxa" w:w="100"/>
+            </w:tcMar>
+          </w:tcPr>
+          <w:p>
+            <w:r>
+              <w:rPr>
+                <w:b w:val="false"/>
+                <w:bCs w:val="false"/>
+                <w:sz w:val="19"/>
+                <w:szCs w:val="19"/>
+              </w:rPr>
+              <w:t xml:space="preserve">Medium</w:t>
+            </w:r>
+          </w:p>
+        </w:tc>
+        <w:tc>
+          <w:tcPr>
+            <w:tcW w:type="dxa" w:w="1100"/>
+            <w:tcMar>
+              <w:top w:type="dxa" w:w="60"/>
+              <w:left w:type="dxa" w:w="100"/>
+              <w:bottom w:type="dxa" w:w="60"/>
+              <w:right w:type="dxa" w:w="100"/>
+            </w:tcMar>
+          </w:tcPr>
+          <w:p>
+            <w:r>
+              <w:rPr>
+                <w:b w:val="false"/>
+                <w:bCs w:val="false"/>
+                <w:sz w:val="19"/>
+                <w:szCs w:val="19"/>
+              </w:rPr>
+              <w:t xml:space="preserve">High</w:t>
+            </w:r>
+          </w:p>
+        </w:tc>
+        <w:tc>
+          <w:tcPr>
+            <w:tcW w:type="dxa" w:w="4200"/>
+            <w:tcMar>
+              <w:top w:type="dxa" w:w="60"/>
+              <w:left w:type="dxa" w:w="100"/>
+              <w:bottom w:type="dxa" w:w="60"/>
+              <w:right w:type="dxa" w:w="100"/>
+            </w:tcMar>
+          </w:tcPr>
+          <w:p>
+            <w:r>
+              <w:rPr>
+                <w:b w:val="false"/>
+                <w:bCs w:val="false"/>
+                <w:sz w:val="19"/>
+                <w:szCs w:val="19"/>
+              </w:rPr>
+              <w:t xml:space="preserve">Select provider and begin integration in Month 1; keep manual-review fallback (FR-02–FR-04) as a temporary path</w:t>
+            </w:r>
+          </w:p>
+        </w:tc>
+      </w:tr>
+      <w:tr>
+        <w:tc>
+          <w:tcPr>
+            <w:tcW w:type="dxa" w:w="2600"/>
+            <w:tcMar>
+              <w:top w:type="dxa" w:w="60"/>
+              <w:left w:type="dxa" w:w="100"/>
+              <w:bottom w:type="dxa" w:w="60"/>
+              <w:right w:type="dxa" w:w="100"/>
+            </w:tcMar>
+          </w:tcPr>
+          <w:p>
+            <w:r>
+              <w:rPr>
+                <w:b w:val="false"/>
+                <w:bCs w:val="false"/>
+                <w:sz w:val="19"/>
+                <w:szCs w:val="19"/>
+              </w:rPr>
+              <w:t xml:space="preserve">Payment gateway (bKash/Nagad) commercial approval takes longer than planned (D-08)</w:t>
+            </w:r>
+          </w:p>
+        </w:tc>
+        <w:tc>
+          <w:tcPr>
+            <w:tcW w:type="dxa" w:w="1100"/>
+            <w:tcMar>
+              <w:top w:type="dxa" w:w="60"/>
+              <w:left w:type="dxa" w:w="100"/>
+              <w:bottom w:type="dxa" w:w="60"/>
+              <w:right w:type="dxa" w:w="100"/>
+            </w:tcMar>
+          </w:tcPr>
+          <w:p>
+            <w:r>
+              <w:rPr>
+                <w:b w:val="false"/>
+                <w:bCs w:val="false"/>
+                <w:sz w:val="19"/>
+                <w:szCs w:val="19"/>
+              </w:rPr>
+              <w:t xml:space="preserve">Medium</w:t>
+            </w:r>
+          </w:p>
+        </w:tc>
+        <w:tc>
+          <w:tcPr>
+            <w:tcW w:type="dxa" w:w="1100"/>
+            <w:tcMar>
+              <w:top w:type="dxa" w:w="60"/>
+              <w:left w:type="dxa" w:w="100"/>
+              <w:bottom w:type="dxa" w:w="60"/>
+              <w:right w:type="dxa" w:w="100"/>
+            </w:tcMar>
+          </w:tcPr>
+          <w:p>
+            <w:r>
+              <w:rPr>
+                <w:b w:val="false"/>
+                <w:bCs w:val="false"/>
+                <w:sz w:val="19"/>
+                <w:szCs w:val="19"/>
+              </w:rPr>
+              <w:t xml:space="preserve">High</w:t>
+            </w:r>
+          </w:p>
+        </w:tc>
+        <w:tc>
+          <w:tcPr>
+            <w:tcW w:type="dxa" w:w="4200"/>
+            <w:tcMar>
+              <w:top w:type="dxa" w:w="60"/>
+              <w:left w:type="dxa" w:w="100"/>
+              <w:bottom w:type="dxa" w:w="60"/>
+              <w:right w:type="dxa" w:w="100"/>
+            </w:tcMar>
+          </w:tcPr>
+          <w:p>
+            <w:r>
+              <w:rPr>
+                <w:b w:val="false"/>
+                <w:bCs w:val="false"/>
+                <w:sz w:val="19"/>
+                <w:szCs w:val="19"/>
+              </w:rPr>
+              <w:t xml:space="preserve">Start commercial discussions in parallel with development; design payment module against an abstraction layer so a provider swap doesn't block launch</w:t>
+            </w:r>
+          </w:p>
+        </w:tc>
+      </w:tr>
+      <w:tr>
+        <w:tc>
+          <w:tcPr>
+            <w:tcW w:type="dxa" w:w="2600"/>
+            <w:tcMar>
+              <w:top w:type="dxa" w:w="60"/>
+              <w:left w:type="dxa" w:w="100"/>
+              <w:bottom w:type="dxa" w:w="60"/>
+              <w:right w:type="dxa" w:w="100"/>
+            </w:tcMar>
+          </w:tcPr>
+          <w:p>
+            <w:r>
+              <w:rPr>
+                <w:b w:val="false"/>
+                <w:bCs w:val="false"/>
+                <w:sz w:val="19"/>
+                <w:szCs w:val="19"/>
+              </w:rPr>
+              <w:t xml:space="preserve">Small team stretched across many modules</w:t>
+            </w:r>
+          </w:p>
+        </w:tc>
+        <w:tc>
+          <w:tcPr>
+            <w:tcW w:type="dxa" w:w="1100"/>
+            <w:tcMar>
+              <w:top w:type="dxa" w:w="60"/>
+              <w:left w:type="dxa" w:w="100"/>
+              <w:bottom w:type="dxa" w:w="60"/>
+              <w:right w:type="dxa" w:w="100"/>
+            </w:tcMar>
+          </w:tcPr>
+          <w:p>
+            <w:r>
+              <w:rPr>
+                <w:b w:val="false"/>
+                <w:bCs w:val="false"/>
+                <w:sz w:val="19"/>
+                <w:szCs w:val="19"/>
+              </w:rPr>
+              <w:t xml:space="preserve">Medium</w:t>
+            </w:r>
+          </w:p>
+        </w:tc>
+        <w:tc>
+          <w:tcPr>
+            <w:tcW w:type="dxa" w:w="1100"/>
+            <w:tcMar>
+              <w:top w:type="dxa" w:w="60"/>
+              <w:left w:type="dxa" w:w="100"/>
+              <w:bottom w:type="dxa" w:w="60"/>
+              <w:right w:type="dxa" w:w="100"/>
+            </w:tcMar>
+          </w:tcPr>
+          <w:p>
+            <w:r>
+              <w:rPr>
+                <w:b w:val="false"/>
+                <w:bCs w:val="false"/>
+                <w:sz w:val="19"/>
+                <w:szCs w:val="19"/>
+              </w:rPr>
+              <w:t xml:space="preserve">Medium</w:t>
+            </w:r>
+          </w:p>
+        </w:tc>
+        <w:tc>
+          <w:tcPr>
+            <w:tcW w:type="dxa" w:w="4200"/>
+            <w:tcMar>
+              <w:top w:type="dxa" w:w="60"/>
+              <w:left w:type="dxa" w:w="100"/>
+              <w:bottom w:type="dxa" w:w="60"/>
+              <w:right w:type="dxa" w:w="100"/>
+            </w:tcMar>
+          </w:tcPr>
+          <w:p>
+            <w:r>
+              <w:rPr>
+                <w:b w:val="false"/>
+                <w:bCs w:val="false"/>
+                <w:sz w:val="19"/>
+                <w:szCs w:val="19"/>
+              </w:rPr>
+              <w:t xml:space="preserve">Strict sprint scoping to MVP-critical FRs; defer FR-59/FR-60 advanced ad-analytics and non-critical admin reports to post-MVP</w:t>
+            </w:r>
+          </w:p>
+        </w:tc>
+      </w:tr>
+      <w:tr>
+        <w:tc>
+          <w:tcPr>
+            <w:tcW w:type="dxa" w:w="2600"/>
+            <w:tcMar>
+              <w:top w:type="dxa" w:w="60"/>
+              <w:left w:type="dxa" w:w="100"/>
+              <w:bottom w:type="dxa" w:w="60"/>
+              <w:right w:type="dxa" w:w="100"/>
+            </w:tcMar>
+          </w:tcPr>
+          <w:p>
+            <w:r>
+              <w:rPr>
+                <w:b w:val="false"/>
+                <w:bCs w:val="false"/>
+                <w:sz w:val="19"/>
+                <w:szCs w:val="19"/>
+              </w:rPr>
+              <w:t xml:space="preserve">Merchant/NGO adoption slower than expected in pilot zone</w:t>
+            </w:r>
+          </w:p>
+        </w:tc>
+        <w:tc>
+          <w:tcPr>
+            <w:tcW w:type="dxa" w:w="1100"/>
+            <w:tcMar>
+              <w:top w:type="dxa" w:w="60"/>
+              <w:left w:type="dxa" w:w="100"/>
+              <w:bottom w:type="dxa" w:w="60"/>
+              <w:right w:type="dxa" w:w="100"/>
+            </w:tcMar>
+          </w:tcPr>
+          <w:p>
+            <w:r>
+              <w:rPr>
+                <w:b w:val="false"/>
+                <w:bCs w:val="false"/>
+                <w:sz w:val="19"/>
+                <w:szCs w:val="19"/>
+              </w:rPr>
+              <w:t xml:space="preserve">Medium</w:t>
+            </w:r>
+          </w:p>
+        </w:tc>
+        <w:tc>
+          <w:tcPr>
+            <w:tcW w:type="dxa" w:w="1100"/>
+            <w:tcMar>
+              <w:top w:type="dxa" w:w="60"/>
+              <w:left w:type="dxa" w:w="100"/>
+              <w:bottom w:type="dxa" w:w="60"/>
+              <w:right w:type="dxa" w:w="100"/>
+            </w:tcMar>
+          </w:tcPr>
+          <w:p>
+            <w:r>
+              <w:rPr>
+                <w:b w:val="false"/>
+                <w:bCs w:val="false"/>
+                <w:sz w:val="19"/>
+                <w:szCs w:val="19"/>
+              </w:rPr>
+              <w:t xml:space="preserve">Medium</w:t>
+            </w:r>
+          </w:p>
+        </w:tc>
+        <w:tc>
+          <w:tcPr>
+            <w:tcW w:type="dxa" w:w="4200"/>
+            <w:tcMar>
+              <w:top w:type="dxa" w:w="60"/>
+              <w:left w:type="dxa" w:w="100"/>
+              <w:bottom w:type="dxa" w:w="60"/>
+              <w:right w:type="dxa" w:w="100"/>
+            </w:tcMar>
+          </w:tcPr>
+          <w:p>
+            <w:r>
+              <w:rPr>
+                <w:b w:val="false"/>
+                <w:bCs w:val="false"/>
+                <w:sz w:val="19"/>
+                <w:szCs w:val="19"/>
+              </w:rPr>
+              <w:t xml:space="preserve">Recruit pilot merchants and at least one NGO before go-live (see Marketing Plan, Section 3.3)</w:t>
+            </w:r>
+          </w:p>
+        </w:tc>
+      </w:tr>
+      <w:tr>
+        <w:tc>
+          <w:tcPr>
+            <w:tcW w:type="dxa" w:w="2600"/>
+            <w:tcMar>
+              <w:top w:type="dxa" w:w="60"/>
+              <w:left w:type="dxa" w:w="100"/>
+              <w:bottom w:type="dxa" w:w="60"/>
+              <w:right w:type="dxa" w:w="100"/>
+            </w:tcMar>
+          </w:tcPr>
+          <w:p>
+            <w:r>
+              <w:rPr>
+                <w:b w:val="false"/>
+                <w:bCs w:val="false"/>
+                <w:sz w:val="19"/>
+                <w:szCs w:val="19"/>
+              </w:rPr>
+              <w:t xml:space="preserve">Discount/pricing rule (D-06) unresolved by build time</w:t>
+            </w:r>
+          </w:p>
+        </w:tc>
+        <w:tc>
+          <w:tcPr>
+            <w:tcW w:type="dxa" w:w="1100"/>
+            <w:tcMar>
+              <w:top w:type="dxa" w:w="60"/>
+              <w:left w:type="dxa" w:w="100"/>
+              <w:bottom w:type="dxa" w:w="60"/>
+              <w:right w:type="dxa" w:w="100"/>
+            </w:tcMar>
+          </w:tcPr>
+          <w:p>
+            <w:r>
+              <w:rPr>
+                <w:b w:val="false"/>
+                <w:bCs w:val="false"/>
+                <w:sz w:val="19"/>
+                <w:szCs w:val="19"/>
+              </w:rPr>
+              <w:t xml:space="preserve">Low</w:t>
+            </w:r>
+          </w:p>
+        </w:tc>
+        <w:tc>
+          <w:tcPr>
+            <w:tcW w:type="dxa" w:w="1100"/>
+            <w:tcMar>
+              <w:top w:type="dxa" w:w="60"/>
+              <w:left w:type="dxa" w:w="100"/>
+              <w:bottom w:type="dxa" w:w="60"/>
+              <w:right w:type="dxa" w:w="100"/>
+            </w:tcMar>
+          </w:tcPr>
+          <w:p>
+            <w:r>
+              <w:rPr>
+                <w:b w:val="false"/>
+                <w:bCs w:val="false"/>
+                <w:sz w:val="19"/>
+                <w:szCs w:val="19"/>
+              </w:rPr>
+              <w:t xml:space="preserve">High</w:t>
+            </w:r>
+          </w:p>
+        </w:tc>
+        <w:tc>
+          <w:tcPr>
+            <w:tcW w:type="dxa" w:w="4200"/>
+            <w:tcMar>
+              <w:top w:type="dxa" w:w="60"/>
+              <w:left w:type="dxa" w:w="100"/>
+              <w:bottom w:type="dxa" w:w="60"/>
+              <w:right w:type="dxa" w:w="100"/>
+            </w:tcMar>
+          </w:tcPr>
+          <w:p>
+            <w:r>
+              <w:rPr>
+                <w:b w:val="false"/>
+                <w:bCs w:val="false"/>
+                <w:sz w:val="19"/>
+                <w:szCs w:val="19"/>
+              </w:rPr>
+              <w:t xml:space="preserve">Build the pricing engine as configurable (NFR-12) so the exact 70–80% band can be tuned without a code change</w:t>
+            </w:r>
+          </w:p>
+        </w:tc>
+      </w:tr>
+    </w:tbl>
+    <w:p/>
+    <w:p/>
+    <w:p>
+      <w:r>
+        <w:rPr>
+          <w:rFonts w:ascii="Times New Roman" w:hAnsi="Times New Roman"/>
+          <w:b/>
+          <w:sz w:val="26"/>
+        </w:rPr>
+        <w:t>Project Schedule on Trello</w:t>
+      </w:r>
+    </w:p>
+    <w:p>
+      <w:r>
+        <w:drawing>
+          <wp:inline xmlns:a="http://schemas.openxmlformats.org/drawingml/2006/main" xmlns:pic="http://schemas.openxmlformats.org/drawingml/2006/picture">
+            <wp:extent cx="5943600" cy="9437716"/>
+            <wp:docPr id="1147" name="Picture 1147"/>
+            <wp:cNvGraphicFramePr>
+              <a:graphicFrameLocks noChangeAspect="1"/>
+            </wp:cNvGraphicFramePr>
+            <a:graphic>
+              <a:graphicData uri="http://schemas.openxmlformats.org/drawingml/2006/picture">
+                <pic:pic>
+                  <pic:nvPicPr>
+                    <pic:cNvPr id="0" name="trello_board_screenshot.png"/>
+                    <pic:cNvPicPr/>
+                  </pic:nvPicPr>
+                  <pic:blipFill>
+                    <a:blip r:embed="rId11"/>
+                    <a:stretch>
+                      <a:fillRect/>
+                    </a:stretch>
+                  </pic:blipFill>
+                  <pic:spPr>
+                    <a:xfrm>
+                      <a:off x="0" y="0"/>
+                      <a:ext cx="5943600" cy="9437716"/>
+                    </a:xfrm>
+                    <a:prstGeom prst="rect"/>
+                  </pic:spPr>
+                </pic:pic>
+              </a:graphicData>
+            </a:graphic>
+          </wp:inline>
+        </w:drawing>
+      </w:r>
+    </w:p>
+    <w:p>
+      <w:r>
+        <w:rPr>
+          <w:rFonts w:ascii="Times New Roman" w:hAnsi="Times New Roman"/>
+          <w:sz w:val="24"/>
+        </w:rPr>
+        <w:t>Figure 4 — Project schedule tracked on Trello (“Shasroy Bazaar - Project Phases” board, trello.com/b/K4uuWzx5, 8 SDLC-phase lists, 100 cards), rendered directly from live Trello REST API data as the project's project-management tool for scheduling (per the course requirement not to build the schedule in Word/Excel).</w:t>
+      </w:r>
+    </w:p>
+    <w:p>
       <w:pPr>
         <w:pStyle w:val="ListParagraph"/>
         <w:ind w:left="360"/>
@@ -2656,66 +6600,6 @@
           <w:szCs w:val="24"/>
         </w:rPr>
       </w:pPr>
-    </w:p>
-    <w:p>
-      <w:pPr>
-        <w:pStyle w:val="ListParagraph"/>
-        <w:suppressAutoHyphens/>
-        <w:ind w:left="216"/>
-        <w:rPr>
-          <w:rFonts w:ascii="Times New Roman" w:hAnsi="Times New Roman" w:cs="Times New Roman"/>
-        </w:rPr>
-      </w:pPr>
-      <w:r>
-        <w:rPr>
-          <w:rFonts w:ascii="Times New Roman" w:hAnsi="Times New Roman" w:cs="Times New Roman"/>
-        </w:rPr>
-        <w:t xml:space="preserve">In your document you should provide </w:t>
-      </w:r>
-      <w:r>
-        <w:rPr>
-          <w:rFonts w:ascii="Times New Roman" w:hAnsi="Times New Roman" w:cs="Times New Roman"/>
-        </w:rPr>
-        <w:t>a proper</w:t>
-      </w:r>
-      <w:r>
-        <w:rPr>
-          <w:rFonts w:ascii="Times New Roman" w:hAnsi="Times New Roman" w:cs="Times New Roman"/>
-        </w:rPr>
-        <w:t xml:space="preserve"> development plan that presents in every SDLC including </w:t>
-      </w:r>
-      <w:r>
-        <w:rPr>
-          <w:rFonts w:ascii="Times New Roman" w:hAnsi="Times New Roman" w:cs="Times New Roman"/>
-        </w:rPr>
-        <w:t>project schedule.</w:t>
-      </w:r>
-      <w:r>
-        <w:rPr>
-          <w:rFonts w:ascii="Times New Roman" w:hAnsi="Times New Roman" w:cs="Times New Roman"/>
-        </w:rPr>
-        <w:t xml:space="preserve"> To prepare project schedule use</w:t>
-      </w:r>
-      <w:r>
-        <w:rPr>
-          <w:rFonts w:ascii="Times New Roman" w:hAnsi="Times New Roman" w:cs="Times New Roman"/>
-          <w:b/>
-          <w:bCs/>
-        </w:rPr>
-        <w:t xml:space="preserve"> </w:t>
-      </w:r>
-      <w:r>
-        <w:rPr>
-          <w:rFonts w:ascii="Times New Roman" w:hAnsi="Times New Roman" w:cs="Times New Roman"/>
-        </w:rPr>
-        <w:t>any project management tools.</w:t>
-      </w:r>
-      <w:r>
-        <w:rPr>
-          <w:rFonts w:ascii="Times New Roman" w:hAnsi="Times New Roman" w:cs="Times New Roman"/>
-        </w:rPr>
-        <w:t xml:space="preserve"> Don’t make the schedule in MS word/ excel.</w:t>
-      </w:r>
     </w:p>
     <w:p>
       <w:pPr>
@@ -2744,6 +6628,7 @@
           <w:sz w:val="28"/>
           <w:szCs w:val="28"/>
         </w:rPr>
+        <w:outlineLvl w:val="0"/>
       </w:pPr>
       <w:r>
         <w:rPr>
@@ -2756,21 +6641,1683 @@
       </w:r>
     </w:p>
     <w:p>
+      <w:r>
+        <w:rPr>
+          <w:rFonts w:ascii="Times New Roman" w:hAnsi="Times New Roman"/>
+          <w:b w:val="0"/>
+          <w:sz w:val="24"/>
+        </w:rPr>
+        <w:t>Shashroy Bazar's marketing plan must build trust in a new category of transaction (discounted surplus food/medicine and donation) while growing three distinct audiences at once: paying customers, verified merchants, and verified NGOs/organizations (the platform's primary revenue source through advertising).</w:t>
+      </w:r>
+    </w:p>
+    <w:p>
+      <w:r>
+        <w:rPr>
+          <w:rFonts w:ascii="Times New Roman" w:hAnsi="Times New Roman"/>
+          <w:b/>
+          <w:sz w:val="26"/>
+        </w:rPr>
+        <w:t>3.1 Target Market Segments</w:t>
+      </w:r>
+    </w:p>
+    <w:tbl>
+      <w:tblPr>
+        <w:tblW w:type="dxa" w:w="9000"/>
+        <w:tblBorders>
+          <w:top w:val="single" w:color="auto" w:sz="4"/>
+          <w:left w:val="single" w:color="auto" w:sz="4"/>
+          <w:bottom w:val="single" w:color="auto" w:sz="4"/>
+          <w:right w:val="single" w:color="auto" w:sz="4"/>
+          <w:insideH w:val="single" w:color="auto" w:sz="4"/>
+          <w:insideV w:val="single" w:color="auto" w:sz="4"/>
+        </w:tblBorders>
+      </w:tblPr>
+      <w:tblGrid>
+        <w:gridCol w:w="2600"/>
+        <w:gridCol w:w="3900"/>
+        <w:gridCol w:w="2500"/>
+      </w:tblGrid>
+      <w:tr>
+        <w:trPr>
+          <w:tblHeader/>
+        </w:trPr>
+        <w:tc>
+          <w:tcPr>
+            <w:tcW w:type="dxa" w:w="2600"/>
+            <w:shd w:fill="1F3864" w:val="clear"/>
+            <w:tcMar>
+              <w:top w:type="dxa" w:w="60"/>
+              <w:left w:type="dxa" w:w="100"/>
+              <w:bottom w:type="dxa" w:w="60"/>
+              <w:right w:type="dxa" w:w="100"/>
+            </w:tcMar>
+          </w:tcPr>
+          <w:p>
+            <w:r>
+              <w:rPr>
+                <w:b/>
+                <w:bCs/>
+                <w:color w:val="FFFFFF"/>
+                <w:sz w:val="19"/>
+                <w:szCs w:val="19"/>
+              </w:rPr>
+              <w:t xml:space="preserve">Segment</w:t>
+            </w:r>
+          </w:p>
+        </w:tc>
+        <w:tc>
+          <w:tcPr>
+            <w:tcW w:type="dxa" w:w="3900"/>
+            <w:shd w:fill="1F3864" w:val="clear"/>
+            <w:tcMar>
+              <w:top w:type="dxa" w:w="60"/>
+              <w:left w:type="dxa" w:w="100"/>
+              <w:bottom w:type="dxa" w:w="60"/>
+              <w:right w:type="dxa" w:w="100"/>
+            </w:tcMar>
+          </w:tcPr>
+          <w:p>
+            <w:r>
+              <w:rPr>
+                <w:b/>
+                <w:bCs/>
+                <w:color w:val="FFFFFF"/>
+                <w:sz w:val="19"/>
+                <w:szCs w:val="19"/>
+              </w:rPr>
+              <w:t xml:space="preserve">Description</w:t>
+            </w:r>
+          </w:p>
+        </w:tc>
+        <w:tc>
+          <w:tcPr>
+            <w:tcW w:type="dxa" w:w="2500"/>
+            <w:shd w:fill="1F3864" w:val="clear"/>
+            <w:tcMar>
+              <w:top w:type="dxa" w:w="60"/>
+              <w:left w:type="dxa" w:w="100"/>
+              <w:bottom w:type="dxa" w:w="60"/>
+              <w:right w:type="dxa" w:w="100"/>
+            </w:tcMar>
+          </w:tcPr>
+          <w:p>
+            <w:r>
+              <w:rPr>
+                <w:b/>
+                <w:bCs/>
+                <w:color w:val="FFFFFF"/>
+                <w:sz w:val="19"/>
+                <w:szCs w:val="19"/>
+              </w:rPr>
+              <w:t xml:space="preserve">Primary Motivation</w:t>
+            </w:r>
+          </w:p>
+        </w:tc>
+      </w:tr>
+      <w:tr>
+        <w:tc>
+          <w:tcPr>
+            <w:tcW w:type="dxa" w:w="2600"/>
+            <w:tcMar>
+              <w:top w:type="dxa" w:w="60"/>
+              <w:left w:type="dxa" w:w="100"/>
+              <w:bottom w:type="dxa" w:w="60"/>
+              <w:right w:type="dxa" w:w="100"/>
+            </w:tcMar>
+          </w:tcPr>
+          <w:p>
+            <w:r>
+              <w:rPr>
+                <w:b w:val="false"/>
+                <w:bCs w:val="false"/>
+                <w:sz w:val="19"/>
+                <w:szCs w:val="19"/>
+              </w:rPr>
+              <w:t xml:space="preserve">Price-conscious households and students</w:t>
+            </w:r>
+          </w:p>
+        </w:tc>
+        <w:tc>
+          <w:tcPr>
+            <w:tcW w:type="dxa" w:w="3900"/>
+            <w:tcMar>
+              <w:top w:type="dxa" w:w="60"/>
+              <w:left w:type="dxa" w:w="100"/>
+              <w:bottom w:type="dxa" w:w="60"/>
+              <w:right w:type="dxa" w:w="100"/>
+            </w:tcMar>
+          </w:tcPr>
+          <w:p>
+            <w:r>
+              <w:rPr>
+                <w:b w:val="false"/>
+                <w:bCs w:val="false"/>
+                <w:sz w:val="19"/>
+                <w:szCs w:val="19"/>
+              </w:rPr>
+              <w:t xml:space="preserve">Urban residents in the pilot zone looking for steep discounts on safe surplus food/medicine</w:t>
+            </w:r>
+          </w:p>
+        </w:tc>
+        <w:tc>
+          <w:tcPr>
+            <w:tcW w:type="dxa" w:w="2500"/>
+            <w:tcMar>
+              <w:top w:type="dxa" w:w="60"/>
+              <w:left w:type="dxa" w:w="100"/>
+              <w:bottom w:type="dxa" w:w="60"/>
+              <w:right w:type="dxa" w:w="100"/>
+            </w:tcMar>
+          </w:tcPr>
+          <w:p>
+            <w:r>
+              <w:rPr>
+                <w:b w:val="false"/>
+                <w:bCs w:val="false"/>
+                <w:sz w:val="19"/>
+                <w:szCs w:val="19"/>
+              </w:rPr>
+              <w:t xml:space="preserve">Save money (70–80% below market price)</w:t>
+            </w:r>
+          </w:p>
+        </w:tc>
+      </w:tr>
+      <w:tr>
+        <w:tc>
+          <w:tcPr>
+            <w:tcW w:type="dxa" w:w="2600"/>
+            <w:tcMar>
+              <w:top w:type="dxa" w:w="60"/>
+              <w:left w:type="dxa" w:w="100"/>
+              <w:bottom w:type="dxa" w:w="60"/>
+              <w:right w:type="dxa" w:w="100"/>
+            </w:tcMar>
+          </w:tcPr>
+          <w:p>
+            <w:r>
+              <w:rPr>
+                <w:b w:val="false"/>
+                <w:bCs w:val="false"/>
+                <w:sz w:val="19"/>
+                <w:szCs w:val="19"/>
+              </w:rPr>
+              <w:t xml:space="preserve">Merchants (restaurants, groceries, pharmacies, clinics, caterers)</w:t>
+            </w:r>
+          </w:p>
+        </w:tc>
+        <w:tc>
+          <w:tcPr>
+            <w:tcW w:type="dxa" w:w="3900"/>
+            <w:tcMar>
+              <w:top w:type="dxa" w:w="60"/>
+              <w:left w:type="dxa" w:w="100"/>
+              <w:bottom w:type="dxa" w:w="60"/>
+              <w:right w:type="dxa" w:w="100"/>
+            </w:tcMar>
+          </w:tcPr>
+          <w:p>
+            <w:r>
+              <w:rPr>
+                <w:b w:val="false"/>
+                <w:bCs w:val="false"/>
+                <w:sz w:val="19"/>
+                <w:szCs w:val="19"/>
+              </w:rPr>
+              <w:t xml:space="preserve">Businesses with recurring unsold or near-expiry stock</w:t>
+            </w:r>
+          </w:p>
+        </w:tc>
+        <w:tc>
+          <w:tcPr>
+            <w:tcW w:type="dxa" w:w="2500"/>
+            <w:tcMar>
+              <w:top w:type="dxa" w:w="60"/>
+              <w:left w:type="dxa" w:w="100"/>
+              <w:bottom w:type="dxa" w:w="60"/>
+              <w:right w:type="dxa" w:w="100"/>
+            </w:tcMar>
+          </w:tcPr>
+          <w:p>
+            <w:r>
+              <w:rPr>
+                <w:b w:val="false"/>
+                <w:bCs w:val="false"/>
+                <w:sz w:val="19"/>
+                <w:szCs w:val="19"/>
+              </w:rPr>
+              <w:t xml:space="preserve">Recover some value from stock that would otherwise be discarded; positive brand association</w:t>
+            </w:r>
+          </w:p>
+        </w:tc>
+      </w:tr>
+      <w:tr>
+        <w:tc>
+          <w:tcPr>
+            <w:tcW w:type="dxa" w:w="2600"/>
+            <w:tcMar>
+              <w:top w:type="dxa" w:w="60"/>
+              <w:left w:type="dxa" w:w="100"/>
+              <w:bottom w:type="dxa" w:w="60"/>
+              <w:right w:type="dxa" w:w="100"/>
+            </w:tcMar>
+          </w:tcPr>
+          <w:p>
+            <w:r>
+              <w:rPr>
+                <w:b w:val="false"/>
+                <w:bCs w:val="false"/>
+                <w:sz w:val="19"/>
+                <w:szCs w:val="19"/>
+              </w:rPr>
+              <w:t xml:space="preserve">NGOs, shelters, and low-income/underprivileged communities</w:t>
+            </w:r>
+          </w:p>
+        </w:tc>
+        <w:tc>
+          <w:tcPr>
+            <w:tcW w:type="dxa" w:w="3900"/>
+            <w:tcMar>
+              <w:top w:type="dxa" w:w="60"/>
+              <w:left w:type="dxa" w:w="100"/>
+              <w:bottom w:type="dxa" w:w="60"/>
+              <w:right w:type="dxa" w:w="100"/>
+            </w:tcMar>
+          </w:tcPr>
+          <w:p>
+            <w:r>
+              <w:rPr>
+                <w:b w:val="false"/>
+                <w:bCs w:val="false"/>
+                <w:sz w:val="19"/>
+                <w:szCs w:val="19"/>
+              </w:rPr>
+              <w:t xml:space="preserve">Organizations and individuals who need donated food/medicine</w:t>
+            </w:r>
+          </w:p>
+        </w:tc>
+        <w:tc>
+          <w:tcPr>
+            <w:tcW w:type="dxa" w:w="2500"/>
+            <w:tcMar>
+              <w:top w:type="dxa" w:w="60"/>
+              <w:left w:type="dxa" w:w="100"/>
+              <w:bottom w:type="dxa" w:w="60"/>
+              <w:right w:type="dxa" w:w="100"/>
+            </w:tcMar>
+          </w:tcPr>
+          <w:p>
+            <w:r>
+              <w:rPr>
+                <w:b w:val="false"/>
+                <w:bCs w:val="false"/>
+                <w:sz w:val="19"/>
+                <w:szCs w:val="19"/>
+              </w:rPr>
+              <w:t xml:space="preserve">Reliable, verified access to donations</w:t>
+            </w:r>
+          </w:p>
+        </w:tc>
+      </w:tr>
+      <w:tr>
+        <w:tc>
+          <w:tcPr>
+            <w:tcW w:type="dxa" w:w="2600"/>
+            <w:tcMar>
+              <w:top w:type="dxa" w:w="60"/>
+              <w:left w:type="dxa" w:w="100"/>
+              <w:bottom w:type="dxa" w:w="60"/>
+              <w:right w:type="dxa" w:w="100"/>
+            </w:tcMar>
+          </w:tcPr>
+          <w:p>
+            <w:r>
+              <w:rPr>
+                <w:b w:val="false"/>
+                <w:bCs w:val="false"/>
+                <w:sz w:val="19"/>
+                <w:szCs w:val="19"/>
+              </w:rPr>
+              <w:t xml:space="preserve">Verified NGOs/organizations as advertisers</w:t>
+            </w:r>
+          </w:p>
+        </w:tc>
+        <w:tc>
+          <w:tcPr>
+            <w:tcW w:type="dxa" w:w="3900"/>
+            <w:tcMar>
+              <w:top w:type="dxa" w:w="60"/>
+              <w:left w:type="dxa" w:w="100"/>
+              <w:bottom w:type="dxa" w:w="60"/>
+              <w:right w:type="dxa" w:w="100"/>
+            </w:tcMar>
+          </w:tcPr>
+          <w:p>
+            <w:r>
+              <w:rPr>
+                <w:b w:val="false"/>
+                <w:bCs w:val="false"/>
+                <w:sz w:val="19"/>
+                <w:szCs w:val="19"/>
+              </w:rPr>
+              <w:t xml:space="preserve">Organizations wanting visibility for their own campaigns or causes</w:t>
+            </w:r>
+          </w:p>
+        </w:tc>
+        <w:tc>
+          <w:tcPr>
+            <w:tcW w:type="dxa" w:w="2500"/>
+            <w:tcMar>
+              <w:top w:type="dxa" w:w="60"/>
+              <w:left w:type="dxa" w:w="100"/>
+              <w:bottom w:type="dxa" w:w="60"/>
+              <w:right w:type="dxa" w:w="100"/>
+            </w:tcMar>
+          </w:tcPr>
+          <w:p>
+            <w:r>
+              <w:rPr>
+                <w:b w:val="false"/>
+                <w:bCs w:val="false"/>
+                <w:sz w:val="19"/>
+                <w:szCs w:val="19"/>
+              </w:rPr>
+              <w:t xml:space="preserve">Reach an engaged, values-aligned user base (this segment funds the platform)</w:t>
+            </w:r>
+          </w:p>
+        </w:tc>
+      </w:tr>
+    </w:tbl>
+    <w:p/>
+    <w:p/>
+    <w:p>
+      <w:r>
+        <w:rPr>
+          <w:rFonts w:ascii="Times New Roman" w:hAnsi="Times New Roman"/>
+          <w:b/>
+          <w:sz w:val="26"/>
+        </w:rPr>
+        <w:t>3.2 Positioning and Value Proposition</w:t>
+      </w:r>
+    </w:p>
+    <w:p>
+      <w:r>
+        <w:rPr>
+          <w:rFonts w:ascii="Times New Roman" w:hAnsi="Times New Roman"/>
+          <w:b w:val="0"/>
+          <w:sz w:val="24"/>
+        </w:rPr>
+        <w:t>Position Shashroy Bazar as “the verified, zone-based way to save money and reduce waste — or to give safely.” The tagline (“সাশ্রয়ী দামে, অপচয় কোই” — roughly, “at a saving price, without waste”) should anchor all messaging around three pillars: verified trust (eKYC, merchant verification), real savings (70–80% off), and measurable social impact (donation tracking and impact metrics per FR-70).</w:t>
+      </w:r>
+    </w:p>
+    <w:p>
+      <w:r>
+        <w:rPr>
+          <w:rFonts w:ascii="Times New Roman" w:hAnsi="Times New Roman"/>
+          <w:b/>
+          <w:sz w:val="26"/>
+        </w:rPr>
+        <w:t>3.3 Short-Term Marketing Plan (Pre-Launch and Launch, Months 6–9)</w:t>
+      </w:r>
+    </w:p>
+    <w:p>
+      <w:r>
+        <w:rPr>
+          <w:rFonts w:ascii="Times New Roman" w:hAnsi="Times New Roman"/>
+          <w:b w:val="0"/>
+          <w:sz w:val="24"/>
+        </w:rPr>
+        <w:t>Runs alongside the Development Plan's testing/deployment phases (Section 2.5), so the platform has both users and supply on day one.</w:t>
+      </w:r>
+    </w:p>
+    <w:p>
       <w:pPr>
         <w:pStyle w:val="ListParagraph"/>
-        <w:suppressAutoHyphens/>
-        <w:ind w:left="216"/>
-        <w:rPr>
-          <w:rFonts w:ascii="Times New Roman" w:hAnsi="Times New Roman" w:cs="Times New Roman"/>
-        </w:rPr>
-      </w:pPr>
-      <w:r>
-        <w:rPr>
-          <w:rFonts w:ascii="Times New Roman" w:hAnsi="Times New Roman" w:cs="Times New Roman"/>
-        </w:rPr>
-        <w:t>In your document you should provide proper marketing plan that will make your idea popular among the community so that you can make business. Marketing plan should have short term, long term and continuous plan.</w:t>
-      </w:r>
-    </w:p>
+        <w:numPr>
+          <w:ilvl w:val="0"/>
+          <w:numId w:val="8"/>
+        </w:numPr>
+      </w:pPr>
+      <w:r>
+        <w:rPr>
+          <w:rFonts w:ascii="Times New Roman" w:hAnsi="Times New Roman"/>
+          <w:sz w:val="24"/>
+        </w:rPr>
+        <w:t>Pre-launch waitlist and teaser campaign on Facebook and Instagram (dominant platforms for this audience in Bangladesh), building an email/SMS waitlist ahead of the pilot-zone go-live.</w:t>
+      </w:r>
+    </w:p>
+    <w:p>
+      <w:pPr>
+        <w:pStyle w:val="ListParagraph"/>
+        <w:numPr>
+          <w:ilvl w:val="0"/>
+          <w:numId w:val="8"/>
+        </w:numPr>
+      </w:pPr>
+      <w:r>
+        <w:rPr>
+          <w:rFonts w:ascii="Times New Roman" w:hAnsi="Times New Roman"/>
+          <w:sz w:val="24"/>
+        </w:rPr>
+        <w:t>Recruit 15–20 pilot merchants (restaurants, groceries, pharmacies) in the pilot zone directly, offering the first 1–2 months of listing free of any future merchant-facing charges.</w:t>
+      </w:r>
+    </w:p>
+    <w:p>
+      <w:pPr>
+        <w:pStyle w:val="ListParagraph"/>
+        <w:numPr>
+          <w:ilvl w:val="0"/>
+          <w:numId w:val="8"/>
+        </w:numPr>
+      </w:pPr>
+      <w:r>
+        <w:rPr>
+          <w:rFonts w:ascii="Times New Roman" w:hAnsi="Times New Roman"/>
+          <w:sz w:val="24"/>
+        </w:rPr>
+        <w:t>Onboard at least 2–3 verified NGOs in the pilot zone before launch so the donation flow (SRS Section 6.8) has real recipients from day one.</w:t>
+      </w:r>
+    </w:p>
+    <w:p>
+      <w:pPr>
+        <w:pStyle w:val="ListParagraph"/>
+        <w:numPr>
+          <w:ilvl w:val="0"/>
+          <w:numId w:val="8"/>
+        </w:numPr>
+      </w:pPr>
+      <w:r>
+        <w:rPr>
+          <w:rFonts w:ascii="Times New Roman" w:hAnsi="Times New Roman"/>
+          <w:sz w:val="24"/>
+        </w:rPr>
+        <w:t>University and neighborhood “ambassador” program: student or community volunteers who demo the app in exchange for a small referral incentive.</w:t>
+      </w:r>
+    </w:p>
+    <w:p>
+      <w:pPr>
+        <w:pStyle w:val="ListParagraph"/>
+        <w:numPr>
+          <w:ilvl w:val="0"/>
+          <w:numId w:val="8"/>
+        </w:numPr>
+      </w:pPr>
+      <w:r>
+        <w:rPr>
+          <w:rFonts w:ascii="Times New Roman" w:hAnsi="Times New Roman"/>
+          <w:sz w:val="24"/>
+        </w:rPr>
+        <w:t>Local micro-influencer and community-group outreach (Facebook groups, local WhatsApp/Telegram community channels) rather than expensive celebrity endorsements.</w:t>
+      </w:r>
+    </w:p>
+    <w:p>
+      <w:pPr>
+        <w:pStyle w:val="ListParagraph"/>
+        <w:numPr>
+          <w:ilvl w:val="0"/>
+          <w:numId w:val="8"/>
+        </w:numPr>
+      </w:pPr>
+      <w:r>
+        <w:rPr>
+          <w:rFonts w:ascii="Times New Roman" w:hAnsi="Times New Roman"/>
+          <w:sz w:val="24"/>
+        </w:rPr>
+        <w:t>A modest launch event or press outreach in the pilot zone timed to the SRS Section 2.5 M5 milestone, emphasizing the waste-reduction and donation story for media appeal.</w:t>
+      </w:r>
+    </w:p>
+    <w:p>
+      <w:pPr>
+        <w:pStyle w:val="ListParagraph"/>
+        <w:numPr>
+          <w:ilvl w:val="0"/>
+          <w:numId w:val="8"/>
+        </w:numPr>
+      </w:pPr>
+      <w:r>
+        <w:rPr>
+          <w:rFonts w:ascii="Times New Roman" w:hAnsi="Times New Roman"/>
+          <w:sz w:val="24"/>
+        </w:rPr>
+        <w:t>App Store Optimization (ASO): Bangla + English store listing, screenshots emphasizing savings and verified donation impact.</w:t>
+      </w:r>
+    </w:p>
+    <w:p>
+      <w:r>
+        <w:rPr>
+          <w:rFonts w:ascii="Times New Roman" w:hAnsi="Times New Roman"/>
+          <w:b/>
+          <w:sz w:val="26"/>
+        </w:rPr>
+        <w:t>3.4 Long-Term Marketing Plan (6–24 Months Post-Launch)</w:t>
+      </w:r>
+    </w:p>
+    <w:p>
+      <w:pPr>
+        <w:pStyle w:val="ListParagraph"/>
+        <w:numPr>
+          <w:ilvl w:val="0"/>
+          <w:numId w:val="8"/>
+        </w:numPr>
+      </w:pPr>
+      <w:r>
+        <w:rPr>
+          <w:rFonts w:ascii="Times New Roman" w:hAnsi="Times New Roman"/>
+          <w:sz w:val="24"/>
+        </w:rPr>
+        <w:t>Zone-by-zone expansion marketing: replicate the pilot-zone merchant/NGO recruitment playbook in each new service zone as it goes live (paired with SRS FR-08 zone management).</w:t>
+      </w:r>
+    </w:p>
+    <w:p>
+      <w:pPr>
+        <w:pStyle w:val="ListParagraph"/>
+        <w:numPr>
+          <w:ilvl w:val="0"/>
+          <w:numId w:val="8"/>
+        </w:numPr>
+      </w:pPr>
+      <w:r>
+        <w:rPr>
+          <w:rFonts w:ascii="Times New Roman" w:hAnsi="Times New Roman"/>
+          <w:sz w:val="24"/>
+        </w:rPr>
+        <w:t>Formal partnerships with national NGO networks and pharmacy/supermarket chains to onboard merchants at scale rather than one at a time.</w:t>
+      </w:r>
+    </w:p>
+    <w:p>
+      <w:pPr>
+        <w:pStyle w:val="ListParagraph"/>
+        <w:numPr>
+          <w:ilvl w:val="0"/>
+          <w:numId w:val="8"/>
+        </w:numPr>
+      </w:pPr>
+      <w:r>
+        <w:rPr>
+          <w:rFonts w:ascii="Times New Roman" w:hAnsi="Times New Roman"/>
+          <w:sz w:val="24"/>
+        </w:rPr>
+        <w:t>Corporate/CSR partnerships: position advertising packages (SRS Section 6.11) to corporates seeking CSR visibility tied to a concrete, measurable food-waste and donation impact story.</w:t>
+      </w:r>
+    </w:p>
+    <w:p>
+      <w:pPr>
+        <w:pStyle w:val="ListParagraph"/>
+        <w:numPr>
+          <w:ilvl w:val="0"/>
+          <w:numId w:val="8"/>
+        </w:numPr>
+      </w:pPr>
+      <w:r>
+        <w:rPr>
+          <w:rFonts w:ascii="Times New Roman" w:hAnsi="Times New Roman"/>
+          <w:sz w:val="24"/>
+        </w:rPr>
+        <w:t>Referral and loyalty programs once usage data exists: reward both customers and merchants for platform growth and consistent participation.</w:t>
+      </w:r>
+    </w:p>
+    <w:p>
+      <w:pPr>
+        <w:pStyle w:val="ListParagraph"/>
+        <w:numPr>
+          <w:ilvl w:val="0"/>
+          <w:numId w:val="8"/>
+        </w:numPr>
+      </w:pPr>
+      <w:r>
+        <w:rPr>
+          <w:rFonts w:ascii="Times New Roman" w:hAnsi="Times New Roman"/>
+          <w:sz w:val="24"/>
+        </w:rPr>
+        <w:t>Explore co-marketing with mobile financial service providers (bKash/Nagad) once a payment partnership is finalized (D-08), given their large existing user bases.</w:t>
+      </w:r>
+    </w:p>
+    <w:p>
+      <w:pPr>
+        <w:pStyle w:val="ListParagraph"/>
+        <w:numPr>
+          <w:ilvl w:val="0"/>
+          <w:numId w:val="8"/>
+        </w:numPr>
+      </w:pPr>
+      <w:r>
+        <w:rPr>
+          <w:rFonts w:ascii="Times New Roman" w:hAnsi="Times New Roman"/>
+          <w:sz w:val="24"/>
+        </w:rPr>
+        <w:t>Annual “Impact Report” publication (meals saved, donations delivered, waste diverted) as a PR and investor-facing marketing asset, drawing on the reporting module (FR-70).</w:t>
+      </w:r>
+    </w:p>
+    <w:p>
+      <w:r>
+        <w:rPr>
+          <w:rFonts w:ascii="Times New Roman" w:hAnsi="Times New Roman"/>
+          <w:b/>
+          <w:sz w:val="26"/>
+        </w:rPr>
+        <w:t>3.5 Continuous / Ongoing Marketing Activities</w:t>
+      </w:r>
+    </w:p>
+    <w:p>
+      <w:pPr>
+        <w:pStyle w:val="ListParagraph"/>
+        <w:numPr>
+          <w:ilvl w:val="0"/>
+          <w:numId w:val="8"/>
+        </w:numPr>
+      </w:pPr>
+      <w:r>
+        <w:rPr>
+          <w:rFonts w:ascii="Times New Roman" w:hAnsi="Times New Roman"/>
+          <w:sz w:val="24"/>
+        </w:rPr>
+        <w:t>Always-on social media calendar: savings highlights, donation success stories, merchant spotlights, and NGO features (2–4 posts/week).</w:t>
+      </w:r>
+    </w:p>
+    <w:p>
+      <w:pPr>
+        <w:pStyle w:val="ListParagraph"/>
+        <w:numPr>
+          <w:ilvl w:val="0"/>
+          <w:numId w:val="8"/>
+        </w:numPr>
+      </w:pPr>
+      <w:r>
+        <w:rPr>
+          <w:rFonts w:ascii="Times New Roman" w:hAnsi="Times New Roman"/>
+          <w:sz w:val="24"/>
+        </w:rPr>
+        <w:t>Push/SMS notifications for time-sensitive listings and personalized re-engagement, built on the existing Notifications module (SRS Section 6.14).</w:t>
+      </w:r>
+    </w:p>
+    <w:p>
+      <w:pPr>
+        <w:pStyle w:val="ListParagraph"/>
+        <w:numPr>
+          <w:ilvl w:val="0"/>
+          <w:numId w:val="8"/>
+        </w:numPr>
+      </w:pPr>
+      <w:r>
+        <w:rPr>
+          <w:rFonts w:ascii="Times New Roman" w:hAnsi="Times New Roman"/>
+          <w:sz w:val="24"/>
+        </w:rPr>
+        <w:t>Ongoing customer support and review monitoring, feeding directly into the Complaints module (Section 6.12) so service issues are resolved quickly and visibly.</w:t>
+      </w:r>
+    </w:p>
+    <w:p>
+      <w:pPr>
+        <w:pStyle w:val="ListParagraph"/>
+        <w:numPr>
+          <w:ilvl w:val="0"/>
+          <w:numId w:val="8"/>
+        </w:numPr>
+      </w:pPr>
+      <w:r>
+        <w:rPr>
+          <w:rFonts w:ascii="Times New Roman" w:hAnsi="Times New Roman"/>
+          <w:sz w:val="24"/>
+        </w:rPr>
+        <w:t>Search engine and app-store optimization maintained on a rolling basis as keywords and competition evolve.</w:t>
+      </w:r>
+    </w:p>
+    <w:p>
+      <w:pPr>
+        <w:pStyle w:val="ListParagraph"/>
+        <w:numPr>
+          <w:ilvl w:val="0"/>
+          <w:numId w:val="8"/>
+        </w:numPr>
+      </w:pPr>
+      <w:r>
+        <w:rPr>
+          <w:rFonts w:ascii="Times New Roman" w:hAnsi="Times New Roman"/>
+          <w:sz w:val="24"/>
+        </w:rPr>
+        <w:t>Quarterly data-driven review of acquisition channels (which channel brings the most verified, active users per Taka spent) to reallocate the continuous marketing budget.</w:t>
+      </w:r>
+    </w:p>
+    <w:p>
+      <w:r>
+        <w:rPr>
+          <w:rFonts w:ascii="Times New Roman" w:hAnsi="Times New Roman"/>
+          <w:b/>
+          <w:sz w:val="26"/>
+        </w:rPr>
+        <w:t>3.6 Marketing Channels Summary</w:t>
+      </w:r>
+    </w:p>
+    <w:tbl>
+      <w:tblPr>
+        <w:tblW w:type="dxa" w:w="9000"/>
+        <w:tblBorders>
+          <w:top w:val="single" w:color="auto" w:sz="4"/>
+          <w:left w:val="single" w:color="auto" w:sz="4"/>
+          <w:bottom w:val="single" w:color="auto" w:sz="4"/>
+          <w:right w:val="single" w:color="auto" w:sz="4"/>
+          <w:insideH w:val="single" w:color="auto" w:sz="4"/>
+          <w:insideV w:val="single" w:color="auto" w:sz="4"/>
+        </w:tblBorders>
+      </w:tblPr>
+      <w:tblGrid>
+        <w:gridCol w:w="3200"/>
+        <w:gridCol w:w="3500"/>
+        <w:gridCol w:w="2300"/>
+      </w:tblGrid>
+      <w:tr>
+        <w:trPr>
+          <w:tblHeader/>
+        </w:trPr>
+        <w:tc>
+          <w:tcPr>
+            <w:tcW w:type="dxa" w:w="3200"/>
+            <w:shd w:fill="1F3864" w:val="clear"/>
+            <w:tcMar>
+              <w:top w:type="dxa" w:w="60"/>
+              <w:left w:type="dxa" w:w="100"/>
+              <w:bottom w:type="dxa" w:w="60"/>
+              <w:right w:type="dxa" w:w="100"/>
+            </w:tcMar>
+          </w:tcPr>
+          <w:p>
+            <w:r>
+              <w:rPr>
+                <w:b/>
+                <w:bCs/>
+                <w:color w:val="FFFFFF"/>
+                <w:sz w:val="19"/>
+                <w:szCs w:val="19"/>
+              </w:rPr>
+              <w:t xml:space="preserve">Channel</w:t>
+            </w:r>
+          </w:p>
+        </w:tc>
+        <w:tc>
+          <w:tcPr>
+            <w:tcW w:type="dxa" w:w="3500"/>
+            <w:shd w:fill="1F3864" w:val="clear"/>
+            <w:tcMar>
+              <w:top w:type="dxa" w:w="60"/>
+              <w:left w:type="dxa" w:w="100"/>
+              <w:bottom w:type="dxa" w:w="60"/>
+              <w:right w:type="dxa" w:w="100"/>
+            </w:tcMar>
+          </w:tcPr>
+          <w:p>
+            <w:r>
+              <w:rPr>
+                <w:b/>
+                <w:bCs/>
+                <w:color w:val="FFFFFF"/>
+                <w:sz w:val="19"/>
+                <w:szCs w:val="19"/>
+              </w:rPr>
+              <w:t xml:space="preserve">Primary Use</w:t>
+            </w:r>
+          </w:p>
+        </w:tc>
+        <w:tc>
+          <w:tcPr>
+            <w:tcW w:type="dxa" w:w="2300"/>
+            <w:shd w:fill="1F3864" w:val="clear"/>
+            <w:tcMar>
+              <w:top w:type="dxa" w:w="60"/>
+              <w:left w:type="dxa" w:w="100"/>
+              <w:bottom w:type="dxa" w:w="60"/>
+              <w:right w:type="dxa" w:w="100"/>
+            </w:tcMar>
+          </w:tcPr>
+          <w:p>
+            <w:r>
+              <w:rPr>
+                <w:b/>
+                <w:bCs/>
+                <w:color w:val="FFFFFF"/>
+                <w:sz w:val="19"/>
+                <w:szCs w:val="19"/>
+              </w:rPr>
+              <w:t xml:space="preserve">Phase</w:t>
+            </w:r>
+          </w:p>
+        </w:tc>
+      </w:tr>
+      <w:tr>
+        <w:tc>
+          <w:tcPr>
+            <w:tcW w:type="dxa" w:w="3200"/>
+            <w:tcMar>
+              <w:top w:type="dxa" w:w="60"/>
+              <w:left w:type="dxa" w:w="100"/>
+              <w:bottom w:type="dxa" w:w="60"/>
+              <w:right w:type="dxa" w:w="100"/>
+            </w:tcMar>
+          </w:tcPr>
+          <w:p>
+            <w:r>
+              <w:rPr>
+                <w:b w:val="false"/>
+                <w:bCs w:val="false"/>
+                <w:sz w:val="19"/>
+                <w:szCs w:val="19"/>
+              </w:rPr>
+              <w:t xml:space="preserve">Facebook / Instagram ads and organic content</w:t>
+            </w:r>
+          </w:p>
+        </w:tc>
+        <w:tc>
+          <w:tcPr>
+            <w:tcW w:type="dxa" w:w="3500"/>
+            <w:tcMar>
+              <w:top w:type="dxa" w:w="60"/>
+              <w:left w:type="dxa" w:w="100"/>
+              <w:bottom w:type="dxa" w:w="60"/>
+              <w:right w:type="dxa" w:w="100"/>
+            </w:tcMar>
+          </w:tcPr>
+          <w:p>
+            <w:r>
+              <w:rPr>
+                <w:b w:val="false"/>
+                <w:bCs w:val="false"/>
+                <w:sz w:val="19"/>
+                <w:szCs w:val="19"/>
+              </w:rPr>
+              <w:t xml:space="preserve">Awareness, waitlist building, ongoing engagement</w:t>
+            </w:r>
+          </w:p>
+        </w:tc>
+        <w:tc>
+          <w:tcPr>
+            <w:tcW w:type="dxa" w:w="2300"/>
+            <w:tcMar>
+              <w:top w:type="dxa" w:w="60"/>
+              <w:left w:type="dxa" w:w="100"/>
+              <w:bottom w:type="dxa" w:w="60"/>
+              <w:right w:type="dxa" w:w="100"/>
+            </w:tcMar>
+          </w:tcPr>
+          <w:p>
+            <w:r>
+              <w:rPr>
+                <w:b w:val="false"/>
+                <w:bCs w:val="false"/>
+                <w:sz w:val="19"/>
+                <w:szCs w:val="19"/>
+              </w:rPr>
+              <w:t xml:space="preserve">Short-term + Continuous</w:t>
+            </w:r>
+          </w:p>
+        </w:tc>
+      </w:tr>
+      <w:tr>
+        <w:tc>
+          <w:tcPr>
+            <w:tcW w:type="dxa" w:w="3200"/>
+            <w:tcMar>
+              <w:top w:type="dxa" w:w="60"/>
+              <w:left w:type="dxa" w:w="100"/>
+              <w:bottom w:type="dxa" w:w="60"/>
+              <w:right w:type="dxa" w:w="100"/>
+            </w:tcMar>
+          </w:tcPr>
+          <w:p>
+            <w:r>
+              <w:rPr>
+                <w:b w:val="false"/>
+                <w:bCs w:val="false"/>
+                <w:sz w:val="19"/>
+                <w:szCs w:val="19"/>
+              </w:rPr>
+              <w:t xml:space="preserve">Community ambassadors / word-of-mouth</w:t>
+            </w:r>
+          </w:p>
+        </w:tc>
+        <w:tc>
+          <w:tcPr>
+            <w:tcW w:type="dxa" w:w="3500"/>
+            <w:tcMar>
+              <w:top w:type="dxa" w:w="60"/>
+              <w:left w:type="dxa" w:w="100"/>
+              <w:bottom w:type="dxa" w:w="60"/>
+              <w:right w:type="dxa" w:w="100"/>
+            </w:tcMar>
+          </w:tcPr>
+          <w:p>
+            <w:r>
+              <w:rPr>
+                <w:b w:val="false"/>
+                <w:bCs w:val="false"/>
+                <w:sz w:val="19"/>
+                <w:szCs w:val="19"/>
+              </w:rPr>
+              <w:t xml:space="preserve">Trust-building in a new pilot zone</w:t>
+            </w:r>
+          </w:p>
+        </w:tc>
+        <w:tc>
+          <w:tcPr>
+            <w:tcW w:type="dxa" w:w="2300"/>
+            <w:tcMar>
+              <w:top w:type="dxa" w:w="60"/>
+              <w:left w:type="dxa" w:w="100"/>
+              <w:bottom w:type="dxa" w:w="60"/>
+              <w:right w:type="dxa" w:w="100"/>
+            </w:tcMar>
+          </w:tcPr>
+          <w:p>
+            <w:r>
+              <w:rPr>
+                <w:b w:val="false"/>
+                <w:bCs w:val="false"/>
+                <w:sz w:val="19"/>
+                <w:szCs w:val="19"/>
+              </w:rPr>
+              <w:t xml:space="preserve">Short-term, repeated per new zone (Long-term)</w:t>
+            </w:r>
+          </w:p>
+        </w:tc>
+      </w:tr>
+      <w:tr>
+        <w:tc>
+          <w:tcPr>
+            <w:tcW w:type="dxa" w:w="3200"/>
+            <w:tcMar>
+              <w:top w:type="dxa" w:w="60"/>
+              <w:left w:type="dxa" w:w="100"/>
+              <w:bottom w:type="dxa" w:w="60"/>
+              <w:right w:type="dxa" w:w="100"/>
+            </w:tcMar>
+          </w:tcPr>
+          <w:p>
+            <w:r>
+              <w:rPr>
+                <w:b w:val="false"/>
+                <w:bCs w:val="false"/>
+                <w:sz w:val="19"/>
+                <w:szCs w:val="19"/>
+              </w:rPr>
+              <w:t xml:space="preserve">Direct merchant/NGO outreach and partnerships</w:t>
+            </w:r>
+          </w:p>
+        </w:tc>
+        <w:tc>
+          <w:tcPr>
+            <w:tcW w:type="dxa" w:w="3500"/>
+            <w:tcMar>
+              <w:top w:type="dxa" w:w="60"/>
+              <w:left w:type="dxa" w:w="100"/>
+              <w:bottom w:type="dxa" w:w="60"/>
+              <w:right w:type="dxa" w:w="100"/>
+            </w:tcMar>
+          </w:tcPr>
+          <w:p>
+            <w:r>
+              <w:rPr>
+                <w:b w:val="false"/>
+                <w:bCs w:val="false"/>
+                <w:sz w:val="19"/>
+                <w:szCs w:val="19"/>
+              </w:rPr>
+              <w:t xml:space="preserve">Supply-side and donation-recipient onboarding</w:t>
+            </w:r>
+          </w:p>
+        </w:tc>
+        <w:tc>
+          <w:tcPr>
+            <w:tcW w:type="dxa" w:w="2300"/>
+            <w:tcMar>
+              <w:top w:type="dxa" w:w="60"/>
+              <w:left w:type="dxa" w:w="100"/>
+              <w:bottom w:type="dxa" w:w="60"/>
+              <w:right w:type="dxa" w:w="100"/>
+            </w:tcMar>
+          </w:tcPr>
+          <w:p>
+            <w:r>
+              <w:rPr>
+                <w:b w:val="false"/>
+                <w:bCs w:val="false"/>
+                <w:sz w:val="19"/>
+                <w:szCs w:val="19"/>
+              </w:rPr>
+              <w:t xml:space="preserve">Short-term + Long-term</w:t>
+            </w:r>
+          </w:p>
+        </w:tc>
+      </w:tr>
+      <w:tr>
+        <w:tc>
+          <w:tcPr>
+            <w:tcW w:type="dxa" w:w="3200"/>
+            <w:tcMar>
+              <w:top w:type="dxa" w:w="60"/>
+              <w:left w:type="dxa" w:w="100"/>
+              <w:bottom w:type="dxa" w:w="60"/>
+              <w:right w:type="dxa" w:w="100"/>
+            </w:tcMar>
+          </w:tcPr>
+          <w:p>
+            <w:r>
+              <w:rPr>
+                <w:b w:val="false"/>
+                <w:bCs w:val="false"/>
+                <w:sz w:val="19"/>
+                <w:szCs w:val="19"/>
+              </w:rPr>
+              <w:t xml:space="preserve">App Store / Play Store optimization</w:t>
+            </w:r>
+          </w:p>
+        </w:tc>
+        <w:tc>
+          <w:tcPr>
+            <w:tcW w:type="dxa" w:w="3500"/>
+            <w:tcMar>
+              <w:top w:type="dxa" w:w="60"/>
+              <w:left w:type="dxa" w:w="100"/>
+              <w:bottom w:type="dxa" w:w="60"/>
+              <w:right w:type="dxa" w:w="100"/>
+            </w:tcMar>
+          </w:tcPr>
+          <w:p>
+            <w:r>
+              <w:rPr>
+                <w:b w:val="false"/>
+                <w:bCs w:val="false"/>
+                <w:sz w:val="19"/>
+                <w:szCs w:val="19"/>
+              </w:rPr>
+              <w:t xml:space="preserve">Discoverability, conversion from search</w:t>
+            </w:r>
+          </w:p>
+        </w:tc>
+        <w:tc>
+          <w:tcPr>
+            <w:tcW w:type="dxa" w:w="2300"/>
+            <w:tcMar>
+              <w:top w:type="dxa" w:w="60"/>
+              <w:left w:type="dxa" w:w="100"/>
+              <w:bottom w:type="dxa" w:w="60"/>
+              <w:right w:type="dxa" w:w="100"/>
+            </w:tcMar>
+          </w:tcPr>
+          <w:p>
+            <w:r>
+              <w:rPr>
+                <w:b w:val="false"/>
+                <w:bCs w:val="false"/>
+                <w:sz w:val="19"/>
+                <w:szCs w:val="19"/>
+              </w:rPr>
+              <w:t xml:space="preserve">Short-term + Continuous</w:t>
+            </w:r>
+          </w:p>
+        </w:tc>
+      </w:tr>
+      <w:tr>
+        <w:tc>
+          <w:tcPr>
+            <w:tcW w:type="dxa" w:w="3200"/>
+            <w:tcMar>
+              <w:top w:type="dxa" w:w="60"/>
+              <w:left w:type="dxa" w:w="100"/>
+              <w:bottom w:type="dxa" w:w="60"/>
+              <w:right w:type="dxa" w:w="100"/>
+            </w:tcMar>
+          </w:tcPr>
+          <w:p>
+            <w:r>
+              <w:rPr>
+                <w:b w:val="false"/>
+                <w:bCs w:val="false"/>
+                <w:sz w:val="19"/>
+                <w:szCs w:val="19"/>
+              </w:rPr>
+              <w:t xml:space="preserve">Push/SMS notifications</w:t>
+            </w:r>
+          </w:p>
+        </w:tc>
+        <w:tc>
+          <w:tcPr>
+            <w:tcW w:type="dxa" w:w="3500"/>
+            <w:tcMar>
+              <w:top w:type="dxa" w:w="60"/>
+              <w:left w:type="dxa" w:w="100"/>
+              <w:bottom w:type="dxa" w:w="60"/>
+              <w:right w:type="dxa" w:w="100"/>
+            </w:tcMar>
+          </w:tcPr>
+          <w:p>
+            <w:r>
+              <w:rPr>
+                <w:b w:val="false"/>
+                <w:bCs w:val="false"/>
+                <w:sz w:val="19"/>
+                <w:szCs w:val="19"/>
+              </w:rPr>
+              <w:t xml:space="preserve">Retention and time-sensitive conversion</w:t>
+            </w:r>
+          </w:p>
+        </w:tc>
+        <w:tc>
+          <w:tcPr>
+            <w:tcW w:type="dxa" w:w="2300"/>
+            <w:tcMar>
+              <w:top w:type="dxa" w:w="60"/>
+              <w:left w:type="dxa" w:w="100"/>
+              <w:bottom w:type="dxa" w:w="60"/>
+              <w:right w:type="dxa" w:w="100"/>
+            </w:tcMar>
+          </w:tcPr>
+          <w:p>
+            <w:r>
+              <w:rPr>
+                <w:b w:val="false"/>
+                <w:bCs w:val="false"/>
+                <w:sz w:val="19"/>
+                <w:szCs w:val="19"/>
+              </w:rPr>
+              <w:t xml:space="preserve">Continuous</w:t>
+            </w:r>
+          </w:p>
+        </w:tc>
+      </w:tr>
+      <w:tr>
+        <w:tc>
+          <w:tcPr>
+            <w:tcW w:type="dxa" w:w="3200"/>
+            <w:tcMar>
+              <w:top w:type="dxa" w:w="60"/>
+              <w:left w:type="dxa" w:w="100"/>
+              <w:bottom w:type="dxa" w:w="60"/>
+              <w:right w:type="dxa" w:w="100"/>
+            </w:tcMar>
+          </w:tcPr>
+          <w:p>
+            <w:r>
+              <w:rPr>
+                <w:b w:val="false"/>
+                <w:bCs w:val="false"/>
+                <w:sz w:val="19"/>
+                <w:szCs w:val="19"/>
+              </w:rPr>
+              <w:t xml:space="preserve">PR / local media / annual impact report</w:t>
+            </w:r>
+          </w:p>
+        </w:tc>
+        <w:tc>
+          <w:tcPr>
+            <w:tcW w:type="dxa" w:w="3500"/>
+            <w:tcMar>
+              <w:top w:type="dxa" w:w="60"/>
+              <w:left w:type="dxa" w:w="100"/>
+              <w:bottom w:type="dxa" w:w="60"/>
+              <w:right w:type="dxa" w:w="100"/>
+            </w:tcMar>
+          </w:tcPr>
+          <w:p>
+            <w:r>
+              <w:rPr>
+                <w:b w:val="false"/>
+                <w:bCs w:val="false"/>
+                <w:sz w:val="19"/>
+                <w:szCs w:val="19"/>
+              </w:rPr>
+              <w:t xml:space="preserve">Credibility, investor and NGO-partner visibility</w:t>
+            </w:r>
+          </w:p>
+        </w:tc>
+        <w:tc>
+          <w:tcPr>
+            <w:tcW w:type="dxa" w:w="2300"/>
+            <w:tcMar>
+              <w:top w:type="dxa" w:w="60"/>
+              <w:left w:type="dxa" w:w="100"/>
+              <w:bottom w:type="dxa" w:w="60"/>
+              <w:right w:type="dxa" w:w="100"/>
+            </w:tcMar>
+          </w:tcPr>
+          <w:p>
+            <w:r>
+              <w:rPr>
+                <w:b w:val="false"/>
+                <w:bCs w:val="false"/>
+                <w:sz w:val="19"/>
+                <w:szCs w:val="19"/>
+              </w:rPr>
+              <w:t xml:space="preserve">Short-term (launch) + Long-term (annual)</w:t>
+            </w:r>
+          </w:p>
+        </w:tc>
+      </w:tr>
+      <w:tr>
+        <w:tc>
+          <w:tcPr>
+            <w:tcW w:type="dxa" w:w="3200"/>
+            <w:tcMar>
+              <w:top w:type="dxa" w:w="60"/>
+              <w:left w:type="dxa" w:w="100"/>
+              <w:bottom w:type="dxa" w:w="60"/>
+              <w:right w:type="dxa" w:w="100"/>
+            </w:tcMar>
+          </w:tcPr>
+          <w:p>
+            <w:r>
+              <w:rPr>
+                <w:b w:val="false"/>
+                <w:bCs w:val="false"/>
+                <w:sz w:val="19"/>
+                <w:szCs w:val="19"/>
+              </w:rPr>
+              <w:t xml:space="preserve">Referral and loyalty programs</w:t>
+            </w:r>
+          </w:p>
+        </w:tc>
+        <w:tc>
+          <w:tcPr>
+            <w:tcW w:type="dxa" w:w="3500"/>
+            <w:tcMar>
+              <w:top w:type="dxa" w:w="60"/>
+              <w:left w:type="dxa" w:w="100"/>
+              <w:bottom w:type="dxa" w:w="60"/>
+              <w:right w:type="dxa" w:w="100"/>
+            </w:tcMar>
+          </w:tcPr>
+          <w:p>
+            <w:r>
+              <w:rPr>
+                <w:b w:val="false"/>
+                <w:bCs w:val="false"/>
+                <w:sz w:val="19"/>
+                <w:szCs w:val="19"/>
+              </w:rPr>
+              <w:t xml:space="preserve">Retention and low-cost acquisition</w:t>
+            </w:r>
+          </w:p>
+        </w:tc>
+        <w:tc>
+          <w:tcPr>
+            <w:tcW w:type="dxa" w:w="2300"/>
+            <w:tcMar>
+              <w:top w:type="dxa" w:w="60"/>
+              <w:left w:type="dxa" w:w="100"/>
+              <w:bottom w:type="dxa" w:w="60"/>
+              <w:right w:type="dxa" w:w="100"/>
+            </w:tcMar>
+          </w:tcPr>
+          <w:p>
+            <w:r>
+              <w:rPr>
+                <w:b w:val="false"/>
+                <w:bCs w:val="false"/>
+                <w:sz w:val="19"/>
+                <w:szCs w:val="19"/>
+              </w:rPr>
+              <w:t xml:space="preserve">Long-term + Continuous</w:t>
+            </w:r>
+          </w:p>
+        </w:tc>
+      </w:tr>
+    </w:tbl>
+    <w:p/>
+    <w:p/>
+    <w:p>
+      <w:r>
+        <w:rPr>
+          <w:rFonts w:ascii="Times New Roman" w:hAnsi="Times New Roman"/>
+          <w:b/>
+          <w:sz w:val="26"/>
+        </w:rPr>
+        <w:t>3.7 Marketing KPIs</w:t>
+      </w:r>
+    </w:p>
+    <w:tbl>
+      <w:tblPr>
+        <w:tblW w:type="dxa" w:w="9000"/>
+        <w:tblBorders>
+          <w:top w:val="single" w:color="auto" w:sz="4"/>
+          <w:left w:val="single" w:color="auto" w:sz="4"/>
+          <w:bottom w:val="single" w:color="auto" w:sz="4"/>
+          <w:right w:val="single" w:color="auto" w:sz="4"/>
+          <w:insideH w:val="single" w:color="auto" w:sz="4"/>
+          <w:insideV w:val="single" w:color="auto" w:sz="4"/>
+        </w:tblBorders>
+      </w:tblPr>
+      <w:tblGrid>
+        <w:gridCol w:w="4400"/>
+        <w:gridCol w:w="4600"/>
+      </w:tblGrid>
+      <w:tr>
+        <w:trPr>
+          <w:tblHeader/>
+        </w:trPr>
+        <w:tc>
+          <w:tcPr>
+            <w:tcW w:type="dxa" w:w="4400"/>
+            <w:shd w:fill="1F3864" w:val="clear"/>
+            <w:tcMar>
+              <w:top w:type="dxa" w:w="60"/>
+              <w:left w:type="dxa" w:w="100"/>
+              <w:bottom w:type="dxa" w:w="60"/>
+              <w:right w:type="dxa" w:w="100"/>
+            </w:tcMar>
+          </w:tcPr>
+          <w:p>
+            <w:r>
+              <w:rPr>
+                <w:b/>
+                <w:bCs/>
+                <w:color w:val="FFFFFF"/>
+                <w:sz w:val="19"/>
+                <w:szCs w:val="19"/>
+              </w:rPr>
+              <w:t xml:space="preserve">KPI</w:t>
+            </w:r>
+          </w:p>
+        </w:tc>
+        <w:tc>
+          <w:tcPr>
+            <w:tcW w:type="dxa" w:w="4600"/>
+            <w:shd w:fill="1F3864" w:val="clear"/>
+            <w:tcMar>
+              <w:top w:type="dxa" w:w="60"/>
+              <w:left w:type="dxa" w:w="100"/>
+              <w:bottom w:type="dxa" w:w="60"/>
+              <w:right w:type="dxa" w:w="100"/>
+            </w:tcMar>
+          </w:tcPr>
+          <w:p>
+            <w:r>
+              <w:rPr>
+                <w:b/>
+                <w:bCs/>
+                <w:color w:val="FFFFFF"/>
+                <w:sz w:val="19"/>
+                <w:szCs w:val="19"/>
+              </w:rPr>
+              <w:t xml:space="preserve">Purpose</w:t>
+            </w:r>
+          </w:p>
+        </w:tc>
+      </w:tr>
+      <w:tr>
+        <w:tc>
+          <w:tcPr>
+            <w:tcW w:type="dxa" w:w="4400"/>
+            <w:tcMar>
+              <w:top w:type="dxa" w:w="60"/>
+              <w:left w:type="dxa" w:w="100"/>
+              <w:bottom w:type="dxa" w:w="60"/>
+              <w:right w:type="dxa" w:w="100"/>
+            </w:tcMar>
+          </w:tcPr>
+          <w:p>
+            <w:r>
+              <w:rPr>
+                <w:b w:val="false"/>
+                <w:bCs w:val="false"/>
+                <w:sz w:val="19"/>
+                <w:szCs w:val="19"/>
+              </w:rPr>
+              <w:t xml:space="preserve">Verified user sign-ups per month, by zone</w:t>
+            </w:r>
+          </w:p>
+        </w:tc>
+        <w:tc>
+          <w:tcPr>
+            <w:tcW w:type="dxa" w:w="4600"/>
+            <w:tcMar>
+              <w:top w:type="dxa" w:w="60"/>
+              <w:left w:type="dxa" w:w="100"/>
+              <w:bottom w:type="dxa" w:w="60"/>
+              <w:right w:type="dxa" w:w="100"/>
+            </w:tcMar>
+          </w:tcPr>
+          <w:p>
+            <w:r>
+              <w:rPr>
+                <w:b w:val="false"/>
+                <w:bCs w:val="false"/>
+                <w:sz w:val="19"/>
+                <w:szCs w:val="19"/>
+              </w:rPr>
+              <w:t xml:space="preserve">Tracks demand-side growth against the zone rollout plan</w:t>
+            </w:r>
+          </w:p>
+        </w:tc>
+      </w:tr>
+      <w:tr>
+        <w:tc>
+          <w:tcPr>
+            <w:tcW w:type="dxa" w:w="4400"/>
+            <w:tcMar>
+              <w:top w:type="dxa" w:w="60"/>
+              <w:left w:type="dxa" w:w="100"/>
+              <w:bottom w:type="dxa" w:w="60"/>
+              <w:right w:type="dxa" w:w="100"/>
+            </w:tcMar>
+          </w:tcPr>
+          <w:p>
+            <w:r>
+              <w:rPr>
+                <w:b w:val="false"/>
+                <w:bCs w:val="false"/>
+                <w:sz w:val="19"/>
+                <w:szCs w:val="19"/>
+              </w:rPr>
+              <w:t xml:space="preserve">Verified merchants and NGOs onboarded per zone</w:t>
+            </w:r>
+          </w:p>
+        </w:tc>
+        <w:tc>
+          <w:tcPr>
+            <w:tcW w:type="dxa" w:w="4600"/>
+            <w:tcMar>
+              <w:top w:type="dxa" w:w="60"/>
+              <w:left w:type="dxa" w:w="100"/>
+              <w:bottom w:type="dxa" w:w="60"/>
+              <w:right w:type="dxa" w:w="100"/>
+            </w:tcMar>
+          </w:tcPr>
+          <w:p>
+            <w:r>
+              <w:rPr>
+                <w:b w:val="false"/>
+                <w:bCs w:val="false"/>
+                <w:sz w:val="19"/>
+                <w:szCs w:val="19"/>
+              </w:rPr>
+              <w:t xml:space="preserve">Tracks supply-side and donation-recipient growth</w:t>
+            </w:r>
+          </w:p>
+        </w:tc>
+      </w:tr>
+      <w:tr>
+        <w:tc>
+          <w:tcPr>
+            <w:tcW w:type="dxa" w:w="4400"/>
+            <w:tcMar>
+              <w:top w:type="dxa" w:w="60"/>
+              <w:left w:type="dxa" w:w="100"/>
+              <w:bottom w:type="dxa" w:w="60"/>
+              <w:right w:type="dxa" w:w="100"/>
+            </w:tcMar>
+          </w:tcPr>
+          <w:p>
+            <w:r>
+              <w:rPr>
+                <w:b w:val="false"/>
+                <w:bCs w:val="false"/>
+                <w:sz w:val="19"/>
+                <w:szCs w:val="19"/>
+              </w:rPr>
+              <w:t xml:space="preserve">Cost per verified, transacting user (by channel)</w:t>
+            </w:r>
+          </w:p>
+        </w:tc>
+        <w:tc>
+          <w:tcPr>
+            <w:tcW w:type="dxa" w:w="4600"/>
+            <w:tcMar>
+              <w:top w:type="dxa" w:w="60"/>
+              <w:left w:type="dxa" w:w="100"/>
+              <w:bottom w:type="dxa" w:w="60"/>
+              <w:right w:type="dxa" w:w="100"/>
+            </w:tcMar>
+          </w:tcPr>
+          <w:p>
+            <w:r>
+              <w:rPr>
+                <w:b w:val="false"/>
+                <w:bCs w:val="false"/>
+                <w:sz w:val="19"/>
+                <w:szCs w:val="19"/>
+              </w:rPr>
+              <w:t xml:space="preserve">Guides reallocation of the continuous marketing budget</w:t>
+            </w:r>
+          </w:p>
+        </w:tc>
+      </w:tr>
+      <w:tr>
+        <w:tc>
+          <w:tcPr>
+            <w:tcW w:type="dxa" w:w="4400"/>
+            <w:tcMar>
+              <w:top w:type="dxa" w:w="60"/>
+              <w:left w:type="dxa" w:w="100"/>
+              <w:bottom w:type="dxa" w:w="60"/>
+              <w:right w:type="dxa" w:w="100"/>
+            </w:tcMar>
+          </w:tcPr>
+          <w:p>
+            <w:r>
+              <w:rPr>
+                <w:b w:val="false"/>
+                <w:bCs w:val="false"/>
+                <w:sz w:val="19"/>
+                <w:szCs w:val="19"/>
+              </w:rPr>
+              <w:t xml:space="preserve">Repeat purchase/donation rate</w:t>
+            </w:r>
+          </w:p>
+        </w:tc>
+        <w:tc>
+          <w:tcPr>
+            <w:tcW w:type="dxa" w:w="4600"/>
+            <w:tcMar>
+              <w:top w:type="dxa" w:w="60"/>
+              <w:left w:type="dxa" w:w="100"/>
+              <w:bottom w:type="dxa" w:w="60"/>
+              <w:right w:type="dxa" w:w="100"/>
+            </w:tcMar>
+          </w:tcPr>
+          <w:p>
+            <w:r>
+              <w:rPr>
+                <w:b w:val="false"/>
+                <w:bCs w:val="false"/>
+                <w:sz w:val="19"/>
+                <w:szCs w:val="19"/>
+              </w:rPr>
+              <w:t xml:space="preserve">Measures retention beyond first use</w:t>
+            </w:r>
+          </w:p>
+        </w:tc>
+      </w:tr>
+      <w:tr>
+        <w:tc>
+          <w:tcPr>
+            <w:tcW w:type="dxa" w:w="4400"/>
+            <w:tcMar>
+              <w:top w:type="dxa" w:w="60"/>
+              <w:left w:type="dxa" w:w="100"/>
+              <w:bottom w:type="dxa" w:w="60"/>
+              <w:right w:type="dxa" w:w="100"/>
+            </w:tcMar>
+          </w:tcPr>
+          <w:p>
+            <w:r>
+              <w:rPr>
+                <w:b w:val="false"/>
+                <w:bCs w:val="false"/>
+                <w:sz w:val="19"/>
+                <w:szCs w:val="19"/>
+              </w:rPr>
+              <w:t xml:space="preserve">Advertising campaigns sold and renewed</w:t>
+            </w:r>
+          </w:p>
+        </w:tc>
+        <w:tc>
+          <w:tcPr>
+            <w:tcW w:type="dxa" w:w="4600"/>
+            <w:tcMar>
+              <w:top w:type="dxa" w:w="60"/>
+              <w:left w:type="dxa" w:w="100"/>
+              <w:bottom w:type="dxa" w:w="60"/>
+              <w:right w:type="dxa" w:w="100"/>
+            </w:tcMar>
+          </w:tcPr>
+          <w:p>
+            <w:r>
+              <w:rPr>
+                <w:b w:val="false"/>
+                <w:bCs w:val="false"/>
+                <w:sz w:val="19"/>
+                <w:szCs w:val="19"/>
+              </w:rPr>
+              <w:t xml:space="preserve">Directly tracks the platform's primary revenue driver</w:t>
+            </w:r>
+          </w:p>
+        </w:tc>
+      </w:tr>
+      <w:tr>
+        <w:tc>
+          <w:tcPr>
+            <w:tcW w:type="dxa" w:w="4400"/>
+            <w:tcMar>
+              <w:top w:type="dxa" w:w="60"/>
+              <w:left w:type="dxa" w:w="100"/>
+              <w:bottom w:type="dxa" w:w="60"/>
+              <w:right w:type="dxa" w:w="100"/>
+            </w:tcMar>
+          </w:tcPr>
+          <w:p>
+            <w:r>
+              <w:rPr>
+                <w:b w:val="false"/>
+                <w:bCs w:val="false"/>
+                <w:sz w:val="19"/>
+                <w:szCs w:val="19"/>
+              </w:rPr>
+              <w:t xml:space="preserve">Donations completed vs. donations submitted</w:t>
+            </w:r>
+          </w:p>
+        </w:tc>
+        <w:tc>
+          <w:tcPr>
+            <w:tcW w:type="dxa" w:w="4600"/>
+            <w:tcMar>
+              <w:top w:type="dxa" w:w="60"/>
+              <w:left w:type="dxa" w:w="100"/>
+              <w:bottom w:type="dxa" w:w="60"/>
+              <w:right w:type="dxa" w:w="100"/>
+            </w:tcMar>
+          </w:tcPr>
+          <w:p>
+            <w:r>
+              <w:rPr>
+                <w:b w:val="false"/>
+                <w:bCs w:val="false"/>
+                <w:sz w:val="19"/>
+                <w:szCs w:val="19"/>
+              </w:rPr>
+              <w:t xml:space="preserve">Marketing- and trust-relevant proxy for platform credibility</w:t>
+            </w:r>
+          </w:p>
+        </w:tc>
+      </w:tr>
+    </w:tbl>
+    <w:p/>
+    <w:p/>
     <w:p>
       <w:pPr>
         <w:pStyle w:val="ListParagraph"/>
@@ -2795,6 +8342,7 @@
           <w:sz w:val="28"/>
           <w:szCs w:val="28"/>
         </w:rPr>
+        <w:outlineLvl w:val="0"/>
       </w:pPr>
       <w:r>
         <w:rPr>
@@ -2807,31 +8355,3842 @@
       </w:r>
     </w:p>
     <w:p>
+      <w:r>
+        <w:rPr>
+          <w:rFonts w:ascii="Times New Roman" w:hAnsi="Times New Roman"/>
+          <w:b/>
+          <w:sz w:val="26"/>
+        </w:rPr>
+        <w:t>4.1 Assumptions and Basis of Estimates</w:t>
+      </w:r>
+    </w:p>
+    <w:p>
+      <w:r>
+        <w:rPr>
+          <w:rFonts w:ascii="Times New Roman" w:hAnsi="Times New Roman"/>
+          <w:b w:val="0"/>
+          <w:sz w:val="24"/>
+        </w:rPr>
+        <w:t>All figures below are planning-stage estimates in BDT, built for a 5–8 person team over an 8-month build (Section 2.5) followed by a pilot-zone launch. They are illustrative — based on typical Bangladeshi early-stage tech-team costs and comparable platform benchmarks — and are not a substitute for a formal costing exercise once the decisions in SRS Section 8 (D-01–D-11) are finalized. Figures should be validated with an accountant or financial advisor before being used in an actual investor pitch or legal fundraising document.</w:t>
+      </w:r>
+    </w:p>
+    <w:p>
+      <w:r>
+        <w:rPr>
+          <w:rFonts w:ascii="Times New Roman" w:hAnsi="Times New Roman"/>
+          <w:b/>
+          <w:sz w:val="26"/>
+        </w:rPr>
+        <w:t>4.2 Development (Labor) Cost Breakdown</w:t>
+      </w:r>
+    </w:p>
+    <w:tbl>
+      <w:tblPr>
+        <w:tblW w:type="dxa" w:w="9000"/>
+        <w:tblBorders>
+          <w:top w:val="single" w:color="auto" w:sz="4"/>
+          <w:left w:val="single" w:color="auto" w:sz="4"/>
+          <w:bottom w:val="single" w:color="auto" w:sz="4"/>
+          <w:right w:val="single" w:color="auto" w:sz="4"/>
+          <w:insideH w:val="single" w:color="auto" w:sz="4"/>
+          <w:insideV w:val="single" w:color="auto" w:sz="4"/>
+        </w:tblBorders>
+      </w:tblPr>
+      <w:tblGrid>
+        <w:gridCol w:w="3200"/>
+        <w:gridCol w:w="1000"/>
+        <w:gridCol w:w="2400"/>
+        <w:gridCol w:w="2400"/>
+      </w:tblGrid>
+      <w:tr>
+        <w:trPr>
+          <w:tblHeader/>
+        </w:trPr>
+        <w:tc>
+          <w:tcPr>
+            <w:tcW w:type="dxa" w:w="3200"/>
+            <w:shd w:fill="1F3864" w:val="clear"/>
+            <w:tcMar>
+              <w:top w:type="dxa" w:w="60"/>
+              <w:left w:type="dxa" w:w="100"/>
+              <w:bottom w:type="dxa" w:w="60"/>
+              <w:right w:type="dxa" w:w="100"/>
+            </w:tcMar>
+          </w:tcPr>
+          <w:p>
+            <w:r>
+              <w:rPr>
+                <w:b/>
+                <w:bCs/>
+                <w:color w:val="FFFFFF"/>
+                <w:sz w:val="19"/>
+                <w:szCs w:val="19"/>
+              </w:rPr>
+              <w:t xml:space="preserve">Role</w:t>
+            </w:r>
+          </w:p>
+        </w:tc>
+        <w:tc>
+          <w:tcPr>
+            <w:tcW w:type="dxa" w:w="1000"/>
+            <w:shd w:fill="1F3864" w:val="clear"/>
+            <w:tcMar>
+              <w:top w:type="dxa" w:w="60"/>
+              <w:left w:type="dxa" w:w="100"/>
+              <w:bottom w:type="dxa" w:w="60"/>
+              <w:right w:type="dxa" w:w="100"/>
+            </w:tcMar>
+          </w:tcPr>
+          <w:p>
+            <w:r>
+              <w:rPr>
+                <w:b/>
+                <w:bCs/>
+                <w:color w:val="FFFFFF"/>
+                <w:sz w:val="19"/>
+                <w:szCs w:val="19"/>
+              </w:rPr>
+              <w:t xml:space="preserve">Count</w:t>
+            </w:r>
+          </w:p>
+        </w:tc>
+        <w:tc>
+          <w:tcPr>
+            <w:tcW w:type="dxa" w:w="2400"/>
+            <w:shd w:fill="1F3864" w:val="clear"/>
+            <w:tcMar>
+              <w:top w:type="dxa" w:w="60"/>
+              <w:left w:type="dxa" w:w="100"/>
+              <w:bottom w:type="dxa" w:w="60"/>
+              <w:right w:type="dxa" w:w="100"/>
+            </w:tcMar>
+          </w:tcPr>
+          <w:p>
+            <w:r>
+              <w:rPr>
+                <w:b/>
+                <w:bCs/>
+                <w:color w:val="FFFFFF"/>
+                <w:sz w:val="19"/>
+                <w:szCs w:val="19"/>
+              </w:rPr>
+              <w:t xml:space="preserve">Monthly Cost (BDT)</w:t>
+            </w:r>
+          </w:p>
+        </w:tc>
+        <w:tc>
+          <w:tcPr>
+            <w:tcW w:type="dxa" w:w="2400"/>
+            <w:shd w:fill="1F3864" w:val="clear"/>
+            <w:tcMar>
+              <w:top w:type="dxa" w:w="60"/>
+              <w:left w:type="dxa" w:w="100"/>
+              <w:bottom w:type="dxa" w:w="60"/>
+              <w:right w:type="dxa" w:w="100"/>
+            </w:tcMar>
+          </w:tcPr>
+          <w:p>
+            <w:r>
+              <w:rPr>
+                <w:b/>
+                <w:bCs/>
+                <w:color w:val="FFFFFF"/>
+                <w:sz w:val="19"/>
+                <w:szCs w:val="19"/>
+              </w:rPr>
+              <w:t xml:space="preserve">Cost over 8 Months (BDT)</w:t>
+            </w:r>
+          </w:p>
+        </w:tc>
+      </w:tr>
+      <w:tr>
+        <w:tc>
+          <w:tcPr>
+            <w:tcW w:type="dxa" w:w="3200"/>
+            <w:tcMar>
+              <w:top w:type="dxa" w:w="60"/>
+              <w:left w:type="dxa" w:w="100"/>
+              <w:bottom w:type="dxa" w:w="60"/>
+              <w:right w:type="dxa" w:w="100"/>
+            </w:tcMar>
+          </w:tcPr>
+          <w:p>
+            <w:r>
+              <w:rPr>
+                <w:b w:val="false"/>
+                <w:bCs w:val="false"/>
+                <w:sz w:val="19"/>
+                <w:szCs w:val="19"/>
+              </w:rPr>
+              <w:t xml:space="preserve">Project Manager / Product Owner</w:t>
+            </w:r>
+          </w:p>
+        </w:tc>
+        <w:tc>
+          <w:tcPr>
+            <w:tcW w:type="dxa" w:w="1000"/>
+            <w:tcMar>
+              <w:top w:type="dxa" w:w="60"/>
+              <w:left w:type="dxa" w:w="100"/>
+              <w:bottom w:type="dxa" w:w="60"/>
+              <w:right w:type="dxa" w:w="100"/>
+            </w:tcMar>
+          </w:tcPr>
+          <w:p>
+            <w:r>
+              <w:rPr>
+                <w:b w:val="false"/>
+                <w:bCs w:val="false"/>
+                <w:sz w:val="19"/>
+                <w:szCs w:val="19"/>
+              </w:rPr>
+              <w:t xml:space="preserve">1</w:t>
+            </w:r>
+          </w:p>
+        </w:tc>
+        <w:tc>
+          <w:tcPr>
+            <w:tcW w:type="dxa" w:w="2400"/>
+            <w:tcMar>
+              <w:top w:type="dxa" w:w="60"/>
+              <w:left w:type="dxa" w:w="100"/>
+              <w:bottom w:type="dxa" w:w="60"/>
+              <w:right w:type="dxa" w:w="100"/>
+            </w:tcMar>
+          </w:tcPr>
+          <w:p>
+            <w:r>
+              <w:rPr>
+                <w:b w:val="false"/>
+                <w:bCs w:val="false"/>
+                <w:sz w:val="19"/>
+                <w:szCs w:val="19"/>
+              </w:rPr>
+              <w:t xml:space="preserve">80,000</w:t>
+            </w:r>
+          </w:p>
+        </w:tc>
+        <w:tc>
+          <w:tcPr>
+            <w:tcW w:type="dxa" w:w="2400"/>
+            <w:tcMar>
+              <w:top w:type="dxa" w:w="60"/>
+              <w:left w:type="dxa" w:w="100"/>
+              <w:bottom w:type="dxa" w:w="60"/>
+              <w:right w:type="dxa" w:w="100"/>
+            </w:tcMar>
+          </w:tcPr>
+          <w:p>
+            <w:r>
+              <w:rPr>
+                <w:b w:val="false"/>
+                <w:bCs w:val="false"/>
+                <w:sz w:val="19"/>
+                <w:szCs w:val="19"/>
+              </w:rPr>
+              <w:t xml:space="preserve">640,000</w:t>
+            </w:r>
+          </w:p>
+        </w:tc>
+      </w:tr>
+      <w:tr>
+        <w:tc>
+          <w:tcPr>
+            <w:tcW w:type="dxa" w:w="3200"/>
+            <w:tcMar>
+              <w:top w:type="dxa" w:w="60"/>
+              <w:left w:type="dxa" w:w="100"/>
+              <w:bottom w:type="dxa" w:w="60"/>
+              <w:right w:type="dxa" w:w="100"/>
+            </w:tcMar>
+          </w:tcPr>
+          <w:p>
+            <w:r>
+              <w:rPr>
+                <w:b w:val="false"/>
+                <w:bCs w:val="false"/>
+                <w:sz w:val="19"/>
+                <w:szCs w:val="19"/>
+              </w:rPr>
+              <w:t xml:space="preserve">Backend Developer</w:t>
+            </w:r>
+          </w:p>
+        </w:tc>
+        <w:tc>
+          <w:tcPr>
+            <w:tcW w:type="dxa" w:w="1000"/>
+            <w:tcMar>
+              <w:top w:type="dxa" w:w="60"/>
+              <w:left w:type="dxa" w:w="100"/>
+              <w:bottom w:type="dxa" w:w="60"/>
+              <w:right w:type="dxa" w:w="100"/>
+            </w:tcMar>
+          </w:tcPr>
+          <w:p>
+            <w:r>
+              <w:rPr>
+                <w:b w:val="false"/>
+                <w:bCs w:val="false"/>
+                <w:sz w:val="19"/>
+                <w:szCs w:val="19"/>
+              </w:rPr>
+              <w:t xml:space="preserve">2</w:t>
+            </w:r>
+          </w:p>
+        </w:tc>
+        <w:tc>
+          <w:tcPr>
+            <w:tcW w:type="dxa" w:w="2400"/>
+            <w:tcMar>
+              <w:top w:type="dxa" w:w="60"/>
+              <w:left w:type="dxa" w:w="100"/>
+              <w:bottom w:type="dxa" w:w="60"/>
+              <w:right w:type="dxa" w:w="100"/>
+            </w:tcMar>
+          </w:tcPr>
+          <w:p>
+            <w:r>
+              <w:rPr>
+                <w:b w:val="false"/>
+                <w:bCs w:val="false"/>
+                <w:sz w:val="19"/>
+                <w:szCs w:val="19"/>
+              </w:rPr>
+              <w:t xml:space="preserve">55,000 each (110,000)</w:t>
+            </w:r>
+          </w:p>
+        </w:tc>
+        <w:tc>
+          <w:tcPr>
+            <w:tcW w:type="dxa" w:w="2400"/>
+            <w:tcMar>
+              <w:top w:type="dxa" w:w="60"/>
+              <w:left w:type="dxa" w:w="100"/>
+              <w:bottom w:type="dxa" w:w="60"/>
+              <w:right w:type="dxa" w:w="100"/>
+            </w:tcMar>
+          </w:tcPr>
+          <w:p>
+            <w:r>
+              <w:rPr>
+                <w:b w:val="false"/>
+                <w:bCs w:val="false"/>
+                <w:sz w:val="19"/>
+                <w:szCs w:val="19"/>
+              </w:rPr>
+              <w:t xml:space="preserve">880,000</w:t>
+            </w:r>
+          </w:p>
+        </w:tc>
+      </w:tr>
+      <w:tr>
+        <w:tc>
+          <w:tcPr>
+            <w:tcW w:type="dxa" w:w="3200"/>
+            <w:tcMar>
+              <w:top w:type="dxa" w:w="60"/>
+              <w:left w:type="dxa" w:w="100"/>
+              <w:bottom w:type="dxa" w:w="60"/>
+              <w:right w:type="dxa" w:w="100"/>
+            </w:tcMar>
+          </w:tcPr>
+          <w:p>
+            <w:r>
+              <w:rPr>
+                <w:b w:val="false"/>
+                <w:bCs w:val="false"/>
+                <w:sz w:val="19"/>
+                <w:szCs w:val="19"/>
+              </w:rPr>
+              <w:t xml:space="preserve">Frontend / Mobile Developer</w:t>
+            </w:r>
+          </w:p>
+        </w:tc>
+        <w:tc>
+          <w:tcPr>
+            <w:tcW w:type="dxa" w:w="1000"/>
+            <w:tcMar>
+              <w:top w:type="dxa" w:w="60"/>
+              <w:left w:type="dxa" w:w="100"/>
+              <w:bottom w:type="dxa" w:w="60"/>
+              <w:right w:type="dxa" w:w="100"/>
+            </w:tcMar>
+          </w:tcPr>
+          <w:p>
+            <w:r>
+              <w:rPr>
+                <w:b w:val="false"/>
+                <w:bCs w:val="false"/>
+                <w:sz w:val="19"/>
+                <w:szCs w:val="19"/>
+              </w:rPr>
+              <w:t xml:space="preserve">2</w:t>
+            </w:r>
+          </w:p>
+        </w:tc>
+        <w:tc>
+          <w:tcPr>
+            <w:tcW w:type="dxa" w:w="2400"/>
+            <w:tcMar>
+              <w:top w:type="dxa" w:w="60"/>
+              <w:left w:type="dxa" w:w="100"/>
+              <w:bottom w:type="dxa" w:w="60"/>
+              <w:right w:type="dxa" w:w="100"/>
+            </w:tcMar>
+          </w:tcPr>
+          <w:p>
+            <w:r>
+              <w:rPr>
+                <w:b w:val="false"/>
+                <w:bCs w:val="false"/>
+                <w:sz w:val="19"/>
+                <w:szCs w:val="19"/>
+              </w:rPr>
+              <w:t xml:space="preserve">50,000 each (100,000)</w:t>
+            </w:r>
+          </w:p>
+        </w:tc>
+        <w:tc>
+          <w:tcPr>
+            <w:tcW w:type="dxa" w:w="2400"/>
+            <w:tcMar>
+              <w:top w:type="dxa" w:w="60"/>
+              <w:left w:type="dxa" w:w="100"/>
+              <w:bottom w:type="dxa" w:w="60"/>
+              <w:right w:type="dxa" w:w="100"/>
+            </w:tcMar>
+          </w:tcPr>
+          <w:p>
+            <w:r>
+              <w:rPr>
+                <w:b w:val="false"/>
+                <w:bCs w:val="false"/>
+                <w:sz w:val="19"/>
+                <w:szCs w:val="19"/>
+              </w:rPr>
+              <w:t xml:space="preserve">800,000</w:t>
+            </w:r>
+          </w:p>
+        </w:tc>
+      </w:tr>
+      <w:tr>
+        <w:tc>
+          <w:tcPr>
+            <w:tcW w:type="dxa" w:w="3200"/>
+            <w:tcMar>
+              <w:top w:type="dxa" w:w="60"/>
+              <w:left w:type="dxa" w:w="100"/>
+              <w:bottom w:type="dxa" w:w="60"/>
+              <w:right w:type="dxa" w:w="100"/>
+            </w:tcMar>
+          </w:tcPr>
+          <w:p>
+            <w:r>
+              <w:rPr>
+                <w:b w:val="false"/>
+                <w:bCs w:val="false"/>
+                <w:sz w:val="19"/>
+                <w:szCs w:val="19"/>
+              </w:rPr>
+              <w:t xml:space="preserve">QA Engineer</w:t>
+            </w:r>
+          </w:p>
+        </w:tc>
+        <w:tc>
+          <w:tcPr>
+            <w:tcW w:type="dxa" w:w="1000"/>
+            <w:tcMar>
+              <w:top w:type="dxa" w:w="60"/>
+              <w:left w:type="dxa" w:w="100"/>
+              <w:bottom w:type="dxa" w:w="60"/>
+              <w:right w:type="dxa" w:w="100"/>
+            </w:tcMar>
+          </w:tcPr>
+          <w:p>
+            <w:r>
+              <w:rPr>
+                <w:b w:val="false"/>
+                <w:bCs w:val="false"/>
+                <w:sz w:val="19"/>
+                <w:szCs w:val="19"/>
+              </w:rPr>
+              <w:t xml:space="preserve">1</w:t>
+            </w:r>
+          </w:p>
+        </w:tc>
+        <w:tc>
+          <w:tcPr>
+            <w:tcW w:type="dxa" w:w="2400"/>
+            <w:tcMar>
+              <w:top w:type="dxa" w:w="60"/>
+              <w:left w:type="dxa" w:w="100"/>
+              <w:bottom w:type="dxa" w:w="60"/>
+              <w:right w:type="dxa" w:w="100"/>
+            </w:tcMar>
+          </w:tcPr>
+          <w:p>
+            <w:r>
+              <w:rPr>
+                <w:b w:val="false"/>
+                <w:bCs w:val="false"/>
+                <w:sz w:val="19"/>
+                <w:szCs w:val="19"/>
+              </w:rPr>
+              <w:t xml:space="preserve">40,000</w:t>
+            </w:r>
+          </w:p>
+        </w:tc>
+        <w:tc>
+          <w:tcPr>
+            <w:tcW w:type="dxa" w:w="2400"/>
+            <w:tcMar>
+              <w:top w:type="dxa" w:w="60"/>
+              <w:left w:type="dxa" w:w="100"/>
+              <w:bottom w:type="dxa" w:w="60"/>
+              <w:right w:type="dxa" w:w="100"/>
+            </w:tcMar>
+          </w:tcPr>
+          <w:p>
+            <w:r>
+              <w:rPr>
+                <w:b w:val="false"/>
+                <w:bCs w:val="false"/>
+                <w:sz w:val="19"/>
+                <w:szCs w:val="19"/>
+              </w:rPr>
+              <w:t xml:space="preserve">320,000</w:t>
+            </w:r>
+          </w:p>
+        </w:tc>
+      </w:tr>
+      <w:tr>
+        <w:tc>
+          <w:tcPr>
+            <w:tcW w:type="dxa" w:w="3200"/>
+            <w:tcMar>
+              <w:top w:type="dxa" w:w="60"/>
+              <w:left w:type="dxa" w:w="100"/>
+              <w:bottom w:type="dxa" w:w="60"/>
+              <w:right w:type="dxa" w:w="100"/>
+            </w:tcMar>
+          </w:tcPr>
+          <w:p>
+            <w:r>
+              <w:rPr>
+                <w:b w:val="false"/>
+                <w:bCs w:val="false"/>
+                <w:sz w:val="19"/>
+                <w:szCs w:val="19"/>
+              </w:rPr>
+              <w:t xml:space="preserve">UI/UX Designer (50%)</w:t>
+            </w:r>
+          </w:p>
+        </w:tc>
+        <w:tc>
+          <w:tcPr>
+            <w:tcW w:type="dxa" w:w="1000"/>
+            <w:tcMar>
+              <w:top w:type="dxa" w:w="60"/>
+              <w:left w:type="dxa" w:w="100"/>
+              <w:bottom w:type="dxa" w:w="60"/>
+              <w:right w:type="dxa" w:w="100"/>
+            </w:tcMar>
+          </w:tcPr>
+          <w:p>
+            <w:r>
+              <w:rPr>
+                <w:b w:val="false"/>
+                <w:bCs w:val="false"/>
+                <w:sz w:val="19"/>
+                <w:szCs w:val="19"/>
+              </w:rPr>
+              <w:t xml:space="preserve">1</w:t>
+            </w:r>
+          </w:p>
+        </w:tc>
+        <w:tc>
+          <w:tcPr>
+            <w:tcW w:type="dxa" w:w="2400"/>
+            <w:tcMar>
+              <w:top w:type="dxa" w:w="60"/>
+              <w:left w:type="dxa" w:w="100"/>
+              <w:bottom w:type="dxa" w:w="60"/>
+              <w:right w:type="dxa" w:w="100"/>
+            </w:tcMar>
+          </w:tcPr>
+          <w:p>
+            <w:r>
+              <w:rPr>
+                <w:b w:val="false"/>
+                <w:bCs w:val="false"/>
+                <w:sz w:val="19"/>
+                <w:szCs w:val="19"/>
+              </w:rPr>
+              <w:t xml:space="preserve">25,000</w:t>
+            </w:r>
+          </w:p>
+        </w:tc>
+        <w:tc>
+          <w:tcPr>
+            <w:tcW w:type="dxa" w:w="2400"/>
+            <w:tcMar>
+              <w:top w:type="dxa" w:w="60"/>
+              <w:left w:type="dxa" w:w="100"/>
+              <w:bottom w:type="dxa" w:w="60"/>
+              <w:right w:type="dxa" w:w="100"/>
+            </w:tcMar>
+          </w:tcPr>
+          <w:p>
+            <w:r>
+              <w:rPr>
+                <w:b w:val="false"/>
+                <w:bCs w:val="false"/>
+                <w:sz w:val="19"/>
+                <w:szCs w:val="19"/>
+              </w:rPr>
+              <w:t xml:space="preserve">200,000</w:t>
+            </w:r>
+          </w:p>
+        </w:tc>
+      </w:tr>
+      <w:tr>
+        <w:tc>
+          <w:tcPr>
+            <w:tcW w:type="dxa" w:w="3200"/>
+            <w:tcMar>
+              <w:top w:type="dxa" w:w="60"/>
+              <w:left w:type="dxa" w:w="100"/>
+              <w:bottom w:type="dxa" w:w="60"/>
+              <w:right w:type="dxa" w:w="100"/>
+            </w:tcMar>
+          </w:tcPr>
+          <w:p>
+            <w:r>
+              <w:rPr>
+                <w:b w:val="false"/>
+                <w:bCs w:val="false"/>
+                <w:sz w:val="19"/>
+                <w:szCs w:val="19"/>
+              </w:rPr>
+              <w:t xml:space="preserve">Subtotal</w:t>
+            </w:r>
+          </w:p>
+        </w:tc>
+        <w:tc>
+          <w:tcPr>
+            <w:tcW w:type="dxa" w:w="1000"/>
+            <w:tcMar>
+              <w:top w:type="dxa" w:w="60"/>
+              <w:left w:type="dxa" w:w="100"/>
+              <w:bottom w:type="dxa" w:w="60"/>
+              <w:right w:type="dxa" w:w="100"/>
+            </w:tcMar>
+          </w:tcPr>
+          <w:p>
+            <w:r>
+              <w:rPr>
+                <w:b w:val="false"/>
+                <w:bCs w:val="false"/>
+                <w:sz w:val="19"/>
+                <w:szCs w:val="19"/>
+              </w:rPr>
+              <w:t xml:space="preserve">7</w:t>
+            </w:r>
+          </w:p>
+        </w:tc>
+        <w:tc>
+          <w:tcPr>
+            <w:tcW w:type="dxa" w:w="2400"/>
+            <w:tcMar>
+              <w:top w:type="dxa" w:w="60"/>
+              <w:left w:type="dxa" w:w="100"/>
+              <w:bottom w:type="dxa" w:w="60"/>
+              <w:right w:type="dxa" w:w="100"/>
+            </w:tcMar>
+          </w:tcPr>
+          <w:p>
+            <w:r>
+              <w:rPr>
+                <w:b w:val="false"/>
+                <w:bCs w:val="false"/>
+                <w:sz w:val="19"/>
+                <w:szCs w:val="19"/>
+              </w:rPr>
+              <w:t xml:space="preserve">355,000 / month</w:t>
+            </w:r>
+          </w:p>
+        </w:tc>
+        <w:tc>
+          <w:tcPr>
+            <w:tcW w:type="dxa" w:w="2400"/>
+            <w:tcMar>
+              <w:top w:type="dxa" w:w="60"/>
+              <w:left w:type="dxa" w:w="100"/>
+              <w:bottom w:type="dxa" w:w="60"/>
+              <w:right w:type="dxa" w:w="100"/>
+            </w:tcMar>
+          </w:tcPr>
+          <w:p>
+            <w:r>
+              <w:rPr>
+                <w:b w:val="false"/>
+                <w:bCs w:val="false"/>
+                <w:sz w:val="19"/>
+                <w:szCs w:val="19"/>
+              </w:rPr>
+              <w:t xml:space="preserve">2,840,000</w:t>
+            </w:r>
+          </w:p>
+        </w:tc>
+      </w:tr>
+    </w:tbl>
+    <w:p/>
+    <w:p/>
+    <w:p>
+      <w:r>
+        <w:rPr>
+          <w:rFonts w:ascii="Times New Roman" w:hAnsi="Times New Roman"/>
+          <w:b/>
+          <w:sz w:val="26"/>
+        </w:rPr>
+        <w:t>4.3 One-Time Setup Costs</w:t>
+      </w:r>
+    </w:p>
+    <w:tbl>
+      <w:tblPr>
+        <w:tblW w:type="dxa" w:w="9000"/>
+        <w:tblBorders>
+          <w:top w:val="single" w:color="auto" w:sz="4"/>
+          <w:left w:val="single" w:color="auto" w:sz="4"/>
+          <w:bottom w:val="single" w:color="auto" w:sz="4"/>
+          <w:right w:val="single" w:color="auto" w:sz="4"/>
+          <w:insideH w:val="single" w:color="auto" w:sz="4"/>
+          <w:insideV w:val="single" w:color="auto" w:sz="4"/>
+        </w:tblBorders>
+      </w:tblPr>
+      <w:tblGrid>
+        <w:gridCol w:w="6400"/>
+        <w:gridCol w:w="2600"/>
+      </w:tblGrid>
+      <w:tr>
+        <w:trPr>
+          <w:tblHeader/>
+        </w:trPr>
+        <w:tc>
+          <w:tcPr>
+            <w:tcW w:type="dxa" w:w="6400"/>
+            <w:shd w:fill="1F3864" w:val="clear"/>
+            <w:tcMar>
+              <w:top w:type="dxa" w:w="60"/>
+              <w:left w:type="dxa" w:w="100"/>
+              <w:bottom w:type="dxa" w:w="60"/>
+              <w:right w:type="dxa" w:w="100"/>
+            </w:tcMar>
+          </w:tcPr>
+          <w:p>
+            <w:r>
+              <w:rPr>
+                <w:b/>
+                <w:bCs/>
+                <w:color w:val="FFFFFF"/>
+                <w:sz w:val="19"/>
+                <w:szCs w:val="19"/>
+              </w:rPr>
+              <w:t xml:space="preserve">Item</w:t>
+            </w:r>
+          </w:p>
+        </w:tc>
+        <w:tc>
+          <w:tcPr>
+            <w:tcW w:type="dxa" w:w="2600"/>
+            <w:shd w:fill="1F3864" w:val="clear"/>
+            <w:tcMar>
+              <w:top w:type="dxa" w:w="60"/>
+              <w:left w:type="dxa" w:w="100"/>
+              <w:bottom w:type="dxa" w:w="60"/>
+              <w:right w:type="dxa" w:w="100"/>
+            </w:tcMar>
+          </w:tcPr>
+          <w:p>
+            <w:r>
+              <w:rPr>
+                <w:b/>
+                <w:bCs/>
+                <w:color w:val="FFFFFF"/>
+                <w:sz w:val="19"/>
+                <w:szCs w:val="19"/>
+              </w:rPr>
+              <w:t xml:space="preserve">Estimated Cost (BDT)</w:t>
+            </w:r>
+          </w:p>
+        </w:tc>
+      </w:tr>
+      <w:tr>
+        <w:tc>
+          <w:tcPr>
+            <w:tcW w:type="dxa" w:w="6400"/>
+            <w:tcMar>
+              <w:top w:type="dxa" w:w="60"/>
+              <w:left w:type="dxa" w:w="100"/>
+              <w:bottom w:type="dxa" w:w="60"/>
+              <w:right w:type="dxa" w:w="100"/>
+            </w:tcMar>
+          </w:tcPr>
+          <w:p>
+            <w:r>
+              <w:rPr>
+                <w:b w:val="false"/>
+                <w:bCs w:val="false"/>
+                <w:sz w:val="19"/>
+                <w:szCs w:val="19"/>
+              </w:rPr>
+              <w:t xml:space="preserve">Company registration and legal setup</w:t>
+            </w:r>
+          </w:p>
+        </w:tc>
+        <w:tc>
+          <w:tcPr>
+            <w:tcW w:type="dxa" w:w="2600"/>
+            <w:tcMar>
+              <w:top w:type="dxa" w:w="60"/>
+              <w:left w:type="dxa" w:w="100"/>
+              <w:bottom w:type="dxa" w:w="60"/>
+              <w:right w:type="dxa" w:w="100"/>
+            </w:tcMar>
+          </w:tcPr>
+          <w:p>
+            <w:r>
+              <w:rPr>
+                <w:b w:val="false"/>
+                <w:bCs w:val="false"/>
+                <w:sz w:val="19"/>
+                <w:szCs w:val="19"/>
+              </w:rPr>
+              <w:t xml:space="preserve">50,000</w:t>
+            </w:r>
+          </w:p>
+        </w:tc>
+      </w:tr>
+      <w:tr>
+        <w:tc>
+          <w:tcPr>
+            <w:tcW w:type="dxa" w:w="6400"/>
+            <w:tcMar>
+              <w:top w:type="dxa" w:w="60"/>
+              <w:left w:type="dxa" w:w="100"/>
+              <w:bottom w:type="dxa" w:w="60"/>
+              <w:right w:type="dxa" w:w="100"/>
+            </w:tcMar>
+          </w:tcPr>
+          <w:p>
+            <w:r>
+              <w:rPr>
+                <w:b w:val="false"/>
+                <w:bCs w:val="false"/>
+                <w:sz w:val="19"/>
+                <w:szCs w:val="19"/>
+              </w:rPr>
+              <w:t xml:space="preserve">Branding and logo/UI design assets</w:t>
+            </w:r>
+          </w:p>
+        </w:tc>
+        <w:tc>
+          <w:tcPr>
+            <w:tcW w:type="dxa" w:w="2600"/>
+            <w:tcMar>
+              <w:top w:type="dxa" w:w="60"/>
+              <w:left w:type="dxa" w:w="100"/>
+              <w:bottom w:type="dxa" w:w="60"/>
+              <w:right w:type="dxa" w:w="100"/>
+            </w:tcMar>
+          </w:tcPr>
+          <w:p>
+            <w:r>
+              <w:rPr>
+                <w:b w:val="false"/>
+                <w:bCs w:val="false"/>
+                <w:sz w:val="19"/>
+                <w:szCs w:val="19"/>
+              </w:rPr>
+              <w:t xml:space="preserve">30,000</w:t>
+            </w:r>
+          </w:p>
+        </w:tc>
+      </w:tr>
+      <w:tr>
+        <w:tc>
+          <w:tcPr>
+            <w:tcW w:type="dxa" w:w="6400"/>
+            <w:tcMar>
+              <w:top w:type="dxa" w:w="60"/>
+              <w:left w:type="dxa" w:w="100"/>
+              <w:bottom w:type="dxa" w:w="60"/>
+              <w:right w:type="dxa" w:w="100"/>
+            </w:tcMar>
+          </w:tcPr>
+          <w:p>
+            <w:r>
+              <w:rPr>
+                <w:b w:val="false"/>
+                <w:bCs w:val="false"/>
+                <w:sz w:val="19"/>
+                <w:szCs w:val="19"/>
+              </w:rPr>
+              <w:t xml:space="preserve">Google Play Store registration (one-time)</w:t>
+            </w:r>
+          </w:p>
+        </w:tc>
+        <w:tc>
+          <w:tcPr>
+            <w:tcW w:type="dxa" w:w="2600"/>
+            <w:tcMar>
+              <w:top w:type="dxa" w:w="60"/>
+              <w:left w:type="dxa" w:w="100"/>
+              <w:bottom w:type="dxa" w:w="60"/>
+              <w:right w:type="dxa" w:w="100"/>
+            </w:tcMar>
+          </w:tcPr>
+          <w:p>
+            <w:r>
+              <w:rPr>
+                <w:b w:val="false"/>
+                <w:bCs w:val="false"/>
+                <w:sz w:val="19"/>
+                <w:szCs w:val="19"/>
+              </w:rPr>
+              <w:t xml:space="preserve">2,750</w:t>
+            </w:r>
+          </w:p>
+        </w:tc>
+      </w:tr>
+      <w:tr>
+        <w:tc>
+          <w:tcPr>
+            <w:tcW w:type="dxa" w:w="6400"/>
+            <w:tcMar>
+              <w:top w:type="dxa" w:w="60"/>
+              <w:left w:type="dxa" w:w="100"/>
+              <w:bottom w:type="dxa" w:w="60"/>
+              <w:right w:type="dxa" w:w="100"/>
+            </w:tcMar>
+          </w:tcPr>
+          <w:p>
+            <w:r>
+              <w:rPr>
+                <w:b w:val="false"/>
+                <w:bCs w:val="false"/>
+                <w:sz w:val="19"/>
+                <w:szCs w:val="19"/>
+              </w:rPr>
+              <w:t xml:space="preserve">Apple App Store registration (annual)</w:t>
+            </w:r>
+          </w:p>
+        </w:tc>
+        <w:tc>
+          <w:tcPr>
+            <w:tcW w:type="dxa" w:w="2600"/>
+            <w:tcMar>
+              <w:top w:type="dxa" w:w="60"/>
+              <w:left w:type="dxa" w:w="100"/>
+              <w:bottom w:type="dxa" w:w="60"/>
+              <w:right w:type="dxa" w:w="100"/>
+            </w:tcMar>
+          </w:tcPr>
+          <w:p>
+            <w:r>
+              <w:rPr>
+                <w:b w:val="false"/>
+                <w:bCs w:val="false"/>
+                <w:sz w:val="19"/>
+                <w:szCs w:val="19"/>
+              </w:rPr>
+              <w:t xml:space="preserve">10,900</w:t>
+            </w:r>
+          </w:p>
+        </w:tc>
+      </w:tr>
+      <w:tr>
+        <w:tc>
+          <w:tcPr>
+            <w:tcW w:type="dxa" w:w="6400"/>
+            <w:tcMar>
+              <w:top w:type="dxa" w:w="60"/>
+              <w:left w:type="dxa" w:w="100"/>
+              <w:bottom w:type="dxa" w:w="60"/>
+              <w:right w:type="dxa" w:w="100"/>
+            </w:tcMar>
+          </w:tcPr>
+          <w:p>
+            <w:r>
+              <w:rPr>
+                <w:b w:val="false"/>
+                <w:bCs w:val="false"/>
+                <w:sz w:val="19"/>
+                <w:szCs w:val="19"/>
+              </w:rPr>
+              <w:t xml:space="preserve">eKYC/NID and payment-gateway integration setup fees</w:t>
+            </w:r>
+          </w:p>
+        </w:tc>
+        <w:tc>
+          <w:tcPr>
+            <w:tcW w:type="dxa" w:w="2600"/>
+            <w:tcMar>
+              <w:top w:type="dxa" w:w="60"/>
+              <w:left w:type="dxa" w:w="100"/>
+              <w:bottom w:type="dxa" w:w="60"/>
+              <w:right w:type="dxa" w:w="100"/>
+            </w:tcMar>
+          </w:tcPr>
+          <w:p>
+            <w:r>
+              <w:rPr>
+                <w:b w:val="false"/>
+                <w:bCs w:val="false"/>
+                <w:sz w:val="19"/>
+                <w:szCs w:val="19"/>
+              </w:rPr>
+              <w:t xml:space="preserve">100,000</w:t>
+            </w:r>
+          </w:p>
+        </w:tc>
+      </w:tr>
+      <w:tr>
+        <w:tc>
+          <w:tcPr>
+            <w:tcW w:type="dxa" w:w="6400"/>
+            <w:tcMar>
+              <w:top w:type="dxa" w:w="60"/>
+              <w:left w:type="dxa" w:w="100"/>
+              <w:bottom w:type="dxa" w:w="60"/>
+              <w:right w:type="dxa" w:w="100"/>
+            </w:tcMar>
+          </w:tcPr>
+          <w:p>
+            <w:r>
+              <w:rPr>
+                <w:b w:val="false"/>
+                <w:bCs w:val="false"/>
+                <w:sz w:val="19"/>
+                <w:szCs w:val="19"/>
+              </w:rPr>
+              <w:t xml:space="preserve">Pre-launch security review / penetration test</w:t>
+            </w:r>
+          </w:p>
+        </w:tc>
+        <w:tc>
+          <w:tcPr>
+            <w:tcW w:type="dxa" w:w="2600"/>
+            <w:tcMar>
+              <w:top w:type="dxa" w:w="60"/>
+              <w:left w:type="dxa" w:w="100"/>
+              <w:bottom w:type="dxa" w:w="60"/>
+              <w:right w:type="dxa" w:w="100"/>
+            </w:tcMar>
+          </w:tcPr>
+          <w:p>
+            <w:r>
+              <w:rPr>
+                <w:b w:val="false"/>
+                <w:bCs w:val="false"/>
+                <w:sz w:val="19"/>
+                <w:szCs w:val="19"/>
+              </w:rPr>
+              <w:t xml:space="preserve">150,000</w:t>
+            </w:r>
+          </w:p>
+        </w:tc>
+      </w:tr>
+      <w:tr>
+        <w:tc>
+          <w:tcPr>
+            <w:tcW w:type="dxa" w:w="6400"/>
+            <w:tcMar>
+              <w:top w:type="dxa" w:w="60"/>
+              <w:left w:type="dxa" w:w="100"/>
+              <w:bottom w:type="dxa" w:w="60"/>
+              <w:right w:type="dxa" w:w="100"/>
+            </w:tcMar>
+          </w:tcPr>
+          <w:p>
+            <w:r>
+              <w:rPr>
+                <w:b w:val="false"/>
+                <w:bCs w:val="false"/>
+                <w:sz w:val="19"/>
+                <w:szCs w:val="19"/>
+              </w:rPr>
+              <w:t xml:space="preserve">Total one-time setup costs</w:t>
+            </w:r>
+          </w:p>
+        </w:tc>
+        <w:tc>
+          <w:tcPr>
+            <w:tcW w:type="dxa" w:w="2600"/>
+            <w:tcMar>
+              <w:top w:type="dxa" w:w="60"/>
+              <w:left w:type="dxa" w:w="100"/>
+              <w:bottom w:type="dxa" w:w="60"/>
+              <w:right w:type="dxa" w:w="100"/>
+            </w:tcMar>
+          </w:tcPr>
+          <w:p>
+            <w:r>
+              <w:rPr>
+                <w:b w:val="false"/>
+                <w:bCs w:val="false"/>
+                <w:sz w:val="19"/>
+                <w:szCs w:val="19"/>
+              </w:rPr>
+              <w:t xml:space="preserve">343,650</w:t>
+            </w:r>
+          </w:p>
+        </w:tc>
+      </w:tr>
+    </w:tbl>
+    <w:p/>
+    <w:p/>
+    <w:p>
+      <w:r>
+        <w:rPr>
+          <w:rFonts w:ascii="Times New Roman" w:hAnsi="Times New Roman"/>
+          <w:b/>
+          <w:sz w:val="26"/>
+        </w:rPr>
+        <w:t>4.4 Infrastructure and Operational Costs</w:t>
+      </w:r>
+    </w:p>
+    <w:tbl>
+      <w:tblPr>
+        <w:tblW w:type="dxa" w:w="9000"/>
+        <w:tblBorders>
+          <w:top w:val="single" w:color="auto" w:sz="4"/>
+          <w:left w:val="single" w:color="auto" w:sz="4"/>
+          <w:bottom w:val="single" w:color="auto" w:sz="4"/>
+          <w:right w:val="single" w:color="auto" w:sz="4"/>
+          <w:insideH w:val="single" w:color="auto" w:sz="4"/>
+          <w:insideV w:val="single" w:color="auto" w:sz="4"/>
+        </w:tblBorders>
+      </w:tblPr>
+      <w:tblGrid>
+        <w:gridCol w:w="4200"/>
+        <w:gridCol w:w="2400"/>
+        <w:gridCol w:w="2400"/>
+      </w:tblGrid>
+      <w:tr>
+        <w:trPr>
+          <w:tblHeader/>
+        </w:trPr>
+        <w:tc>
+          <w:tcPr>
+            <w:tcW w:type="dxa" w:w="4200"/>
+            <w:shd w:fill="1F3864" w:val="clear"/>
+            <w:tcMar>
+              <w:top w:type="dxa" w:w="60"/>
+              <w:left w:type="dxa" w:w="100"/>
+              <w:bottom w:type="dxa" w:w="60"/>
+              <w:right w:type="dxa" w:w="100"/>
+            </w:tcMar>
+          </w:tcPr>
+          <w:p>
+            <w:r>
+              <w:rPr>
+                <w:b/>
+                <w:bCs/>
+                <w:color w:val="FFFFFF"/>
+                <w:sz w:val="19"/>
+                <w:szCs w:val="19"/>
+              </w:rPr>
+              <w:t xml:space="preserve">Item</w:t>
+            </w:r>
+          </w:p>
+        </w:tc>
+        <w:tc>
+          <w:tcPr>
+            <w:tcW w:type="dxa" w:w="2400"/>
+            <w:shd w:fill="1F3864" w:val="clear"/>
+            <w:tcMar>
+              <w:top w:type="dxa" w:w="60"/>
+              <w:left w:type="dxa" w:w="100"/>
+              <w:bottom w:type="dxa" w:w="60"/>
+              <w:right w:type="dxa" w:w="100"/>
+            </w:tcMar>
+          </w:tcPr>
+          <w:p>
+            <w:r>
+              <w:rPr>
+                <w:b/>
+                <w:bCs/>
+                <w:color w:val="FFFFFF"/>
+                <w:sz w:val="19"/>
+                <w:szCs w:val="19"/>
+              </w:rPr>
+              <w:t xml:space="preserve">Monthly Cost — Build Phase (BDT)</w:t>
+            </w:r>
+          </w:p>
+        </w:tc>
+        <w:tc>
+          <w:tcPr>
+            <w:tcW w:type="dxa" w:w="2400"/>
+            <w:shd w:fill="1F3864" w:val="clear"/>
+            <w:tcMar>
+              <w:top w:type="dxa" w:w="60"/>
+              <w:left w:type="dxa" w:w="100"/>
+              <w:bottom w:type="dxa" w:w="60"/>
+              <w:right w:type="dxa" w:w="100"/>
+            </w:tcMar>
+          </w:tcPr>
+          <w:p>
+            <w:r>
+              <w:rPr>
+                <w:b/>
+                <w:bCs/>
+                <w:color w:val="FFFFFF"/>
+                <w:sz w:val="19"/>
+                <w:szCs w:val="19"/>
+              </w:rPr>
+              <w:t xml:space="preserve">Monthly Cost — Post-Launch (BDT)</w:t>
+            </w:r>
+          </w:p>
+        </w:tc>
+      </w:tr>
+      <w:tr>
+        <w:tc>
+          <w:tcPr>
+            <w:tcW w:type="dxa" w:w="4200"/>
+            <w:tcMar>
+              <w:top w:type="dxa" w:w="60"/>
+              <w:left w:type="dxa" w:w="100"/>
+              <w:bottom w:type="dxa" w:w="60"/>
+              <w:right w:type="dxa" w:w="100"/>
+            </w:tcMar>
+          </w:tcPr>
+          <w:p>
+            <w:r>
+              <w:rPr>
+                <w:b w:val="false"/>
+                <w:bCs w:val="false"/>
+                <w:sz w:val="19"/>
+                <w:szCs w:val="19"/>
+              </w:rPr>
+              <w:t xml:space="preserve">Cloud hosting and managed database</w:t>
+            </w:r>
+          </w:p>
+        </w:tc>
+        <w:tc>
+          <w:tcPr>
+            <w:tcW w:type="dxa" w:w="2400"/>
+            <w:tcMar>
+              <w:top w:type="dxa" w:w="60"/>
+              <w:left w:type="dxa" w:w="100"/>
+              <w:bottom w:type="dxa" w:w="60"/>
+              <w:right w:type="dxa" w:w="100"/>
+            </w:tcMar>
+          </w:tcPr>
+          <w:p>
+            <w:r>
+              <w:rPr>
+                <w:b w:val="false"/>
+                <w:bCs w:val="false"/>
+                <w:sz w:val="19"/>
+                <w:szCs w:val="19"/>
+              </w:rPr>
+              <w:t xml:space="preserve">10,000</w:t>
+            </w:r>
+          </w:p>
+        </w:tc>
+        <w:tc>
+          <w:tcPr>
+            <w:tcW w:type="dxa" w:w="2400"/>
+            <w:tcMar>
+              <w:top w:type="dxa" w:w="60"/>
+              <w:left w:type="dxa" w:w="100"/>
+              <w:bottom w:type="dxa" w:w="60"/>
+              <w:right w:type="dxa" w:w="100"/>
+            </w:tcMar>
+          </w:tcPr>
+          <w:p>
+            <w:r>
+              <w:rPr>
+                <w:b w:val="false"/>
+                <w:bCs w:val="false"/>
+                <w:sz w:val="19"/>
+                <w:szCs w:val="19"/>
+              </w:rPr>
+              <w:t xml:space="preserve">20,000</w:t>
+            </w:r>
+          </w:p>
+        </w:tc>
+      </w:tr>
+      <w:tr>
+        <w:tc>
+          <w:tcPr>
+            <w:tcW w:type="dxa" w:w="4200"/>
+            <w:tcMar>
+              <w:top w:type="dxa" w:w="60"/>
+              <w:left w:type="dxa" w:w="100"/>
+              <w:bottom w:type="dxa" w:w="60"/>
+              <w:right w:type="dxa" w:w="100"/>
+            </w:tcMar>
+          </w:tcPr>
+          <w:p>
+            <w:r>
+              <w:rPr>
+                <w:b w:val="false"/>
+                <w:bCs w:val="false"/>
+                <w:sz w:val="19"/>
+                <w:szCs w:val="19"/>
+              </w:rPr>
+              <w:t xml:space="preserve">SMS/OTP gateway</w:t>
+            </w:r>
+          </w:p>
+        </w:tc>
+        <w:tc>
+          <w:tcPr>
+            <w:tcW w:type="dxa" w:w="2400"/>
+            <w:tcMar>
+              <w:top w:type="dxa" w:w="60"/>
+              <w:left w:type="dxa" w:w="100"/>
+              <w:bottom w:type="dxa" w:w="60"/>
+              <w:right w:type="dxa" w:w="100"/>
+            </w:tcMar>
+          </w:tcPr>
+          <w:p>
+            <w:r>
+              <w:rPr>
+                <w:b w:val="false"/>
+                <w:bCs w:val="false"/>
+                <w:sz w:val="19"/>
+                <w:szCs w:val="19"/>
+              </w:rPr>
+              <w:t xml:space="preserve">5,000</w:t>
+            </w:r>
+          </w:p>
+        </w:tc>
+        <w:tc>
+          <w:tcPr>
+            <w:tcW w:type="dxa" w:w="2400"/>
+            <w:tcMar>
+              <w:top w:type="dxa" w:w="60"/>
+              <w:left w:type="dxa" w:w="100"/>
+              <w:bottom w:type="dxa" w:w="60"/>
+              <w:right w:type="dxa" w:w="100"/>
+            </w:tcMar>
+          </w:tcPr>
+          <w:p>
+            <w:r>
+              <w:rPr>
+                <w:b w:val="false"/>
+                <w:bCs w:val="false"/>
+                <w:sz w:val="19"/>
+                <w:szCs w:val="19"/>
+              </w:rPr>
+              <w:t xml:space="preserve">12,000</w:t>
+            </w:r>
+          </w:p>
+        </w:tc>
+      </w:tr>
+      <w:tr>
+        <w:tc>
+          <w:tcPr>
+            <w:tcW w:type="dxa" w:w="4200"/>
+            <w:tcMar>
+              <w:top w:type="dxa" w:w="60"/>
+              <w:left w:type="dxa" w:w="100"/>
+              <w:bottom w:type="dxa" w:w="60"/>
+              <w:right w:type="dxa" w:w="100"/>
+            </w:tcMar>
+          </w:tcPr>
+          <w:p>
+            <w:r>
+              <w:rPr>
+                <w:b w:val="false"/>
+                <w:bCs w:val="false"/>
+                <w:sz w:val="19"/>
+                <w:szCs w:val="19"/>
+              </w:rPr>
+              <w:t xml:space="preserve">eKYC/NID verification API (per-verification, estimated volume)</w:t>
+            </w:r>
+          </w:p>
+        </w:tc>
+        <w:tc>
+          <w:tcPr>
+            <w:tcW w:type="dxa" w:w="2400"/>
+            <w:tcMar>
+              <w:top w:type="dxa" w:w="60"/>
+              <w:left w:type="dxa" w:w="100"/>
+              <w:bottom w:type="dxa" w:w="60"/>
+              <w:right w:type="dxa" w:w="100"/>
+            </w:tcMar>
+          </w:tcPr>
+          <w:p>
+            <w:r>
+              <w:rPr>
+                <w:b w:val="false"/>
+                <w:bCs w:val="false"/>
+                <w:sz w:val="19"/>
+                <w:szCs w:val="19"/>
+              </w:rPr>
+              <w:t xml:space="preserve">5,000</w:t>
+            </w:r>
+          </w:p>
+        </w:tc>
+        <w:tc>
+          <w:tcPr>
+            <w:tcW w:type="dxa" w:w="2400"/>
+            <w:tcMar>
+              <w:top w:type="dxa" w:w="60"/>
+              <w:left w:type="dxa" w:w="100"/>
+              <w:bottom w:type="dxa" w:w="60"/>
+              <w:right w:type="dxa" w:w="100"/>
+            </w:tcMar>
+          </w:tcPr>
+          <w:p>
+            <w:r>
+              <w:rPr>
+                <w:b w:val="false"/>
+                <w:bCs w:val="false"/>
+                <w:sz w:val="19"/>
+                <w:szCs w:val="19"/>
+              </w:rPr>
+              <w:t xml:space="preserve">15,000</w:t>
+            </w:r>
+          </w:p>
+        </w:tc>
+      </w:tr>
+      <w:tr>
+        <w:tc>
+          <w:tcPr>
+            <w:tcW w:type="dxa" w:w="4200"/>
+            <w:tcMar>
+              <w:top w:type="dxa" w:w="60"/>
+              <w:left w:type="dxa" w:w="100"/>
+              <w:bottom w:type="dxa" w:w="60"/>
+              <w:right w:type="dxa" w:w="100"/>
+            </w:tcMar>
+          </w:tcPr>
+          <w:p>
+            <w:r>
+              <w:rPr>
+                <w:b w:val="false"/>
+                <w:bCs w:val="false"/>
+                <w:sz w:val="19"/>
+                <w:szCs w:val="19"/>
+              </w:rPr>
+              <w:t xml:space="preserve">Domain, SSL, third-party dev tools, misc.</w:t>
+            </w:r>
+          </w:p>
+        </w:tc>
+        <w:tc>
+          <w:tcPr>
+            <w:tcW w:type="dxa" w:w="2400"/>
+            <w:tcMar>
+              <w:top w:type="dxa" w:w="60"/>
+              <w:left w:type="dxa" w:w="100"/>
+              <w:bottom w:type="dxa" w:w="60"/>
+              <w:right w:type="dxa" w:w="100"/>
+            </w:tcMar>
+          </w:tcPr>
+          <w:p>
+            <w:r>
+              <w:rPr>
+                <w:b w:val="false"/>
+                <w:bCs w:val="false"/>
+                <w:sz w:val="19"/>
+                <w:szCs w:val="19"/>
+              </w:rPr>
+              <w:t xml:space="preserve">5,000</w:t>
+            </w:r>
+          </w:p>
+        </w:tc>
+        <w:tc>
+          <w:tcPr>
+            <w:tcW w:type="dxa" w:w="2400"/>
+            <w:tcMar>
+              <w:top w:type="dxa" w:w="60"/>
+              <w:left w:type="dxa" w:w="100"/>
+              <w:bottom w:type="dxa" w:w="60"/>
+              <w:right w:type="dxa" w:w="100"/>
+            </w:tcMar>
+          </w:tcPr>
+          <w:p>
+            <w:r>
+              <w:rPr>
+                <w:b w:val="false"/>
+                <w:bCs w:val="false"/>
+                <w:sz w:val="19"/>
+                <w:szCs w:val="19"/>
+              </w:rPr>
+              <w:t xml:space="preserve">5,000</w:t>
+            </w:r>
+          </w:p>
+        </w:tc>
+      </w:tr>
+      <w:tr>
+        <w:tc>
+          <w:tcPr>
+            <w:tcW w:type="dxa" w:w="4200"/>
+            <w:tcMar>
+              <w:top w:type="dxa" w:w="60"/>
+              <w:left w:type="dxa" w:w="100"/>
+              <w:bottom w:type="dxa" w:w="60"/>
+              <w:right w:type="dxa" w:w="100"/>
+            </w:tcMar>
+          </w:tcPr>
+          <w:p>
+            <w:r>
+              <w:rPr>
+                <w:b w:val="false"/>
+                <w:bCs w:val="false"/>
+                <w:sz w:val="19"/>
+                <w:szCs w:val="19"/>
+              </w:rPr>
+              <w:t xml:space="preserve">Payment gateway fees (treated as a platform cost per BR-13)</w:t>
+            </w:r>
+          </w:p>
+        </w:tc>
+        <w:tc>
+          <w:tcPr>
+            <w:tcW w:type="dxa" w:w="2400"/>
+            <w:tcMar>
+              <w:top w:type="dxa" w:w="60"/>
+              <w:left w:type="dxa" w:w="100"/>
+              <w:bottom w:type="dxa" w:w="60"/>
+              <w:right w:type="dxa" w:w="100"/>
+            </w:tcMar>
+          </w:tcPr>
+          <w:p>
+            <w:r>
+              <w:rPr>
+                <w:b w:val="false"/>
+                <w:bCs w:val="false"/>
+                <w:sz w:val="19"/>
+                <w:szCs w:val="19"/>
+              </w:rPr>
+              <w:t xml:space="preserve">0 (pre-revenue)</w:t>
+            </w:r>
+          </w:p>
+        </w:tc>
+        <w:tc>
+          <w:tcPr>
+            <w:tcW w:type="dxa" w:w="2400"/>
+            <w:tcMar>
+              <w:top w:type="dxa" w:w="60"/>
+              <w:left w:type="dxa" w:w="100"/>
+              <w:bottom w:type="dxa" w:w="60"/>
+              <w:right w:type="dxa" w:w="100"/>
+            </w:tcMar>
+          </w:tcPr>
+          <w:p>
+            <w:r>
+              <w:rPr>
+                <w:b w:val="false"/>
+                <w:bCs w:val="false"/>
+                <w:sz w:val="19"/>
+                <w:szCs w:val="19"/>
+              </w:rPr>
+              <w:t xml:space="preserve">8,000 (estimated at pilot volume)</w:t>
+            </w:r>
+          </w:p>
+        </w:tc>
+      </w:tr>
+      <w:tr>
+        <w:tc>
+          <w:tcPr>
+            <w:tcW w:type="dxa" w:w="4200"/>
+            <w:tcMar>
+              <w:top w:type="dxa" w:w="60"/>
+              <w:left w:type="dxa" w:w="100"/>
+              <w:bottom w:type="dxa" w:w="60"/>
+              <w:right w:type="dxa" w:w="100"/>
+            </w:tcMar>
+          </w:tcPr>
+          <w:p>
+            <w:r>
+              <w:rPr>
+                <w:b w:val="false"/>
+                <w:bCs w:val="false"/>
+                <w:sz w:val="19"/>
+                <w:szCs w:val="19"/>
+              </w:rPr>
+              <w:t xml:space="preserve">Subtotal</w:t>
+            </w:r>
+          </w:p>
+        </w:tc>
+        <w:tc>
+          <w:tcPr>
+            <w:tcW w:type="dxa" w:w="2400"/>
+            <w:tcMar>
+              <w:top w:type="dxa" w:w="60"/>
+              <w:left w:type="dxa" w:w="100"/>
+              <w:bottom w:type="dxa" w:w="60"/>
+              <w:right w:type="dxa" w:w="100"/>
+            </w:tcMar>
+          </w:tcPr>
+          <w:p>
+            <w:r>
+              <w:rPr>
+                <w:b w:val="false"/>
+                <w:bCs w:val="false"/>
+                <w:sz w:val="19"/>
+                <w:szCs w:val="19"/>
+              </w:rPr>
+              <w:t xml:space="preserve">25,000 / month</w:t>
+            </w:r>
+          </w:p>
+        </w:tc>
+        <w:tc>
+          <w:tcPr>
+            <w:tcW w:type="dxa" w:w="2400"/>
+            <w:tcMar>
+              <w:top w:type="dxa" w:w="60"/>
+              <w:left w:type="dxa" w:w="100"/>
+              <w:bottom w:type="dxa" w:w="60"/>
+              <w:right w:type="dxa" w:w="100"/>
+            </w:tcMar>
+          </w:tcPr>
+          <w:p>
+            <w:r>
+              <w:rPr>
+                <w:b w:val="false"/>
+                <w:bCs w:val="false"/>
+                <w:sz w:val="19"/>
+                <w:szCs w:val="19"/>
+              </w:rPr>
+              <w:t xml:space="preserve">60,000 / month</w:t>
+            </w:r>
+          </w:p>
+        </w:tc>
+      </w:tr>
+    </w:tbl>
+    <w:p/>
+    <w:p>
+      <w:r>
+        <w:rPr>
+          <w:rFonts w:ascii="Times New Roman" w:hAnsi="Times New Roman"/>
+          <w:b w:val="0"/>
+          <w:sz w:val="24"/>
+        </w:rPr>
+        <w:t>Build-phase infrastructure cost over 8 months: 25,000 × 8 = 200,000 BDT.</w:t>
+      </w:r>
+    </w:p>
+    <w:p/>
+    <w:p>
+      <w:r>
+        <w:rPr>
+          <w:rFonts w:ascii="Times New Roman" w:hAnsi="Times New Roman"/>
+          <w:b/>
+          <w:sz w:val="26"/>
+        </w:rPr>
+        <w:t>4.5 Marketing Cost Breakdown</w:t>
+      </w:r>
+    </w:p>
+    <w:tbl>
+      <w:tblPr>
+        <w:tblW w:type="dxa" w:w="9000"/>
+        <w:tblBorders>
+          <w:top w:val="single" w:color="auto" w:sz="4"/>
+          <w:left w:val="single" w:color="auto" w:sz="4"/>
+          <w:bottom w:val="single" w:color="auto" w:sz="4"/>
+          <w:right w:val="single" w:color="auto" w:sz="4"/>
+          <w:insideH w:val="single" w:color="auto" w:sz="4"/>
+          <w:insideV w:val="single" w:color="auto" w:sz="4"/>
+        </w:tblBorders>
+      </w:tblPr>
+      <w:tblGrid>
+        <w:gridCol w:w="3000"/>
+        <w:gridCol w:w="4000"/>
+        <w:gridCol w:w="3000"/>
+      </w:tblGrid>
+      <w:tr>
+        <w:trPr>
+          <w:tblHeader/>
+        </w:trPr>
+        <w:tc>
+          <w:tcPr>
+            <w:tcW w:type="dxa" w:w="3000"/>
+            <w:shd w:fill="1F3864" w:val="clear"/>
+            <w:tcMar>
+              <w:top w:type="dxa" w:w="60"/>
+              <w:left w:type="dxa" w:w="100"/>
+              <w:bottom w:type="dxa" w:w="60"/>
+              <w:right w:type="dxa" w:w="100"/>
+            </w:tcMar>
+          </w:tcPr>
+          <w:p>
+            <w:r>
+              <w:rPr>
+                <w:b/>
+                <w:bCs/>
+                <w:color w:val="FFFFFF"/>
+                <w:sz w:val="19"/>
+                <w:szCs w:val="19"/>
+              </w:rPr>
+              <w:t xml:space="preserve">Marketing Phase</w:t>
+            </w:r>
+          </w:p>
+        </w:tc>
+        <w:tc>
+          <w:tcPr>
+            <w:tcW w:type="dxa" w:w="4000"/>
+            <w:shd w:fill="1F3864" w:val="clear"/>
+            <w:tcMar>
+              <w:top w:type="dxa" w:w="60"/>
+              <w:left w:type="dxa" w:w="100"/>
+              <w:bottom w:type="dxa" w:w="60"/>
+              <w:right w:type="dxa" w:w="100"/>
+            </w:tcMar>
+          </w:tcPr>
+          <w:p>
+            <w:r>
+              <w:rPr>
+                <w:b/>
+                <w:bCs/>
+                <w:color w:val="FFFFFF"/>
+                <w:sz w:val="19"/>
+                <w:szCs w:val="19"/>
+              </w:rPr>
+              <w:t xml:space="preserve">Components</w:t>
+            </w:r>
+          </w:p>
+        </w:tc>
+        <w:tc>
+          <w:tcPr>
+            <w:tcW w:type="dxa" w:w="3000"/>
+            <w:shd w:fill="1F3864" w:val="clear"/>
+            <w:tcMar>
+              <w:top w:type="dxa" w:w="60"/>
+              <w:left w:type="dxa" w:w="100"/>
+              <w:bottom w:type="dxa" w:w="60"/>
+              <w:right w:type="dxa" w:w="100"/>
+            </w:tcMar>
+          </w:tcPr>
+          <w:p>
+            <w:r>
+              <w:rPr>
+                <w:b/>
+                <w:bCs/>
+                <w:color w:val="FFFFFF"/>
+                <w:sz w:val="19"/>
+                <w:szCs w:val="19"/>
+              </w:rPr>
+              <w:t xml:space="preserve">Estimated Cost (BDT)</w:t>
+            </w:r>
+          </w:p>
+        </w:tc>
+      </w:tr>
+      <w:tr>
+        <w:tc>
+          <w:tcPr>
+            <w:tcW w:type="dxa" w:w="3000"/>
+            <w:tcMar>
+              <w:top w:type="dxa" w:w="60"/>
+              <w:left w:type="dxa" w:w="100"/>
+              <w:bottom w:type="dxa" w:w="60"/>
+              <w:right w:type="dxa" w:w="100"/>
+            </w:tcMar>
+          </w:tcPr>
+          <w:p>
+            <w:r>
+              <w:rPr>
+                <w:b w:val="false"/>
+                <w:bCs w:val="false"/>
+                <w:sz w:val="19"/>
+                <w:szCs w:val="19"/>
+              </w:rPr>
+              <w:t xml:space="preserve">Short-term (pre-launch + launch, ~3 months, Section 3.3)</w:t>
+            </w:r>
+          </w:p>
+        </w:tc>
+        <w:tc>
+          <w:tcPr>
+            <w:tcW w:type="dxa" w:w="4000"/>
+            <w:tcMar>
+              <w:top w:type="dxa" w:w="60"/>
+              <w:left w:type="dxa" w:w="100"/>
+              <w:bottom w:type="dxa" w:w="60"/>
+              <w:right w:type="dxa" w:w="100"/>
+            </w:tcMar>
+          </w:tcPr>
+          <w:p>
+            <w:r>
+              <w:rPr>
+                <w:b w:val="false"/>
+                <w:bCs w:val="false"/>
+                <w:sz w:val="19"/>
+                <w:szCs w:val="19"/>
+              </w:rPr>
+              <w:t xml:space="preserve">Social ads (50,000/mo), ambassador incentives (30,000/mo), launch event, PR, ASO</w:t>
+            </w:r>
+          </w:p>
+        </w:tc>
+        <w:tc>
+          <w:tcPr>
+            <w:tcW w:type="dxa" w:w="3000"/>
+            <w:tcMar>
+              <w:top w:type="dxa" w:w="60"/>
+              <w:left w:type="dxa" w:w="100"/>
+              <w:bottom w:type="dxa" w:w="60"/>
+              <w:right w:type="dxa" w:w="100"/>
+            </w:tcMar>
+          </w:tcPr>
+          <w:p>
+            <w:r>
+              <w:rPr>
+                <w:b w:val="false"/>
+                <w:bCs w:val="false"/>
+                <w:sz w:val="19"/>
+                <w:szCs w:val="19"/>
+              </w:rPr>
+              <w:t xml:space="preserve">395,000 total</w:t>
+            </w:r>
+          </w:p>
+        </w:tc>
+      </w:tr>
+      <w:tr>
+        <w:tc>
+          <w:tcPr>
+            <w:tcW w:type="dxa" w:w="3000"/>
+            <w:tcMar>
+              <w:top w:type="dxa" w:w="60"/>
+              <w:left w:type="dxa" w:w="100"/>
+              <w:bottom w:type="dxa" w:w="60"/>
+              <w:right w:type="dxa" w:w="100"/>
+            </w:tcMar>
+          </w:tcPr>
+          <w:p>
+            <w:r>
+              <w:rPr>
+                <w:b w:val="false"/>
+                <w:bCs w:val="false"/>
+                <w:sz w:val="19"/>
+                <w:szCs w:val="19"/>
+              </w:rPr>
+              <w:t xml:space="preserve">Continuous (post-launch, per month, Section 3.5)</w:t>
+            </w:r>
+          </w:p>
+        </w:tc>
+        <w:tc>
+          <w:tcPr>
+            <w:tcW w:type="dxa" w:w="4000"/>
+            <w:tcMar>
+              <w:top w:type="dxa" w:w="60"/>
+              <w:left w:type="dxa" w:w="100"/>
+              <w:bottom w:type="dxa" w:w="60"/>
+              <w:right w:type="dxa" w:w="100"/>
+            </w:tcMar>
+          </w:tcPr>
+          <w:p>
+            <w:r>
+              <w:rPr>
+                <w:b w:val="false"/>
+                <w:bCs w:val="false"/>
+                <w:sz w:val="19"/>
+                <w:szCs w:val="19"/>
+              </w:rPr>
+              <w:t xml:space="preserve">Social media management, partnerships, content, referral incentives, scaling paid ads</w:t>
+            </w:r>
+          </w:p>
+        </w:tc>
+        <w:tc>
+          <w:tcPr>
+            <w:tcW w:type="dxa" w:w="3000"/>
+            <w:tcMar>
+              <w:top w:type="dxa" w:w="60"/>
+              <w:left w:type="dxa" w:w="100"/>
+              <w:bottom w:type="dxa" w:w="60"/>
+              <w:right w:type="dxa" w:w="100"/>
+            </w:tcMar>
+          </w:tcPr>
+          <w:p>
+            <w:r>
+              <w:rPr>
+                <w:b w:val="false"/>
+                <w:bCs w:val="false"/>
+                <w:sz w:val="19"/>
+                <w:szCs w:val="19"/>
+              </w:rPr>
+              <w:t xml:space="preserve">120,000 / month</w:t>
+            </w:r>
+          </w:p>
+        </w:tc>
+      </w:tr>
+    </w:tbl>
+    <w:p/>
+    <w:p>
+      <w:r>
+        <w:rPr>
+          <w:rFonts w:ascii="Times New Roman" w:hAnsi="Times New Roman"/>
+          <w:b w:val="0"/>
+          <w:sz w:val="24"/>
+        </w:rPr>
+        <w:t>Illustrative Year-1 marketing total (3 months short-term + 3 months continuous after launch): 395,000 + (120,000 × 3) = 755,000 BDT.</w:t>
+      </w:r>
+    </w:p>
+    <w:p/>
+    <w:p>
+      <w:r>
+        <w:rPr>
+          <w:rFonts w:ascii="Times New Roman" w:hAnsi="Times New Roman"/>
+          <w:b/>
+          <w:sz w:val="26"/>
+        </w:rPr>
+        <w:t>4.6 Total Year 1 Cost Summary</w:t>
+      </w:r>
+    </w:p>
+    <w:tbl>
+      <w:tblPr>
+        <w:tblW w:type="dxa" w:w="9000"/>
+        <w:tblBorders>
+          <w:top w:val="single" w:color="auto" w:sz="4"/>
+          <w:left w:val="single" w:color="auto" w:sz="4"/>
+          <w:bottom w:val="single" w:color="auto" w:sz="4"/>
+          <w:right w:val="single" w:color="auto" w:sz="4"/>
+          <w:insideH w:val="single" w:color="auto" w:sz="4"/>
+          <w:insideV w:val="single" w:color="auto" w:sz="4"/>
+        </w:tblBorders>
+      </w:tblPr>
+      <w:tblGrid>
+        <w:gridCol w:w="6400"/>
+        <w:gridCol w:w="2600"/>
+      </w:tblGrid>
+      <w:tr>
+        <w:trPr>
+          <w:tblHeader/>
+        </w:trPr>
+        <w:tc>
+          <w:tcPr>
+            <w:tcW w:type="dxa" w:w="6400"/>
+            <w:shd w:fill="1F3864" w:val="clear"/>
+            <w:tcMar>
+              <w:top w:type="dxa" w:w="60"/>
+              <w:left w:type="dxa" w:w="100"/>
+              <w:bottom w:type="dxa" w:w="60"/>
+              <w:right w:type="dxa" w:w="100"/>
+            </w:tcMar>
+          </w:tcPr>
+          <w:p>
+            <w:r>
+              <w:rPr>
+                <w:b/>
+                <w:bCs/>
+                <w:color w:val="FFFFFF"/>
+                <w:sz w:val="19"/>
+                <w:szCs w:val="19"/>
+              </w:rPr>
+              <w:t xml:space="preserve">Cost Category</w:t>
+            </w:r>
+          </w:p>
+        </w:tc>
+        <w:tc>
+          <w:tcPr>
+            <w:tcW w:type="dxa" w:w="2600"/>
+            <w:shd w:fill="1F3864" w:val="clear"/>
+            <w:tcMar>
+              <w:top w:type="dxa" w:w="60"/>
+              <w:left w:type="dxa" w:w="100"/>
+              <w:bottom w:type="dxa" w:w="60"/>
+              <w:right w:type="dxa" w:w="100"/>
+            </w:tcMar>
+          </w:tcPr>
+          <w:p>
+            <w:r>
+              <w:rPr>
+                <w:b/>
+                <w:bCs/>
+                <w:color w:val="FFFFFF"/>
+                <w:sz w:val="19"/>
+                <w:szCs w:val="19"/>
+              </w:rPr>
+              <w:t xml:space="preserve">Estimated Year 1 Total (BDT)</w:t>
+            </w:r>
+          </w:p>
+        </w:tc>
+      </w:tr>
+      <w:tr>
+        <w:tc>
+          <w:tcPr>
+            <w:tcW w:type="dxa" w:w="6400"/>
+            <w:tcMar>
+              <w:top w:type="dxa" w:w="60"/>
+              <w:left w:type="dxa" w:w="100"/>
+              <w:bottom w:type="dxa" w:w="60"/>
+              <w:right w:type="dxa" w:w="100"/>
+            </w:tcMar>
+          </w:tcPr>
+          <w:p>
+            <w:r>
+              <w:rPr>
+                <w:b w:val="false"/>
+                <w:bCs w:val="false"/>
+                <w:sz w:val="19"/>
+                <w:szCs w:val="19"/>
+              </w:rPr>
+              <w:t xml:space="preserve">Development labor (8-month build)</w:t>
+            </w:r>
+          </w:p>
+        </w:tc>
+        <w:tc>
+          <w:tcPr>
+            <w:tcW w:type="dxa" w:w="2600"/>
+            <w:tcMar>
+              <w:top w:type="dxa" w:w="60"/>
+              <w:left w:type="dxa" w:w="100"/>
+              <w:bottom w:type="dxa" w:w="60"/>
+              <w:right w:type="dxa" w:w="100"/>
+            </w:tcMar>
+          </w:tcPr>
+          <w:p>
+            <w:r>
+              <w:rPr>
+                <w:b w:val="false"/>
+                <w:bCs w:val="false"/>
+                <w:sz w:val="19"/>
+                <w:szCs w:val="19"/>
+              </w:rPr>
+              <w:t xml:space="preserve">2,840,000</w:t>
+            </w:r>
+          </w:p>
+        </w:tc>
+      </w:tr>
+      <w:tr>
+        <w:tc>
+          <w:tcPr>
+            <w:tcW w:type="dxa" w:w="6400"/>
+            <w:tcMar>
+              <w:top w:type="dxa" w:w="60"/>
+              <w:left w:type="dxa" w:w="100"/>
+              <w:bottom w:type="dxa" w:w="60"/>
+              <w:right w:type="dxa" w:w="100"/>
+            </w:tcMar>
+          </w:tcPr>
+          <w:p>
+            <w:r>
+              <w:rPr>
+                <w:b w:val="false"/>
+                <w:bCs w:val="false"/>
+                <w:sz w:val="19"/>
+                <w:szCs w:val="19"/>
+              </w:rPr>
+              <w:t xml:space="preserve">One-time setup costs</w:t>
+            </w:r>
+          </w:p>
+        </w:tc>
+        <w:tc>
+          <w:tcPr>
+            <w:tcW w:type="dxa" w:w="2600"/>
+            <w:tcMar>
+              <w:top w:type="dxa" w:w="60"/>
+              <w:left w:type="dxa" w:w="100"/>
+              <w:bottom w:type="dxa" w:w="60"/>
+              <w:right w:type="dxa" w:w="100"/>
+            </w:tcMar>
+          </w:tcPr>
+          <w:p>
+            <w:r>
+              <w:rPr>
+                <w:b w:val="false"/>
+                <w:bCs w:val="false"/>
+                <w:sz w:val="19"/>
+                <w:szCs w:val="19"/>
+              </w:rPr>
+              <w:t xml:space="preserve">343,650</w:t>
+            </w:r>
+          </w:p>
+        </w:tc>
+      </w:tr>
+      <w:tr>
+        <w:tc>
+          <w:tcPr>
+            <w:tcW w:type="dxa" w:w="6400"/>
+            <w:tcMar>
+              <w:top w:type="dxa" w:w="60"/>
+              <w:left w:type="dxa" w:w="100"/>
+              <w:bottom w:type="dxa" w:w="60"/>
+              <w:right w:type="dxa" w:w="100"/>
+            </w:tcMar>
+          </w:tcPr>
+          <w:p>
+            <w:r>
+              <w:rPr>
+                <w:b w:val="false"/>
+                <w:bCs w:val="false"/>
+                <w:sz w:val="19"/>
+                <w:szCs w:val="19"/>
+              </w:rPr>
+              <w:t xml:space="preserve">Infrastructure — build phase (8 months)</w:t>
+            </w:r>
+          </w:p>
+        </w:tc>
+        <w:tc>
+          <w:tcPr>
+            <w:tcW w:type="dxa" w:w="2600"/>
+            <w:tcMar>
+              <w:top w:type="dxa" w:w="60"/>
+              <w:left w:type="dxa" w:w="100"/>
+              <w:bottom w:type="dxa" w:w="60"/>
+              <w:right w:type="dxa" w:w="100"/>
+            </w:tcMar>
+          </w:tcPr>
+          <w:p>
+            <w:r>
+              <w:rPr>
+                <w:b w:val="false"/>
+                <w:bCs w:val="false"/>
+                <w:sz w:val="19"/>
+                <w:szCs w:val="19"/>
+              </w:rPr>
+              <w:t xml:space="preserve">200,000</w:t>
+            </w:r>
+          </w:p>
+        </w:tc>
+      </w:tr>
+      <w:tr>
+        <w:tc>
+          <w:tcPr>
+            <w:tcW w:type="dxa" w:w="6400"/>
+            <w:tcMar>
+              <w:top w:type="dxa" w:w="60"/>
+              <w:left w:type="dxa" w:w="100"/>
+              <w:bottom w:type="dxa" w:w="60"/>
+              <w:right w:type="dxa" w:w="100"/>
+            </w:tcMar>
+          </w:tcPr>
+          <w:p>
+            <w:r>
+              <w:rPr>
+                <w:b w:val="false"/>
+                <w:bCs w:val="false"/>
+                <w:sz w:val="19"/>
+                <w:szCs w:val="19"/>
+              </w:rPr>
+              <w:t xml:space="preserve">Infrastructure/operations — post-launch (4 months)</w:t>
+            </w:r>
+          </w:p>
+        </w:tc>
+        <w:tc>
+          <w:tcPr>
+            <w:tcW w:type="dxa" w:w="2600"/>
+            <w:tcMar>
+              <w:top w:type="dxa" w:w="60"/>
+              <w:left w:type="dxa" w:w="100"/>
+              <w:bottom w:type="dxa" w:w="60"/>
+              <w:right w:type="dxa" w:w="100"/>
+            </w:tcMar>
+          </w:tcPr>
+          <w:p>
+            <w:r>
+              <w:rPr>
+                <w:b w:val="false"/>
+                <w:bCs w:val="false"/>
+                <w:sz w:val="19"/>
+                <w:szCs w:val="19"/>
+              </w:rPr>
+              <w:t xml:space="preserve">240,000</w:t>
+            </w:r>
+          </w:p>
+        </w:tc>
+      </w:tr>
+      <w:tr>
+        <w:tc>
+          <w:tcPr>
+            <w:tcW w:type="dxa" w:w="6400"/>
+            <w:tcMar>
+              <w:top w:type="dxa" w:w="60"/>
+              <w:left w:type="dxa" w:w="100"/>
+              <w:bottom w:type="dxa" w:w="60"/>
+              <w:right w:type="dxa" w:w="100"/>
+            </w:tcMar>
+          </w:tcPr>
+          <w:p>
+            <w:r>
+              <w:rPr>
+                <w:b w:val="false"/>
+                <w:bCs w:val="false"/>
+                <w:sz w:val="19"/>
+                <w:szCs w:val="19"/>
+              </w:rPr>
+              <w:t xml:space="preserve">Post-launch maintenance labor (reduced team, 4 months, est. 200,000/mo)</w:t>
+            </w:r>
+          </w:p>
+        </w:tc>
+        <w:tc>
+          <w:tcPr>
+            <w:tcW w:type="dxa" w:w="2600"/>
+            <w:tcMar>
+              <w:top w:type="dxa" w:w="60"/>
+              <w:left w:type="dxa" w:w="100"/>
+              <w:bottom w:type="dxa" w:w="60"/>
+              <w:right w:type="dxa" w:w="100"/>
+            </w:tcMar>
+          </w:tcPr>
+          <w:p>
+            <w:r>
+              <w:rPr>
+                <w:b w:val="false"/>
+                <w:bCs w:val="false"/>
+                <w:sz w:val="19"/>
+                <w:szCs w:val="19"/>
+              </w:rPr>
+              <w:t xml:space="preserve">800,000</w:t>
+            </w:r>
+          </w:p>
+        </w:tc>
+      </w:tr>
+      <w:tr>
+        <w:tc>
+          <w:tcPr>
+            <w:tcW w:type="dxa" w:w="6400"/>
+            <w:tcMar>
+              <w:top w:type="dxa" w:w="60"/>
+              <w:left w:type="dxa" w:w="100"/>
+              <w:bottom w:type="dxa" w:w="60"/>
+              <w:right w:type="dxa" w:w="100"/>
+            </w:tcMar>
+          </w:tcPr>
+          <w:p>
+            <w:r>
+              <w:rPr>
+                <w:b w:val="false"/>
+                <w:bCs w:val="false"/>
+                <w:sz w:val="19"/>
+                <w:szCs w:val="19"/>
+              </w:rPr>
+              <w:t xml:space="preserve">Marketing (short-term + partial continuous)</w:t>
+            </w:r>
+          </w:p>
+        </w:tc>
+        <w:tc>
+          <w:tcPr>
+            <w:tcW w:type="dxa" w:w="2600"/>
+            <w:tcMar>
+              <w:top w:type="dxa" w:w="60"/>
+              <w:left w:type="dxa" w:w="100"/>
+              <w:bottom w:type="dxa" w:w="60"/>
+              <w:right w:type="dxa" w:w="100"/>
+            </w:tcMar>
+          </w:tcPr>
+          <w:p>
+            <w:r>
+              <w:rPr>
+                <w:b w:val="false"/>
+                <w:bCs w:val="false"/>
+                <w:sz w:val="19"/>
+                <w:szCs w:val="19"/>
+              </w:rPr>
+              <w:t xml:space="preserve">755,000</w:t>
+            </w:r>
+          </w:p>
+        </w:tc>
+      </w:tr>
+      <w:tr>
+        <w:tc>
+          <w:tcPr>
+            <w:tcW w:type="dxa" w:w="6400"/>
+            <w:tcMar>
+              <w:top w:type="dxa" w:w="60"/>
+              <w:left w:type="dxa" w:w="100"/>
+              <w:bottom w:type="dxa" w:w="60"/>
+              <w:right w:type="dxa" w:w="100"/>
+            </w:tcMar>
+          </w:tcPr>
+          <w:p>
+            <w:r>
+              <w:rPr>
+                <w:b w:val="false"/>
+                <w:bCs w:val="false"/>
+                <w:sz w:val="19"/>
+                <w:szCs w:val="19"/>
+              </w:rPr>
+              <w:t xml:space="preserve">Total estimated Year 1 cost</w:t>
+            </w:r>
+          </w:p>
+        </w:tc>
+        <w:tc>
+          <w:tcPr>
+            <w:tcW w:type="dxa" w:w="2600"/>
+            <w:tcMar>
+              <w:top w:type="dxa" w:w="60"/>
+              <w:left w:type="dxa" w:w="100"/>
+              <w:bottom w:type="dxa" w:w="60"/>
+              <w:right w:type="dxa" w:w="100"/>
+            </w:tcMar>
+          </w:tcPr>
+          <w:p>
+            <w:r>
+              <w:rPr>
+                <w:b w:val="false"/>
+                <w:bCs w:val="false"/>
+                <w:sz w:val="19"/>
+                <w:szCs w:val="19"/>
+              </w:rPr>
+              <w:t xml:space="preserve">5,178,650</w:t>
+            </w:r>
+          </w:p>
+        </w:tc>
+      </w:tr>
+    </w:tbl>
+    <w:p/>
+    <w:p/>
+    <w:p>
+      <w:r>
+        <w:rPr>
+          <w:rFonts w:ascii="Times New Roman" w:hAnsi="Times New Roman"/>
+          <w:b/>
+          <w:sz w:val="26"/>
+        </w:rPr>
+        <w:t>4.7 Revenue Model and Year 1 Revenue Projection</w:t>
+      </w:r>
+    </w:p>
+    <w:p>
+      <w:r>
+        <w:rPr>
+          <w:rFonts w:ascii="Times New Roman" w:hAnsi="Times New Roman"/>
+          <w:b w:val="0"/>
+          <w:sz w:val="24"/>
+        </w:rPr>
+        <w:t>Per BR-08/BR-13, customers pay only the product price with no added platform fee, so the primary revenue stream is advertising sold to verified NGOs/organizations (SRS Section 6.11), pending the package/pricing decision at D-10. The projection below is illustrative and assumes a slow post-launch ramp as advertisers are onboarded.</w:t>
+      </w:r>
+    </w:p>
+    <w:tbl>
+      <w:tblPr>
+        <w:tblW w:type="dxa" w:w="9000"/>
+        <w:tblBorders>
+          <w:top w:val="single" w:color="auto" w:sz="4"/>
+          <w:left w:val="single" w:color="auto" w:sz="4"/>
+          <w:bottom w:val="single" w:color="auto" w:sz="4"/>
+          <w:right w:val="single" w:color="auto" w:sz="4"/>
+          <w:insideH w:val="single" w:color="auto" w:sz="4"/>
+          <w:insideV w:val="single" w:color="auto" w:sz="4"/>
+        </w:tblBorders>
+      </w:tblPr>
+      <w:tblGrid>
+        <w:gridCol w:w="3300"/>
+        <w:gridCol w:w="1900"/>
+        <w:gridCol w:w="2000"/>
+        <w:gridCol w:w="1800"/>
+      </w:tblGrid>
+      <w:tr>
+        <w:trPr>
+          <w:tblHeader/>
+        </w:trPr>
+        <w:tc>
+          <w:tcPr>
+            <w:tcW w:type="dxa" w:w="3300"/>
+            <w:shd w:fill="1F3864" w:val="clear"/>
+            <w:tcMar>
+              <w:top w:type="dxa" w:w="60"/>
+              <w:left w:type="dxa" w:w="100"/>
+              <w:bottom w:type="dxa" w:w="60"/>
+              <w:right w:type="dxa" w:w="100"/>
+            </w:tcMar>
+          </w:tcPr>
+          <w:p>
+            <w:r>
+              <w:rPr>
+                <w:b/>
+                <w:bCs/>
+                <w:color w:val="FFFFFF"/>
+                <w:sz w:val="19"/>
+                <w:szCs w:val="19"/>
+              </w:rPr>
+              <w:t xml:space="preserve">Post-Launch Month</w:t>
+            </w:r>
+          </w:p>
+        </w:tc>
+        <w:tc>
+          <w:tcPr>
+            <w:tcW w:type="dxa" w:w="1900"/>
+            <w:shd w:fill="1F3864" w:val="clear"/>
+            <w:tcMar>
+              <w:top w:type="dxa" w:w="60"/>
+              <w:left w:type="dxa" w:w="100"/>
+              <w:bottom w:type="dxa" w:w="60"/>
+              <w:right w:type="dxa" w:w="100"/>
+            </w:tcMar>
+          </w:tcPr>
+          <w:p>
+            <w:r>
+              <w:rPr>
+                <w:b/>
+                <w:bCs/>
+                <w:color w:val="FFFFFF"/>
+                <w:sz w:val="19"/>
+                <w:szCs w:val="19"/>
+              </w:rPr>
+              <w:t xml:space="preserve">Active Advertisers</w:t>
+            </w:r>
+          </w:p>
+        </w:tc>
+        <w:tc>
+          <w:tcPr>
+            <w:tcW w:type="dxa" w:w="2000"/>
+            <w:shd w:fill="1F3864" w:val="clear"/>
+            <w:tcMar>
+              <w:top w:type="dxa" w:w="60"/>
+              <w:left w:type="dxa" w:w="100"/>
+              <w:bottom w:type="dxa" w:w="60"/>
+              <w:right w:type="dxa" w:w="100"/>
+            </w:tcMar>
+          </w:tcPr>
+          <w:p>
+            <w:r>
+              <w:rPr>
+                <w:b/>
+                <w:bCs/>
+                <w:color w:val="FFFFFF"/>
+                <w:sz w:val="19"/>
+                <w:szCs w:val="19"/>
+              </w:rPr>
+              <w:t xml:space="preserve">Avg. Package (BDT/mo)</w:t>
+            </w:r>
+          </w:p>
+        </w:tc>
+        <w:tc>
+          <w:tcPr>
+            <w:tcW w:type="dxa" w:w="1800"/>
+            <w:shd w:fill="1F3864" w:val="clear"/>
+            <w:tcMar>
+              <w:top w:type="dxa" w:w="60"/>
+              <w:left w:type="dxa" w:w="100"/>
+              <w:bottom w:type="dxa" w:w="60"/>
+              <w:right w:type="dxa" w:w="100"/>
+            </w:tcMar>
+          </w:tcPr>
+          <w:p>
+            <w:r>
+              <w:rPr>
+                <w:b/>
+                <w:bCs/>
+                <w:color w:val="FFFFFF"/>
+                <w:sz w:val="19"/>
+                <w:szCs w:val="19"/>
+              </w:rPr>
+              <w:t xml:space="preserve">Monthly Ad Revenue (BDT)</w:t>
+            </w:r>
+          </w:p>
+        </w:tc>
+      </w:tr>
+      <w:tr>
+        <w:tc>
+          <w:tcPr>
+            <w:tcW w:type="dxa" w:w="3300"/>
+            <w:tcMar>
+              <w:top w:type="dxa" w:w="60"/>
+              <w:left w:type="dxa" w:w="100"/>
+              <w:bottom w:type="dxa" w:w="60"/>
+              <w:right w:type="dxa" w:w="100"/>
+            </w:tcMar>
+          </w:tcPr>
+          <w:p>
+            <w:r>
+              <w:rPr>
+                <w:b w:val="false"/>
+                <w:bCs w:val="false"/>
+                <w:sz w:val="19"/>
+                <w:szCs w:val="19"/>
+              </w:rPr>
+              <w:t xml:space="preserve">Month 1 (Month 9 overall)</w:t>
+            </w:r>
+          </w:p>
+        </w:tc>
+        <w:tc>
+          <w:tcPr>
+            <w:tcW w:type="dxa" w:w="1900"/>
+            <w:tcMar>
+              <w:top w:type="dxa" w:w="60"/>
+              <w:left w:type="dxa" w:w="100"/>
+              <w:bottom w:type="dxa" w:w="60"/>
+              <w:right w:type="dxa" w:w="100"/>
+            </w:tcMar>
+          </w:tcPr>
+          <w:p>
+            <w:r>
+              <w:rPr>
+                <w:b w:val="false"/>
+                <w:bCs w:val="false"/>
+                <w:sz w:val="19"/>
+                <w:szCs w:val="19"/>
+              </w:rPr>
+              <w:t xml:space="preserve">5</w:t>
+            </w:r>
+          </w:p>
+        </w:tc>
+        <w:tc>
+          <w:tcPr>
+            <w:tcW w:type="dxa" w:w="2000"/>
+            <w:tcMar>
+              <w:top w:type="dxa" w:w="60"/>
+              <w:left w:type="dxa" w:w="100"/>
+              <w:bottom w:type="dxa" w:w="60"/>
+              <w:right w:type="dxa" w:w="100"/>
+            </w:tcMar>
+          </w:tcPr>
+          <w:p>
+            <w:r>
+              <w:rPr>
+                <w:b w:val="false"/>
+                <w:bCs w:val="false"/>
+                <w:sz w:val="19"/>
+                <w:szCs w:val="19"/>
+              </w:rPr>
+              <w:t xml:space="preserve">5,000</w:t>
+            </w:r>
+          </w:p>
+        </w:tc>
+        <w:tc>
+          <w:tcPr>
+            <w:tcW w:type="dxa" w:w="1800"/>
+            <w:tcMar>
+              <w:top w:type="dxa" w:w="60"/>
+              <w:left w:type="dxa" w:w="100"/>
+              <w:bottom w:type="dxa" w:w="60"/>
+              <w:right w:type="dxa" w:w="100"/>
+            </w:tcMar>
+          </w:tcPr>
+          <w:p>
+            <w:r>
+              <w:rPr>
+                <w:b w:val="false"/>
+                <w:bCs w:val="false"/>
+                <w:sz w:val="19"/>
+                <w:szCs w:val="19"/>
+              </w:rPr>
+              <w:t xml:space="preserve">25,000</w:t>
+            </w:r>
+          </w:p>
+        </w:tc>
+      </w:tr>
+      <w:tr>
+        <w:tc>
+          <w:tcPr>
+            <w:tcW w:type="dxa" w:w="3300"/>
+            <w:tcMar>
+              <w:top w:type="dxa" w:w="60"/>
+              <w:left w:type="dxa" w:w="100"/>
+              <w:bottom w:type="dxa" w:w="60"/>
+              <w:right w:type="dxa" w:w="100"/>
+            </w:tcMar>
+          </w:tcPr>
+          <w:p>
+            <w:r>
+              <w:rPr>
+                <w:b w:val="false"/>
+                <w:bCs w:val="false"/>
+                <w:sz w:val="19"/>
+                <w:szCs w:val="19"/>
+              </w:rPr>
+              <w:t xml:space="preserve">Month 2 (Month 10 overall)</w:t>
+            </w:r>
+          </w:p>
+        </w:tc>
+        <w:tc>
+          <w:tcPr>
+            <w:tcW w:type="dxa" w:w="1900"/>
+            <w:tcMar>
+              <w:top w:type="dxa" w:w="60"/>
+              <w:left w:type="dxa" w:w="100"/>
+              <w:bottom w:type="dxa" w:w="60"/>
+              <w:right w:type="dxa" w:w="100"/>
+            </w:tcMar>
+          </w:tcPr>
+          <w:p>
+            <w:r>
+              <w:rPr>
+                <w:b w:val="false"/>
+                <w:bCs w:val="false"/>
+                <w:sz w:val="19"/>
+                <w:szCs w:val="19"/>
+              </w:rPr>
+              <w:t xml:space="preserve">8</w:t>
+            </w:r>
+          </w:p>
+        </w:tc>
+        <w:tc>
+          <w:tcPr>
+            <w:tcW w:type="dxa" w:w="2000"/>
+            <w:tcMar>
+              <w:top w:type="dxa" w:w="60"/>
+              <w:left w:type="dxa" w:w="100"/>
+              <w:bottom w:type="dxa" w:w="60"/>
+              <w:right w:type="dxa" w:w="100"/>
+            </w:tcMar>
+          </w:tcPr>
+          <w:p>
+            <w:r>
+              <w:rPr>
+                <w:b w:val="false"/>
+                <w:bCs w:val="false"/>
+                <w:sz w:val="19"/>
+                <w:szCs w:val="19"/>
+              </w:rPr>
+              <w:t xml:space="preserve">5,500</w:t>
+            </w:r>
+          </w:p>
+        </w:tc>
+        <w:tc>
+          <w:tcPr>
+            <w:tcW w:type="dxa" w:w="1800"/>
+            <w:tcMar>
+              <w:top w:type="dxa" w:w="60"/>
+              <w:left w:type="dxa" w:w="100"/>
+              <w:bottom w:type="dxa" w:w="60"/>
+              <w:right w:type="dxa" w:w="100"/>
+            </w:tcMar>
+          </w:tcPr>
+          <w:p>
+            <w:r>
+              <w:rPr>
+                <w:b w:val="false"/>
+                <w:bCs w:val="false"/>
+                <w:sz w:val="19"/>
+                <w:szCs w:val="19"/>
+              </w:rPr>
+              <w:t xml:space="preserve">44,000</w:t>
+            </w:r>
+          </w:p>
+        </w:tc>
+      </w:tr>
+      <w:tr>
+        <w:tc>
+          <w:tcPr>
+            <w:tcW w:type="dxa" w:w="3300"/>
+            <w:tcMar>
+              <w:top w:type="dxa" w:w="60"/>
+              <w:left w:type="dxa" w:w="100"/>
+              <w:bottom w:type="dxa" w:w="60"/>
+              <w:right w:type="dxa" w:w="100"/>
+            </w:tcMar>
+          </w:tcPr>
+          <w:p>
+            <w:r>
+              <w:rPr>
+                <w:b w:val="false"/>
+                <w:bCs w:val="false"/>
+                <w:sz w:val="19"/>
+                <w:szCs w:val="19"/>
+              </w:rPr>
+              <w:t xml:space="preserve">Month 3 (Month 11 overall)</w:t>
+            </w:r>
+          </w:p>
+        </w:tc>
+        <w:tc>
+          <w:tcPr>
+            <w:tcW w:type="dxa" w:w="1900"/>
+            <w:tcMar>
+              <w:top w:type="dxa" w:w="60"/>
+              <w:left w:type="dxa" w:w="100"/>
+              <w:bottom w:type="dxa" w:w="60"/>
+              <w:right w:type="dxa" w:w="100"/>
+            </w:tcMar>
+          </w:tcPr>
+          <w:p>
+            <w:r>
+              <w:rPr>
+                <w:b w:val="false"/>
+                <w:bCs w:val="false"/>
+                <w:sz w:val="19"/>
+                <w:szCs w:val="19"/>
+              </w:rPr>
+              <w:t xml:space="preserve">13</w:t>
+            </w:r>
+          </w:p>
+        </w:tc>
+        <w:tc>
+          <w:tcPr>
+            <w:tcW w:type="dxa" w:w="2000"/>
+            <w:tcMar>
+              <w:top w:type="dxa" w:w="60"/>
+              <w:left w:type="dxa" w:w="100"/>
+              <w:bottom w:type="dxa" w:w="60"/>
+              <w:right w:type="dxa" w:w="100"/>
+            </w:tcMar>
+          </w:tcPr>
+          <w:p>
+            <w:r>
+              <w:rPr>
+                <w:b w:val="false"/>
+                <w:bCs w:val="false"/>
+                <w:sz w:val="19"/>
+                <w:szCs w:val="19"/>
+              </w:rPr>
+              <w:t xml:space="preserve">5,500</w:t>
+            </w:r>
+          </w:p>
+        </w:tc>
+        <w:tc>
+          <w:tcPr>
+            <w:tcW w:type="dxa" w:w="1800"/>
+            <w:tcMar>
+              <w:top w:type="dxa" w:w="60"/>
+              <w:left w:type="dxa" w:w="100"/>
+              <w:bottom w:type="dxa" w:w="60"/>
+              <w:right w:type="dxa" w:w="100"/>
+            </w:tcMar>
+          </w:tcPr>
+          <w:p>
+            <w:r>
+              <w:rPr>
+                <w:b w:val="false"/>
+                <w:bCs w:val="false"/>
+                <w:sz w:val="19"/>
+                <w:szCs w:val="19"/>
+              </w:rPr>
+              <w:t xml:space="preserve">71,500</w:t>
+            </w:r>
+          </w:p>
+        </w:tc>
+      </w:tr>
+      <w:tr>
+        <w:tc>
+          <w:tcPr>
+            <w:tcW w:type="dxa" w:w="3300"/>
+            <w:tcMar>
+              <w:top w:type="dxa" w:w="60"/>
+              <w:left w:type="dxa" w:w="100"/>
+              <w:bottom w:type="dxa" w:w="60"/>
+              <w:right w:type="dxa" w:w="100"/>
+            </w:tcMar>
+          </w:tcPr>
+          <w:p>
+            <w:r>
+              <w:rPr>
+                <w:b w:val="false"/>
+                <w:bCs w:val="false"/>
+                <w:sz w:val="19"/>
+                <w:szCs w:val="19"/>
+              </w:rPr>
+              <w:t xml:space="preserve">Month 4 (Month 12 overall)</w:t>
+            </w:r>
+          </w:p>
+        </w:tc>
+        <w:tc>
+          <w:tcPr>
+            <w:tcW w:type="dxa" w:w="1900"/>
+            <w:tcMar>
+              <w:top w:type="dxa" w:w="60"/>
+              <w:left w:type="dxa" w:w="100"/>
+              <w:bottom w:type="dxa" w:w="60"/>
+              <w:right w:type="dxa" w:w="100"/>
+            </w:tcMar>
+          </w:tcPr>
+          <w:p>
+            <w:r>
+              <w:rPr>
+                <w:b w:val="false"/>
+                <w:bCs w:val="false"/>
+                <w:sz w:val="19"/>
+                <w:szCs w:val="19"/>
+              </w:rPr>
+              <w:t xml:space="preserve">18</w:t>
+            </w:r>
+          </w:p>
+        </w:tc>
+        <w:tc>
+          <w:tcPr>
+            <w:tcW w:type="dxa" w:w="2000"/>
+            <w:tcMar>
+              <w:top w:type="dxa" w:w="60"/>
+              <w:left w:type="dxa" w:w="100"/>
+              <w:bottom w:type="dxa" w:w="60"/>
+              <w:right w:type="dxa" w:w="100"/>
+            </w:tcMar>
+          </w:tcPr>
+          <w:p>
+            <w:r>
+              <w:rPr>
+                <w:b w:val="false"/>
+                <w:bCs w:val="false"/>
+                <w:sz w:val="19"/>
+                <w:szCs w:val="19"/>
+              </w:rPr>
+              <w:t xml:space="preserve">6,000</w:t>
+            </w:r>
+          </w:p>
+        </w:tc>
+        <w:tc>
+          <w:tcPr>
+            <w:tcW w:type="dxa" w:w="1800"/>
+            <w:tcMar>
+              <w:top w:type="dxa" w:w="60"/>
+              <w:left w:type="dxa" w:w="100"/>
+              <w:bottom w:type="dxa" w:w="60"/>
+              <w:right w:type="dxa" w:w="100"/>
+            </w:tcMar>
+          </w:tcPr>
+          <w:p>
+            <w:r>
+              <w:rPr>
+                <w:b w:val="false"/>
+                <w:bCs w:val="false"/>
+                <w:sz w:val="19"/>
+                <w:szCs w:val="19"/>
+              </w:rPr>
+              <w:t xml:space="preserve">108,000</w:t>
+            </w:r>
+          </w:p>
+        </w:tc>
+      </w:tr>
+      <w:tr>
+        <w:tc>
+          <w:tcPr>
+            <w:tcW w:type="dxa" w:w="3300"/>
+            <w:tcMar>
+              <w:top w:type="dxa" w:w="60"/>
+              <w:left w:type="dxa" w:w="100"/>
+              <w:bottom w:type="dxa" w:w="60"/>
+              <w:right w:type="dxa" w:w="100"/>
+            </w:tcMar>
+          </w:tcPr>
+          <w:p>
+            <w:r>
+              <w:rPr>
+                <w:b w:val="false"/>
+                <w:bCs w:val="false"/>
+                <w:sz w:val="19"/>
+                <w:szCs w:val="19"/>
+              </w:rPr>
+              <w:t xml:space="preserve">Year 1 total advertising revenue (4 months post-launch)</w:t>
+            </w:r>
+          </w:p>
+        </w:tc>
+        <w:tc>
+          <w:tcPr>
+            <w:tcW w:type="dxa" w:w="1900"/>
+            <w:tcMar>
+              <w:top w:type="dxa" w:w="60"/>
+              <w:left w:type="dxa" w:w="100"/>
+              <w:bottom w:type="dxa" w:w="60"/>
+              <w:right w:type="dxa" w:w="100"/>
+            </w:tcMar>
+          </w:tcPr>
+          <w:p>
+            <w:r>
+              <w:rPr>
+                <w:b w:val="false"/>
+                <w:bCs w:val="false"/>
+                <w:sz w:val="19"/>
+                <w:szCs w:val="19"/>
+              </w:rPr>
+              <w:t xml:space="preserve"/>
+            </w:r>
+          </w:p>
+        </w:tc>
+        <w:tc>
+          <w:tcPr>
+            <w:tcW w:type="dxa" w:w="2000"/>
+            <w:tcMar>
+              <w:top w:type="dxa" w:w="60"/>
+              <w:left w:type="dxa" w:w="100"/>
+              <w:bottom w:type="dxa" w:w="60"/>
+              <w:right w:type="dxa" w:w="100"/>
+            </w:tcMar>
+          </w:tcPr>
+          <w:p>
+            <w:r>
+              <w:rPr>
+                <w:b w:val="false"/>
+                <w:bCs w:val="false"/>
+                <w:sz w:val="19"/>
+                <w:szCs w:val="19"/>
+              </w:rPr>
+              <w:t xml:space="preserve"/>
+            </w:r>
+          </w:p>
+        </w:tc>
+        <w:tc>
+          <w:tcPr>
+            <w:tcW w:type="dxa" w:w="1800"/>
+            <w:tcMar>
+              <w:top w:type="dxa" w:w="60"/>
+              <w:left w:type="dxa" w:w="100"/>
+              <w:bottom w:type="dxa" w:w="60"/>
+              <w:right w:type="dxa" w:w="100"/>
+            </w:tcMar>
+          </w:tcPr>
+          <w:p>
+            <w:r>
+              <w:rPr>
+                <w:b w:val="false"/>
+                <w:bCs w:val="false"/>
+                <w:sz w:val="19"/>
+                <w:szCs w:val="19"/>
+              </w:rPr>
+              <w:t xml:space="preserve">248,500</w:t>
+            </w:r>
+          </w:p>
+        </w:tc>
+      </w:tr>
+    </w:tbl>
+    <w:p/>
+    <w:p/>
+    <w:p>
+      <w:r>
+        <w:rPr>
+          <w:rFonts w:ascii="Times New Roman" w:hAnsi="Times New Roman"/>
+          <w:b/>
+          <w:sz w:val="26"/>
+        </w:rPr>
+        <w:t>4.8 Year 1 Profit &amp; Loss Summary</w:t>
+      </w:r>
+    </w:p>
+    <w:tbl>
+      <w:tblPr>
+        <w:tblW w:type="dxa" w:w="9000"/>
+        <w:tblBorders>
+          <w:top w:val="single" w:color="auto" w:sz="4"/>
+          <w:left w:val="single" w:color="auto" w:sz="4"/>
+          <w:bottom w:val="single" w:color="auto" w:sz="4"/>
+          <w:right w:val="single" w:color="auto" w:sz="4"/>
+          <w:insideH w:val="single" w:color="auto" w:sz="4"/>
+          <w:insideV w:val="single" w:color="auto" w:sz="4"/>
+        </w:tblBorders>
+      </w:tblPr>
+      <w:tblGrid>
+        <w:gridCol w:w="6400"/>
+        <w:gridCol w:w="2600"/>
+      </w:tblGrid>
+      <w:tr>
+        <w:trPr>
+          <w:tblHeader/>
+        </w:trPr>
+        <w:tc>
+          <w:tcPr>
+            <w:tcW w:type="dxa" w:w="6400"/>
+            <w:shd w:fill="1F3864" w:val="clear"/>
+            <w:tcMar>
+              <w:top w:type="dxa" w:w="60"/>
+              <w:left w:type="dxa" w:w="100"/>
+              <w:bottom w:type="dxa" w:w="60"/>
+              <w:right w:type="dxa" w:w="100"/>
+            </w:tcMar>
+          </w:tcPr>
+          <w:p>
+            <w:r>
+              <w:rPr>
+                <w:b/>
+                <w:bCs/>
+                <w:color w:val="FFFFFF"/>
+                <w:sz w:val="19"/>
+                <w:szCs w:val="19"/>
+              </w:rPr>
+              <w:t xml:space="preserve">Item</w:t>
+            </w:r>
+          </w:p>
+        </w:tc>
+        <w:tc>
+          <w:tcPr>
+            <w:tcW w:type="dxa" w:w="2600"/>
+            <w:shd w:fill="1F3864" w:val="clear"/>
+            <w:tcMar>
+              <w:top w:type="dxa" w:w="60"/>
+              <w:left w:type="dxa" w:w="100"/>
+              <w:bottom w:type="dxa" w:w="60"/>
+              <w:right w:type="dxa" w:w="100"/>
+            </w:tcMar>
+          </w:tcPr>
+          <w:p>
+            <w:r>
+              <w:rPr>
+                <w:b/>
+                <w:bCs/>
+                <w:color w:val="FFFFFF"/>
+                <w:sz w:val="19"/>
+                <w:szCs w:val="19"/>
+              </w:rPr>
+              <w:t xml:space="preserve">Estimated Amount (BDT)</w:t>
+            </w:r>
+          </w:p>
+        </w:tc>
+      </w:tr>
+      <w:tr>
+        <w:tc>
+          <w:tcPr>
+            <w:tcW w:type="dxa" w:w="6400"/>
+            <w:tcMar>
+              <w:top w:type="dxa" w:w="60"/>
+              <w:left w:type="dxa" w:w="100"/>
+              <w:bottom w:type="dxa" w:w="60"/>
+              <w:right w:type="dxa" w:w="100"/>
+            </w:tcMar>
+          </w:tcPr>
+          <w:p>
+            <w:r>
+              <w:rPr>
+                <w:b w:val="false"/>
+                <w:bCs w:val="false"/>
+                <w:sz w:val="19"/>
+                <w:szCs w:val="19"/>
+              </w:rPr>
+              <w:t xml:space="preserve">Total Year 1 revenue (advertising, 4 post-launch months)</w:t>
+            </w:r>
+          </w:p>
+        </w:tc>
+        <w:tc>
+          <w:tcPr>
+            <w:tcW w:type="dxa" w:w="2600"/>
+            <w:tcMar>
+              <w:top w:type="dxa" w:w="60"/>
+              <w:left w:type="dxa" w:w="100"/>
+              <w:bottom w:type="dxa" w:w="60"/>
+              <w:right w:type="dxa" w:w="100"/>
+            </w:tcMar>
+          </w:tcPr>
+          <w:p>
+            <w:r>
+              <w:rPr>
+                <w:b w:val="false"/>
+                <w:bCs w:val="false"/>
+                <w:sz w:val="19"/>
+                <w:szCs w:val="19"/>
+              </w:rPr>
+              <w:t xml:space="preserve">248,500</w:t>
+            </w:r>
+          </w:p>
+        </w:tc>
+      </w:tr>
+      <w:tr>
+        <w:tc>
+          <w:tcPr>
+            <w:tcW w:type="dxa" w:w="6400"/>
+            <w:tcMar>
+              <w:top w:type="dxa" w:w="60"/>
+              <w:left w:type="dxa" w:w="100"/>
+              <w:bottom w:type="dxa" w:w="60"/>
+              <w:right w:type="dxa" w:w="100"/>
+            </w:tcMar>
+          </w:tcPr>
+          <w:p>
+            <w:r>
+              <w:rPr>
+                <w:b w:val="false"/>
+                <w:bCs w:val="false"/>
+                <w:sz w:val="19"/>
+                <w:szCs w:val="19"/>
+              </w:rPr>
+              <w:t xml:space="preserve">Total Year 1 cost (Section 4.6)</w:t>
+            </w:r>
+          </w:p>
+        </w:tc>
+        <w:tc>
+          <w:tcPr>
+            <w:tcW w:type="dxa" w:w="2600"/>
+            <w:tcMar>
+              <w:top w:type="dxa" w:w="60"/>
+              <w:left w:type="dxa" w:w="100"/>
+              <w:bottom w:type="dxa" w:w="60"/>
+              <w:right w:type="dxa" w:w="100"/>
+            </w:tcMar>
+          </w:tcPr>
+          <w:p>
+            <w:r>
+              <w:rPr>
+                <w:b w:val="false"/>
+                <w:bCs w:val="false"/>
+                <w:sz w:val="19"/>
+                <w:szCs w:val="19"/>
+              </w:rPr>
+              <w:t xml:space="preserve">5,178,650</w:t>
+            </w:r>
+          </w:p>
+        </w:tc>
+      </w:tr>
+      <w:tr>
+        <w:tc>
+          <w:tcPr>
+            <w:tcW w:type="dxa" w:w="6400"/>
+            <w:tcMar>
+              <w:top w:type="dxa" w:w="60"/>
+              <w:left w:type="dxa" w:w="100"/>
+              <w:bottom w:type="dxa" w:w="60"/>
+              <w:right w:type="dxa" w:w="100"/>
+            </w:tcMar>
+          </w:tcPr>
+          <w:p>
+            <w:r>
+              <w:rPr>
+                <w:b w:val="false"/>
+                <w:bCs w:val="false"/>
+                <w:sz w:val="19"/>
+                <w:szCs w:val="19"/>
+              </w:rPr>
+              <w:t xml:space="preserve">Year 1 net result</w:t>
+            </w:r>
+          </w:p>
+        </w:tc>
+        <w:tc>
+          <w:tcPr>
+            <w:tcW w:type="dxa" w:w="2600"/>
+            <w:tcMar>
+              <w:top w:type="dxa" w:w="60"/>
+              <w:left w:type="dxa" w:w="100"/>
+              <w:bottom w:type="dxa" w:w="60"/>
+              <w:right w:type="dxa" w:w="100"/>
+            </w:tcMar>
+          </w:tcPr>
+          <w:p>
+            <w:r>
+              <w:rPr>
+                <w:b w:val="false"/>
+                <w:bCs w:val="false"/>
+                <w:sz w:val="19"/>
+                <w:szCs w:val="19"/>
+              </w:rPr>
+              <w:t xml:space="preserve">(4,930,150) — net loss, expected for a pre-profitability Year 1</w:t>
+            </w:r>
+          </w:p>
+        </w:tc>
+      </w:tr>
+    </w:tbl>
+    <w:p/>
+    <w:p>
+      <w:r>
+        <w:rPr>
+          <w:rFonts w:ascii="Times New Roman" w:hAnsi="Times New Roman"/>
+          <w:b w:val="0"/>
+          <w:sz w:val="24"/>
+        </w:rPr>
+        <w:t>A Year 1 net loss is normal for a two-sided marketplace still building both its user base and its advertiser base; the figure is presented here specifically so investors can size the funding gap it implies.</w:t>
+      </w:r>
+    </w:p>
+    <w:p/>
+    <w:p>
+      <w:r>
+        <w:rPr>
+          <w:rFonts w:ascii="Times New Roman" w:hAnsi="Times New Roman"/>
+          <w:b/>
+          <w:sz w:val="26"/>
+        </w:rPr>
+        <w:t>4.9 Break-Even Analysis</w:t>
+      </w:r>
+    </w:p>
+    <w:p>
+      <w:r>
+        <w:rPr>
+          <w:rFonts w:ascii="Times New Roman" w:hAnsi="Times New Roman"/>
+          <w:b w:val="0"/>
+          <w:sz w:val="24"/>
+        </w:rPr>
+        <w:t>At the post-launch run rate in Section 4.4 and 4.5 (infrastructure ~60,000/month + a lean post-MVP team + a reduced ongoing marketing spend, roughly 250,000–300,000 BDT/month in steady state), and assuming advertising revenue continues to grow at a similar pace to Month 9–12 (Section 4.7), advertising revenue would need to reach approximately 275,000 BDT/month to cover steady-state operating cost. At the illustrated growth curve (~25,000 to ~30,000 BDT/month of net new advertiser revenue added per month), break-even is estimated in the range of Month 18–24 from initial launch (i.e., roughly 10–16 months after the Month 9 launch point) — a range, not a committed figure, pending real advertiser conversion data.</w:t>
+      </w:r>
+    </w:p>
+    <w:p>
+      <w:r>
+        <w:rPr>
+          <w:rFonts w:ascii="Times New Roman" w:hAnsi="Times New Roman"/>
+          <w:b/>
+          <w:sz w:val="26"/>
+        </w:rPr>
+        <w:t>4.10 Funding Ask and Use of Funds</w:t>
+      </w:r>
+    </w:p>
+    <w:p>
+      <w:r>
+        <w:rPr>
+          <w:rFonts w:ascii="Times New Roman" w:hAnsi="Times New Roman"/>
+          <w:b w:val="0"/>
+          <w:sz w:val="24"/>
+        </w:rPr>
+        <w:t>To carry the project from the current SRS v1.0 stage through Year 1 operations and reach the break-even runway above, an illustrative seed ask is:</w:t>
+      </w:r>
+    </w:p>
+    <w:tbl>
+      <w:tblPr>
+        <w:tblW w:type="dxa" w:w="9000"/>
+        <w:tblBorders>
+          <w:top w:val="single" w:color="auto" w:sz="4"/>
+          <w:left w:val="single" w:color="auto" w:sz="4"/>
+          <w:bottom w:val="single" w:color="auto" w:sz="4"/>
+          <w:right w:val="single" w:color="auto" w:sz="4"/>
+          <w:insideH w:val="single" w:color="auto" w:sz="4"/>
+          <w:insideV w:val="single" w:color="auto" w:sz="4"/>
+        </w:tblBorders>
+      </w:tblPr>
+      <w:tblGrid>
+        <w:gridCol w:w="4000"/>
+        <w:gridCol w:w="2900"/>
+        <w:gridCol w:w="2100"/>
+      </w:tblGrid>
+      <w:tr>
+        <w:trPr>
+          <w:tblHeader/>
+        </w:trPr>
+        <w:tc>
+          <w:tcPr>
+            <w:tcW w:type="dxa" w:w="4000"/>
+            <w:shd w:fill="1F3864" w:val="clear"/>
+            <w:tcMar>
+              <w:top w:type="dxa" w:w="60"/>
+              <w:left w:type="dxa" w:w="100"/>
+              <w:bottom w:type="dxa" w:w="60"/>
+              <w:right w:type="dxa" w:w="100"/>
+            </w:tcMar>
+          </w:tcPr>
+          <w:p>
+            <w:r>
+              <w:rPr>
+                <w:b/>
+                <w:bCs/>
+                <w:color w:val="FFFFFF"/>
+                <w:sz w:val="19"/>
+                <w:szCs w:val="19"/>
+              </w:rPr>
+              <w:t xml:space="preserve">Use of Funds</w:t>
+            </w:r>
+          </w:p>
+        </w:tc>
+        <w:tc>
+          <w:tcPr>
+            <w:tcW w:type="dxa" w:w="2900"/>
+            <w:shd w:fill="1F3864" w:val="clear"/>
+            <w:tcMar>
+              <w:top w:type="dxa" w:w="60"/>
+              <w:left w:type="dxa" w:w="100"/>
+              <w:bottom w:type="dxa" w:w="60"/>
+              <w:right w:type="dxa" w:w="100"/>
+            </w:tcMar>
+          </w:tcPr>
+          <w:p>
+            <w:r>
+              <w:rPr>
+                <w:b/>
+                <w:bCs/>
+                <w:color w:val="FFFFFF"/>
+                <w:sz w:val="19"/>
+                <w:szCs w:val="19"/>
+              </w:rPr>
+              <w:t xml:space="preserve">Amount (BDT)</w:t>
+            </w:r>
+          </w:p>
+        </w:tc>
+        <w:tc>
+          <w:tcPr>
+            <w:tcW w:type="dxa" w:w="2100"/>
+            <w:shd w:fill="1F3864" w:val="clear"/>
+            <w:tcMar>
+              <w:top w:type="dxa" w:w="60"/>
+              <w:left w:type="dxa" w:w="100"/>
+              <w:bottom w:type="dxa" w:w="60"/>
+              <w:right w:type="dxa" w:w="100"/>
+            </w:tcMar>
+          </w:tcPr>
+          <w:p>
+            <w:r>
+              <w:rPr>
+                <w:b/>
+                <w:bCs/>
+                <w:color w:val="FFFFFF"/>
+                <w:sz w:val="19"/>
+                <w:szCs w:val="19"/>
+              </w:rPr>
+              <w:t xml:space="preserve">% of Ask</w:t>
+            </w:r>
+          </w:p>
+        </w:tc>
+      </w:tr>
+      <w:tr>
+        <w:tc>
+          <w:tcPr>
+            <w:tcW w:type="dxa" w:w="4000"/>
+            <w:tcMar>
+              <w:top w:type="dxa" w:w="60"/>
+              <w:left w:type="dxa" w:w="100"/>
+              <w:bottom w:type="dxa" w:w="60"/>
+              <w:right w:type="dxa" w:w="100"/>
+            </w:tcMar>
+          </w:tcPr>
+          <w:p>
+            <w:r>
+              <w:rPr>
+                <w:b w:val="false"/>
+                <w:bCs w:val="false"/>
+                <w:sz w:val="19"/>
+                <w:szCs w:val="19"/>
+              </w:rPr>
+              <w:t xml:space="preserve">Development labor (8-month build)</w:t>
+            </w:r>
+          </w:p>
+        </w:tc>
+        <w:tc>
+          <w:tcPr>
+            <w:tcW w:type="dxa" w:w="2900"/>
+            <w:tcMar>
+              <w:top w:type="dxa" w:w="60"/>
+              <w:left w:type="dxa" w:w="100"/>
+              <w:bottom w:type="dxa" w:w="60"/>
+              <w:right w:type="dxa" w:w="100"/>
+            </w:tcMar>
+          </w:tcPr>
+          <w:p>
+            <w:r>
+              <w:rPr>
+                <w:b w:val="false"/>
+                <w:bCs w:val="false"/>
+                <w:sz w:val="19"/>
+                <w:szCs w:val="19"/>
+              </w:rPr>
+              <w:t xml:space="preserve">2,840,000</w:t>
+            </w:r>
+          </w:p>
+        </w:tc>
+        <w:tc>
+          <w:tcPr>
+            <w:tcW w:type="dxa" w:w="2100"/>
+            <w:tcMar>
+              <w:top w:type="dxa" w:w="60"/>
+              <w:left w:type="dxa" w:w="100"/>
+              <w:bottom w:type="dxa" w:w="60"/>
+              <w:right w:type="dxa" w:w="100"/>
+            </w:tcMar>
+          </w:tcPr>
+          <w:p>
+            <w:r>
+              <w:rPr>
+                <w:b w:val="false"/>
+                <w:bCs w:val="false"/>
+                <w:sz w:val="19"/>
+                <w:szCs w:val="19"/>
+              </w:rPr>
+              <w:t xml:space="preserve">44%</w:t>
+            </w:r>
+          </w:p>
+        </w:tc>
+      </w:tr>
+      <w:tr>
+        <w:tc>
+          <w:tcPr>
+            <w:tcW w:type="dxa" w:w="4000"/>
+            <w:tcMar>
+              <w:top w:type="dxa" w:w="60"/>
+              <w:left w:type="dxa" w:w="100"/>
+              <w:bottom w:type="dxa" w:w="60"/>
+              <w:right w:type="dxa" w:w="100"/>
+            </w:tcMar>
+          </w:tcPr>
+          <w:p>
+            <w:r>
+              <w:rPr>
+                <w:b w:val="false"/>
+                <w:bCs w:val="false"/>
+                <w:sz w:val="19"/>
+                <w:szCs w:val="19"/>
+              </w:rPr>
+              <w:t xml:space="preserve">One-time setup costs</w:t>
+            </w:r>
+          </w:p>
+        </w:tc>
+        <w:tc>
+          <w:tcPr>
+            <w:tcW w:type="dxa" w:w="2900"/>
+            <w:tcMar>
+              <w:top w:type="dxa" w:w="60"/>
+              <w:left w:type="dxa" w:w="100"/>
+              <w:bottom w:type="dxa" w:w="60"/>
+              <w:right w:type="dxa" w:w="100"/>
+            </w:tcMar>
+          </w:tcPr>
+          <w:p>
+            <w:r>
+              <w:rPr>
+                <w:b w:val="false"/>
+                <w:bCs w:val="false"/>
+                <w:sz w:val="19"/>
+                <w:szCs w:val="19"/>
+              </w:rPr>
+              <w:t xml:space="preserve">343,650</w:t>
+            </w:r>
+          </w:p>
+        </w:tc>
+        <w:tc>
+          <w:tcPr>
+            <w:tcW w:type="dxa" w:w="2100"/>
+            <w:tcMar>
+              <w:top w:type="dxa" w:w="60"/>
+              <w:left w:type="dxa" w:w="100"/>
+              <w:bottom w:type="dxa" w:w="60"/>
+              <w:right w:type="dxa" w:w="100"/>
+            </w:tcMar>
+          </w:tcPr>
+          <w:p>
+            <w:r>
+              <w:rPr>
+                <w:b w:val="false"/>
+                <w:bCs w:val="false"/>
+                <w:sz w:val="19"/>
+                <w:szCs w:val="19"/>
+              </w:rPr>
+              <w:t xml:space="preserve">5%</w:t>
+            </w:r>
+          </w:p>
+        </w:tc>
+      </w:tr>
+      <w:tr>
+        <w:tc>
+          <w:tcPr>
+            <w:tcW w:type="dxa" w:w="4000"/>
+            <w:tcMar>
+              <w:top w:type="dxa" w:w="60"/>
+              <w:left w:type="dxa" w:w="100"/>
+              <w:bottom w:type="dxa" w:w="60"/>
+              <w:right w:type="dxa" w:w="100"/>
+            </w:tcMar>
+          </w:tcPr>
+          <w:p>
+            <w:r>
+              <w:rPr>
+                <w:b w:val="false"/>
+                <w:bCs w:val="false"/>
+                <w:sz w:val="19"/>
+                <w:szCs w:val="19"/>
+              </w:rPr>
+              <w:t xml:space="preserve">Infrastructure (build + Year 1 post-launch)</w:t>
+            </w:r>
+          </w:p>
+        </w:tc>
+        <w:tc>
+          <w:tcPr>
+            <w:tcW w:type="dxa" w:w="2900"/>
+            <w:tcMar>
+              <w:top w:type="dxa" w:w="60"/>
+              <w:left w:type="dxa" w:w="100"/>
+              <w:bottom w:type="dxa" w:w="60"/>
+              <w:right w:type="dxa" w:w="100"/>
+            </w:tcMar>
+          </w:tcPr>
+          <w:p>
+            <w:r>
+              <w:rPr>
+                <w:b w:val="false"/>
+                <w:bCs w:val="false"/>
+                <w:sz w:val="19"/>
+                <w:szCs w:val="19"/>
+              </w:rPr>
+              <w:t xml:space="preserve">440,000</w:t>
+            </w:r>
+          </w:p>
+        </w:tc>
+        <w:tc>
+          <w:tcPr>
+            <w:tcW w:type="dxa" w:w="2100"/>
+            <w:tcMar>
+              <w:top w:type="dxa" w:w="60"/>
+              <w:left w:type="dxa" w:w="100"/>
+              <w:bottom w:type="dxa" w:w="60"/>
+              <w:right w:type="dxa" w:w="100"/>
+            </w:tcMar>
+          </w:tcPr>
+          <w:p>
+            <w:r>
+              <w:rPr>
+                <w:b w:val="false"/>
+                <w:bCs w:val="false"/>
+                <w:sz w:val="19"/>
+                <w:szCs w:val="19"/>
+              </w:rPr>
+              <w:t xml:space="preserve">7%</w:t>
+            </w:r>
+          </w:p>
+        </w:tc>
+      </w:tr>
+      <w:tr>
+        <w:tc>
+          <w:tcPr>
+            <w:tcW w:type="dxa" w:w="4000"/>
+            <w:tcMar>
+              <w:top w:type="dxa" w:w="60"/>
+              <w:left w:type="dxa" w:w="100"/>
+              <w:bottom w:type="dxa" w:w="60"/>
+              <w:right w:type="dxa" w:w="100"/>
+            </w:tcMar>
+          </w:tcPr>
+          <w:p>
+            <w:r>
+              <w:rPr>
+                <w:b w:val="false"/>
+                <w:bCs w:val="false"/>
+                <w:sz w:val="19"/>
+                <w:szCs w:val="19"/>
+              </w:rPr>
+              <w:t xml:space="preserve">Post-launch maintenance labor (Year 1 remainder)</w:t>
+            </w:r>
+          </w:p>
+        </w:tc>
+        <w:tc>
+          <w:tcPr>
+            <w:tcW w:type="dxa" w:w="2900"/>
+            <w:tcMar>
+              <w:top w:type="dxa" w:w="60"/>
+              <w:left w:type="dxa" w:w="100"/>
+              <w:bottom w:type="dxa" w:w="60"/>
+              <w:right w:type="dxa" w:w="100"/>
+            </w:tcMar>
+          </w:tcPr>
+          <w:p>
+            <w:r>
+              <w:rPr>
+                <w:b w:val="false"/>
+                <w:bCs w:val="false"/>
+                <w:sz w:val="19"/>
+                <w:szCs w:val="19"/>
+              </w:rPr>
+              <w:t xml:space="preserve">800,000</w:t>
+            </w:r>
+          </w:p>
+        </w:tc>
+        <w:tc>
+          <w:tcPr>
+            <w:tcW w:type="dxa" w:w="2100"/>
+            <w:tcMar>
+              <w:top w:type="dxa" w:w="60"/>
+              <w:left w:type="dxa" w:w="100"/>
+              <w:bottom w:type="dxa" w:w="60"/>
+              <w:right w:type="dxa" w:w="100"/>
+            </w:tcMar>
+          </w:tcPr>
+          <w:p>
+            <w:r>
+              <w:rPr>
+                <w:b w:val="false"/>
+                <w:bCs w:val="false"/>
+                <w:sz w:val="19"/>
+                <w:szCs w:val="19"/>
+              </w:rPr>
+              <w:t xml:space="preserve">13%</w:t>
+            </w:r>
+          </w:p>
+        </w:tc>
+      </w:tr>
+      <w:tr>
+        <w:tc>
+          <w:tcPr>
+            <w:tcW w:type="dxa" w:w="4000"/>
+            <w:tcMar>
+              <w:top w:type="dxa" w:w="60"/>
+              <w:left w:type="dxa" w:w="100"/>
+              <w:bottom w:type="dxa" w:w="60"/>
+              <w:right w:type="dxa" w:w="100"/>
+            </w:tcMar>
+          </w:tcPr>
+          <w:p>
+            <w:r>
+              <w:rPr>
+                <w:b w:val="false"/>
+                <w:bCs w:val="false"/>
+                <w:sz w:val="19"/>
+                <w:szCs w:val="19"/>
+              </w:rPr>
+              <w:t xml:space="preserve">Marketing (Year 1)</w:t>
+            </w:r>
+          </w:p>
+        </w:tc>
+        <w:tc>
+          <w:tcPr>
+            <w:tcW w:type="dxa" w:w="2900"/>
+            <w:tcMar>
+              <w:top w:type="dxa" w:w="60"/>
+              <w:left w:type="dxa" w:w="100"/>
+              <w:bottom w:type="dxa" w:w="60"/>
+              <w:right w:type="dxa" w:w="100"/>
+            </w:tcMar>
+          </w:tcPr>
+          <w:p>
+            <w:r>
+              <w:rPr>
+                <w:b w:val="false"/>
+                <w:bCs w:val="false"/>
+                <w:sz w:val="19"/>
+                <w:szCs w:val="19"/>
+              </w:rPr>
+              <w:t xml:space="preserve">755,000</w:t>
+            </w:r>
+          </w:p>
+        </w:tc>
+        <w:tc>
+          <w:tcPr>
+            <w:tcW w:type="dxa" w:w="2100"/>
+            <w:tcMar>
+              <w:top w:type="dxa" w:w="60"/>
+              <w:left w:type="dxa" w:w="100"/>
+              <w:bottom w:type="dxa" w:w="60"/>
+              <w:right w:type="dxa" w:w="100"/>
+            </w:tcMar>
+          </w:tcPr>
+          <w:p>
+            <w:r>
+              <w:rPr>
+                <w:b w:val="false"/>
+                <w:bCs w:val="false"/>
+                <w:sz w:val="19"/>
+                <w:szCs w:val="19"/>
+              </w:rPr>
+              <w:t xml:space="preserve">12%</w:t>
+            </w:r>
+          </w:p>
+        </w:tc>
+      </w:tr>
+      <w:tr>
+        <w:tc>
+          <w:tcPr>
+            <w:tcW w:type="dxa" w:w="4000"/>
+            <w:tcMar>
+              <w:top w:type="dxa" w:w="60"/>
+              <w:left w:type="dxa" w:w="100"/>
+              <w:bottom w:type="dxa" w:w="60"/>
+              <w:right w:type="dxa" w:w="100"/>
+            </w:tcMar>
+          </w:tcPr>
+          <w:p>
+            <w:r>
+              <w:rPr>
+                <w:b w:val="false"/>
+                <w:bCs w:val="false"/>
+                <w:sz w:val="19"/>
+                <w:szCs w:val="19"/>
+              </w:rPr>
+              <w:t xml:space="preserve">Contingency buffer (~15%)</w:t>
+            </w:r>
+          </w:p>
+        </w:tc>
+        <w:tc>
+          <w:tcPr>
+            <w:tcW w:type="dxa" w:w="2900"/>
+            <w:tcMar>
+              <w:top w:type="dxa" w:w="60"/>
+              <w:left w:type="dxa" w:w="100"/>
+              <w:bottom w:type="dxa" w:w="60"/>
+              <w:right w:type="dxa" w:w="100"/>
+            </w:tcMar>
+          </w:tcPr>
+          <w:p>
+            <w:r>
+              <w:rPr>
+                <w:b w:val="false"/>
+                <w:bCs w:val="false"/>
+                <w:sz w:val="19"/>
+                <w:szCs w:val="19"/>
+              </w:rPr>
+              <w:t xml:space="preserve">770,000</w:t>
+            </w:r>
+          </w:p>
+        </w:tc>
+        <w:tc>
+          <w:tcPr>
+            <w:tcW w:type="dxa" w:w="2100"/>
+            <w:tcMar>
+              <w:top w:type="dxa" w:w="60"/>
+              <w:left w:type="dxa" w:w="100"/>
+              <w:bottom w:type="dxa" w:w="60"/>
+              <w:right w:type="dxa" w:w="100"/>
+            </w:tcMar>
+          </w:tcPr>
+          <w:p>
+            <w:r>
+              <w:rPr>
+                <w:b w:val="false"/>
+                <w:bCs w:val="false"/>
+                <w:sz w:val="19"/>
+                <w:szCs w:val="19"/>
+              </w:rPr>
+              <w:t xml:space="preserve">12%</w:t>
+            </w:r>
+          </w:p>
+        </w:tc>
+      </w:tr>
+      <w:tr>
+        <w:tc>
+          <w:tcPr>
+            <w:tcW w:type="dxa" w:w="4000"/>
+            <w:tcMar>
+              <w:top w:type="dxa" w:w="60"/>
+              <w:left w:type="dxa" w:w="100"/>
+              <w:bottom w:type="dxa" w:w="60"/>
+              <w:right w:type="dxa" w:w="100"/>
+            </w:tcMar>
+          </w:tcPr>
+          <w:p>
+            <w:r>
+              <w:rPr>
+                <w:b w:val="false"/>
+                <w:bCs w:val="false"/>
+                <w:sz w:val="19"/>
+                <w:szCs w:val="19"/>
+              </w:rPr>
+              <w:t xml:space="preserve">Wind-down/runway extension into Year 2 (partial)</w:t>
+            </w:r>
+          </w:p>
+        </w:tc>
+        <w:tc>
+          <w:tcPr>
+            <w:tcW w:type="dxa" w:w="2900"/>
+            <w:tcMar>
+              <w:top w:type="dxa" w:w="60"/>
+              <w:left w:type="dxa" w:w="100"/>
+              <w:bottom w:type="dxa" w:w="60"/>
+              <w:right w:type="dxa" w:w="100"/>
+            </w:tcMar>
+          </w:tcPr>
+          <w:p>
+            <w:r>
+              <w:rPr>
+                <w:b w:val="false"/>
+                <w:bCs w:val="false"/>
+                <w:sz w:val="19"/>
+                <w:szCs w:val="19"/>
+              </w:rPr>
+              <w:t xml:space="preserve">450,000</w:t>
+            </w:r>
+          </w:p>
+        </w:tc>
+        <w:tc>
+          <w:tcPr>
+            <w:tcW w:type="dxa" w:w="2100"/>
+            <w:tcMar>
+              <w:top w:type="dxa" w:w="60"/>
+              <w:left w:type="dxa" w:w="100"/>
+              <w:bottom w:type="dxa" w:w="60"/>
+              <w:right w:type="dxa" w:w="100"/>
+            </w:tcMar>
+          </w:tcPr>
+          <w:p>
+            <w:r>
+              <w:rPr>
+                <w:b w:val="false"/>
+                <w:bCs w:val="false"/>
+                <w:sz w:val="19"/>
+                <w:szCs w:val="19"/>
+              </w:rPr>
+              <w:t xml:space="preserve">7%</w:t>
+            </w:r>
+          </w:p>
+        </w:tc>
+      </w:tr>
+      <w:tr>
+        <w:tc>
+          <w:tcPr>
+            <w:tcW w:type="dxa" w:w="4000"/>
+            <w:tcMar>
+              <w:top w:type="dxa" w:w="60"/>
+              <w:left w:type="dxa" w:w="100"/>
+              <w:bottom w:type="dxa" w:w="60"/>
+              <w:right w:type="dxa" w:w="100"/>
+            </w:tcMar>
+          </w:tcPr>
+          <w:p>
+            <w:r>
+              <w:rPr>
+                <w:b w:val="false"/>
+                <w:bCs w:val="false"/>
+                <w:sz w:val="19"/>
+                <w:szCs w:val="19"/>
+              </w:rPr>
+              <w:t xml:space="preserve">Total illustrative seed ask</w:t>
+            </w:r>
+          </w:p>
+        </w:tc>
+        <w:tc>
+          <w:tcPr>
+            <w:tcW w:type="dxa" w:w="2900"/>
+            <w:tcMar>
+              <w:top w:type="dxa" w:w="60"/>
+              <w:left w:type="dxa" w:w="100"/>
+              <w:bottom w:type="dxa" w:w="60"/>
+              <w:right w:type="dxa" w:w="100"/>
+            </w:tcMar>
+          </w:tcPr>
+          <w:p>
+            <w:r>
+              <w:rPr>
+                <w:b w:val="false"/>
+                <w:bCs w:val="false"/>
+                <w:sz w:val="19"/>
+                <w:szCs w:val="19"/>
+              </w:rPr>
+              <w:t xml:space="preserve">~6,400,000 BDT (~64 lakh BDT)</w:t>
+            </w:r>
+          </w:p>
+        </w:tc>
+        <w:tc>
+          <w:tcPr>
+            <w:tcW w:type="dxa" w:w="2100"/>
+            <w:tcMar>
+              <w:top w:type="dxa" w:w="60"/>
+              <w:left w:type="dxa" w:w="100"/>
+              <w:bottom w:type="dxa" w:w="60"/>
+              <w:right w:type="dxa" w:w="100"/>
+            </w:tcMar>
+          </w:tcPr>
+          <w:p>
+            <w:r>
+              <w:rPr>
+                <w:b w:val="false"/>
+                <w:bCs w:val="false"/>
+                <w:sz w:val="19"/>
+                <w:szCs w:val="19"/>
+              </w:rPr>
+              <w:t xml:space="preserve">100%</w:t>
+            </w:r>
+          </w:p>
+        </w:tc>
+      </w:tr>
+    </w:tbl>
+    <w:p/>
+    <w:p/>
+    <w:p>
+      <w:r>
+        <w:rPr>
+          <w:rFonts w:ascii="Times New Roman" w:hAnsi="Times New Roman"/>
+          <w:b/>
+          <w:sz w:val="26"/>
+        </w:rPr>
+        <w:t>4.11 Caveats and Disclaimer</w:t>
+      </w:r>
+    </w:p>
+    <w:p>
       <w:pPr>
         <w:pStyle w:val="ListParagraph"/>
-        <w:suppressAutoHyphens/>
-        <w:ind w:left="216"/>
-        <w:rPr>
-          <w:rFonts w:ascii="Times New Roman" w:hAnsi="Times New Roman" w:cs="Times New Roman"/>
-        </w:rPr>
-      </w:pPr>
-      <w:r>
-        <w:rPr>
-          <w:rFonts w:ascii="Times New Roman" w:hAnsi="Times New Roman" w:cs="Times New Roman"/>
-        </w:rPr>
-        <w:t xml:space="preserve">In your document you should provide proper cost analysis including development and marketing cost. Then you can show profit analysis. Based on your profit analysis </w:t>
-      </w:r>
-      <w:r>
-        <w:rPr>
-          <w:rFonts w:ascii="Times New Roman" w:hAnsi="Times New Roman" w:cs="Times New Roman"/>
-        </w:rPr>
-        <w:t>investors</w:t>
-      </w:r>
-      <w:r>
-        <w:rPr>
-          <w:rFonts w:ascii="Times New Roman" w:hAnsi="Times New Roman" w:cs="Times New Roman"/>
-        </w:rPr>
-        <w:t xml:space="preserve"> will be agreed to invest on your idea.</w:t>
+        <w:numPr>
+          <w:ilvl w:val="0"/>
+          <w:numId w:val="8"/>
+        </w:numPr>
+      </w:pPr>
+      <w:r>
+        <w:rPr>
+          <w:rFonts w:ascii="Times New Roman" w:hAnsi="Times New Roman"/>
+          <w:sz w:val="24"/>
+        </w:rPr>
+        <w:t>These estimates are planning-stage projections prepared to support internal decision-making and an initial investor conversation. They are not audited financial statements and should not be treated as a guarantee of future results.</w:t>
+      </w:r>
+    </w:p>
+    <w:p>
+      <w:pPr>
+        <w:pStyle w:val="ListParagraph"/>
+        <w:numPr>
+          <w:ilvl w:val="0"/>
+          <w:numId w:val="8"/>
+        </w:numPr>
+      </w:pPr>
+      <w:r>
+        <w:rPr>
+          <w:rFonts w:ascii="Times New Roman" w:hAnsi="Times New Roman"/>
+          <w:sz w:val="24"/>
+        </w:rPr>
+        <w:t>Several inputs remain open per SRS Section 8 (advertising pricing D-10, payment-provider commercial terms D-08, purchase-limit and discount-band decisions D-03/D-06), and each will materially affect real costs and revenue once finalized.</w:t>
+      </w:r>
+    </w:p>
+    <w:p>
+      <w:pPr>
+        <w:pStyle w:val="ListParagraph"/>
+        <w:numPr>
+          <w:ilvl w:val="0"/>
+          <w:numId w:val="8"/>
+        </w:numPr>
+      </w:pPr>
+      <w:r>
+        <w:rPr>
+          <w:rFonts w:ascii="Times New Roman" w:hAnsi="Times New Roman"/>
+          <w:sz w:val="24"/>
+        </w:rPr>
+        <w:t>Before presenting these figures to investors or using them for legal/fundraising purposes, they should be reviewed and validated by a qualified accountant or financial advisor familiar with Bangladeshi market conditions.</w:t>
       </w:r>
     </w:p>
     <w:p>
@@ -2858,6 +12217,7 @@
           <w:sz w:val="28"/>
           <w:szCs w:val="28"/>
         </w:rPr>
+        <w:outlineLvl w:val="0"/>
       </w:pPr>
       <w:r>
         <w:rPr>
@@ -2879,25 +12239,134 @@
       </w:r>
     </w:p>
     <w:p>
+      <w:r>
+        <w:rPr>
+          <w:rFonts w:ascii="Times New Roman" w:hAnsi="Times New Roman"/>
+          <w:b/>
+          <w:sz w:val="24"/>
+        </w:rPr>
+        <w:t>TODO (team to complete before submission): add the specific external sources actually consulted during this project — competitor research, published statistics on food/medicine waste in Bangladesh, or any academic/industry articles referenced above — as a numbered reference list in your course's required citation style.</w:t>
+      </w:r>
+    </w:p>
+    <w:p>
+      <w:r>
+        <w:rPr>
+          <w:rFonts w:ascii="Times New Roman" w:hAnsi="Times New Roman"/>
+          <w:sz w:val="24"/>
+        </w:rPr>
+        <w:t>The following internal project artifacts and named platforms/standards are already referenced throughout this report and are listed here for completeness (not a substitute for the external sources above):</w:t>
+      </w:r>
+    </w:p>
+    <w:p>
       <w:pPr>
         <w:pStyle w:val="ListParagraph"/>
-        <w:suppressAutoHyphens/>
-        <w:ind w:left="360"/>
-        <w:rPr>
-          <w:rFonts w:ascii="Times New Roman" w:hAnsi="Times New Roman" w:cs="Times New Roman"/>
-        </w:rPr>
-      </w:pPr>
-      <w:r>
-        <w:rPr>
-          <w:rFonts w:ascii="Times New Roman" w:hAnsi="Times New Roman" w:cs="Times New Roman"/>
-        </w:rPr>
-        <w:t>Put</w:t>
-      </w:r>
-      <w:r>
-        <w:rPr>
-          <w:rFonts w:ascii="Times New Roman" w:hAnsi="Times New Roman" w:cs="Times New Roman"/>
-        </w:rPr>
-        <w:t xml:space="preserve"> all the references you have used during the project work.</w:t>
+        <w:numPr>
+          <w:ilvl w:val="0"/>
+          <w:numId w:val="8"/>
+        </w:numPr>
+      </w:pPr>
+      <w:r>
+        <w:rPr>
+          <w:rFonts w:ascii="Times New Roman" w:hAnsi="Times New Roman"/>
+          <w:sz w:val="24"/>
+        </w:rPr>
+        <w:t>AIUB Software Requirement Engineering course template and project brief (Summer 25-26)</w:t>
+      </w:r>
+    </w:p>
+    <w:p>
+      <w:pPr>
+        <w:pStyle w:val="ListParagraph"/>
+        <w:numPr>
+          <w:ilvl w:val="0"/>
+          <w:numId w:val="8"/>
+        </w:numPr>
+      </w:pPr>
+      <w:r>
+        <w:rPr>
+          <w:rFonts w:ascii="Times New Roman" w:hAnsi="Times New Roman"/>
+          <w:sz w:val="24"/>
+        </w:rPr>
+        <w:t>Shashroy Bazar Software Requirements Specification, Version 1.0</w:t>
+      </w:r>
+    </w:p>
+    <w:p>
+      <w:pPr>
+        <w:pStyle w:val="ListParagraph"/>
+        <w:numPr>
+          <w:ilvl w:val="0"/>
+          <w:numId w:val="8"/>
+        </w:numPr>
+      </w:pPr>
+      <w:r>
+        <w:rPr>
+          <w:rFonts w:ascii="Times New Roman" w:hAnsi="Times New Roman"/>
+          <w:sz w:val="24"/>
+        </w:rPr>
+        <w:t>Shashroy Bazar UML Models companion document</w:t>
+      </w:r>
+    </w:p>
+    <w:p>
+      <w:pPr>
+        <w:pStyle w:val="ListParagraph"/>
+        <w:numPr>
+          <w:ilvl w:val="0"/>
+          <w:numId w:val="8"/>
+        </w:numPr>
+      </w:pPr>
+      <w:r>
+        <w:rPr>
+          <w:rFonts w:ascii="Times New Roman" w:hAnsi="Times New Roman"/>
+          <w:sz w:val="24"/>
+        </w:rPr>
+        <w:t>Shashroy Bazar Development, Marketing &amp; Cost Plan, Version 1.0</w:t>
+      </w:r>
+    </w:p>
+    <w:p>
+      <w:pPr>
+        <w:pStyle w:val="ListParagraph"/>
+        <w:numPr>
+          <w:ilvl w:val="0"/>
+          <w:numId w:val="8"/>
+        </w:numPr>
+      </w:pPr>
+      <w:r>
+        <w:rPr>
+          <w:rFonts w:ascii="Times New Roman" w:hAnsi="Times New Roman"/>
+          <w:sz w:val="24"/>
+        </w:rPr>
+        <w:t>Trello and the Trello REST API (api.trello.com) — used as the project's project-management tool for scheduling and tracking (see Development Plan, Section 4)</w:t>
+      </w:r>
+    </w:p>
+    <w:p>
+      <w:pPr>
+        <w:pStyle w:val="ListParagraph"/>
+        <w:numPr>
+          <w:ilvl w:val="0"/>
+          <w:numId w:val="8"/>
+        </w:numPr>
+      </w:pPr>
+      <w:r>
+        <w:rPr>
+          <w:rFonts w:ascii="Times New Roman" w:hAnsi="Times New Roman"/>
+          <w:sz w:val="24"/>
+        </w:rPr>
+        <w:t>bKash and Nagad mobile financial services (referenced as candidate payment integrations)</w:t>
+      </w:r>
+    </w:p>
+    <w:p>
+      <w:pPr>
+        <w:pStyle w:val="ListParagraph"/>
+        <w:numPr>
+          <w:ilvl w:val="0"/>
+          <w:numId w:val="8"/>
+        </w:numPr>
+      </w:pPr>
+      <w:r>
+        <w:rPr>
+          <w:rFonts w:ascii="Times New Roman" w:hAnsi="Times New Roman"/>
+          <w:sz w:val="24"/>
+        </w:rPr>
+        <w:t>National ID (NID) verification / eKYC — referenced as the platform's identity-verification approach</w:t>
       </w:r>
     </w:p>
     <w:sectPr>

--- a/Project/Shashroy_Bazar_Final_Report.docx
+++ b/Project/Shashroy_Bazar_Final_Report.docx
@@ -6535,6 +6535,9 @@
     <w:p/>
     <w:p/>
     <w:p>
+      <w:pPr>
+        <w:pageBreakBefore/>
+      </w:pPr>
       <w:r>
         <w:rPr>
           <w:rFonts w:ascii="Times New Roman" w:hAnsi="Times New Roman"/>
@@ -6548,7 +6551,7 @@
       <w:r>
         <w:drawing>
           <wp:inline xmlns:a="http://schemas.openxmlformats.org/drawingml/2006/main" xmlns:pic="http://schemas.openxmlformats.org/drawingml/2006/picture">
-            <wp:extent cx="5943600" cy="9437716"/>
+            <wp:extent cx="4952418" cy="7863840"/>
             <wp:docPr id="1147" name="Picture 1147"/>
             <wp:cNvGraphicFramePr>
               <a:graphicFrameLocks noChangeAspect="1"/>
@@ -6569,7 +6572,7 @@
                   <pic:spPr>
                     <a:xfrm>
                       <a:off x="0" y="0"/>
-                      <a:ext cx="5943600" cy="9437716"/>
+                      <a:ext cx="4952418" cy="7863840"/>
                     </a:xfrm>
                     <a:prstGeom prst="rect"/>
                   </pic:spPr>

--- a/Project/Shashroy_Bazar_Final_Report.docx
+++ b/Project/Shashroy_Bazar_Final_Report.docx
@@ -2212,6 +2212,346 @@
         <w:t>Users receive notifications for account, order, and expiry-related events.</w:t>
       </w:r>
     </w:p>
+    <w:p/>
+    <w:p>
+      <w:r>
+        <w:rPr>
+          <w:rFonts w:ascii="Times New Roman" w:hAnsi="Times New Roman"/>
+          <w:b/>
+          <w:sz w:val="24"/>
+        </w:rPr>
+        <w:t>Non-Functional Requirements (Quality Attributes)</w:t>
+      </w:r>
+    </w:p>
+    <w:p>
+      <w:r>
+        <w:rPr>
+          <w:rFonts w:ascii="Times New Roman" w:hAnsi="Times New Roman"/>
+          <w:sz w:val="24"/>
+        </w:rPr>
+        <w:t>The system's quality attributes, as defined in SRS Section 7 (NFR-01–NFR-20):</w:t>
+      </w:r>
+    </w:p>
+    <w:p>
+      <w:pPr>
+        <w:pStyle w:val="ListParagraph"/>
+        <w:numPr>
+          <w:ilvl w:val="0"/>
+          <w:numId w:val="8"/>
+        </w:numPr>
+      </w:pPr>
+      <w:r>
+        <w:rPr>
+          <w:rFonts w:ascii="Times New Roman" w:hAnsi="Times New Roman"/>
+          <w:sz w:val="24"/>
+        </w:rPr>
+        <w:t>Usability (NFR-01): The system shall provide a simple and understandable interface suitable for first-time users and users with limited technical expertise.</w:t>
+      </w:r>
+    </w:p>
+    <w:p>
+      <w:pPr>
+        <w:pStyle w:val="ListParagraph"/>
+        <w:numPr>
+          <w:ilvl w:val="0"/>
+          <w:numId w:val="8"/>
+        </w:numPr>
+      </w:pPr>
+      <w:r>
+        <w:rPr>
+          <w:rFonts w:ascii="Times New Roman" w:hAnsi="Times New Roman"/>
+          <w:sz w:val="24"/>
+        </w:rPr>
+        <w:t>Bangla Language Support (NFR-02): The system shall provide Bangla support for core customer-facing functions, with English available where approved.</w:t>
+      </w:r>
+    </w:p>
+    <w:p>
+      <w:pPr>
+        <w:pStyle w:val="ListParagraph"/>
+        <w:numPr>
+          <w:ilvl w:val="0"/>
+          <w:numId w:val="8"/>
+        </w:numPr>
+      </w:pPr>
+      <w:r>
+        <w:rPr>
+          <w:rFonts w:ascii="Times New Roman" w:hAnsi="Times New Roman"/>
+          <w:sz w:val="24"/>
+        </w:rPr>
+        <w:t>Performance (NFR-03): The system should return normal product browsing, search, and order-status requests within an acceptable response time under expected operating conditions.</w:t>
+      </w:r>
+    </w:p>
+    <w:p>
+      <w:pPr>
+        <w:pStyle w:val="ListParagraph"/>
+        <w:numPr>
+          <w:ilvl w:val="0"/>
+          <w:numId w:val="8"/>
+        </w:numPr>
+      </w:pPr>
+      <w:r>
+        <w:rPr>
+          <w:rFonts w:ascii="Times New Roman" w:hAnsi="Times New Roman"/>
+          <w:sz w:val="24"/>
+        </w:rPr>
+        <w:t>Availability (NFR-04): The platform should remain available during defined service periods with minimal unplanned interruption.</w:t>
+      </w:r>
+    </w:p>
+    <w:p>
+      <w:pPr>
+        <w:pStyle w:val="ListParagraph"/>
+        <w:numPr>
+          <w:ilvl w:val="0"/>
+          <w:numId w:val="8"/>
+        </w:numPr>
+      </w:pPr>
+      <w:r>
+        <w:rPr>
+          <w:rFonts w:ascii="Times New Roman" w:hAnsi="Times New Roman"/>
+          <w:sz w:val="24"/>
+        </w:rPr>
+        <w:t>Security (NFR-05): The system shall protect authentication credentials and restrict functions and data access according to user roles and authorization rules.</w:t>
+      </w:r>
+    </w:p>
+    <w:p>
+      <w:pPr>
+        <w:pStyle w:val="ListParagraph"/>
+        <w:numPr>
+          <w:ilvl w:val="0"/>
+          <w:numId w:val="8"/>
+        </w:numPr>
+      </w:pPr>
+      <w:r>
+        <w:rPr>
+          <w:rFonts w:ascii="Times New Roman" w:hAnsi="Times New Roman"/>
+          <w:sz w:val="24"/>
+        </w:rPr>
+        <w:t>eKYC Data Protection (NFR-06): NID and other identity-verification information shall be protected from unauthorized access and handled only for approved verification purposes.</w:t>
+      </w:r>
+    </w:p>
+    <w:p>
+      <w:pPr>
+        <w:pStyle w:val="ListParagraph"/>
+        <w:numPr>
+          <w:ilvl w:val="0"/>
+          <w:numId w:val="8"/>
+        </w:numPr>
+      </w:pPr>
+      <w:r>
+        <w:rPr>
+          <w:rFonts w:ascii="Times New Roman" w:hAnsi="Times New Roman"/>
+          <w:sz w:val="24"/>
+        </w:rPr>
+        <w:t>Privacy (NFR-07): The system shall protect personally identifiable information and limit access to authorized personnel and processes.</w:t>
+      </w:r>
+    </w:p>
+    <w:p>
+      <w:pPr>
+        <w:pStyle w:val="ListParagraph"/>
+        <w:numPr>
+          <w:ilvl w:val="0"/>
+          <w:numId w:val="8"/>
+        </w:numPr>
+      </w:pPr>
+      <w:r>
+        <w:rPr>
+          <w:rFonts w:ascii="Times New Roman" w:hAnsi="Times New Roman"/>
+          <w:sz w:val="24"/>
+        </w:rPr>
+        <w:t>Data Integrity (NFR-08): The system shall maintain accurate and consistent records for inventory, orders, payments, donations, user verification, and product expiry.</w:t>
+      </w:r>
+    </w:p>
+    <w:p>
+      <w:pPr>
+        <w:pStyle w:val="ListParagraph"/>
+        <w:numPr>
+          <w:ilvl w:val="0"/>
+          <w:numId w:val="8"/>
+        </w:numPr>
+      </w:pPr>
+      <w:r>
+        <w:rPr>
+          <w:rFonts w:ascii="Times New Roman" w:hAnsi="Times New Roman"/>
+          <w:sz w:val="24"/>
+        </w:rPr>
+        <w:t>Transaction Consistency (NFR-09): The system shall prevent the same inventory from being successfully allocated to multiple customers or recipients.</w:t>
+      </w:r>
+    </w:p>
+    <w:p>
+      <w:pPr>
+        <w:pStyle w:val="ListParagraph"/>
+        <w:numPr>
+          <w:ilvl w:val="0"/>
+          <w:numId w:val="8"/>
+        </w:numPr>
+      </w:pPr>
+      <w:r>
+        <w:rPr>
+          <w:rFonts w:ascii="Times New Roman" w:hAnsi="Times New Roman"/>
+          <w:sz w:val="24"/>
+        </w:rPr>
+        <w:t>Reliability (NFR-10): The system shall preserve transaction and order state accurately in the event of recoverable failures.</w:t>
+      </w:r>
+    </w:p>
+    <w:p>
+      <w:pPr>
+        <w:pStyle w:val="ListParagraph"/>
+        <w:numPr>
+          <w:ilvl w:val="0"/>
+          <w:numId w:val="8"/>
+        </w:numPr>
+      </w:pPr>
+      <w:r>
+        <w:rPr>
+          <w:rFonts w:ascii="Times New Roman" w:hAnsi="Times New Roman"/>
+          <w:sz w:val="24"/>
+        </w:rPr>
+        <w:t>Scalability (NFR-11): The system should support growth in users, merchants, zones, listings, orders, and transactions without requiring fundamental redesign.</w:t>
+      </w:r>
+    </w:p>
+    <w:p>
+      <w:pPr>
+        <w:pStyle w:val="ListParagraph"/>
+        <w:numPr>
+          <w:ilvl w:val="0"/>
+          <w:numId w:val="8"/>
+        </w:numPr>
+      </w:pPr>
+      <w:r>
+        <w:rPr>
+          <w:rFonts w:ascii="Times New Roman" w:hAnsi="Times New Roman"/>
+          <w:sz w:val="24"/>
+        </w:rPr>
+        <w:t>Maintainability (NFR-12): The system should allow approved business rules such as purchase limits, expiry thresholds, discount ranges, and zone configurations to be changed without extensive changes to unrelated functions.</w:t>
+      </w:r>
+    </w:p>
+    <w:p>
+      <w:pPr>
+        <w:pStyle w:val="ListParagraph"/>
+        <w:numPr>
+          <w:ilvl w:val="0"/>
+          <w:numId w:val="8"/>
+        </w:numPr>
+      </w:pPr>
+      <w:r>
+        <w:rPr>
+          <w:rFonts w:ascii="Times New Roman" w:hAnsi="Times New Roman"/>
+          <w:sz w:val="24"/>
+        </w:rPr>
+        <w:t>Auditability (NFR-13): The system shall maintain appropriate records of important administrative actions, verification decisions, listing changes, expiry removals, payment events, and complaint resolution actions.</w:t>
+      </w:r>
+    </w:p>
+    <w:p>
+      <w:pPr>
+        <w:pStyle w:val="ListParagraph"/>
+        <w:numPr>
+          <w:ilvl w:val="0"/>
+          <w:numId w:val="8"/>
+        </w:numPr>
+      </w:pPr>
+      <w:r>
+        <w:rPr>
+          <w:rFonts w:ascii="Times New Roman" w:hAnsi="Times New Roman"/>
+          <w:sz w:val="24"/>
+        </w:rPr>
+        <w:t>Interoperability (NFR-14): The system should support integration with approved payment providers and other external services required by the business, subject to provider capabilities and agreements.</w:t>
+      </w:r>
+    </w:p>
+    <w:p>
+      <w:pPr>
+        <w:pStyle w:val="ListParagraph"/>
+        <w:numPr>
+          <w:ilvl w:val="0"/>
+          <w:numId w:val="8"/>
+        </w:numPr>
+      </w:pPr>
+      <w:r>
+        <w:rPr>
+          <w:rFonts w:ascii="Times New Roman" w:hAnsi="Times New Roman"/>
+          <w:sz w:val="24"/>
+        </w:rPr>
+        <w:t>Payment Security (NFR-15): Payment information and transaction processing shall follow applicable payment-provider security requirements and shall avoid storing sensitive payment credentials unless explicitly required and permitted.</w:t>
+      </w:r>
+    </w:p>
+    <w:p>
+      <w:pPr>
+        <w:pStyle w:val="ListParagraph"/>
+        <w:numPr>
+          <w:ilvl w:val="0"/>
+          <w:numId w:val="8"/>
+        </w:numPr>
+      </w:pPr>
+      <w:r>
+        <w:rPr>
+          <w:rFonts w:ascii="Times New Roman" w:hAnsi="Times New Roman"/>
+          <w:sz w:val="24"/>
+        </w:rPr>
+        <w:t>Accessibility (NFR-16): Core user functions should be accessible through clear labels, readable content, and usable navigation on supported devices.</w:t>
+      </w:r>
+    </w:p>
+    <w:p>
+      <w:pPr>
+        <w:pStyle w:val="ListParagraph"/>
+        <w:numPr>
+          <w:ilvl w:val="0"/>
+          <w:numId w:val="8"/>
+        </w:numPr>
+      </w:pPr>
+      <w:r>
+        <w:rPr>
+          <w:rFonts w:ascii="Times New Roman" w:hAnsi="Times New Roman"/>
+          <w:sz w:val="24"/>
+        </w:rPr>
+        <w:t>Mobile Responsiveness (NFR-17): The customer-facing platform should provide a usable experience on common smartphones and desktop/laptop devices.</w:t>
+      </w:r>
+    </w:p>
+    <w:p>
+      <w:pPr>
+        <w:pStyle w:val="ListParagraph"/>
+        <w:numPr>
+          <w:ilvl w:val="0"/>
+          <w:numId w:val="8"/>
+        </w:numPr>
+      </w:pPr>
+      <w:r>
+        <w:rPr>
+          <w:rFonts w:ascii="Times New Roman" w:hAnsi="Times New Roman"/>
+          <w:sz w:val="24"/>
+        </w:rPr>
+        <w:t>Backup and Recovery (NFR-18): The system shall maintain appropriate backup and recovery mechanisms for critical business data.</w:t>
+      </w:r>
+    </w:p>
+    <w:p>
+      <w:pPr>
+        <w:pStyle w:val="ListParagraph"/>
+        <w:numPr>
+          <w:ilvl w:val="0"/>
+          <w:numId w:val="8"/>
+        </w:numPr>
+      </w:pPr>
+      <w:r>
+        <w:rPr>
+          <w:rFonts w:ascii="Times New Roman" w:hAnsi="Times New Roman"/>
+          <w:sz w:val="24"/>
+        </w:rPr>
+        <w:t>Monitoring (NFR-19): The platform shall provide mechanisms for authorized administrators to monitor important operational events and system/service issues.</w:t>
+      </w:r>
+    </w:p>
+    <w:p>
+      <w:pPr>
+        <w:pStyle w:val="ListParagraph"/>
+        <w:numPr>
+          <w:ilvl w:val="0"/>
+          <w:numId w:val="8"/>
+        </w:numPr>
+      </w:pPr>
+      <w:r>
+        <w:rPr>
+          <w:rFonts w:ascii="Times New Roman" w:hAnsi="Times New Roman"/>
+          <w:sz w:val="24"/>
+        </w:rPr>
+        <w:t>Compliance (NFR-20): The platform shall operate subject to applicable Bangladesh laws, regulations, payment-provider requirements, privacy obligations, and approved rules governing food and medicine handling.</w:t>
+      </w:r>
+    </w:p>
     <w:p>
       <w:pPr>
         <w:pStyle w:val="ListParagraph"/>
@@ -5505,6 +5845,52 @@
     </w:tbl>
     <w:p/>
     <w:p/>
+    <w:p/>
+    <w:p>
+      <w:r>
+        <w:drawing>
+          <wp:inline xmlns:a="http://schemas.openxmlformats.org/drawingml/2006/main" xmlns:pic="http://schemas.openxmlformats.org/drawingml/2006/picture">
+            <wp:extent cx="5943600" cy="2443914"/>
+            <wp:docPr id="1148" name="Picture 1148"/>
+            <wp:cNvGraphicFramePr>
+              <a:graphicFrameLocks noChangeAspect="1"/>
+            </wp:cNvGraphicFramePr>
+            <a:graphic>
+              <a:graphicData uri="http://schemas.openxmlformats.org/drawingml/2006/picture">
+                <pic:pic>
+                  <pic:nvPicPr>
+                    <pic:cNvPr id="0" name="gantt_final.png"/>
+                    <pic:cNvPicPr/>
+                  </pic:nvPicPr>
+                  <pic:blipFill>
+                    <a:blip r:embed="rId13"/>
+                    <a:stretch>
+                      <a:fillRect/>
+                    </a:stretch>
+                  </pic:blipFill>
+                  <pic:spPr>
+                    <a:xfrm>
+                      <a:off x="0" y="0"/>
+                      <a:ext cx="5943600" cy="2443914"/>
+                    </a:xfrm>
+                    <a:prstGeom prst="rect"/>
+                  </pic:spPr>
+                </pic:pic>
+              </a:graphicData>
+            </a:graphic>
+          </wp:inline>
+        </w:drawing>
+      </w:r>
+    </w:p>
+    <w:p>
+      <w:r>
+        <w:rPr>
+          <w:rFonts w:ascii="Times New Roman" w:hAnsi="Times New Roman"/>
+          <w:sz w:val="24"/>
+        </w:rPr>
+        <w:t>Figure 5 — Gantt chart of the 8-month development schedule, derived from the phase-by-month table above and the M1–M5 milestone targets.</w:t>
+      </w:r>
+    </w:p>
     <w:p>
       <w:r>
         <w:rPr>
@@ -6551,7 +6937,7 @@
       <w:r>
         <w:drawing>
           <wp:inline xmlns:a="http://schemas.openxmlformats.org/drawingml/2006/main" xmlns:pic="http://schemas.openxmlformats.org/drawingml/2006/picture">
-            <wp:extent cx="4952418" cy="7863840"/>
+            <wp:extent cx="5943600" cy="4346032"/>
             <wp:docPr id="1147" name="Picture 1147"/>
             <wp:cNvGraphicFramePr>
               <a:graphicFrameLocks noChangeAspect="1"/>
@@ -6560,11 +6946,11 @@
               <a:graphicData uri="http://schemas.openxmlformats.org/drawingml/2006/picture">
                 <pic:pic>
                   <pic:nvPicPr>
-                    <pic:cNvPr id="0" name="trello_board_screenshot.png"/>
+                    <pic:cNvPr id="0" name="trello_board_screenshot_final.png"/>
                     <pic:cNvPicPr/>
                   </pic:nvPicPr>
                   <pic:blipFill>
-                    <a:blip r:embed="rId11"/>
+                    <a:blip r:embed="rId12"/>
                     <a:stretch>
                       <a:fillRect/>
                     </a:stretch>
@@ -6572,7 +6958,7 @@
                   <pic:spPr>
                     <a:xfrm>
                       <a:off x="0" y="0"/>
-                      <a:ext cx="4952418" cy="7863840"/>
+                      <a:ext cx="5943600" cy="4346032"/>
                     </a:xfrm>
                     <a:prstGeom prst="rect"/>
                   </pic:spPr>
